--- a/Шмарин.docx
+++ b/Шмарин.docx
@@ -614,23 +614,13 @@
                 <w:szCs w:val="28"/>
               </w:rPr>
             </w:pPr>
-            <w:proofErr w:type="spellStart"/>
             <w:r>
               <w:rPr>
                 <w:rFonts w:ascii="Times New Roman" w:hAnsi="Times New Roman" w:cs="Times New Roman"/>
                 <w:sz w:val="28"/>
                 <w:szCs w:val="28"/>
               </w:rPr>
-              <w:t>Шмарин</w:t>
-            </w:r>
-            <w:proofErr w:type="spellEnd"/>
-            <w:r>
-              <w:rPr>
-                <w:rFonts w:ascii="Times New Roman" w:hAnsi="Times New Roman" w:cs="Times New Roman"/>
-                <w:sz w:val="28"/>
-                <w:szCs w:val="28"/>
-              </w:rPr>
-              <w:t xml:space="preserve"> </w:t>
+              <w:t xml:space="preserve">Шмарин </w:t>
             </w:r>
             <w:r>
               <w:rPr>
@@ -851,23 +841,13 @@
                 <w:szCs w:val="28"/>
               </w:rPr>
             </w:pPr>
-            <w:proofErr w:type="spellStart"/>
             <w:r>
               <w:rPr>
                 <w:rFonts w:ascii="Times New Roman" w:hAnsi="Times New Roman" w:cs="Times New Roman"/>
                 <w:sz w:val="28"/>
                 <w:szCs w:val="28"/>
               </w:rPr>
-              <w:t>Косяченко</w:t>
-            </w:r>
-            <w:proofErr w:type="spellEnd"/>
-            <w:r>
-              <w:rPr>
-                <w:rFonts w:ascii="Times New Roman" w:hAnsi="Times New Roman" w:cs="Times New Roman"/>
-                <w:sz w:val="28"/>
-                <w:szCs w:val="28"/>
-              </w:rPr>
-              <w:t xml:space="preserve"> Н.П.</w:t>
+              <w:t>Косяченко Н.П.</w:t>
             </w:r>
           </w:p>
         </w:tc>
@@ -3250,25 +3230,63 @@
           <w:sz w:val="28"/>
           <w:szCs w:val="28"/>
         </w:rPr>
+        <w:t xml:space="preserve"> windows приложени</w:t>
+      </w:r>
+      <w:r>
+        <w:rPr>
+          <w:rFonts w:ascii="Times New Roman" w:hAnsi="Times New Roman" w:cs="Times New Roman"/>
+          <w:sz w:val="28"/>
+          <w:szCs w:val="28"/>
+        </w:rPr>
+        <w:t>я</w:t>
+      </w:r>
+      <w:r>
+        <w:rPr>
+          <w:rFonts w:ascii="Times New Roman" w:hAnsi="Times New Roman" w:cs="Times New Roman"/>
+          <w:sz w:val="28"/>
+          <w:szCs w:val="28"/>
+        </w:rPr>
+        <w:t xml:space="preserve"> для управления и работы с базой данных,</w:t>
+      </w:r>
+      <w:r>
+        <w:rPr>
+          <w:rFonts w:ascii="Times New Roman" w:hAnsi="Times New Roman" w:cs="Times New Roman"/>
+          <w:sz w:val="28"/>
+          <w:szCs w:val="28"/>
+        </w:rPr>
         <w:t xml:space="preserve"> </w:t>
       </w:r>
-      <w:proofErr w:type="spellStart"/>
-      <w:r>
-        <w:rPr>
-          <w:rFonts w:ascii="Times New Roman" w:hAnsi="Times New Roman" w:cs="Times New Roman"/>
-          <w:sz w:val="28"/>
-          <w:szCs w:val="28"/>
-        </w:rPr>
-        <w:t>windows</w:t>
-      </w:r>
-      <w:proofErr w:type="spellEnd"/>
-      <w:r>
-        <w:rPr>
-          <w:rFonts w:ascii="Times New Roman" w:hAnsi="Times New Roman" w:cs="Times New Roman"/>
-          <w:sz w:val="28"/>
-          <w:szCs w:val="28"/>
-        </w:rPr>
-        <w:t xml:space="preserve"> приложени</w:t>
+      <w:r>
+        <w:rPr>
+          <w:rFonts w:ascii="Times New Roman" w:hAnsi="Times New Roman" w:cs="Times New Roman"/>
+          <w:sz w:val="28"/>
+          <w:szCs w:val="28"/>
+        </w:rPr>
+        <w:t xml:space="preserve">разработка </w:t>
+      </w:r>
+      <w:r>
+        <w:rPr>
+          <w:rFonts w:ascii="Times New Roman" w:hAnsi="Times New Roman" w:cs="Times New Roman"/>
+          <w:sz w:val="28"/>
+          <w:szCs w:val="28"/>
+        </w:rPr>
+        <w:t>мобильно</w:t>
+      </w:r>
+      <w:r>
+        <w:rPr>
+          <w:rFonts w:ascii="Times New Roman" w:hAnsi="Times New Roman" w:cs="Times New Roman"/>
+          <w:sz w:val="28"/>
+          <w:szCs w:val="28"/>
+        </w:rPr>
+        <w:t>го</w:t>
+      </w:r>
+      <w:r>
+        <w:rPr>
+          <w:rFonts w:ascii="Times New Roman" w:hAnsi="Times New Roman" w:cs="Times New Roman"/>
+          <w:sz w:val="28"/>
+          <w:szCs w:val="28"/>
+        </w:rPr>
+        <w:t xml:space="preserve"> Android приложен</w:t>
       </w:r>
       <w:r>
         <w:rPr>
@@ -3284,99 +3302,7 @@
           <w:sz w:val="28"/>
           <w:szCs w:val="28"/>
         </w:rPr>
-        <w:t xml:space="preserve"> для управления и работы с базой данных,</w:t>
-      </w:r>
-      <w:r>
-        <w:rPr>
-          <w:rFonts w:ascii="Times New Roman" w:hAnsi="Times New Roman" w:cs="Times New Roman"/>
-          <w:sz w:val="28"/>
-          <w:szCs w:val="28"/>
-        </w:rPr>
-        <w:t xml:space="preserve"> </w:t>
-      </w:r>
-      <w:r>
-        <w:rPr>
-          <w:rFonts w:ascii="Times New Roman" w:hAnsi="Times New Roman" w:cs="Times New Roman"/>
-          <w:sz w:val="28"/>
-          <w:szCs w:val="28"/>
-        </w:rPr>
-        <w:t xml:space="preserve">разработка </w:t>
-      </w:r>
-      <w:r>
-        <w:rPr>
-          <w:rFonts w:ascii="Times New Roman" w:hAnsi="Times New Roman" w:cs="Times New Roman"/>
-          <w:sz w:val="28"/>
-          <w:szCs w:val="28"/>
-        </w:rPr>
-        <w:t>мобильно</w:t>
-      </w:r>
-      <w:r>
-        <w:rPr>
-          <w:rFonts w:ascii="Times New Roman" w:hAnsi="Times New Roman" w:cs="Times New Roman"/>
-          <w:sz w:val="28"/>
-          <w:szCs w:val="28"/>
-        </w:rPr>
-        <w:t>го</w:t>
-      </w:r>
-      <w:r>
-        <w:rPr>
-          <w:rFonts w:ascii="Times New Roman" w:hAnsi="Times New Roman" w:cs="Times New Roman"/>
-          <w:sz w:val="28"/>
-          <w:szCs w:val="28"/>
-        </w:rPr>
-        <w:t xml:space="preserve"> </w:t>
-      </w:r>
-      <w:proofErr w:type="spellStart"/>
-      <w:r>
-        <w:rPr>
-          <w:rFonts w:ascii="Times New Roman" w:hAnsi="Times New Roman" w:cs="Times New Roman"/>
-          <w:sz w:val="28"/>
-          <w:szCs w:val="28"/>
-        </w:rPr>
-        <w:t>Android</w:t>
-      </w:r>
-      <w:proofErr w:type="spellEnd"/>
-      <w:r>
-        <w:rPr>
-          <w:rFonts w:ascii="Times New Roman" w:hAnsi="Times New Roman" w:cs="Times New Roman"/>
-          <w:sz w:val="28"/>
-          <w:szCs w:val="28"/>
-        </w:rPr>
-        <w:t xml:space="preserve"> </w:t>
-      </w:r>
-      <w:proofErr w:type="spellStart"/>
-      <w:r>
-        <w:rPr>
-          <w:rFonts w:ascii="Times New Roman" w:hAnsi="Times New Roman" w:cs="Times New Roman"/>
-          <w:sz w:val="28"/>
-          <w:szCs w:val="28"/>
-        </w:rPr>
-        <w:t>приложен</w:t>
-      </w:r>
-      <w:r>
-        <w:rPr>
-          <w:rFonts w:ascii="Times New Roman" w:hAnsi="Times New Roman" w:cs="Times New Roman"/>
-          <w:sz w:val="28"/>
-          <w:szCs w:val="28"/>
-        </w:rPr>
-        <w:t>я</w:t>
-      </w:r>
-      <w:r>
-        <w:rPr>
-          <w:rFonts w:ascii="Times New Roman" w:hAnsi="Times New Roman" w:cs="Times New Roman"/>
-          <w:sz w:val="28"/>
-          <w:szCs w:val="28"/>
-        </w:rPr>
-        <w:t>е</w:t>
-      </w:r>
-      <w:proofErr w:type="spellEnd"/>
-      <w:r>
-        <w:rPr>
-          <w:rFonts w:ascii="Times New Roman" w:hAnsi="Times New Roman" w:cs="Times New Roman"/>
-          <w:sz w:val="28"/>
-          <w:szCs w:val="28"/>
-        </w:rPr>
-        <w:t xml:space="preserve"> для управления и работы с базой данных</w:t>
+        <w:t>е для управления и работы с базой данных</w:t>
       </w:r>
       <w:r>
         <w:rPr>
@@ -3670,25 +3596,7 @@
           <w:sz w:val="28"/>
           <w:szCs w:val="28"/>
         </w:rPr>
-        <w:t xml:space="preserve">азработать мобильное </w:t>
-      </w:r>
-      <w:proofErr w:type="spellStart"/>
-      <w:r>
-        <w:rPr>
-          <w:rFonts w:ascii="Times New Roman" w:hAnsi="Times New Roman" w:cs="Times New Roman"/>
-          <w:sz w:val="28"/>
-          <w:szCs w:val="28"/>
-        </w:rPr>
-        <w:t>Android</w:t>
-      </w:r>
-      <w:proofErr w:type="spellEnd"/>
-      <w:r>
-        <w:rPr>
-          <w:rFonts w:ascii="Times New Roman" w:hAnsi="Times New Roman" w:cs="Times New Roman"/>
-          <w:sz w:val="28"/>
-          <w:szCs w:val="28"/>
-        </w:rPr>
-        <w:t>‑приложение для управления и работы с базой данных</w:t>
+        <w:t>азработать мобильное Android‑приложение для управления и работы с базой данных</w:t>
       </w:r>
       <w:r>
         <w:rPr>
@@ -3704,25 +3612,7 @@
           <w:sz w:val="28"/>
           <w:szCs w:val="28"/>
         </w:rPr>
-        <w:t xml:space="preserve">с использованием </w:t>
-      </w:r>
-      <w:proofErr w:type="spellStart"/>
-      <w:r>
-        <w:rPr>
-          <w:rFonts w:ascii="Times New Roman" w:hAnsi="Times New Roman" w:cs="Times New Roman"/>
-          <w:sz w:val="28"/>
-          <w:szCs w:val="28"/>
-        </w:rPr>
-        <w:t>SQLite</w:t>
-      </w:r>
-      <w:proofErr w:type="spellEnd"/>
-      <w:r>
-        <w:rPr>
-          <w:rFonts w:ascii="Times New Roman" w:hAnsi="Times New Roman" w:cs="Times New Roman"/>
-          <w:sz w:val="28"/>
-          <w:szCs w:val="28"/>
-        </w:rPr>
-        <w:t xml:space="preserve"> (структуру базы данных для мобильного приложения).</w:t>
+        <w:t>с использованием SQLite (структуру базы данных для мобильного приложения).</w:t>
       </w:r>
     </w:p>
     <w:p>
@@ -3824,25 +3714,7 @@
           <w:sz w:val="28"/>
           <w:szCs w:val="28"/>
         </w:rPr>
-        <w:t xml:space="preserve">азработать техническое задание на программу (с помощью программы </w:t>
-      </w:r>
-      <w:proofErr w:type="spellStart"/>
-      <w:r>
-        <w:rPr>
-          <w:rFonts w:ascii="Times New Roman" w:hAnsi="Times New Roman" w:cs="Times New Roman"/>
-          <w:sz w:val="28"/>
-          <w:szCs w:val="28"/>
-        </w:rPr>
-        <w:t>Mastertz</w:t>
-      </w:r>
-      <w:proofErr w:type="spellEnd"/>
-      <w:r>
-        <w:rPr>
-          <w:rFonts w:ascii="Times New Roman" w:hAnsi="Times New Roman" w:cs="Times New Roman"/>
-          <w:sz w:val="28"/>
-          <w:szCs w:val="28"/>
-        </w:rPr>
-        <w:t>, затем выполнить экспорт в Word)</w:t>
+        <w:t>азработать техническое задание на программу (с помощью программы Mastertz, затем выполнить экспорт в Word)</w:t>
       </w:r>
       <w:r>
         <w:rPr>
@@ -4159,25 +4031,7 @@
           <w:sz w:val="28"/>
           <w:szCs w:val="28"/>
         </w:rPr>
-        <w:t xml:space="preserve">Разработка мобильного </w:t>
-      </w:r>
-      <w:proofErr w:type="spellStart"/>
-      <w:r>
-        <w:rPr>
-          <w:rFonts w:ascii="Times New Roman" w:hAnsi="Times New Roman" w:cs="Times New Roman"/>
-          <w:sz w:val="28"/>
-          <w:szCs w:val="28"/>
-        </w:rPr>
-        <w:t>Android</w:t>
-      </w:r>
-      <w:proofErr w:type="spellEnd"/>
-      <w:r>
-        <w:rPr>
-          <w:rFonts w:ascii="Times New Roman" w:hAnsi="Times New Roman" w:cs="Times New Roman"/>
-          <w:sz w:val="28"/>
-          <w:szCs w:val="28"/>
-        </w:rPr>
-        <w:t>‑приложения:</w:t>
+        <w:t>Разработка мобильного Android‑приложения:</w:t>
       </w:r>
     </w:p>
     <w:p>
@@ -4618,25 +4472,7 @@
           <w:sz w:val="28"/>
           <w:szCs w:val="28"/>
         </w:rPr>
-        <w:t xml:space="preserve">«Инструкция по </w:t>
-      </w:r>
-      <w:proofErr w:type="gramStart"/>
-      <w:r>
-        <w:rPr>
-          <w:rFonts w:ascii="Times New Roman" w:hAnsi="Times New Roman" w:cs="Times New Roman"/>
-          <w:sz w:val="28"/>
-          <w:szCs w:val="28"/>
-        </w:rPr>
-        <w:t>ТБ(</w:t>
-      </w:r>
-      <w:proofErr w:type="gramEnd"/>
-      <w:r>
-        <w:rPr>
-          <w:rFonts w:ascii="Times New Roman" w:hAnsi="Times New Roman" w:cs="Times New Roman"/>
-          <w:sz w:val="28"/>
-          <w:szCs w:val="28"/>
-        </w:rPr>
-        <w:t>от 12 декабря 2024)»</w:t>
+        <w:t>«Инструкция по ТБ(от 12 декабря 2024)»</w:t>
       </w:r>
       <w:r>
         <w:rPr>
@@ -4685,25 +4521,7 @@
           <w:sz w:val="28"/>
           <w:szCs w:val="28"/>
         </w:rPr>
-        <w:t>«</w:t>
-      </w:r>
-      <w:proofErr w:type="spellStart"/>
-      <w:r>
-        <w:rPr>
-          <w:rFonts w:ascii="Times New Roman" w:hAnsi="Times New Roman" w:cs="Times New Roman"/>
-          <w:sz w:val="28"/>
-          <w:szCs w:val="28"/>
-        </w:rPr>
-        <w:t>СаПиН</w:t>
-      </w:r>
-      <w:proofErr w:type="spellEnd"/>
-      <w:r>
-        <w:rPr>
-          <w:rFonts w:ascii="Times New Roman" w:hAnsi="Times New Roman" w:cs="Times New Roman"/>
-          <w:sz w:val="28"/>
-          <w:szCs w:val="28"/>
-        </w:rPr>
-        <w:t xml:space="preserve"> 2.4.2(от 12 декабря 2024)»</w:t>
+        <w:t>«СаПиН 2.4.2(от 12 декабря 2024)»</w:t>
       </w:r>
       <w:r>
         <w:rPr>
@@ -6904,27 +6722,7 @@
           <w:sz w:val="28"/>
           <w:szCs w:val="28"/>
         </w:rPr>
-        <w:t xml:space="preserve">Если база данных на сервере отсутствует реализовать возможность создания БД </w:t>
-      </w:r>
-      <w:proofErr w:type="spellStart"/>
-      <w:r>
-        <w:rPr>
-          <w:rFonts w:ascii="Times New Roman" w:hAnsi="Times New Roman" w:cs="Times New Roman"/>
-          <w:kern w:val="0"/>
-          <w:sz w:val="28"/>
-          <w:szCs w:val="28"/>
-        </w:rPr>
-        <w:t>программно</w:t>
-      </w:r>
-      <w:proofErr w:type="spellEnd"/>
-      <w:r>
-        <w:rPr>
-          <w:rFonts w:ascii="Times New Roman" w:hAnsi="Times New Roman" w:cs="Times New Roman"/>
-          <w:kern w:val="0"/>
-          <w:sz w:val="28"/>
-          <w:szCs w:val="28"/>
-        </w:rPr>
-        <w:t>.</w:t>
+        <w:t>Если база данных на сервере отсутствует реализовать возможность создания БД программно.</w:t>
       </w:r>
     </w:p>
     <w:p>
@@ -7014,27 +6812,7 @@
           <w:sz w:val="28"/>
           <w:szCs w:val="28"/>
         </w:rPr>
-        <w:t xml:space="preserve">отдельное </w:t>
-      </w:r>
-      <w:proofErr w:type="gramStart"/>
-      <w:r>
-        <w:rPr>
-          <w:rFonts w:ascii="Times New Roman" w:hAnsi="Times New Roman" w:cs="Times New Roman"/>
-          <w:kern w:val="0"/>
-          <w:sz w:val="28"/>
-          <w:szCs w:val="28"/>
-        </w:rPr>
-        <w:t>окно</w:t>
-      </w:r>
-      <w:proofErr w:type="gramEnd"/>
-      <w:r>
-        <w:rPr>
-          <w:rFonts w:ascii="Times New Roman" w:hAnsi="Times New Roman" w:cs="Times New Roman"/>
-          <w:kern w:val="0"/>
-          <w:sz w:val="28"/>
-          <w:szCs w:val="28"/>
-        </w:rPr>
-        <w:t xml:space="preserve"> Для добавления/редактирования записей любой таблицы;</w:t>
+        <w:t>отдельное окно Для добавления/редактирования записей любой таблицы;</w:t>
       </w:r>
     </w:p>
     <w:p>
@@ -7064,27 +6842,7 @@
           <w:sz w:val="28"/>
           <w:szCs w:val="28"/>
         </w:rPr>
-        <w:t xml:space="preserve">Использование различных элементов для </w:t>
-      </w:r>
-      <w:proofErr w:type="gramStart"/>
-      <w:r>
-        <w:rPr>
-          <w:rFonts w:ascii="Times New Roman" w:hAnsi="Times New Roman" w:cs="Times New Roman"/>
-          <w:kern w:val="0"/>
-          <w:sz w:val="28"/>
-          <w:szCs w:val="28"/>
-        </w:rPr>
-        <w:t>отображения  (</w:t>
-      </w:r>
-      <w:proofErr w:type="gramEnd"/>
-      <w:r>
-        <w:rPr>
-          <w:rFonts w:ascii="Times New Roman" w:hAnsi="Times New Roman" w:cs="Times New Roman"/>
-          <w:kern w:val="0"/>
-          <w:sz w:val="28"/>
-          <w:szCs w:val="28"/>
-        </w:rPr>
-        <w:t>ввода) данных.</w:t>
+        <w:t>Использование различных элементов для отображения  (ввода) данных.</w:t>
       </w:r>
     </w:p>
     <w:p>
@@ -7546,19 +7304,8 @@
           <w:sz w:val="28"/>
           <w:szCs w:val="28"/>
         </w:rPr>
-        <w:t xml:space="preserve">Таблица - </w:t>
-      </w:r>
-      <w:proofErr w:type="spellStart"/>
-      <w:r>
-        <w:rPr>
-          <w:rFonts w:ascii="Times New Roman" w:hAnsi="Times New Roman" w:cs="Times New Roman"/>
-          <w:kern w:val="0"/>
-          <w:sz w:val="28"/>
-          <w:szCs w:val="28"/>
-        </w:rPr>
-        <w:t>Boxes</w:t>
-      </w:r>
-      <w:proofErr w:type="spellEnd"/>
+        <w:t>Таблица - Boxes</w:t>
+      </w:r>
     </w:p>
     <w:tbl>
       <w:tblPr>
@@ -7710,7 +7457,6 @@
                 <w:kern w:val="0"/>
               </w:rPr>
             </w:pPr>
-            <w:proofErr w:type="spellStart"/>
             <w:r>
               <w:rPr>
                 <w:rFonts w:ascii="Times New Roman" w:hAnsi="Times New Roman" w:cs="Times New Roman"/>
@@ -7718,7 +7464,6 @@
               </w:rPr>
               <w:t>box_id</w:t>
             </w:r>
-            <w:proofErr w:type="spellEnd"/>
           </w:p>
         </w:tc>
         <w:tc>
@@ -7744,30 +7489,12 @@
                 <w:kern w:val="0"/>
               </w:rPr>
             </w:pPr>
-            <w:proofErr w:type="spellStart"/>
-            <w:proofErr w:type="gramStart"/>
             <w:r>
               <w:rPr>
                 <w:rFonts w:ascii="Times New Roman" w:hAnsi="Times New Roman" w:cs="Times New Roman"/>
                 <w:kern w:val="0"/>
               </w:rPr>
-              <w:t>VarChar</w:t>
-            </w:r>
-            <w:proofErr w:type="spellEnd"/>
-            <w:r>
-              <w:rPr>
-                <w:rFonts w:ascii="Times New Roman" w:hAnsi="Times New Roman" w:cs="Times New Roman"/>
-                <w:kern w:val="0"/>
-              </w:rPr>
-              <w:t>(</w:t>
-            </w:r>
-            <w:proofErr w:type="gramEnd"/>
-            <w:r>
-              <w:rPr>
-                <w:rFonts w:ascii="Times New Roman" w:hAnsi="Times New Roman" w:cs="Times New Roman"/>
-                <w:kern w:val="0"/>
-              </w:rPr>
-              <w:t>255)</w:t>
+              <w:t>VarChar(255)</w:t>
             </w:r>
           </w:p>
         </w:tc>
@@ -7799,17 +7526,8 @@
                 <w:rFonts w:ascii="Times New Roman" w:hAnsi="Times New Roman" w:cs="Times New Roman"/>
                 <w:kern w:val="0"/>
               </w:rPr>
-              <w:t xml:space="preserve">[уникальное] Название </w:t>
-            </w:r>
-            <w:proofErr w:type="spellStart"/>
-            <w:r>
-              <w:rPr>
-                <w:rFonts w:ascii="Times New Roman" w:hAnsi="Times New Roman" w:cs="Times New Roman"/>
-                <w:kern w:val="0"/>
-              </w:rPr>
-              <w:t>городаbox_id</w:t>
-            </w:r>
-            <w:proofErr w:type="spellEnd"/>
+              <w:t>[уникальное] Название городаbox_id</w:t>
+            </w:r>
           </w:p>
         </w:tc>
       </w:tr>
@@ -7844,7 +7562,6 @@
                 <w:lang w:val="x-none"/>
               </w:rPr>
             </w:pPr>
-            <w:proofErr w:type="spellStart"/>
             <w:r>
               <w:rPr>
                 <w:rFonts w:ascii="Times New Roman" w:hAnsi="Times New Roman" w:cs="Times New Roman"/>
@@ -7853,7 +7570,6 @@
               </w:rPr>
               <w:t>rack_number</w:t>
             </w:r>
-            <w:proofErr w:type="spellEnd"/>
           </w:p>
         </w:tc>
         <w:tc>
@@ -7956,7 +7672,6 @@
                 <w:lang w:val="x-none"/>
               </w:rPr>
             </w:pPr>
-            <w:proofErr w:type="spellStart"/>
             <w:r>
               <w:rPr>
                 <w:rFonts w:ascii="Times New Roman" w:hAnsi="Times New Roman" w:cs="Times New Roman"/>
@@ -7965,7 +7680,6 @@
               </w:rPr>
               <w:t>shelf_number</w:t>
             </w:r>
-            <w:proofErr w:type="spellEnd"/>
             <w:r>
               <w:rPr>
                 <w:rFonts w:ascii="Times New Roman" w:hAnsi="Times New Roman" w:cs="Times New Roman"/>
@@ -8076,7 +7790,6 @@
                 <w:lang w:val="x-none"/>
               </w:rPr>
             </w:pPr>
-            <w:proofErr w:type="spellStart"/>
             <w:r>
               <w:rPr>
                 <w:rFonts w:ascii="Times New Roman" w:hAnsi="Times New Roman" w:cs="Times New Roman"/>
@@ -8085,7 +7798,6 @@
               </w:rPr>
               <w:t>group_id</w:t>
             </w:r>
-            <w:proofErr w:type="spellEnd"/>
           </w:p>
         </w:tc>
         <w:tc>
@@ -8189,7 +7901,6 @@
                 <w:lang w:val="x-none"/>
               </w:rPr>
             </w:pPr>
-            <w:proofErr w:type="spellStart"/>
             <w:r>
               <w:rPr>
                 <w:rFonts w:ascii="Times New Roman" w:hAnsi="Times New Roman" w:cs="Times New Roman"/>
@@ -8198,7 +7909,6 @@
               </w:rPr>
               <w:t>type_id</w:t>
             </w:r>
-            <w:proofErr w:type="spellEnd"/>
           </w:p>
         </w:tc>
         <w:tc>
@@ -8301,7 +8011,6 @@
                 <w:lang w:val="x-none"/>
               </w:rPr>
             </w:pPr>
-            <w:proofErr w:type="spellStart"/>
             <w:r>
               <w:rPr>
                 <w:rFonts w:ascii="Times New Roman" w:hAnsi="Times New Roman" w:cs="Times New Roman"/>
@@ -8310,7 +8019,6 @@
               </w:rPr>
               <w:t>year_work</w:t>
             </w:r>
-            <w:proofErr w:type="spellEnd"/>
           </w:p>
         </w:tc>
         <w:tc>
@@ -8413,19 +8121,8 @@
           <w:sz w:val="28"/>
           <w:szCs w:val="28"/>
         </w:rPr>
-        <w:t xml:space="preserve">Таблица - </w:t>
-      </w:r>
-      <w:proofErr w:type="spellStart"/>
-      <w:r>
-        <w:rPr>
-          <w:rFonts w:ascii="Times New Roman" w:hAnsi="Times New Roman" w:cs="Times New Roman"/>
-          <w:kern w:val="0"/>
-          <w:sz w:val="28"/>
-          <w:szCs w:val="28"/>
-        </w:rPr>
-        <w:t>DeletedDocuments</w:t>
-      </w:r>
-      <w:proofErr w:type="spellEnd"/>
+        <w:t>Таблица - DeletedDocuments</w:t>
+      </w:r>
     </w:p>
     <w:tbl>
       <w:tblPr>
@@ -8578,7 +8275,6 @@
                 <w:kern w:val="0"/>
               </w:rPr>
             </w:pPr>
-            <w:proofErr w:type="spellStart"/>
             <w:r>
               <w:rPr>
                 <w:rFonts w:ascii="Times New Roman" w:hAnsi="Times New Roman" w:cs="Times New Roman"/>
@@ -8586,7 +8282,6 @@
               </w:rPr>
               <w:t>deleted_doc_id</w:t>
             </w:r>
-            <w:proofErr w:type="spellEnd"/>
           </w:p>
         </w:tc>
         <w:tc>
@@ -8684,7 +8379,6 @@
                 <w:kern w:val="0"/>
               </w:rPr>
             </w:pPr>
-            <w:proofErr w:type="spellStart"/>
             <w:r>
               <w:rPr>
                 <w:rFonts w:ascii="Times New Roman" w:hAnsi="Times New Roman" w:cs="Times New Roman"/>
@@ -8692,7 +8386,6 @@
               </w:rPr>
               <w:t>deleted_document_subject</w:t>
             </w:r>
-            <w:proofErr w:type="spellEnd"/>
           </w:p>
         </w:tc>
         <w:tc>
@@ -8791,7 +8484,6 @@
                 <w:lang w:val="en-US"/>
               </w:rPr>
             </w:pPr>
-            <w:proofErr w:type="spellStart"/>
             <w:r>
               <w:rPr>
                 <w:rFonts w:ascii="Times New Roman" w:hAnsi="Times New Roman" w:cs="Times New Roman"/>
@@ -8800,7 +8492,6 @@
               </w:rPr>
               <w:t>deleted_doc_Supervisor_full_name</w:t>
             </w:r>
-            <w:proofErr w:type="spellEnd"/>
             <w:r>
               <w:rPr>
                 <w:rFonts w:ascii="Times New Roman" w:hAnsi="Times New Roman" w:cs="Times New Roman"/>
@@ -8834,21 +8525,12 @@
                 <w:kern w:val="0"/>
               </w:rPr>
             </w:pPr>
-            <w:proofErr w:type="gramStart"/>
             <w:r>
               <w:rPr>
                 <w:rFonts w:ascii="Times New Roman" w:hAnsi="Times New Roman" w:cs="Times New Roman"/>
                 <w:kern w:val="0"/>
               </w:rPr>
-              <w:t>VARCHAR(</w:t>
-            </w:r>
-            <w:proofErr w:type="gramEnd"/>
-            <w:r>
-              <w:rPr>
-                <w:rFonts w:ascii="Times New Roman" w:hAnsi="Times New Roman" w:cs="Times New Roman"/>
-                <w:kern w:val="0"/>
-              </w:rPr>
-              <w:t>100)</w:t>
+              <w:t>VARCHAR(100)</w:t>
             </w:r>
           </w:p>
         </w:tc>
@@ -8915,7 +8597,6 @@
                 <w:kern w:val="0"/>
               </w:rPr>
             </w:pPr>
-            <w:proofErr w:type="spellStart"/>
             <w:r>
               <w:rPr>
                 <w:rFonts w:ascii="Times New Roman" w:hAnsi="Times New Roman" w:cs="Times New Roman"/>
@@ -8923,7 +8604,6 @@
               </w:rPr>
               <w:t>student_id</w:t>
             </w:r>
-            <w:proofErr w:type="spellEnd"/>
           </w:p>
         </w:tc>
         <w:tc>
@@ -9021,7 +8701,6 @@
                 <w:kern w:val="0"/>
               </w:rPr>
             </w:pPr>
-            <w:proofErr w:type="spellStart"/>
             <w:r>
               <w:rPr>
                 <w:rFonts w:ascii="Times New Roman" w:hAnsi="Times New Roman" w:cs="Times New Roman"/>
@@ -9029,7 +8708,6 @@
               </w:rPr>
               <w:t>type_id</w:t>
             </w:r>
-            <w:proofErr w:type="spellEnd"/>
           </w:p>
         </w:tc>
         <w:tc>
@@ -9120,19 +8798,8 @@
           <w:sz w:val="28"/>
           <w:szCs w:val="28"/>
         </w:rPr>
-        <w:t xml:space="preserve">Таблица - </w:t>
-      </w:r>
-      <w:proofErr w:type="spellStart"/>
-      <w:r>
-        <w:rPr>
-          <w:rFonts w:ascii="Times New Roman" w:hAnsi="Times New Roman" w:cs="Times New Roman"/>
-          <w:kern w:val="0"/>
-          <w:sz w:val="28"/>
-          <w:szCs w:val="28"/>
-        </w:rPr>
-        <w:t>DocumentTypes</w:t>
-      </w:r>
-      <w:proofErr w:type="spellEnd"/>
+        <w:t>Таблица - DocumentTypes</w:t>
+      </w:r>
     </w:p>
     <w:tbl>
       <w:tblPr>
@@ -9285,7 +8952,6 @@
                 <w:kern w:val="0"/>
               </w:rPr>
             </w:pPr>
-            <w:proofErr w:type="spellStart"/>
             <w:r>
               <w:rPr>
                 <w:rFonts w:ascii="Times New Roman" w:hAnsi="Times New Roman" w:cs="Times New Roman"/>
@@ -9293,7 +8959,6 @@
               </w:rPr>
               <w:t>type_id</w:t>
             </w:r>
-            <w:proofErr w:type="spellEnd"/>
           </w:p>
         </w:tc>
         <w:tc>
@@ -9391,7 +9056,6 @@
                 <w:kern w:val="0"/>
               </w:rPr>
             </w:pPr>
-            <w:proofErr w:type="spellStart"/>
             <w:r>
               <w:rPr>
                 <w:rFonts w:ascii="Times New Roman" w:hAnsi="Times New Roman" w:cs="Times New Roman"/>
@@ -9399,7 +9063,6 @@
               </w:rPr>
               <w:t>type_name</w:t>
             </w:r>
-            <w:proofErr w:type="spellEnd"/>
           </w:p>
         </w:tc>
         <w:tc>
@@ -9644,7 +9307,6 @@
                 <w:kern w:val="0"/>
               </w:rPr>
             </w:pPr>
-            <w:proofErr w:type="spellStart"/>
             <w:r>
               <w:rPr>
                 <w:rFonts w:ascii="Times New Roman" w:hAnsi="Times New Roman" w:cs="Times New Roman"/>
@@ -9652,7 +9314,6 @@
               </w:rPr>
               <w:t>group_id</w:t>
             </w:r>
-            <w:proofErr w:type="spellEnd"/>
           </w:p>
         </w:tc>
         <w:tc>
@@ -9750,7 +9411,6 @@
                 <w:kern w:val="0"/>
               </w:rPr>
             </w:pPr>
-            <w:proofErr w:type="spellStart"/>
             <w:r>
               <w:rPr>
                 <w:rFonts w:ascii="Times New Roman" w:hAnsi="Times New Roman" w:cs="Times New Roman"/>
@@ -9758,7 +9418,6 @@
               </w:rPr>
               <w:t>group_name</w:t>
             </w:r>
-            <w:proofErr w:type="spellEnd"/>
           </w:p>
         </w:tc>
         <w:tc>
@@ -9856,7 +9515,6 @@
                 <w:kern w:val="0"/>
               </w:rPr>
             </w:pPr>
-            <w:proofErr w:type="spellStart"/>
             <w:r>
               <w:rPr>
                 <w:rFonts w:ascii="Times New Roman" w:hAnsi="Times New Roman" w:cs="Times New Roman"/>
@@ -9864,7 +9522,6 @@
               </w:rPr>
               <w:t>formation_year</w:t>
             </w:r>
-            <w:proofErr w:type="spellEnd"/>
             <w:r>
               <w:rPr>
                 <w:rFonts w:ascii="Times New Roman" w:hAnsi="Times New Roman" w:cs="Times New Roman"/>
@@ -9970,7 +9627,6 @@
                 <w:kern w:val="0"/>
               </w:rPr>
             </w:pPr>
-            <w:proofErr w:type="spellStart"/>
             <w:r>
               <w:rPr>
                 <w:rFonts w:ascii="Times New Roman" w:hAnsi="Times New Roman" w:cs="Times New Roman"/>
@@ -9979,7 +9635,6 @@
               <w:lastRenderedPageBreak/>
               <w:t>specialization</w:t>
             </w:r>
-            <w:proofErr w:type="spellEnd"/>
           </w:p>
         </w:tc>
         <w:tc>
@@ -10071,19 +9726,8 @@
           <w:sz w:val="28"/>
           <w:szCs w:val="28"/>
         </w:rPr>
-        <w:t xml:space="preserve">Таблица - </w:t>
-      </w:r>
-      <w:proofErr w:type="spellStart"/>
-      <w:r>
-        <w:rPr>
-          <w:rFonts w:ascii="Times New Roman" w:hAnsi="Times New Roman" w:cs="Times New Roman"/>
-          <w:kern w:val="0"/>
-          <w:sz w:val="28"/>
-          <w:szCs w:val="28"/>
-        </w:rPr>
-        <w:t>Student</w:t>
-      </w:r>
-      <w:proofErr w:type="spellEnd"/>
+        <w:t>Таблица - Student</w:t>
+      </w:r>
     </w:p>
     <w:tbl>
       <w:tblPr>
@@ -10235,7 +9879,6 @@
                 <w:kern w:val="0"/>
               </w:rPr>
             </w:pPr>
-            <w:proofErr w:type="spellStart"/>
             <w:r>
               <w:rPr>
                 <w:rFonts w:ascii="Times New Roman" w:hAnsi="Times New Roman" w:cs="Times New Roman"/>
@@ -10243,7 +9886,6 @@
               </w:rPr>
               <w:t>student_id</w:t>
             </w:r>
-            <w:proofErr w:type="spellEnd"/>
           </w:p>
         </w:tc>
         <w:tc>
@@ -10342,7 +9984,6 @@
                 <w:kern w:val="0"/>
               </w:rPr>
             </w:pPr>
-            <w:proofErr w:type="spellStart"/>
             <w:r>
               <w:rPr>
                 <w:rFonts w:ascii="Times New Roman" w:hAnsi="Times New Roman" w:cs="Times New Roman"/>
@@ -10350,7 +9991,6 @@
               </w:rPr>
               <w:t>full_name</w:t>
             </w:r>
-            <w:proofErr w:type="spellEnd"/>
           </w:p>
         </w:tc>
         <w:tc>
@@ -10448,7 +10088,6 @@
                 <w:kern w:val="0"/>
               </w:rPr>
             </w:pPr>
-            <w:proofErr w:type="spellStart"/>
             <w:r>
               <w:rPr>
                 <w:rFonts w:ascii="Times New Roman" w:hAnsi="Times New Roman" w:cs="Times New Roman"/>
@@ -10456,7 +10095,6 @@
               </w:rPr>
               <w:t>group_id</w:t>
             </w:r>
-            <w:proofErr w:type="spellEnd"/>
           </w:p>
         </w:tc>
         <w:tc>
@@ -10700,7 +10338,6 @@
                 <w:kern w:val="0"/>
               </w:rPr>
             </w:pPr>
-            <w:proofErr w:type="spellStart"/>
             <w:r>
               <w:rPr>
                 <w:rFonts w:ascii="Times New Roman" w:hAnsi="Times New Roman" w:cs="Times New Roman"/>
@@ -10708,7 +10345,6 @@
               </w:rPr>
               <w:t>id</w:t>
             </w:r>
-            <w:proofErr w:type="spellEnd"/>
           </w:p>
         </w:tc>
         <w:tc>
@@ -10912,7 +10548,6 @@
                 <w:kern w:val="0"/>
               </w:rPr>
             </w:pPr>
-            <w:proofErr w:type="spellStart"/>
             <w:r>
               <w:rPr>
                 <w:rFonts w:ascii="Times New Roman" w:hAnsi="Times New Roman" w:cs="Times New Roman"/>
@@ -10920,7 +10555,6 @@
               </w:rPr>
               <w:t>role</w:t>
             </w:r>
-            <w:proofErr w:type="spellEnd"/>
           </w:p>
         </w:tc>
         <w:tc>
@@ -10951,39 +10585,7 @@
                 <w:rFonts w:ascii="Times New Roman" w:hAnsi="Times New Roman" w:cs="Times New Roman"/>
                 <w:kern w:val="0"/>
               </w:rPr>
-              <w:t>ENUM(‘</w:t>
-            </w:r>
-            <w:proofErr w:type="spellStart"/>
-            <w:r>
-              <w:rPr>
-                <w:rFonts w:ascii="Times New Roman" w:hAnsi="Times New Roman" w:cs="Times New Roman"/>
-                <w:kern w:val="0"/>
-              </w:rPr>
-              <w:t>Admin</w:t>
-            </w:r>
-            <w:proofErr w:type="spellEnd"/>
-            <w:r>
-              <w:rPr>
-                <w:rFonts w:ascii="Times New Roman" w:hAnsi="Times New Roman" w:cs="Times New Roman"/>
-                <w:kern w:val="0"/>
-              </w:rPr>
-              <w:t>’, ‘</w:t>
-            </w:r>
-            <w:proofErr w:type="spellStart"/>
-            <w:r>
-              <w:rPr>
-                <w:rFonts w:ascii="Times New Roman" w:hAnsi="Times New Roman" w:cs="Times New Roman"/>
-                <w:kern w:val="0"/>
-              </w:rPr>
-              <w:t>Employer</w:t>
-            </w:r>
-            <w:proofErr w:type="spellEnd"/>
-            <w:r>
-              <w:rPr>
-                <w:rFonts w:ascii="Times New Roman" w:hAnsi="Times New Roman" w:cs="Times New Roman"/>
-                <w:kern w:val="0"/>
-              </w:rPr>
-              <w:t>’)</w:t>
+              <w:t>ENUM(‘Admin’, ‘Employer’)</w:t>
             </w:r>
           </w:p>
         </w:tc>
@@ -11050,7 +10652,6 @@
                 <w:kern w:val="0"/>
               </w:rPr>
             </w:pPr>
-            <w:proofErr w:type="spellStart"/>
             <w:r>
               <w:rPr>
                 <w:rFonts w:ascii="Times New Roman" w:hAnsi="Times New Roman" w:cs="Times New Roman"/>
@@ -11058,7 +10659,6 @@
               </w:rPr>
               <w:t>login</w:t>
             </w:r>
-            <w:proofErr w:type="spellEnd"/>
           </w:p>
         </w:tc>
         <w:tc>
@@ -11156,7 +10756,6 @@
                 <w:kern w:val="0"/>
               </w:rPr>
             </w:pPr>
-            <w:proofErr w:type="spellStart"/>
             <w:r>
               <w:rPr>
                 <w:rFonts w:ascii="Times New Roman" w:hAnsi="Times New Roman" w:cs="Times New Roman"/>
@@ -11164,7 +10763,6 @@
               </w:rPr>
               <w:t>password</w:t>
             </w:r>
-            <w:proofErr w:type="spellEnd"/>
           </w:p>
         </w:tc>
         <w:tc>
@@ -11550,9 +11148,8 @@
           <w:sz w:val="28"/>
           <w:szCs w:val="28"/>
         </w:rPr>
-        <w:t>сть множество способов</w:t>
-      </w:r>
-      <w:proofErr w:type="gramStart"/>
+        <w:t>сть множество способов,</w:t>
+      </w:r>
       <w:r>
         <w:rPr>
           <w:rFonts w:ascii="Times New Roman" w:hAnsi="Times New Roman" w:cs="Times New Roman"/>
@@ -11560,7 +11157,7 @@
           <w:sz w:val="28"/>
           <w:szCs w:val="28"/>
         </w:rPr>
-        <w:t>,</w:t>
+        <w:t xml:space="preserve"> </w:t>
       </w:r>
       <w:r>
         <w:rPr>
@@ -11569,26 +11166,7 @@
           <w:sz w:val="28"/>
           <w:szCs w:val="28"/>
         </w:rPr>
-        <w:t xml:space="preserve"> </w:t>
-      </w:r>
-      <w:r>
-        <w:rPr>
-          <w:rFonts w:ascii="Times New Roman" w:hAnsi="Times New Roman" w:cs="Times New Roman"/>
-          <w:kern w:val="0"/>
-          <w:sz w:val="28"/>
-          <w:szCs w:val="28"/>
-        </w:rPr>
-        <w:t>Чтобы</w:t>
-      </w:r>
-      <w:proofErr w:type="gramEnd"/>
-      <w:r>
-        <w:rPr>
-          <w:rFonts w:ascii="Times New Roman" w:hAnsi="Times New Roman" w:cs="Times New Roman"/>
-          <w:kern w:val="0"/>
-          <w:sz w:val="28"/>
-          <w:szCs w:val="28"/>
-        </w:rPr>
-        <w:t xml:space="preserve"> избежать таких последствий, позволяющих обеспечить безопасность информации в базе данных. Их можно подразделить на 2 типа в зависимости от реализации на определённом уровне:</w:t>
+        <w:t>Чтобы избежать таких последствий, позволяющих обеспечить безопасность информации в базе данных. Их можно подразделить на 2 типа в зависимости от реализации на определённом уровне:</w:t>
       </w:r>
     </w:p>
     <w:p>
@@ -12014,27 +11592,7 @@
           <w:sz w:val="28"/>
           <w:szCs w:val="28"/>
         </w:rPr>
-        <w:t xml:space="preserve">валидация и </w:t>
-      </w:r>
-      <w:proofErr w:type="spellStart"/>
-      <w:r>
-        <w:rPr>
-          <w:rFonts w:ascii="Times New Roman" w:hAnsi="Times New Roman" w:cs="Times New Roman"/>
-          <w:kern w:val="0"/>
-          <w:sz w:val="28"/>
-          <w:szCs w:val="28"/>
-        </w:rPr>
-        <w:t>санитизация</w:t>
-      </w:r>
-      <w:proofErr w:type="spellEnd"/>
-      <w:r>
-        <w:rPr>
-          <w:rFonts w:ascii="Times New Roman" w:hAnsi="Times New Roman" w:cs="Times New Roman"/>
-          <w:kern w:val="0"/>
-          <w:sz w:val="28"/>
-          <w:szCs w:val="28"/>
-        </w:rPr>
-        <w:t xml:space="preserve"> входных данных – предотвращение SQL‑инъекций и других атак;</w:t>
+        <w:t>валидация и санитизация входных данных – предотвращение SQL‑инъекций и других атак;</w:t>
       </w:r>
     </w:p>
     <w:p>
@@ -12945,43 +12503,7 @@
           <w:sz w:val="28"/>
           <w:szCs w:val="28"/>
         </w:rPr>
-        <w:t xml:space="preserve"> строится </w:t>
-      </w:r>
-      <w:proofErr w:type="spellStart"/>
-      <w:r>
-        <w:rPr>
-          <w:rFonts w:ascii="Times New Roman" w:hAnsi="Times New Roman" w:cs="Times New Roman"/>
-          <w:sz w:val="28"/>
-          <w:szCs w:val="28"/>
-        </w:rPr>
-        <w:t>даталогическая</w:t>
-      </w:r>
-      <w:proofErr w:type="spellEnd"/>
-      <w:r>
-        <w:rPr>
-          <w:rFonts w:ascii="Times New Roman" w:hAnsi="Times New Roman" w:cs="Times New Roman"/>
-          <w:sz w:val="28"/>
-          <w:szCs w:val="28"/>
-        </w:rPr>
-        <w:t xml:space="preserve"> модель, которая уже учитывает особенности выбранной СУБД. Она отражает структуру базы данных в терминах, близких к реализации: таблицы, столбцы, типы данных, ограничения целостности и т. д. Графически </w:t>
-      </w:r>
-      <w:proofErr w:type="spellStart"/>
-      <w:r>
-        <w:rPr>
-          <w:rFonts w:ascii="Times New Roman" w:hAnsi="Times New Roman" w:cs="Times New Roman"/>
-          <w:sz w:val="28"/>
-          <w:szCs w:val="28"/>
-        </w:rPr>
-        <w:t>даталогическая</w:t>
-      </w:r>
-      <w:proofErr w:type="spellEnd"/>
-      <w:r>
-        <w:rPr>
-          <w:rFonts w:ascii="Times New Roman" w:hAnsi="Times New Roman" w:cs="Times New Roman"/>
-          <w:sz w:val="28"/>
-          <w:szCs w:val="28"/>
-        </w:rPr>
-        <w:t xml:space="preserve"> модель представляется в виде схемы базы данных. На такой схеме детально указываются:</w:t>
+        <w:t xml:space="preserve"> строится даталогическая модель, которая уже учитывает особенности выбранной СУБД. Она отражает структуру базы данных в терминах, близких к реализации: таблицы, столбцы, типы данных, ограничения целостности и т. д. Графически даталогическая модель представляется в виде схемы базы данных. На такой схеме детально указываются:</w:t>
       </w:r>
     </w:p>
     <w:p>
@@ -13103,25 +12625,7 @@
           <w:szCs w:val="28"/>
         </w:rPr>
         <w:lastRenderedPageBreak/>
-        <w:t xml:space="preserve">Данная </w:t>
-      </w:r>
-      <w:proofErr w:type="spellStart"/>
-      <w:r>
-        <w:rPr>
-          <w:rFonts w:ascii="Times New Roman" w:hAnsi="Times New Roman" w:cs="Times New Roman"/>
-          <w:sz w:val="28"/>
-          <w:szCs w:val="28"/>
-        </w:rPr>
-        <w:t>даталогическая</w:t>
-      </w:r>
-      <w:proofErr w:type="spellEnd"/>
-      <w:r>
-        <w:rPr>
-          <w:rFonts w:ascii="Times New Roman" w:hAnsi="Times New Roman" w:cs="Times New Roman"/>
-          <w:sz w:val="28"/>
-          <w:szCs w:val="28"/>
-        </w:rPr>
-        <w:t xml:space="preserve"> модель изображена ниже, на рисунке </w:t>
+        <w:t xml:space="preserve">Данная даталогическая модель изображена ниже, на рисунке </w:t>
       </w:r>
       <w:r>
         <w:rPr>
@@ -13243,23 +12747,13 @@
         </w:rPr>
         <w:t xml:space="preserve"> – </w:t>
       </w:r>
-      <w:proofErr w:type="spellStart"/>
-      <w:r>
-        <w:rPr>
-          <w:rFonts w:ascii="Times New Roman" w:hAnsi="Times New Roman" w:cs="Times New Roman"/>
-          <w:sz w:val="28"/>
-          <w:szCs w:val="28"/>
-        </w:rPr>
-        <w:t>Даталогическая</w:t>
-      </w:r>
-      <w:proofErr w:type="spellEnd"/>
-      <w:r>
-        <w:rPr>
-          <w:rFonts w:ascii="Times New Roman" w:hAnsi="Times New Roman" w:cs="Times New Roman"/>
-          <w:sz w:val="28"/>
-          <w:szCs w:val="28"/>
-        </w:rPr>
-        <w:t xml:space="preserve"> модель базы данных</w:t>
+      <w:r>
+        <w:rPr>
+          <w:rFonts w:ascii="Times New Roman" w:hAnsi="Times New Roman" w:cs="Times New Roman"/>
+          <w:sz w:val="28"/>
+          <w:szCs w:val="28"/>
+        </w:rPr>
+        <w:t>Даталогическая модель базы данных</w:t>
       </w:r>
     </w:p>
     <w:p>
@@ -13306,25 +12800,7 @@
           <w:sz w:val="28"/>
           <w:szCs w:val="28"/>
         </w:rPr>
-        <w:t xml:space="preserve"> схемы связей </w:t>
-      </w:r>
-      <w:proofErr w:type="spellStart"/>
-      <w:r>
-        <w:rPr>
-          <w:rFonts w:ascii="Times New Roman" w:hAnsi="Times New Roman" w:cs="Times New Roman"/>
-          <w:sz w:val="28"/>
-          <w:szCs w:val="28"/>
-        </w:rPr>
-        <w:t>даталогической</w:t>
-      </w:r>
-      <w:proofErr w:type="spellEnd"/>
-      <w:r>
-        <w:rPr>
-          <w:rFonts w:ascii="Times New Roman" w:hAnsi="Times New Roman" w:cs="Times New Roman"/>
-          <w:sz w:val="28"/>
-          <w:szCs w:val="28"/>
-        </w:rPr>
-        <w:t xml:space="preserve"> модели можно сформировать перечень таблиц базы данных. Каждая сущность, изображённая на схеме, будет преобразована в отдельную таблицу, а связи между сущностями определят внешние ключи и механизмы обеспечения целостности данных.</w:t>
+        <w:t xml:space="preserve"> схемы связей даталогической модели можно сформировать перечень таблиц базы данных. Каждая сущность, изображённая на схеме, будет преобразована в отдельную таблицу, а связи между сущностями определят внешние ключи и механизмы обеспечения целостности данных.</w:t>
       </w:r>
     </w:p>
     <w:p>
@@ -13897,14 +13373,12 @@
                 <w:lang w:val="en-US"/>
               </w:rPr>
             </w:pPr>
-            <w:proofErr w:type="gramStart"/>
             <w:r>
               <w:rPr>
                 <w:rFonts w:ascii="Times New Roman" w:hAnsi="Times New Roman" w:cs="Times New Roman"/>
               </w:rPr>
               <w:t>Не Пусто</w:t>
             </w:r>
-            <w:proofErr w:type="gramEnd"/>
           </w:p>
         </w:tc>
         <w:tc>
@@ -13978,7 +13452,6 @@
                 <w:lang w:val="en-US"/>
               </w:rPr>
             </w:pPr>
-            <w:proofErr w:type="spellStart"/>
             <w:r>
               <w:rPr>
                 <w:rFonts w:ascii="Times New Roman" w:hAnsi="Times New Roman" w:cs="Times New Roman"/>
@@ -13986,7 +13459,6 @@
               </w:rPr>
               <w:t>box_id</w:t>
             </w:r>
-            <w:proofErr w:type="spellEnd"/>
           </w:p>
         </w:tc>
         <w:tc>
@@ -14103,7 +13575,6 @@
                 <w:lang w:val="en-US"/>
               </w:rPr>
             </w:pPr>
-            <w:proofErr w:type="spellStart"/>
             <w:r>
               <w:rPr>
                 <w:rFonts w:ascii="Times New Roman" w:hAnsi="Times New Roman" w:cs="Times New Roman"/>
@@ -14111,7 +13582,6 @@
               </w:rPr>
               <w:t>rack_number</w:t>
             </w:r>
-            <w:proofErr w:type="spellEnd"/>
           </w:p>
         </w:tc>
         <w:tc>
@@ -14225,7 +13695,6 @@
                 <w:lang w:val="en-US"/>
               </w:rPr>
             </w:pPr>
-            <w:proofErr w:type="spellStart"/>
             <w:r>
               <w:rPr>
                 <w:rFonts w:ascii="Times New Roman" w:hAnsi="Times New Roman" w:cs="Times New Roman"/>
@@ -14233,7 +13702,6 @@
               </w:rPr>
               <w:t>shelf_number</w:t>
             </w:r>
-            <w:proofErr w:type="spellEnd"/>
           </w:p>
         </w:tc>
         <w:tc>
@@ -14347,7 +13815,6 @@
                 <w:lang w:val="en-US"/>
               </w:rPr>
             </w:pPr>
-            <w:proofErr w:type="spellStart"/>
             <w:r>
               <w:rPr>
                 <w:rFonts w:ascii="Times New Roman" w:hAnsi="Times New Roman" w:cs="Times New Roman"/>
@@ -14355,7 +13822,6 @@
               </w:rPr>
               <w:t>group_id</w:t>
             </w:r>
-            <w:proofErr w:type="spellEnd"/>
           </w:p>
         </w:tc>
         <w:tc>
@@ -14468,7 +13934,6 @@
                 <w:lang w:val="en-US"/>
               </w:rPr>
             </w:pPr>
-            <w:proofErr w:type="spellStart"/>
             <w:r>
               <w:rPr>
                 <w:rFonts w:ascii="Times New Roman" w:hAnsi="Times New Roman" w:cs="Times New Roman"/>
@@ -14476,7 +13941,6 @@
               </w:rPr>
               <w:t>year_work</w:t>
             </w:r>
-            <w:proofErr w:type="spellEnd"/>
           </w:p>
         </w:tc>
         <w:tc>
@@ -14583,7 +14047,6 @@
                 <w:lang w:val="en-US"/>
               </w:rPr>
             </w:pPr>
-            <w:proofErr w:type="spellStart"/>
             <w:r>
               <w:rPr>
                 <w:rFonts w:ascii="Times New Roman" w:hAnsi="Times New Roman" w:cs="Times New Roman"/>
@@ -14591,7 +14054,6 @@
               </w:rPr>
               <w:t>Type_id</w:t>
             </w:r>
-            <w:proofErr w:type="spellEnd"/>
           </w:p>
         </w:tc>
         <w:tc>
@@ -14819,14 +14281,12 @@
                 <w:lang w:val="en-US"/>
               </w:rPr>
             </w:pPr>
-            <w:proofErr w:type="gramStart"/>
             <w:r>
               <w:rPr>
                 <w:rFonts w:ascii="Times New Roman" w:hAnsi="Times New Roman" w:cs="Times New Roman"/>
               </w:rPr>
               <w:t>Не Пусто</w:t>
             </w:r>
-            <w:proofErr w:type="gramEnd"/>
           </w:p>
         </w:tc>
         <w:tc>
@@ -14904,7 +14364,6 @@
                 <w:lang w:val="en-US"/>
               </w:rPr>
             </w:pPr>
-            <w:proofErr w:type="spellStart"/>
             <w:r>
               <w:rPr>
                 <w:rFonts w:ascii="Times New Roman" w:hAnsi="Times New Roman" w:cs="Times New Roman"/>
@@ -14912,7 +14371,6 @@
               </w:rPr>
               <w:t>student_id</w:t>
             </w:r>
-            <w:proofErr w:type="spellEnd"/>
           </w:p>
         </w:tc>
         <w:tc>
@@ -15031,7 +14489,6 @@
                 <w:lang w:val="en-US"/>
               </w:rPr>
             </w:pPr>
-            <w:proofErr w:type="spellStart"/>
             <w:r>
               <w:rPr>
                 <w:rFonts w:ascii="Times New Roman" w:hAnsi="Times New Roman" w:cs="Times New Roman"/>
@@ -15039,7 +14496,6 @@
               </w:rPr>
               <w:t>full_name</w:t>
             </w:r>
-            <w:proofErr w:type="spellEnd"/>
           </w:p>
         </w:tc>
         <w:tc>
@@ -15053,27 +14509,11 @@
                 <w:rFonts w:ascii="Times New Roman" w:hAnsi="Times New Roman" w:cs="Times New Roman"/>
               </w:rPr>
             </w:pPr>
-            <w:proofErr w:type="spellStart"/>
-            <w:proofErr w:type="gramStart"/>
-            <w:r>
-              <w:rPr>
-                <w:rFonts w:ascii="Times New Roman" w:hAnsi="Times New Roman" w:cs="Times New Roman"/>
-              </w:rPr>
-              <w:t>Varchar</w:t>
-            </w:r>
-            <w:proofErr w:type="spellEnd"/>
-            <w:r>
-              <w:rPr>
-                <w:rFonts w:ascii="Times New Roman" w:hAnsi="Times New Roman" w:cs="Times New Roman"/>
-              </w:rPr>
-              <w:t>(</w:t>
-            </w:r>
-            <w:proofErr w:type="gramEnd"/>
-            <w:r>
-              <w:rPr>
-                <w:rFonts w:ascii="Times New Roman" w:hAnsi="Times New Roman" w:cs="Times New Roman"/>
-              </w:rPr>
-              <w:t>30)</w:t>
+            <w:r>
+              <w:rPr>
+                <w:rFonts w:ascii="Times New Roman" w:hAnsi="Times New Roman" w:cs="Times New Roman"/>
+              </w:rPr>
+              <w:t>Varchar(30)</w:t>
             </w:r>
           </w:p>
         </w:tc>
@@ -15166,7 +14606,6 @@
                 <w:lang w:val="en-US"/>
               </w:rPr>
             </w:pPr>
-            <w:proofErr w:type="spellStart"/>
             <w:r>
               <w:rPr>
                 <w:rFonts w:ascii="Times New Roman" w:hAnsi="Times New Roman" w:cs="Times New Roman"/>
@@ -15174,7 +14613,6 @@
               </w:rPr>
               <w:t>group_id</w:t>
             </w:r>
-            <w:proofErr w:type="spellEnd"/>
           </w:p>
         </w:tc>
         <w:tc>
@@ -15422,14 +14860,12 @@
                 <w:lang w:val="en-US"/>
               </w:rPr>
             </w:pPr>
-            <w:proofErr w:type="gramStart"/>
             <w:r>
               <w:rPr>
                 <w:rFonts w:ascii="Times New Roman" w:hAnsi="Times New Roman" w:cs="Times New Roman"/>
               </w:rPr>
               <w:t>Не Пусто</w:t>
             </w:r>
-            <w:proofErr w:type="gramEnd"/>
           </w:p>
         </w:tc>
         <w:tc>
@@ -15521,7 +14957,6 @@
                 <w:lang w:val="en-US"/>
               </w:rPr>
             </w:pPr>
-            <w:proofErr w:type="spellStart"/>
             <w:r>
               <w:rPr>
                 <w:rFonts w:ascii="Times New Roman" w:hAnsi="Times New Roman" w:cs="Times New Roman"/>
@@ -15529,7 +14964,6 @@
               </w:rPr>
               <w:t>group_id</w:t>
             </w:r>
-            <w:proofErr w:type="spellEnd"/>
           </w:p>
         </w:tc>
         <w:tc>
@@ -15662,7 +15096,6 @@
                 <w:lang w:val="en-US"/>
               </w:rPr>
             </w:pPr>
-            <w:proofErr w:type="spellStart"/>
             <w:r>
               <w:rPr>
                 <w:rFonts w:ascii="Times New Roman" w:hAnsi="Times New Roman" w:cs="Times New Roman"/>
@@ -15670,7 +15103,6 @@
               </w:rPr>
               <w:t>group_name</w:t>
             </w:r>
-            <w:proofErr w:type="spellEnd"/>
           </w:p>
         </w:tc>
         <w:tc>
@@ -15684,27 +15116,11 @@
                 <w:rFonts w:ascii="Times New Roman" w:hAnsi="Times New Roman" w:cs="Times New Roman"/>
               </w:rPr>
             </w:pPr>
-            <w:proofErr w:type="spellStart"/>
-            <w:proofErr w:type="gramStart"/>
-            <w:r>
-              <w:rPr>
-                <w:rFonts w:ascii="Times New Roman" w:hAnsi="Times New Roman" w:cs="Times New Roman"/>
-              </w:rPr>
-              <w:t>Varchar</w:t>
-            </w:r>
-            <w:proofErr w:type="spellEnd"/>
-            <w:r>
-              <w:rPr>
-                <w:rFonts w:ascii="Times New Roman" w:hAnsi="Times New Roman" w:cs="Times New Roman"/>
-              </w:rPr>
-              <w:t>(</w:t>
-            </w:r>
-            <w:proofErr w:type="gramEnd"/>
-            <w:r>
-              <w:rPr>
-                <w:rFonts w:ascii="Times New Roman" w:hAnsi="Times New Roman" w:cs="Times New Roman"/>
-              </w:rPr>
-              <w:t>30)</w:t>
+            <w:r>
+              <w:rPr>
+                <w:rFonts w:ascii="Times New Roman" w:hAnsi="Times New Roman" w:cs="Times New Roman"/>
+              </w:rPr>
+              <w:t>Varchar(30)</w:t>
             </w:r>
           </w:p>
         </w:tc>
@@ -15830,27 +15246,11 @@
                 <w:rFonts w:ascii="Times New Roman" w:hAnsi="Times New Roman" w:cs="Times New Roman"/>
               </w:rPr>
             </w:pPr>
-            <w:proofErr w:type="spellStart"/>
-            <w:proofErr w:type="gramStart"/>
-            <w:r>
-              <w:rPr>
-                <w:rFonts w:ascii="Times New Roman" w:hAnsi="Times New Roman" w:cs="Times New Roman"/>
-              </w:rPr>
-              <w:t>Varchar</w:t>
-            </w:r>
-            <w:proofErr w:type="spellEnd"/>
-            <w:r>
-              <w:rPr>
-                <w:rFonts w:ascii="Times New Roman" w:hAnsi="Times New Roman" w:cs="Times New Roman"/>
-              </w:rPr>
-              <w:t>(</w:t>
-            </w:r>
-            <w:proofErr w:type="gramEnd"/>
-            <w:r>
-              <w:rPr>
-                <w:rFonts w:ascii="Times New Roman" w:hAnsi="Times New Roman" w:cs="Times New Roman"/>
-              </w:rPr>
-              <w:t>30)</w:t>
+            <w:r>
+              <w:rPr>
+                <w:rFonts w:ascii="Times New Roman" w:hAnsi="Times New Roman" w:cs="Times New Roman"/>
+              </w:rPr>
+              <w:t>Varchar(30)</w:t>
             </w:r>
           </w:p>
         </w:tc>
@@ -15957,7 +15357,6 @@
                 <w:lang w:val="en-US"/>
               </w:rPr>
             </w:pPr>
-            <w:proofErr w:type="spellStart"/>
             <w:r>
               <w:rPr>
                 <w:rFonts w:ascii="Times New Roman" w:hAnsi="Times New Roman" w:cs="Times New Roman"/>
@@ -15965,7 +15364,6 @@
               </w:rPr>
               <w:t>formation_year</w:t>
             </w:r>
-            <w:proofErr w:type="spellEnd"/>
           </w:p>
         </w:tc>
         <w:tc>
@@ -16193,14 +15591,12 @@
                 <w:lang w:val="en-US"/>
               </w:rPr>
             </w:pPr>
-            <w:proofErr w:type="gramStart"/>
             <w:r>
               <w:rPr>
                 <w:rFonts w:ascii="Times New Roman" w:hAnsi="Times New Roman" w:cs="Times New Roman"/>
               </w:rPr>
               <w:t>Не Пусто</w:t>
             </w:r>
-            <w:proofErr w:type="gramEnd"/>
           </w:p>
         </w:tc>
         <w:tc>
@@ -16275,7 +15671,6 @@
                 <w:lang w:val="en-US"/>
               </w:rPr>
             </w:pPr>
-            <w:proofErr w:type="spellStart"/>
             <w:r>
               <w:rPr>
                 <w:rFonts w:ascii="Times New Roman" w:hAnsi="Times New Roman" w:cs="Times New Roman"/>
@@ -16283,7 +15678,6 @@
               </w:rPr>
               <w:t>doc_id</w:t>
             </w:r>
-            <w:proofErr w:type="spellEnd"/>
           </w:p>
         </w:tc>
         <w:tc>
@@ -16399,7 +15793,6 @@
                 <w:lang w:val="en-US"/>
               </w:rPr>
             </w:pPr>
-            <w:proofErr w:type="spellStart"/>
             <w:r>
               <w:rPr>
                 <w:rFonts w:ascii="Times New Roman" w:hAnsi="Times New Roman" w:cs="Times New Roman"/>
@@ -16407,7 +15800,6 @@
               </w:rPr>
               <w:t>type_id</w:t>
             </w:r>
-            <w:proofErr w:type="spellEnd"/>
           </w:p>
         </w:tc>
         <w:tc>
@@ -16521,7 +15913,6 @@
                 <w:lang w:val="en-US"/>
               </w:rPr>
             </w:pPr>
-            <w:proofErr w:type="spellStart"/>
             <w:r>
               <w:rPr>
                 <w:rFonts w:ascii="Times New Roman" w:hAnsi="Times New Roman" w:cs="Times New Roman"/>
@@ -16529,7 +15920,6 @@
               </w:rPr>
               <w:t>document_subject</w:t>
             </w:r>
-            <w:proofErr w:type="spellEnd"/>
           </w:p>
         </w:tc>
         <w:tc>
@@ -16543,22 +15933,12 @@
                 <w:rFonts w:ascii="Times New Roman" w:hAnsi="Times New Roman" w:cs="Times New Roman"/>
               </w:rPr>
             </w:pPr>
-            <w:proofErr w:type="spellStart"/>
-            <w:proofErr w:type="gramStart"/>
-            <w:r>
-              <w:rPr>
-                <w:rFonts w:ascii="Times New Roman" w:hAnsi="Times New Roman" w:cs="Times New Roman"/>
-              </w:rPr>
-              <w:t>Varchar</w:t>
-            </w:r>
-            <w:proofErr w:type="spellEnd"/>
-            <w:r>
-              <w:rPr>
-                <w:rFonts w:ascii="Times New Roman" w:hAnsi="Times New Roman" w:cs="Times New Roman"/>
-              </w:rPr>
-              <w:t>(</w:t>
-            </w:r>
-            <w:proofErr w:type="gramEnd"/>
+            <w:r>
+              <w:rPr>
+                <w:rFonts w:ascii="Times New Roman" w:hAnsi="Times New Roman" w:cs="Times New Roman"/>
+              </w:rPr>
+              <w:t>Varchar(</w:t>
+            </w:r>
             <w:r>
               <w:rPr>
                 <w:rFonts w:ascii="Times New Roman" w:hAnsi="Times New Roman" w:cs="Times New Roman"/>
@@ -16658,7 +16038,6 @@
                 <w:lang w:val="en-US"/>
               </w:rPr>
             </w:pPr>
-            <w:proofErr w:type="spellStart"/>
             <w:r>
               <w:rPr>
                 <w:rFonts w:ascii="Times New Roman" w:hAnsi="Times New Roman" w:cs="Times New Roman"/>
@@ -16666,7 +16045,6 @@
               </w:rPr>
               <w:t>supervisor_full_name</w:t>
             </w:r>
-            <w:proofErr w:type="spellEnd"/>
           </w:p>
         </w:tc>
         <w:tc>
@@ -16680,27 +16058,11 @@
                 <w:rFonts w:ascii="Times New Roman" w:hAnsi="Times New Roman" w:cs="Times New Roman"/>
               </w:rPr>
             </w:pPr>
-            <w:proofErr w:type="spellStart"/>
-            <w:proofErr w:type="gramStart"/>
-            <w:r>
-              <w:rPr>
-                <w:rFonts w:ascii="Times New Roman" w:hAnsi="Times New Roman" w:cs="Times New Roman"/>
-              </w:rPr>
-              <w:t>Varchar</w:t>
-            </w:r>
-            <w:proofErr w:type="spellEnd"/>
-            <w:r>
-              <w:rPr>
-                <w:rFonts w:ascii="Times New Roman" w:hAnsi="Times New Roman" w:cs="Times New Roman"/>
-              </w:rPr>
-              <w:t>(</w:t>
-            </w:r>
-            <w:proofErr w:type="gramEnd"/>
-            <w:r>
-              <w:rPr>
-                <w:rFonts w:ascii="Times New Roman" w:hAnsi="Times New Roman" w:cs="Times New Roman"/>
-              </w:rPr>
-              <w:t>30)</w:t>
+            <w:r>
+              <w:rPr>
+                <w:rFonts w:ascii="Times New Roman" w:hAnsi="Times New Roman" w:cs="Times New Roman"/>
+              </w:rPr>
+              <w:t>Varchar(30)</w:t>
             </w:r>
           </w:p>
         </w:tc>
@@ -16789,7 +16151,6 @@
                 <w:lang w:val="en-US"/>
               </w:rPr>
             </w:pPr>
-            <w:proofErr w:type="spellStart"/>
             <w:r>
               <w:rPr>
                 <w:rFonts w:ascii="Times New Roman" w:hAnsi="Times New Roman" w:cs="Times New Roman"/>
@@ -16797,7 +16158,6 @@
               </w:rPr>
               <w:t>student_id</w:t>
             </w:r>
-            <w:proofErr w:type="spellEnd"/>
           </w:p>
         </w:tc>
         <w:tc>
@@ -17024,14 +16384,12 @@
                 <w:lang w:val="en-US"/>
               </w:rPr>
             </w:pPr>
-            <w:proofErr w:type="gramStart"/>
             <w:r>
               <w:rPr>
                 <w:rFonts w:ascii="Times New Roman" w:hAnsi="Times New Roman" w:cs="Times New Roman"/>
               </w:rPr>
               <w:t>Не Пусто</w:t>
             </w:r>
-            <w:proofErr w:type="gramEnd"/>
           </w:p>
         </w:tc>
         <w:tc>
@@ -17106,7 +16464,6 @@
                 <w:lang w:val="en-US"/>
               </w:rPr>
             </w:pPr>
-            <w:proofErr w:type="spellStart"/>
             <w:r>
               <w:rPr>
                 <w:rFonts w:ascii="Times New Roman" w:hAnsi="Times New Roman" w:cs="Times New Roman"/>
@@ -17114,7 +16471,6 @@
               </w:rPr>
               <w:t>pers_file_id</w:t>
             </w:r>
-            <w:proofErr w:type="spellEnd"/>
           </w:p>
         </w:tc>
         <w:tc>
@@ -17230,7 +16586,6 @@
                 <w:lang w:val="en-US"/>
               </w:rPr>
             </w:pPr>
-            <w:proofErr w:type="spellStart"/>
             <w:r>
               <w:rPr>
                 <w:rFonts w:ascii="Times New Roman" w:hAnsi="Times New Roman" w:cs="Times New Roman"/>
@@ -17238,7 +16593,6 @@
               </w:rPr>
               <w:t>student_id</w:t>
             </w:r>
-            <w:proofErr w:type="spellEnd"/>
           </w:p>
         </w:tc>
         <w:tc>
@@ -17352,7 +16706,6 @@
                 <w:lang w:val="en-US"/>
               </w:rPr>
             </w:pPr>
-            <w:proofErr w:type="spellStart"/>
             <w:r>
               <w:rPr>
                 <w:rFonts w:ascii="Times New Roman" w:hAnsi="Times New Roman" w:cs="Times New Roman"/>
@@ -17360,7 +16713,6 @@
               </w:rPr>
               <w:t>Deduction_year</w:t>
             </w:r>
-            <w:proofErr w:type="spellEnd"/>
           </w:p>
         </w:tc>
         <w:tc>
@@ -17471,7 +16823,6 @@
                 <w:lang w:val="en-US"/>
               </w:rPr>
             </w:pPr>
-            <w:proofErr w:type="spellStart"/>
             <w:r>
               <w:rPr>
                 <w:rFonts w:ascii="Times New Roman" w:hAnsi="Times New Roman" w:cs="Times New Roman"/>
@@ -17479,7 +16830,6 @@
               </w:rPr>
               <w:t>admission_year</w:t>
             </w:r>
-            <w:proofErr w:type="spellEnd"/>
           </w:p>
         </w:tc>
         <w:tc>
@@ -17609,27 +16959,11 @@
                 <w:rFonts w:ascii="Times New Roman" w:hAnsi="Times New Roman" w:cs="Times New Roman"/>
               </w:rPr>
             </w:pPr>
-            <w:proofErr w:type="spellStart"/>
-            <w:proofErr w:type="gramStart"/>
-            <w:r>
-              <w:rPr>
-                <w:rFonts w:ascii="Times New Roman" w:hAnsi="Times New Roman" w:cs="Times New Roman"/>
-              </w:rPr>
-              <w:t>Varchar</w:t>
-            </w:r>
-            <w:proofErr w:type="spellEnd"/>
-            <w:r>
-              <w:rPr>
-                <w:rFonts w:ascii="Times New Roman" w:hAnsi="Times New Roman" w:cs="Times New Roman"/>
-              </w:rPr>
-              <w:t>(</w:t>
-            </w:r>
-            <w:proofErr w:type="gramEnd"/>
-            <w:r>
-              <w:rPr>
-                <w:rFonts w:ascii="Times New Roman" w:hAnsi="Times New Roman" w:cs="Times New Roman"/>
-              </w:rPr>
-              <w:t>30)</w:t>
+            <w:r>
+              <w:rPr>
+                <w:rFonts w:ascii="Times New Roman" w:hAnsi="Times New Roman" w:cs="Times New Roman"/>
+              </w:rPr>
+              <w:t>Varchar(30)</w:t>
             </w:r>
           </w:p>
         </w:tc>
@@ -17834,14 +17168,12 @@
                 <w:lang w:val="en-US"/>
               </w:rPr>
             </w:pPr>
-            <w:proofErr w:type="gramStart"/>
             <w:r>
               <w:rPr>
                 <w:rFonts w:ascii="Times New Roman" w:hAnsi="Times New Roman" w:cs="Times New Roman"/>
               </w:rPr>
               <w:t>Не Пусто</w:t>
             </w:r>
-            <w:proofErr w:type="gramEnd"/>
           </w:p>
         </w:tc>
         <w:tc>
@@ -17919,7 +17251,6 @@
                 <w:lang w:val="en-US"/>
               </w:rPr>
             </w:pPr>
-            <w:proofErr w:type="spellStart"/>
             <w:r>
               <w:rPr>
                 <w:rFonts w:ascii="Times New Roman" w:hAnsi="Times New Roman" w:cs="Times New Roman"/>
@@ -17927,7 +17258,6 @@
               </w:rPr>
               <w:t>type_id</w:t>
             </w:r>
-            <w:proofErr w:type="spellEnd"/>
           </w:p>
         </w:tc>
         <w:tc>
@@ -18046,7 +17376,6 @@
                 <w:lang w:val="en-US"/>
               </w:rPr>
             </w:pPr>
-            <w:proofErr w:type="spellStart"/>
             <w:r>
               <w:rPr>
                 <w:rFonts w:ascii="Times New Roman" w:hAnsi="Times New Roman" w:cs="Times New Roman"/>
@@ -18054,7 +17383,6 @@
               </w:rPr>
               <w:t>type_name</w:t>
             </w:r>
-            <w:proofErr w:type="spellEnd"/>
           </w:p>
         </w:tc>
         <w:tc>
@@ -18068,27 +17396,11 @@
                 <w:rFonts w:ascii="Times New Roman" w:hAnsi="Times New Roman" w:cs="Times New Roman"/>
               </w:rPr>
             </w:pPr>
-            <w:proofErr w:type="spellStart"/>
-            <w:proofErr w:type="gramStart"/>
-            <w:r>
-              <w:rPr>
-                <w:rFonts w:ascii="Times New Roman" w:hAnsi="Times New Roman" w:cs="Times New Roman"/>
-              </w:rPr>
-              <w:t>Varchar</w:t>
-            </w:r>
-            <w:proofErr w:type="spellEnd"/>
-            <w:r>
-              <w:rPr>
-                <w:rFonts w:ascii="Times New Roman" w:hAnsi="Times New Roman" w:cs="Times New Roman"/>
-              </w:rPr>
-              <w:t>(</w:t>
-            </w:r>
-            <w:proofErr w:type="gramEnd"/>
-            <w:r>
-              <w:rPr>
-                <w:rFonts w:ascii="Times New Roman" w:hAnsi="Times New Roman" w:cs="Times New Roman"/>
-              </w:rPr>
-              <w:t>30)</w:t>
+            <w:r>
+              <w:rPr>
+                <w:rFonts w:ascii="Times New Roman" w:hAnsi="Times New Roman" w:cs="Times New Roman"/>
+              </w:rPr>
+              <w:t>Varchar(30)</w:t>
             </w:r>
           </w:p>
         </w:tc>
@@ -18307,14 +17619,12 @@
                 <w:lang w:val="en-US"/>
               </w:rPr>
             </w:pPr>
-            <w:proofErr w:type="gramStart"/>
             <w:r>
               <w:rPr>
                 <w:rFonts w:ascii="Times New Roman" w:hAnsi="Times New Roman" w:cs="Times New Roman"/>
               </w:rPr>
               <w:t>Не Пусто</w:t>
             </w:r>
-            <w:proofErr w:type="gramEnd"/>
           </w:p>
         </w:tc>
         <w:tc>
@@ -18389,7 +17699,6 @@
                 <w:lang w:val="en-US"/>
               </w:rPr>
             </w:pPr>
-            <w:proofErr w:type="spellStart"/>
             <w:r>
               <w:rPr>
                 <w:rFonts w:ascii="Times New Roman" w:hAnsi="Times New Roman" w:cs="Times New Roman"/>
@@ -18397,7 +17706,6 @@
               </w:rPr>
               <w:t>deleted_doc_id</w:t>
             </w:r>
-            <w:proofErr w:type="spellEnd"/>
           </w:p>
         </w:tc>
         <w:tc>
@@ -18513,7 +17821,6 @@
                 <w:lang w:val="en-US"/>
               </w:rPr>
             </w:pPr>
-            <w:proofErr w:type="spellStart"/>
             <w:r>
               <w:rPr>
                 <w:rFonts w:ascii="Times New Roman" w:hAnsi="Times New Roman" w:cs="Times New Roman"/>
@@ -18521,7 +17828,6 @@
               </w:rPr>
               <w:t>type_id</w:t>
             </w:r>
-            <w:proofErr w:type="spellEnd"/>
           </w:p>
         </w:tc>
         <w:tc>
@@ -18647,17 +17953,8 @@
                 <w:rFonts w:ascii="Times New Roman" w:hAnsi="Times New Roman" w:cs="Times New Roman"/>
                 <w:lang w:val="en-US"/>
               </w:rPr>
-              <w:t>_</w:t>
-            </w:r>
-            <w:proofErr w:type="spellStart"/>
-            <w:r>
-              <w:rPr>
-                <w:rFonts w:ascii="Times New Roman" w:hAnsi="Times New Roman" w:cs="Times New Roman"/>
-                <w:lang w:val="en-US"/>
-              </w:rPr>
-              <w:t>document_subject</w:t>
-            </w:r>
-            <w:proofErr w:type="spellEnd"/>
+              <w:t>_document_subject</w:t>
+            </w:r>
           </w:p>
         </w:tc>
         <w:tc>
@@ -18671,22 +17968,12 @@
                 <w:rFonts w:ascii="Times New Roman" w:hAnsi="Times New Roman" w:cs="Times New Roman"/>
               </w:rPr>
             </w:pPr>
-            <w:proofErr w:type="spellStart"/>
-            <w:proofErr w:type="gramStart"/>
-            <w:r>
-              <w:rPr>
-                <w:rFonts w:ascii="Times New Roman" w:hAnsi="Times New Roman" w:cs="Times New Roman"/>
-              </w:rPr>
-              <w:t>Varchar</w:t>
-            </w:r>
-            <w:proofErr w:type="spellEnd"/>
-            <w:r>
-              <w:rPr>
-                <w:rFonts w:ascii="Times New Roman" w:hAnsi="Times New Roman" w:cs="Times New Roman"/>
-              </w:rPr>
-              <w:t>(</w:t>
-            </w:r>
-            <w:proofErr w:type="gramEnd"/>
+            <w:r>
+              <w:rPr>
+                <w:rFonts w:ascii="Times New Roman" w:hAnsi="Times New Roman" w:cs="Times New Roman"/>
+              </w:rPr>
+              <w:t>Varchar(</w:t>
+            </w:r>
             <w:r>
               <w:rPr>
                 <w:rFonts w:ascii="Times New Roman" w:hAnsi="Times New Roman" w:cs="Times New Roman"/>
@@ -18800,17 +18087,8 @@
                 <w:rFonts w:ascii="Times New Roman" w:hAnsi="Times New Roman" w:cs="Times New Roman"/>
                 <w:lang w:val="en-US"/>
               </w:rPr>
-              <w:t>_</w:t>
-            </w:r>
-            <w:proofErr w:type="spellStart"/>
-            <w:r>
-              <w:rPr>
-                <w:rFonts w:ascii="Times New Roman" w:hAnsi="Times New Roman" w:cs="Times New Roman"/>
-                <w:lang w:val="en-US"/>
-              </w:rPr>
-              <w:t>supervisor_full_name</w:t>
-            </w:r>
-            <w:proofErr w:type="spellEnd"/>
+              <w:t>_supervisor_full_name</w:t>
+            </w:r>
           </w:p>
         </w:tc>
         <w:tc>
@@ -18824,27 +18102,11 @@
                 <w:rFonts w:ascii="Times New Roman" w:hAnsi="Times New Roman" w:cs="Times New Roman"/>
               </w:rPr>
             </w:pPr>
-            <w:proofErr w:type="spellStart"/>
-            <w:proofErr w:type="gramStart"/>
-            <w:r>
-              <w:rPr>
-                <w:rFonts w:ascii="Times New Roman" w:hAnsi="Times New Roman" w:cs="Times New Roman"/>
-              </w:rPr>
-              <w:t>Varchar</w:t>
-            </w:r>
-            <w:proofErr w:type="spellEnd"/>
-            <w:r>
-              <w:rPr>
-                <w:rFonts w:ascii="Times New Roman" w:hAnsi="Times New Roman" w:cs="Times New Roman"/>
-              </w:rPr>
-              <w:t>(</w:t>
-            </w:r>
-            <w:proofErr w:type="gramEnd"/>
-            <w:r>
-              <w:rPr>
-                <w:rFonts w:ascii="Times New Roman" w:hAnsi="Times New Roman" w:cs="Times New Roman"/>
-              </w:rPr>
-              <w:t>30)</w:t>
+            <w:r>
+              <w:rPr>
+                <w:rFonts w:ascii="Times New Roman" w:hAnsi="Times New Roman" w:cs="Times New Roman"/>
+              </w:rPr>
+              <w:t>Varchar(30)</w:t>
             </w:r>
           </w:p>
         </w:tc>
@@ -18934,7 +18196,6 @@
                 <w:lang w:val="en-US"/>
               </w:rPr>
             </w:pPr>
-            <w:proofErr w:type="spellStart"/>
             <w:r>
               <w:rPr>
                 <w:rFonts w:ascii="Times New Roman" w:hAnsi="Times New Roman" w:cs="Times New Roman"/>
@@ -18942,7 +18203,6 @@
               </w:rPr>
               <w:t>student_id</w:t>
             </w:r>
-            <w:proofErr w:type="spellEnd"/>
           </w:p>
         </w:tc>
         <w:tc>
@@ -19169,14 +18429,12 @@
                 <w:lang w:val="en-US"/>
               </w:rPr>
             </w:pPr>
-            <w:proofErr w:type="gramStart"/>
             <w:r>
               <w:rPr>
                 <w:rFonts w:ascii="Times New Roman" w:hAnsi="Times New Roman" w:cs="Times New Roman"/>
               </w:rPr>
               <w:t>Не Пусто</w:t>
             </w:r>
-            <w:proofErr w:type="gramEnd"/>
           </w:p>
         </w:tc>
         <w:tc>
@@ -19251,7 +18509,6 @@
                 <w:lang w:val="en-US"/>
               </w:rPr>
             </w:pPr>
-            <w:proofErr w:type="spellStart"/>
             <w:r>
               <w:rPr>
                 <w:rFonts w:ascii="Times New Roman" w:hAnsi="Times New Roman" w:cs="Times New Roman"/>
@@ -19259,7 +18516,6 @@
               </w:rPr>
               <w:t>deleted_pers_file_id</w:t>
             </w:r>
-            <w:proofErr w:type="spellEnd"/>
           </w:p>
         </w:tc>
         <w:tc>
@@ -19375,7 +18631,6 @@
                 <w:lang w:val="en-US"/>
               </w:rPr>
             </w:pPr>
-            <w:proofErr w:type="spellStart"/>
             <w:r>
               <w:rPr>
                 <w:rFonts w:ascii="Times New Roman" w:hAnsi="Times New Roman" w:cs="Times New Roman"/>
@@ -19383,7 +18638,6 @@
               </w:rPr>
               <w:t>student_id</w:t>
             </w:r>
-            <w:proofErr w:type="spellEnd"/>
           </w:p>
         </w:tc>
         <w:tc>
@@ -19497,7 +18751,6 @@
                 <w:lang w:val="en-US"/>
               </w:rPr>
             </w:pPr>
-            <w:proofErr w:type="spellStart"/>
             <w:r>
               <w:rPr>
                 <w:rFonts w:ascii="Times New Roman" w:hAnsi="Times New Roman" w:cs="Times New Roman"/>
@@ -19505,7 +18758,6 @@
               </w:rPr>
               <w:t>deduction_year</w:t>
             </w:r>
-            <w:proofErr w:type="spellEnd"/>
           </w:p>
         </w:tc>
         <w:tc>
@@ -19613,7 +18865,6 @@
                 <w:lang w:val="en-US"/>
               </w:rPr>
             </w:pPr>
-            <w:proofErr w:type="spellStart"/>
             <w:r>
               <w:rPr>
                 <w:rFonts w:ascii="Times New Roman" w:hAnsi="Times New Roman" w:cs="Times New Roman"/>
@@ -19621,7 +18872,6 @@
               </w:rPr>
               <w:t>admission_year</w:t>
             </w:r>
-            <w:proofErr w:type="spellEnd"/>
           </w:p>
         </w:tc>
         <w:tc>
@@ -19748,27 +18998,11 @@
                 <w:rFonts w:ascii="Times New Roman" w:hAnsi="Times New Roman" w:cs="Times New Roman"/>
               </w:rPr>
             </w:pPr>
-            <w:proofErr w:type="spellStart"/>
-            <w:proofErr w:type="gramStart"/>
-            <w:r>
-              <w:rPr>
-                <w:rFonts w:ascii="Times New Roman" w:hAnsi="Times New Roman" w:cs="Times New Roman"/>
-              </w:rPr>
-              <w:t>Varchar</w:t>
-            </w:r>
-            <w:proofErr w:type="spellEnd"/>
-            <w:r>
-              <w:rPr>
-                <w:rFonts w:ascii="Times New Roman" w:hAnsi="Times New Roman" w:cs="Times New Roman"/>
-              </w:rPr>
-              <w:t>(</w:t>
-            </w:r>
-            <w:proofErr w:type="gramEnd"/>
-            <w:r>
-              <w:rPr>
-                <w:rFonts w:ascii="Times New Roman" w:hAnsi="Times New Roman" w:cs="Times New Roman"/>
-              </w:rPr>
-              <w:t>30)</w:t>
+            <w:r>
+              <w:rPr>
+                <w:rFonts w:ascii="Times New Roman" w:hAnsi="Times New Roman" w:cs="Times New Roman"/>
+              </w:rPr>
+              <w:t>Varchar(30)</w:t>
             </w:r>
           </w:p>
         </w:tc>
@@ -20036,14 +19270,12 @@
                 <w:lang w:val="en-US"/>
               </w:rPr>
             </w:pPr>
-            <w:proofErr w:type="gramStart"/>
             <w:r>
               <w:rPr>
                 <w:rFonts w:ascii="Times New Roman" w:hAnsi="Times New Roman" w:cs="Times New Roman"/>
               </w:rPr>
               <w:t>Не Пусто</w:t>
             </w:r>
-            <w:proofErr w:type="gramEnd"/>
           </w:p>
         </w:tc>
         <w:tc>
@@ -20116,14 +19348,12 @@
                 <w:rFonts w:ascii="Times New Roman" w:hAnsi="Times New Roman" w:cs="Times New Roman"/>
               </w:rPr>
             </w:pPr>
-            <w:proofErr w:type="spellStart"/>
             <w:r>
               <w:rPr>
                 <w:rFonts w:ascii="Times New Roman" w:hAnsi="Times New Roman" w:cs="Times New Roman"/>
               </w:rPr>
               <w:t>id</w:t>
             </w:r>
-            <w:proofErr w:type="spellEnd"/>
           </w:p>
         </w:tc>
         <w:tc>
@@ -20253,19 +19483,11 @@
                 <w:rFonts w:ascii="Times New Roman" w:hAnsi="Times New Roman" w:cs="Times New Roman"/>
               </w:rPr>
             </w:pPr>
-            <w:proofErr w:type="gramStart"/>
-            <w:r>
-              <w:rPr>
-                <w:rFonts w:ascii="Times New Roman" w:hAnsi="Times New Roman" w:cs="Times New Roman"/>
-              </w:rPr>
-              <w:t>VARCHAR(</w:t>
-            </w:r>
-            <w:proofErr w:type="gramEnd"/>
-            <w:r>
-              <w:rPr>
-                <w:rFonts w:ascii="Times New Roman" w:hAnsi="Times New Roman" w:cs="Times New Roman"/>
-              </w:rPr>
-              <w:t>150)</w:t>
+            <w:r>
+              <w:rPr>
+                <w:rFonts w:ascii="Times New Roman" w:hAnsi="Times New Roman" w:cs="Times New Roman"/>
+              </w:rPr>
+              <w:t>VARCHAR(150)</w:t>
             </w:r>
           </w:p>
         </w:tc>
@@ -20358,14 +19580,12 @@
                 <w:rFonts w:ascii="Times New Roman" w:hAnsi="Times New Roman" w:cs="Times New Roman"/>
               </w:rPr>
             </w:pPr>
-            <w:proofErr w:type="spellStart"/>
             <w:r>
               <w:rPr>
                 <w:rFonts w:ascii="Times New Roman" w:hAnsi="Times New Roman" w:cs="Times New Roman"/>
               </w:rPr>
               <w:t>role</w:t>
             </w:r>
-            <w:proofErr w:type="spellEnd"/>
           </w:p>
         </w:tc>
         <w:tc>
@@ -20379,47 +19599,11 @@
                 <w:rFonts w:ascii="Times New Roman" w:hAnsi="Times New Roman" w:cs="Times New Roman"/>
               </w:rPr>
             </w:pPr>
-            <w:proofErr w:type="gramStart"/>
-            <w:r>
-              <w:rPr>
-                <w:rFonts w:ascii="Times New Roman" w:hAnsi="Times New Roman" w:cs="Times New Roman"/>
-              </w:rPr>
-              <w:t>ENUM(</w:t>
-            </w:r>
-            <w:proofErr w:type="gramEnd"/>
-            <w:r>
-              <w:rPr>
-                <w:rFonts w:ascii="Times New Roman" w:hAnsi="Times New Roman" w:cs="Times New Roman"/>
-              </w:rPr>
-              <w:t>‘</w:t>
-            </w:r>
-            <w:proofErr w:type="spellStart"/>
-            <w:r>
-              <w:rPr>
-                <w:rFonts w:ascii="Times New Roman" w:hAnsi="Times New Roman" w:cs="Times New Roman"/>
-              </w:rPr>
-              <w:t>Admin</w:t>
-            </w:r>
-            <w:proofErr w:type="spellEnd"/>
-            <w:r>
-              <w:rPr>
-                <w:rFonts w:ascii="Times New Roman" w:hAnsi="Times New Roman" w:cs="Times New Roman"/>
-              </w:rPr>
-              <w:t>’, ‘</w:t>
-            </w:r>
-            <w:proofErr w:type="spellStart"/>
-            <w:r>
-              <w:rPr>
-                <w:rFonts w:ascii="Times New Roman" w:hAnsi="Times New Roman" w:cs="Times New Roman"/>
-              </w:rPr>
-              <w:t>Employer</w:t>
-            </w:r>
-            <w:proofErr w:type="spellEnd"/>
-            <w:r>
-              <w:rPr>
-                <w:rFonts w:ascii="Times New Roman" w:hAnsi="Times New Roman" w:cs="Times New Roman"/>
-              </w:rPr>
-              <w:t>’)</w:t>
+            <w:r>
+              <w:rPr>
+                <w:rFonts w:ascii="Times New Roman" w:hAnsi="Times New Roman" w:cs="Times New Roman"/>
+              </w:rPr>
+              <w:t>ENUM(‘Admin’, ‘Employer’)</w:t>
             </w:r>
           </w:p>
         </w:tc>
@@ -20512,14 +19696,12 @@
                 <w:rFonts w:ascii="Times New Roman" w:hAnsi="Times New Roman" w:cs="Times New Roman"/>
               </w:rPr>
             </w:pPr>
-            <w:proofErr w:type="spellStart"/>
             <w:r>
               <w:rPr>
                 <w:rFonts w:ascii="Times New Roman" w:hAnsi="Times New Roman" w:cs="Times New Roman"/>
               </w:rPr>
               <w:t>login</w:t>
             </w:r>
-            <w:proofErr w:type="spellEnd"/>
           </w:p>
         </w:tc>
         <w:tc>
@@ -20533,19 +19715,11 @@
                 <w:rFonts w:ascii="Times New Roman" w:hAnsi="Times New Roman" w:cs="Times New Roman"/>
               </w:rPr>
             </w:pPr>
-            <w:proofErr w:type="gramStart"/>
-            <w:r>
-              <w:rPr>
-                <w:rFonts w:ascii="Times New Roman" w:hAnsi="Times New Roman" w:cs="Times New Roman"/>
-              </w:rPr>
-              <w:t>VARCHAR(</w:t>
-            </w:r>
-            <w:proofErr w:type="gramEnd"/>
-            <w:r>
-              <w:rPr>
-                <w:rFonts w:ascii="Times New Roman" w:hAnsi="Times New Roman" w:cs="Times New Roman"/>
-              </w:rPr>
-              <w:t>50)</w:t>
+            <w:r>
+              <w:rPr>
+                <w:rFonts w:ascii="Times New Roman" w:hAnsi="Times New Roman" w:cs="Times New Roman"/>
+              </w:rPr>
+              <w:t>VARCHAR(50)</w:t>
             </w:r>
           </w:p>
         </w:tc>
@@ -20640,14 +19814,12 @@
                 <w:rFonts w:ascii="Times New Roman" w:hAnsi="Times New Roman" w:cs="Times New Roman"/>
               </w:rPr>
             </w:pPr>
-            <w:proofErr w:type="spellStart"/>
             <w:r>
               <w:rPr>
                 <w:rFonts w:ascii="Times New Roman" w:hAnsi="Times New Roman" w:cs="Times New Roman"/>
               </w:rPr>
               <w:t>password</w:t>
             </w:r>
-            <w:proofErr w:type="spellEnd"/>
           </w:p>
         </w:tc>
         <w:tc>
@@ -20661,19 +19833,11 @@
                 <w:rFonts w:ascii="Times New Roman" w:hAnsi="Times New Roman" w:cs="Times New Roman"/>
               </w:rPr>
             </w:pPr>
-            <w:proofErr w:type="gramStart"/>
-            <w:r>
-              <w:rPr>
-                <w:rFonts w:ascii="Times New Roman" w:hAnsi="Times New Roman" w:cs="Times New Roman"/>
-              </w:rPr>
-              <w:t>VARCHAR(</w:t>
-            </w:r>
-            <w:proofErr w:type="gramEnd"/>
-            <w:r>
-              <w:rPr>
-                <w:rFonts w:ascii="Times New Roman" w:hAnsi="Times New Roman" w:cs="Times New Roman"/>
-              </w:rPr>
-              <w:t>50)</w:t>
+            <w:r>
+              <w:rPr>
+                <w:rFonts w:ascii="Times New Roman" w:hAnsi="Times New Roman" w:cs="Times New Roman"/>
+              </w:rPr>
+              <w:t>VARCHAR(50)</w:t>
             </w:r>
           </w:p>
         </w:tc>
@@ -20858,6 +20022,2756 @@
         <w:t>5 ТЕСТИРОВАНИЕ ПРОГРАММНЫХ МОДУЛЕЙ</w:t>
       </w:r>
       <w:bookmarkEnd w:id="11"/>
+    </w:p>
+    <w:p/>
+    <w:p>
+      <w:pPr>
+        <w:ind w:firstLine="709"/>
+        <w:rPr>
+          <w:rFonts w:ascii="Times New Roman" w:hAnsi="Times New Roman" w:cs="Times New Roman"/>
+          <w:sz w:val="28"/>
+          <w:szCs w:val="28"/>
+        </w:rPr>
+      </w:pPr>
+      <w:r>
+        <w:rPr>
+          <w:rFonts w:ascii="Times New Roman" w:hAnsi="Times New Roman" w:cs="Times New Roman"/>
+          <w:sz w:val="28"/>
+          <w:szCs w:val="28"/>
+        </w:rPr>
+        <w:t xml:space="preserve">Данный отчёт содержит результаты выполнения тест‑кейсов для проверки функциональности </w:t>
+      </w:r>
+      <w:r>
+        <w:rPr>
+          <w:rFonts w:ascii="Times New Roman" w:hAnsi="Times New Roman" w:cs="Times New Roman"/>
+          <w:sz w:val="28"/>
+          <w:szCs w:val="28"/>
+        </w:rPr>
+        <w:t>приложения</w:t>
+      </w:r>
+      <w:r>
+        <w:rPr>
+          <w:rFonts w:ascii="Times New Roman" w:hAnsi="Times New Roman" w:cs="Times New Roman"/>
+          <w:sz w:val="28"/>
+          <w:szCs w:val="28"/>
+        </w:rPr>
+        <w:t xml:space="preserve">. Цель тестирования </w:t>
+      </w:r>
+      <w:r>
+        <w:rPr>
+          <w:rFonts w:ascii="Times New Roman" w:hAnsi="Times New Roman" w:cs="Times New Roman"/>
+          <w:sz w:val="28"/>
+          <w:szCs w:val="28"/>
+        </w:rPr>
+        <w:t>–</w:t>
+      </w:r>
+      <w:r>
+        <w:rPr>
+          <w:rFonts w:ascii="Times New Roman" w:hAnsi="Times New Roman" w:cs="Times New Roman"/>
+          <w:sz w:val="28"/>
+          <w:szCs w:val="28"/>
+        </w:rPr>
+        <w:t xml:space="preserve"> подтвердить соответствие реализованных функций требованиям </w:t>
+      </w:r>
+      <w:r>
+        <w:rPr>
+          <w:rFonts w:ascii="Times New Roman" w:hAnsi="Times New Roman" w:cs="Times New Roman"/>
+          <w:sz w:val="28"/>
+          <w:szCs w:val="28"/>
+        </w:rPr>
+        <w:t>технического задания</w:t>
+      </w:r>
+      <w:r>
+        <w:rPr>
+          <w:rFonts w:ascii="Times New Roman" w:hAnsi="Times New Roman" w:cs="Times New Roman"/>
+          <w:sz w:val="28"/>
+          <w:szCs w:val="28"/>
+        </w:rPr>
+        <w:t xml:space="preserve"> и выявить дефекты, влияющие на пользовательский опыт.</w:t>
+      </w:r>
+    </w:p>
+    <w:p>
+      <w:pPr>
+        <w:ind w:firstLine="709"/>
+        <w:rPr>
+          <w:rFonts w:ascii="Times New Roman" w:hAnsi="Times New Roman" w:cs="Times New Roman"/>
+          <w:sz w:val="28"/>
+          <w:szCs w:val="28"/>
+        </w:rPr>
+      </w:pPr>
+      <w:r>
+        <w:rPr>
+          <w:rFonts w:ascii="Times New Roman" w:hAnsi="Times New Roman" w:cs="Times New Roman"/>
+          <w:sz w:val="28"/>
+          <w:szCs w:val="28"/>
+        </w:rPr>
+        <w:t>Тест‑кейс</w:t>
+      </w:r>
+      <w:r>
+        <w:rPr>
+          <w:rFonts w:ascii="Times New Roman" w:hAnsi="Times New Roman" w:cs="Times New Roman"/>
+          <w:sz w:val="28"/>
+          <w:szCs w:val="28"/>
+        </w:rPr>
+        <w:t>ы</w:t>
+      </w:r>
+    </w:p>
+    <w:tbl>
+      <w:tblPr>
+        <w:tblStyle w:val="af2"/>
+        <w:tblW w:w="0" w:type="auto"/>
+        <w:tblLayout w:type="fixed"/>
+        <w:tblLook w:val="04A0" w:firstRow="1" w:lastRow="0" w:firstColumn="1" w:lastColumn="0" w:noHBand="0" w:noVBand="1"/>
+      </w:tblPr>
+      <w:tblGrid>
+        <w:gridCol w:w="448"/>
+        <w:gridCol w:w="2382"/>
+        <w:gridCol w:w="1701"/>
+        <w:gridCol w:w="2268"/>
+        <w:gridCol w:w="1633"/>
+        <w:gridCol w:w="1196"/>
+      </w:tblGrid>
+      <w:tr>
+        <w:tc>
+          <w:tcPr>
+            <w:tcW w:w="448" w:type="dxa"/>
+          </w:tcPr>
+          <w:p>
+            <w:pPr>
+              <w:rPr>
+                <w:rFonts w:ascii="Times New Roman" w:hAnsi="Times New Roman" w:cs="Times New Roman"/>
+                <w:sz w:val="28"/>
+                <w:szCs w:val="28"/>
+              </w:rPr>
+            </w:pPr>
+            <w:r>
+              <w:rPr>
+                <w:rFonts w:ascii="Times New Roman" w:hAnsi="Times New Roman" w:cs="Times New Roman"/>
+                <w:sz w:val="28"/>
+                <w:szCs w:val="28"/>
+              </w:rPr>
+              <w:t>№</w:t>
+            </w:r>
+          </w:p>
+        </w:tc>
+        <w:tc>
+          <w:tcPr>
+            <w:tcW w:w="2382" w:type="dxa"/>
+          </w:tcPr>
+          <w:p>
+            <w:pPr>
+              <w:rPr>
+                <w:rFonts w:ascii="Times New Roman" w:hAnsi="Times New Roman" w:cs="Times New Roman"/>
+                <w:sz w:val="28"/>
+                <w:szCs w:val="28"/>
+              </w:rPr>
+            </w:pPr>
+            <w:r>
+              <w:rPr>
+                <w:rFonts w:ascii="Times New Roman" w:hAnsi="Times New Roman" w:cs="Times New Roman"/>
+                <w:sz w:val="28"/>
+                <w:szCs w:val="28"/>
+              </w:rPr>
+              <w:t>Функция</w:t>
+            </w:r>
+          </w:p>
+        </w:tc>
+        <w:tc>
+          <w:tcPr>
+            <w:tcW w:w="1701" w:type="dxa"/>
+          </w:tcPr>
+          <w:p>
+            <w:pPr>
+              <w:rPr>
+                <w:rFonts w:ascii="Times New Roman" w:hAnsi="Times New Roman" w:cs="Times New Roman"/>
+                <w:sz w:val="28"/>
+                <w:szCs w:val="28"/>
+              </w:rPr>
+            </w:pPr>
+            <w:r>
+              <w:rPr>
+                <w:rFonts w:ascii="Times New Roman" w:hAnsi="Times New Roman" w:cs="Times New Roman"/>
+                <w:sz w:val="28"/>
+                <w:szCs w:val="28"/>
+              </w:rPr>
+              <w:t>Тип теста</w:t>
+            </w:r>
+          </w:p>
+        </w:tc>
+        <w:tc>
+          <w:tcPr>
+            <w:tcW w:w="2268" w:type="dxa"/>
+          </w:tcPr>
+          <w:p>
+            <w:pPr>
+              <w:rPr>
+                <w:rFonts w:ascii="Times New Roman" w:hAnsi="Times New Roman" w:cs="Times New Roman"/>
+                <w:sz w:val="28"/>
+                <w:szCs w:val="28"/>
+              </w:rPr>
+            </w:pPr>
+            <w:r>
+              <w:rPr>
+                <w:rFonts w:ascii="Times New Roman" w:hAnsi="Times New Roman" w:cs="Times New Roman"/>
+                <w:sz w:val="28"/>
+                <w:szCs w:val="28"/>
+              </w:rPr>
+              <w:t>Входные данные</w:t>
+            </w:r>
+          </w:p>
+        </w:tc>
+        <w:tc>
+          <w:tcPr>
+            <w:tcW w:w="1633" w:type="dxa"/>
+          </w:tcPr>
+          <w:p>
+            <w:pPr>
+              <w:rPr>
+                <w:rFonts w:ascii="Times New Roman" w:hAnsi="Times New Roman" w:cs="Times New Roman"/>
+                <w:sz w:val="28"/>
+                <w:szCs w:val="28"/>
+              </w:rPr>
+            </w:pPr>
+            <w:r>
+              <w:rPr>
+                <w:rFonts w:ascii="Times New Roman" w:hAnsi="Times New Roman" w:cs="Times New Roman"/>
+                <w:sz w:val="28"/>
+                <w:szCs w:val="28"/>
+              </w:rPr>
+              <w:t>Ожидаемый результат</w:t>
+            </w:r>
+          </w:p>
+        </w:tc>
+        <w:tc>
+          <w:tcPr>
+            <w:tcW w:w="1196" w:type="dxa"/>
+          </w:tcPr>
+          <w:p>
+            <w:pPr>
+              <w:rPr>
+                <w:rFonts w:ascii="Times New Roman" w:hAnsi="Times New Roman" w:cs="Times New Roman"/>
+                <w:sz w:val="28"/>
+                <w:szCs w:val="28"/>
+              </w:rPr>
+            </w:pPr>
+            <w:r>
+              <w:rPr>
+                <w:rFonts w:ascii="Times New Roman" w:hAnsi="Times New Roman" w:cs="Times New Roman"/>
+                <w:sz w:val="28"/>
+                <w:szCs w:val="28"/>
+              </w:rPr>
+              <w:t>Результат теста</w:t>
+            </w:r>
+          </w:p>
+        </w:tc>
+      </w:tr>
+      <w:tr>
+        <w:tc>
+          <w:tcPr>
+            <w:tcW w:w="448" w:type="dxa"/>
+          </w:tcPr>
+          <w:p>
+            <w:pPr>
+              <w:rPr>
+                <w:rFonts w:ascii="Times New Roman" w:hAnsi="Times New Roman" w:cs="Times New Roman"/>
+                <w:sz w:val="28"/>
+                <w:szCs w:val="28"/>
+              </w:rPr>
+            </w:pPr>
+            <w:r>
+              <w:rPr>
+                <w:rFonts w:ascii="Times New Roman" w:hAnsi="Times New Roman" w:cs="Times New Roman"/>
+                <w:sz w:val="28"/>
+                <w:szCs w:val="28"/>
+              </w:rPr>
+              <w:t>1</w:t>
+            </w:r>
+          </w:p>
+        </w:tc>
+        <w:tc>
+          <w:tcPr>
+            <w:tcW w:w="2382" w:type="dxa"/>
+          </w:tcPr>
+          <w:p>
+            <w:pPr>
+              <w:rPr>
+                <w:rFonts w:ascii="Times New Roman" w:hAnsi="Times New Roman" w:cs="Times New Roman"/>
+                <w:sz w:val="28"/>
+                <w:szCs w:val="28"/>
+              </w:rPr>
+            </w:pPr>
+            <w:r>
+              <w:rPr>
+                <w:rFonts w:ascii="Times New Roman" w:hAnsi="Times New Roman" w:cs="Times New Roman"/>
+                <w:sz w:val="28"/>
+                <w:szCs w:val="28"/>
+              </w:rPr>
+              <w:t>проверка корректности преобразования столбцов с годом (DateTime → string) в методе ConvertYearColumnsToString класса MainForm</w:t>
+            </w:r>
+          </w:p>
+        </w:tc>
+        <w:tc>
+          <w:tcPr>
+            <w:tcW w:w="1701" w:type="dxa"/>
+          </w:tcPr>
+          <w:p>
+            <w:pPr>
+              <w:rPr>
+                <w:rFonts w:ascii="Times New Roman" w:hAnsi="Times New Roman" w:cs="Times New Roman"/>
+                <w:sz w:val="28"/>
+                <w:szCs w:val="28"/>
+              </w:rPr>
+            </w:pPr>
+            <w:r>
+              <w:rPr>
+                <w:rFonts w:ascii="Times New Roman" w:hAnsi="Times New Roman" w:cs="Times New Roman"/>
+                <w:sz w:val="28"/>
+                <w:szCs w:val="28"/>
+              </w:rPr>
+              <w:t>unit‑тест (функциональное тестирование отдельного метода)</w:t>
+            </w:r>
+          </w:p>
+        </w:tc>
+        <w:tc>
+          <w:tcPr>
+            <w:tcW w:w="2268" w:type="dxa"/>
+          </w:tcPr>
+          <w:p>
+            <w:pPr>
+              <w:rPr>
+                <w:rFonts w:ascii="Times New Roman" w:hAnsi="Times New Roman" w:cs="Times New Roman"/>
+                <w:sz w:val="28"/>
+                <w:szCs w:val="28"/>
+              </w:rPr>
+            </w:pPr>
+            <w:r>
+              <w:rPr>
+                <w:rFonts w:ascii="Times New Roman" w:hAnsi="Times New Roman" w:cs="Times New Roman"/>
+                <w:sz w:val="28"/>
+                <w:szCs w:val="28"/>
+              </w:rPr>
+              <w:t xml:space="preserve">Таблица </w:t>
+            </w:r>
+            <w:r>
+              <w:rPr>
+                <w:rFonts w:ascii="Times New Roman" w:hAnsi="Times New Roman" w:cs="Times New Roman"/>
+                <w:sz w:val="28"/>
+                <w:szCs w:val="28"/>
+                <w:lang w:val="en-US"/>
+              </w:rPr>
+              <w:t>DataTable</w:t>
+            </w:r>
+            <w:r>
+              <w:rPr>
+                <w:rFonts w:ascii="Times New Roman" w:hAnsi="Times New Roman" w:cs="Times New Roman"/>
+                <w:sz w:val="28"/>
+                <w:szCs w:val="28"/>
+              </w:rPr>
+              <w:t>,</w:t>
+            </w:r>
+          </w:p>
+          <w:p>
+            <w:pPr>
+              <w:rPr>
+                <w:rFonts w:ascii="Times New Roman" w:hAnsi="Times New Roman" w:cs="Times New Roman"/>
+                <w:sz w:val="28"/>
+                <w:szCs w:val="28"/>
+              </w:rPr>
+            </w:pPr>
+            <w:r>
+              <w:rPr>
+                <w:rFonts w:ascii="Times New Roman" w:hAnsi="Times New Roman" w:cs="Times New Roman"/>
+                <w:sz w:val="28"/>
+                <w:szCs w:val="28"/>
+              </w:rPr>
+              <w:t>Данные которой приведены в таблице , ниже</w:t>
+            </w:r>
+          </w:p>
+        </w:tc>
+        <w:tc>
+          <w:tcPr>
+            <w:tcW w:w="1633" w:type="dxa"/>
+          </w:tcPr>
+          <w:p>
+            <w:pPr>
+              <w:rPr>
+                <w:rFonts w:ascii="Times New Roman" w:hAnsi="Times New Roman" w:cs="Times New Roman"/>
+                <w:sz w:val="28"/>
+                <w:szCs w:val="28"/>
+              </w:rPr>
+            </w:pPr>
+            <w:r>
+              <w:rPr>
+                <w:rFonts w:ascii="Times New Roman" w:hAnsi="Times New Roman" w:cs="Times New Roman"/>
+                <w:sz w:val="28"/>
+                <w:szCs w:val="28"/>
+              </w:rPr>
+              <w:t>Изменения значений в столбце «</w:t>
+            </w:r>
+            <w:r>
+              <w:rPr>
+                <w:rFonts w:ascii="Times New Roman" w:hAnsi="Times New Roman" w:cs="Times New Roman"/>
+                <w:sz w:val="28"/>
+                <w:szCs w:val="28"/>
+              </w:rPr>
+              <w:t>Год_работы</w:t>
+            </w:r>
+            <w:r>
+              <w:rPr>
+                <w:rFonts w:ascii="Times New Roman" w:hAnsi="Times New Roman" w:cs="Times New Roman"/>
+                <w:sz w:val="28"/>
+                <w:szCs w:val="28"/>
+              </w:rPr>
+              <w:t xml:space="preserve">» с </w:t>
+            </w:r>
+            <w:r>
+              <w:rPr>
+                <w:rFonts w:ascii="Times New Roman" w:hAnsi="Times New Roman" w:cs="Times New Roman"/>
+                <w:sz w:val="28"/>
+                <w:szCs w:val="28"/>
+                <w:lang w:val="en-US"/>
+              </w:rPr>
+              <w:t>DateTime</w:t>
+            </w:r>
+            <w:r>
+              <w:rPr>
+                <w:rFonts w:ascii="Times New Roman" w:hAnsi="Times New Roman" w:cs="Times New Roman"/>
+                <w:sz w:val="28"/>
+                <w:szCs w:val="28"/>
+              </w:rPr>
+              <w:t xml:space="preserve"> </w:t>
+            </w:r>
+            <w:r>
+              <w:rPr>
+                <w:rFonts w:ascii="Times New Roman" w:hAnsi="Times New Roman" w:cs="Times New Roman"/>
+                <w:sz w:val="28"/>
+                <w:szCs w:val="28"/>
+              </w:rPr>
+              <w:t xml:space="preserve">в </w:t>
+            </w:r>
+            <w:r>
+              <w:rPr>
+                <w:rFonts w:ascii="Times New Roman" w:hAnsi="Times New Roman" w:cs="Times New Roman"/>
+                <w:sz w:val="28"/>
+                <w:szCs w:val="28"/>
+                <w:lang w:val="en-US"/>
+              </w:rPr>
+              <w:t>string</w:t>
+            </w:r>
+            <w:r>
+              <w:rPr>
+                <w:rFonts w:ascii="Times New Roman" w:hAnsi="Times New Roman" w:cs="Times New Roman"/>
+                <w:sz w:val="28"/>
+                <w:szCs w:val="28"/>
+              </w:rPr>
+              <w:t xml:space="preserve"> </w:t>
+            </w:r>
+            <w:r>
+              <w:rPr>
+                <w:rFonts w:ascii="Times New Roman" w:hAnsi="Times New Roman" w:cs="Times New Roman"/>
+                <w:sz w:val="28"/>
+                <w:szCs w:val="28"/>
+              </w:rPr>
+              <w:t xml:space="preserve">и отображение вместо значений </w:t>
+            </w:r>
+            <w:r>
+              <w:rPr>
+                <w:rFonts w:ascii="Times New Roman" w:hAnsi="Times New Roman" w:cs="Times New Roman"/>
+                <w:sz w:val="28"/>
+                <w:szCs w:val="28"/>
+              </w:rPr>
+              <w:t>даты только значения года</w:t>
+            </w:r>
+          </w:p>
+        </w:tc>
+        <w:tc>
+          <w:tcPr>
+            <w:tcW w:w="1196" w:type="dxa"/>
+          </w:tcPr>
+          <w:p>
+            <w:pPr>
+              <w:rPr>
+                <w:rFonts w:ascii="Times New Roman" w:hAnsi="Times New Roman" w:cs="Times New Roman"/>
+                <w:sz w:val="28"/>
+                <w:szCs w:val="28"/>
+              </w:rPr>
+            </w:pPr>
+            <w:r>
+              <w:rPr>
+                <w:rFonts w:ascii="Times New Roman" w:hAnsi="Times New Roman" w:cs="Times New Roman"/>
+                <w:sz w:val="28"/>
+                <w:szCs w:val="28"/>
+              </w:rPr>
+              <w:t>«Успех»</w:t>
+            </w:r>
+          </w:p>
+        </w:tc>
+      </w:tr>
+      <w:tr>
+        <w:tc>
+          <w:tcPr>
+            <w:tcW w:w="448" w:type="dxa"/>
+          </w:tcPr>
+          <w:p>
+            <w:pPr>
+              <w:rPr>
+                <w:rFonts w:ascii="Times New Roman" w:hAnsi="Times New Roman" w:cs="Times New Roman"/>
+                <w:sz w:val="28"/>
+                <w:szCs w:val="28"/>
+              </w:rPr>
+            </w:pPr>
+            <w:r>
+              <w:rPr>
+                <w:rFonts w:ascii="Times New Roman" w:hAnsi="Times New Roman" w:cs="Times New Roman"/>
+                <w:sz w:val="28"/>
+                <w:szCs w:val="28"/>
+              </w:rPr>
+              <w:t>2</w:t>
+            </w:r>
+          </w:p>
+        </w:tc>
+        <w:tc>
+          <w:tcPr>
+            <w:tcW w:w="2382" w:type="dxa"/>
+          </w:tcPr>
+          <w:p>
+            <w:pPr>
+              <w:rPr>
+                <w:rFonts w:ascii="Times New Roman" w:hAnsi="Times New Roman" w:cs="Times New Roman"/>
+                <w:sz w:val="28"/>
+                <w:szCs w:val="28"/>
+              </w:rPr>
+            </w:pPr>
+            <w:r>
+              <w:rPr>
+                <w:rFonts w:ascii="Times New Roman" w:hAnsi="Times New Roman" w:cs="Times New Roman"/>
+                <w:sz w:val="28"/>
+                <w:szCs w:val="28"/>
+              </w:rPr>
+              <w:t>отображение таблицы пользователей (UsersMenuItem_Click)</w:t>
+            </w:r>
+          </w:p>
+        </w:tc>
+        <w:tc>
+          <w:tcPr>
+            <w:tcW w:w="1701" w:type="dxa"/>
+          </w:tcPr>
+          <w:p>
+            <w:pPr>
+              <w:rPr>
+                <w:rFonts w:ascii="Times New Roman" w:hAnsi="Times New Roman" w:cs="Times New Roman"/>
+                <w:sz w:val="28"/>
+                <w:szCs w:val="28"/>
+              </w:rPr>
+            </w:pPr>
+            <w:r>
+              <w:rPr>
+                <w:rFonts w:ascii="Times New Roman" w:hAnsi="Times New Roman" w:cs="Times New Roman"/>
+                <w:sz w:val="28"/>
+                <w:szCs w:val="28"/>
+              </w:rPr>
+              <w:t>Функциональный (метод: черный ящик)</w:t>
+            </w:r>
+          </w:p>
+        </w:tc>
+        <w:tc>
+          <w:tcPr>
+            <w:tcW w:w="2268" w:type="dxa"/>
+          </w:tcPr>
+          <w:p>
+            <w:pPr>
+              <w:rPr>
+                <w:rFonts w:ascii="Times New Roman" w:hAnsi="Times New Roman" w:cs="Times New Roman"/>
+                <w:sz w:val="28"/>
+                <w:szCs w:val="28"/>
+              </w:rPr>
+            </w:pPr>
+            <w:r>
+              <w:rPr>
+                <w:rFonts w:ascii="Times New Roman" w:hAnsi="Times New Roman" w:cs="Times New Roman"/>
+                <w:sz w:val="28"/>
+                <w:szCs w:val="28"/>
+              </w:rPr>
+              <w:t xml:space="preserve">роль пользователя </w:t>
+            </w:r>
+            <w:r>
+              <w:rPr>
+                <w:rFonts w:ascii="Times New Roman" w:hAnsi="Times New Roman" w:cs="Times New Roman"/>
+                <w:sz w:val="28"/>
+                <w:szCs w:val="28"/>
+              </w:rPr>
+              <w:t>–</w:t>
+            </w:r>
+            <w:r>
+              <w:rPr>
+                <w:rFonts w:ascii="Times New Roman" w:hAnsi="Times New Roman" w:cs="Times New Roman"/>
+                <w:sz w:val="28"/>
+                <w:szCs w:val="28"/>
+              </w:rPr>
+              <w:t xml:space="preserve"> Admin, нажатие пункта меню «Пользователи»</w:t>
+            </w:r>
+          </w:p>
+        </w:tc>
+        <w:tc>
+          <w:tcPr>
+            <w:tcW w:w="1633" w:type="dxa"/>
+          </w:tcPr>
+          <w:p>
+            <w:pPr>
+              <w:rPr>
+                <w:rFonts w:ascii="Times New Roman" w:hAnsi="Times New Roman" w:cs="Times New Roman"/>
+                <w:sz w:val="28"/>
+                <w:szCs w:val="28"/>
+              </w:rPr>
+            </w:pPr>
+            <w:r>
+              <w:rPr>
+                <w:rFonts w:ascii="Times New Roman" w:hAnsi="Times New Roman" w:cs="Times New Roman"/>
+                <w:sz w:val="28"/>
+                <w:szCs w:val="28"/>
+              </w:rPr>
+              <w:t xml:space="preserve">в интерфейсе отображается таблица User с колонками user_id, FIO, role, login, password; пункт меню «Пользователи» активен; в строке статуса </w:t>
+            </w:r>
+            <w:r>
+              <w:rPr>
+                <w:rFonts w:ascii="Times New Roman" w:hAnsi="Times New Roman" w:cs="Times New Roman"/>
+                <w:sz w:val="28"/>
+                <w:szCs w:val="28"/>
+              </w:rPr>
+              <w:t>–</w:t>
+            </w:r>
+            <w:r>
+              <w:rPr>
+                <w:rFonts w:ascii="Times New Roman" w:hAnsi="Times New Roman" w:cs="Times New Roman"/>
+                <w:sz w:val="28"/>
+                <w:szCs w:val="28"/>
+              </w:rPr>
+              <w:t xml:space="preserve"> сообщение </w:t>
+            </w:r>
+            <w:r>
+              <w:rPr>
+                <w:rFonts w:ascii="Times New Roman" w:hAnsi="Times New Roman" w:cs="Times New Roman"/>
+                <w:sz w:val="28"/>
+                <w:szCs w:val="28"/>
+              </w:rPr>
+              <w:lastRenderedPageBreak/>
+              <w:t>о количестве строк</w:t>
+            </w:r>
+          </w:p>
+        </w:tc>
+        <w:tc>
+          <w:tcPr>
+            <w:tcW w:w="1196" w:type="dxa"/>
+          </w:tcPr>
+          <w:p>
+            <w:pPr>
+              <w:rPr>
+                <w:rFonts w:ascii="Times New Roman" w:hAnsi="Times New Roman" w:cs="Times New Roman"/>
+                <w:sz w:val="28"/>
+                <w:szCs w:val="28"/>
+              </w:rPr>
+            </w:pPr>
+            <w:r>
+              <w:rPr>
+                <w:rFonts w:ascii="Times New Roman" w:hAnsi="Times New Roman" w:cs="Times New Roman"/>
+                <w:sz w:val="28"/>
+                <w:szCs w:val="28"/>
+              </w:rPr>
+              <w:lastRenderedPageBreak/>
+              <w:t>«Успех»</w:t>
+            </w:r>
+          </w:p>
+        </w:tc>
+      </w:tr>
+      <w:tr>
+        <w:tc>
+          <w:tcPr>
+            <w:tcW w:w="448" w:type="dxa"/>
+          </w:tcPr>
+          <w:p>
+            <w:pPr>
+              <w:rPr>
+                <w:rFonts w:ascii="Times New Roman" w:hAnsi="Times New Roman" w:cs="Times New Roman"/>
+                <w:sz w:val="28"/>
+                <w:szCs w:val="28"/>
+              </w:rPr>
+            </w:pPr>
+            <w:r>
+              <w:rPr>
+                <w:rFonts w:ascii="Times New Roman" w:hAnsi="Times New Roman" w:cs="Times New Roman"/>
+                <w:sz w:val="28"/>
+                <w:szCs w:val="28"/>
+              </w:rPr>
+              <w:t>3</w:t>
+            </w:r>
+          </w:p>
+        </w:tc>
+        <w:tc>
+          <w:tcPr>
+            <w:tcW w:w="2382" w:type="dxa"/>
+          </w:tcPr>
+          <w:p>
+            <w:pPr>
+              <w:rPr>
+                <w:rFonts w:ascii="Times New Roman" w:hAnsi="Times New Roman" w:cs="Times New Roman"/>
+                <w:sz w:val="28"/>
+                <w:szCs w:val="28"/>
+              </w:rPr>
+            </w:pPr>
+            <w:r>
+              <w:rPr>
+                <w:rFonts w:ascii="Times New Roman" w:hAnsi="Times New Roman" w:cs="Times New Roman"/>
+                <w:sz w:val="28"/>
+                <w:szCs w:val="28"/>
+              </w:rPr>
+              <w:t>добавление новой записи в таблицу Boxes (BtnAdd_Click для Table.Boxes)</w:t>
+            </w:r>
+          </w:p>
+        </w:tc>
+        <w:tc>
+          <w:tcPr>
+            <w:tcW w:w="1701" w:type="dxa"/>
+          </w:tcPr>
+          <w:p>
+            <w:pPr>
+              <w:rPr>
+                <w:rFonts w:ascii="Times New Roman" w:hAnsi="Times New Roman" w:cs="Times New Roman"/>
+                <w:sz w:val="28"/>
+                <w:szCs w:val="28"/>
+              </w:rPr>
+            </w:pPr>
+            <w:r>
+              <w:rPr>
+                <w:rFonts w:ascii="Times New Roman" w:hAnsi="Times New Roman" w:cs="Times New Roman"/>
+                <w:sz w:val="28"/>
+                <w:szCs w:val="28"/>
+              </w:rPr>
+              <w:t>Функциональный (метод: черный ящик)</w:t>
+            </w:r>
+          </w:p>
+        </w:tc>
+        <w:tc>
+          <w:tcPr>
+            <w:tcW w:w="2268" w:type="dxa"/>
+          </w:tcPr>
+          <w:p>
+            <w:pPr>
+              <w:rPr>
+                <w:rFonts w:ascii="Times New Roman" w:hAnsi="Times New Roman" w:cs="Times New Roman"/>
+                <w:sz w:val="28"/>
+                <w:szCs w:val="28"/>
+              </w:rPr>
+            </w:pPr>
+            <w:r>
+              <w:rPr>
+                <w:rFonts w:ascii="Times New Roman" w:hAnsi="Times New Roman" w:cs="Times New Roman"/>
+                <w:sz w:val="28"/>
+                <w:szCs w:val="28"/>
+              </w:rPr>
+              <w:t xml:space="preserve">заполненные поля в форме BoxesForm: box_name = «Коробка 1», rack_number = 1, shelf_number = 2, group_id выбран, type_id выбран, year_work </w:t>
+            </w:r>
+            <w:r>
+              <w:rPr>
+                <w:rFonts w:ascii="Times New Roman" w:hAnsi="Times New Roman" w:cs="Times New Roman"/>
+                <w:sz w:val="28"/>
+                <w:szCs w:val="28"/>
+              </w:rPr>
+              <w:t>–</w:t>
+            </w:r>
+            <w:r>
+              <w:rPr>
+                <w:rFonts w:ascii="Times New Roman" w:hAnsi="Times New Roman" w:cs="Times New Roman"/>
+                <w:sz w:val="28"/>
+                <w:szCs w:val="28"/>
+              </w:rPr>
+              <w:t xml:space="preserve"> дата</w:t>
+            </w:r>
+          </w:p>
+        </w:tc>
+        <w:tc>
+          <w:tcPr>
+            <w:tcW w:w="1633" w:type="dxa"/>
+          </w:tcPr>
+          <w:p>
+            <w:pPr>
+              <w:rPr>
+                <w:rFonts w:ascii="Times New Roman" w:hAnsi="Times New Roman" w:cs="Times New Roman"/>
+                <w:sz w:val="28"/>
+                <w:szCs w:val="28"/>
+              </w:rPr>
+            </w:pPr>
+            <w:r>
+              <w:rPr>
+                <w:rFonts w:ascii="Times New Roman" w:hAnsi="Times New Roman" w:cs="Times New Roman"/>
+                <w:sz w:val="28"/>
+                <w:szCs w:val="28"/>
+              </w:rPr>
+              <w:t xml:space="preserve">новая запись добавлена в таблицу Boxes; таблица автоматически обновлена; в статус‑строке </w:t>
+            </w:r>
+            <w:r>
+              <w:rPr>
+                <w:rFonts w:ascii="Times New Roman" w:hAnsi="Times New Roman" w:cs="Times New Roman"/>
+                <w:sz w:val="28"/>
+                <w:szCs w:val="28"/>
+              </w:rPr>
+              <w:t>–</w:t>
+            </w:r>
+            <w:r>
+              <w:rPr>
+                <w:rFonts w:ascii="Times New Roman" w:hAnsi="Times New Roman" w:cs="Times New Roman"/>
+                <w:sz w:val="28"/>
+                <w:szCs w:val="28"/>
+              </w:rPr>
+              <w:t xml:space="preserve"> «Запись добавлена»</w:t>
+            </w:r>
+          </w:p>
+        </w:tc>
+        <w:tc>
+          <w:tcPr>
+            <w:tcW w:w="1196" w:type="dxa"/>
+          </w:tcPr>
+          <w:p>
+            <w:pPr>
+              <w:rPr>
+                <w:rFonts w:ascii="Times New Roman" w:hAnsi="Times New Roman" w:cs="Times New Roman"/>
+                <w:sz w:val="28"/>
+                <w:szCs w:val="28"/>
+              </w:rPr>
+            </w:pPr>
+            <w:r>
+              <w:rPr>
+                <w:rFonts w:ascii="Times New Roman" w:hAnsi="Times New Roman" w:cs="Times New Roman"/>
+                <w:sz w:val="28"/>
+                <w:szCs w:val="28"/>
+              </w:rPr>
+              <w:t>«Успех»</w:t>
+            </w:r>
+          </w:p>
+        </w:tc>
+      </w:tr>
+      <w:tr>
+        <w:tc>
+          <w:tcPr>
+            <w:tcW w:w="448" w:type="dxa"/>
+          </w:tcPr>
+          <w:p>
+            <w:pPr>
+              <w:rPr>
+                <w:rFonts w:ascii="Times New Roman" w:hAnsi="Times New Roman" w:cs="Times New Roman"/>
+                <w:sz w:val="28"/>
+                <w:szCs w:val="28"/>
+              </w:rPr>
+            </w:pPr>
+            <w:r>
+              <w:rPr>
+                <w:rFonts w:ascii="Times New Roman" w:hAnsi="Times New Roman" w:cs="Times New Roman"/>
+                <w:sz w:val="28"/>
+                <w:szCs w:val="28"/>
+              </w:rPr>
+              <w:t>4</w:t>
+            </w:r>
+          </w:p>
+        </w:tc>
+        <w:tc>
+          <w:tcPr>
+            <w:tcW w:w="2382" w:type="dxa"/>
+          </w:tcPr>
+          <w:p>
+            <w:pPr>
+              <w:rPr>
+                <w:rFonts w:ascii="Times New Roman" w:hAnsi="Times New Roman" w:cs="Times New Roman"/>
+                <w:sz w:val="28"/>
+                <w:szCs w:val="28"/>
+              </w:rPr>
+            </w:pPr>
+            <w:r>
+              <w:rPr>
+                <w:rFonts w:ascii="Times New Roman" w:hAnsi="Times New Roman" w:cs="Times New Roman"/>
+                <w:sz w:val="28"/>
+                <w:szCs w:val="28"/>
+              </w:rPr>
+              <w:t>редактирование записи в таблице Student (BtnEdit_Click для Table.Student)</w:t>
+            </w:r>
+          </w:p>
+        </w:tc>
+        <w:tc>
+          <w:tcPr>
+            <w:tcW w:w="1701" w:type="dxa"/>
+          </w:tcPr>
+          <w:p>
+            <w:pPr>
+              <w:rPr>
+                <w:rFonts w:ascii="Times New Roman" w:hAnsi="Times New Roman" w:cs="Times New Roman"/>
+                <w:sz w:val="28"/>
+                <w:szCs w:val="28"/>
+              </w:rPr>
+            </w:pPr>
+            <w:r>
+              <w:rPr>
+                <w:rFonts w:ascii="Times New Roman" w:hAnsi="Times New Roman" w:cs="Times New Roman"/>
+                <w:sz w:val="28"/>
+                <w:szCs w:val="28"/>
+              </w:rPr>
+              <w:t>Функциональный (метод: черный ящик)</w:t>
+            </w:r>
+          </w:p>
+        </w:tc>
+        <w:tc>
+          <w:tcPr>
+            <w:tcW w:w="2268" w:type="dxa"/>
+          </w:tcPr>
+          <w:p>
+            <w:pPr>
+              <w:rPr>
+                <w:rFonts w:ascii="Times New Roman" w:hAnsi="Times New Roman" w:cs="Times New Roman"/>
+                <w:sz w:val="28"/>
+                <w:szCs w:val="28"/>
+              </w:rPr>
+            </w:pPr>
+            <w:r>
+              <w:rPr>
+                <w:rFonts w:ascii="Times New Roman" w:hAnsi="Times New Roman" w:cs="Times New Roman"/>
+                <w:sz w:val="28"/>
+                <w:szCs w:val="28"/>
+              </w:rPr>
+              <w:t>выбрана строка в таблице Student, в форме StudentForm изменено поле full_name</w:t>
+            </w:r>
+          </w:p>
+        </w:tc>
+        <w:tc>
+          <w:tcPr>
+            <w:tcW w:w="1633" w:type="dxa"/>
+          </w:tcPr>
+          <w:p>
+            <w:pPr>
+              <w:rPr>
+                <w:rFonts w:ascii="Times New Roman" w:hAnsi="Times New Roman" w:cs="Times New Roman"/>
+                <w:sz w:val="28"/>
+                <w:szCs w:val="28"/>
+              </w:rPr>
+            </w:pPr>
+            <w:r>
+              <w:rPr>
+                <w:rFonts w:ascii="Times New Roman" w:hAnsi="Times New Roman" w:cs="Times New Roman"/>
+                <w:sz w:val="28"/>
+                <w:szCs w:val="28"/>
+              </w:rPr>
+              <w:t xml:space="preserve">запись в таблице Student обновлена; таблица автоматически перезагружена; в статус‑строке </w:t>
+            </w:r>
+            <w:r>
+              <w:rPr>
+                <w:rFonts w:ascii="Times New Roman" w:hAnsi="Times New Roman" w:cs="Times New Roman"/>
+                <w:sz w:val="28"/>
+                <w:szCs w:val="28"/>
+              </w:rPr>
+              <w:t>–</w:t>
+            </w:r>
+            <w:r>
+              <w:rPr>
+                <w:rFonts w:ascii="Times New Roman" w:hAnsi="Times New Roman" w:cs="Times New Roman"/>
+                <w:sz w:val="28"/>
+                <w:szCs w:val="28"/>
+              </w:rPr>
+              <w:t xml:space="preserve"> «Запись обновлена»</w:t>
+            </w:r>
+          </w:p>
+        </w:tc>
+        <w:tc>
+          <w:tcPr>
+            <w:tcW w:w="1196" w:type="dxa"/>
+          </w:tcPr>
+          <w:p>
+            <w:pPr>
+              <w:rPr>
+                <w:rFonts w:ascii="Times New Roman" w:hAnsi="Times New Roman" w:cs="Times New Roman"/>
+                <w:sz w:val="28"/>
+                <w:szCs w:val="28"/>
+              </w:rPr>
+            </w:pPr>
+            <w:r>
+              <w:rPr>
+                <w:rFonts w:ascii="Times New Roman" w:hAnsi="Times New Roman" w:cs="Times New Roman"/>
+                <w:sz w:val="28"/>
+                <w:szCs w:val="28"/>
+              </w:rPr>
+              <w:t>«Успех»</w:t>
+            </w:r>
+          </w:p>
+        </w:tc>
+      </w:tr>
+      <w:tr>
+        <w:tc>
+          <w:tcPr>
+            <w:tcW w:w="448" w:type="dxa"/>
+          </w:tcPr>
+          <w:p>
+            <w:pPr>
+              <w:rPr>
+                <w:rFonts w:ascii="Times New Roman" w:hAnsi="Times New Roman" w:cs="Times New Roman"/>
+                <w:sz w:val="28"/>
+                <w:szCs w:val="28"/>
+              </w:rPr>
+            </w:pPr>
+            <w:r>
+              <w:rPr>
+                <w:rFonts w:ascii="Times New Roman" w:hAnsi="Times New Roman" w:cs="Times New Roman"/>
+                <w:sz w:val="28"/>
+                <w:szCs w:val="28"/>
+              </w:rPr>
+              <w:t>5</w:t>
+            </w:r>
+          </w:p>
+        </w:tc>
+        <w:tc>
+          <w:tcPr>
+            <w:tcW w:w="2382" w:type="dxa"/>
+          </w:tcPr>
+          <w:p>
+            <w:pPr>
+              <w:rPr>
+                <w:rFonts w:ascii="Times New Roman" w:hAnsi="Times New Roman" w:cs="Times New Roman"/>
+                <w:sz w:val="28"/>
+                <w:szCs w:val="28"/>
+              </w:rPr>
+            </w:pPr>
+            <w:r>
+              <w:rPr>
+                <w:rFonts w:ascii="Times New Roman" w:hAnsi="Times New Roman" w:cs="Times New Roman"/>
+                <w:sz w:val="28"/>
+                <w:szCs w:val="28"/>
+              </w:rPr>
+              <w:t>удаление записей (BtnDelete</w:t>
+            </w:r>
+            <w:r>
+              <w:rPr>
+                <w:rFonts w:ascii="Times New Roman" w:hAnsi="Times New Roman" w:cs="Times New Roman"/>
+                <w:sz w:val="28"/>
+                <w:szCs w:val="28"/>
+              </w:rPr>
+              <w:t>_</w:t>
+            </w:r>
+            <w:r>
+              <w:rPr>
+                <w:rFonts w:ascii="Times New Roman" w:hAnsi="Times New Roman" w:cs="Times New Roman"/>
+                <w:sz w:val="28"/>
+                <w:szCs w:val="28"/>
+              </w:rPr>
+              <w:t>Click)</w:t>
+            </w:r>
+          </w:p>
+        </w:tc>
+        <w:tc>
+          <w:tcPr>
+            <w:tcW w:w="1701" w:type="dxa"/>
+          </w:tcPr>
+          <w:p>
+            <w:pPr>
+              <w:rPr>
+                <w:rFonts w:ascii="Times New Roman" w:hAnsi="Times New Roman" w:cs="Times New Roman"/>
+                <w:sz w:val="28"/>
+                <w:szCs w:val="28"/>
+              </w:rPr>
+            </w:pPr>
+            <w:r>
+              <w:rPr>
+                <w:rFonts w:ascii="Times New Roman" w:hAnsi="Times New Roman" w:cs="Times New Roman"/>
+                <w:sz w:val="28"/>
+                <w:szCs w:val="28"/>
+              </w:rPr>
+              <w:t>Функциональный (метод: черный ящик)</w:t>
+            </w:r>
+          </w:p>
+        </w:tc>
+        <w:tc>
+          <w:tcPr>
+            <w:tcW w:w="2268" w:type="dxa"/>
+          </w:tcPr>
+          <w:p>
+            <w:pPr>
+              <w:rPr>
+                <w:rFonts w:ascii="Times New Roman" w:hAnsi="Times New Roman" w:cs="Times New Roman"/>
+                <w:sz w:val="28"/>
+                <w:szCs w:val="28"/>
+              </w:rPr>
+            </w:pPr>
+            <w:r>
+              <w:rPr>
+                <w:rFonts w:ascii="Times New Roman" w:hAnsi="Times New Roman" w:cs="Times New Roman"/>
+                <w:sz w:val="28"/>
+                <w:szCs w:val="28"/>
+              </w:rPr>
+              <w:t>выбраны 2 строки в таблице Documents, подтверждение удаления в диалоговом окне</w:t>
+            </w:r>
+          </w:p>
+        </w:tc>
+        <w:tc>
+          <w:tcPr>
+            <w:tcW w:w="1633" w:type="dxa"/>
+          </w:tcPr>
+          <w:p>
+            <w:pPr>
+              <w:rPr>
+                <w:rFonts w:ascii="Times New Roman" w:hAnsi="Times New Roman" w:cs="Times New Roman"/>
+                <w:sz w:val="28"/>
+                <w:szCs w:val="28"/>
+              </w:rPr>
+            </w:pPr>
+            <w:r>
+              <w:rPr>
+                <w:rFonts w:ascii="Times New Roman" w:hAnsi="Times New Roman" w:cs="Times New Roman"/>
+                <w:sz w:val="28"/>
+                <w:szCs w:val="28"/>
+              </w:rPr>
+              <w:t>выбранные записи удалены из таблицы Documents; таблица обновлена; в статус‑строке — «Запись(и) удалена(ы) -&gt; 2 строк»</w:t>
+            </w:r>
+          </w:p>
+        </w:tc>
+        <w:tc>
+          <w:tcPr>
+            <w:tcW w:w="1196" w:type="dxa"/>
+          </w:tcPr>
+          <w:p>
+            <w:pPr>
+              <w:rPr>
+                <w:rFonts w:ascii="Times New Roman" w:hAnsi="Times New Roman" w:cs="Times New Roman"/>
+                <w:sz w:val="28"/>
+                <w:szCs w:val="28"/>
+              </w:rPr>
+            </w:pPr>
+            <w:r>
+              <w:rPr>
+                <w:rFonts w:ascii="Times New Roman" w:hAnsi="Times New Roman" w:cs="Times New Roman"/>
+                <w:sz w:val="28"/>
+                <w:szCs w:val="28"/>
+              </w:rPr>
+              <w:t>«Успех»</w:t>
+            </w:r>
+          </w:p>
+        </w:tc>
+      </w:tr>
+      <w:tr>
+        <w:tc>
+          <w:tcPr>
+            <w:tcW w:w="448" w:type="dxa"/>
+          </w:tcPr>
+          <w:p>
+            <w:pPr>
+              <w:rPr>
+                <w:rFonts w:ascii="Times New Roman" w:hAnsi="Times New Roman" w:cs="Times New Roman"/>
+                <w:sz w:val="28"/>
+                <w:szCs w:val="28"/>
+              </w:rPr>
+            </w:pPr>
+            <w:r>
+              <w:rPr>
+                <w:rFonts w:ascii="Times New Roman" w:hAnsi="Times New Roman" w:cs="Times New Roman"/>
+                <w:sz w:val="28"/>
+                <w:szCs w:val="28"/>
+              </w:rPr>
+              <w:lastRenderedPageBreak/>
+              <w:t>6</w:t>
+            </w:r>
+          </w:p>
+        </w:tc>
+        <w:tc>
+          <w:tcPr>
+            <w:tcW w:w="2382" w:type="dxa"/>
+          </w:tcPr>
+          <w:p>
+            <w:pPr>
+              <w:rPr>
+                <w:rFonts w:ascii="Times New Roman" w:hAnsi="Times New Roman" w:cs="Times New Roman"/>
+                <w:sz w:val="28"/>
+                <w:szCs w:val="28"/>
+              </w:rPr>
+            </w:pPr>
+            <w:r>
+              <w:rPr>
+                <w:rFonts w:ascii="Times New Roman" w:hAnsi="Times New Roman" w:cs="Times New Roman"/>
+                <w:sz w:val="28"/>
+                <w:szCs w:val="28"/>
+              </w:rPr>
+              <w:t>поиск и фильтрация данных (searchEngine_TextChanged)</w:t>
+            </w:r>
+          </w:p>
+        </w:tc>
+        <w:tc>
+          <w:tcPr>
+            <w:tcW w:w="1701" w:type="dxa"/>
+          </w:tcPr>
+          <w:p>
+            <w:pPr>
+              <w:rPr>
+                <w:rFonts w:ascii="Times New Roman" w:hAnsi="Times New Roman" w:cs="Times New Roman"/>
+                <w:sz w:val="28"/>
+                <w:szCs w:val="28"/>
+              </w:rPr>
+            </w:pPr>
+            <w:r>
+              <w:rPr>
+                <w:rFonts w:ascii="Times New Roman" w:hAnsi="Times New Roman" w:cs="Times New Roman"/>
+                <w:sz w:val="28"/>
+                <w:szCs w:val="28"/>
+              </w:rPr>
+              <w:t>Функциональный (метод: черный ящик)</w:t>
+            </w:r>
+          </w:p>
+        </w:tc>
+        <w:tc>
+          <w:tcPr>
+            <w:tcW w:w="2268" w:type="dxa"/>
+          </w:tcPr>
+          <w:p>
+            <w:pPr>
+              <w:rPr>
+                <w:rFonts w:ascii="Times New Roman" w:hAnsi="Times New Roman" w:cs="Times New Roman"/>
+                <w:sz w:val="28"/>
+                <w:szCs w:val="28"/>
+              </w:rPr>
+            </w:pPr>
+            <w:r>
+              <w:rPr>
+                <w:rFonts w:ascii="Times New Roman" w:hAnsi="Times New Roman" w:cs="Times New Roman"/>
+                <w:sz w:val="28"/>
+                <w:szCs w:val="28"/>
+              </w:rPr>
+              <w:t>в поле поиска введено «Иванов», текущая таблица — Student</w:t>
+            </w:r>
+          </w:p>
+        </w:tc>
+        <w:tc>
+          <w:tcPr>
+            <w:tcW w:w="1633" w:type="dxa"/>
+          </w:tcPr>
+          <w:p>
+            <w:pPr>
+              <w:rPr>
+                <w:rFonts w:ascii="Times New Roman" w:hAnsi="Times New Roman" w:cs="Times New Roman"/>
+                <w:sz w:val="28"/>
+                <w:szCs w:val="28"/>
+              </w:rPr>
+            </w:pPr>
+            <w:r>
+              <w:rPr>
+                <w:rFonts w:ascii="Times New Roman" w:hAnsi="Times New Roman" w:cs="Times New Roman"/>
+                <w:sz w:val="28"/>
+                <w:szCs w:val="28"/>
+              </w:rPr>
+              <w:t>таблица Student отфильтрована по полю, содержащему «Иванов»; отображаются только строки с совпадением</w:t>
+            </w:r>
+          </w:p>
+        </w:tc>
+        <w:tc>
+          <w:tcPr>
+            <w:tcW w:w="1196" w:type="dxa"/>
+          </w:tcPr>
+          <w:p>
+            <w:pPr>
+              <w:rPr>
+                <w:rFonts w:ascii="Times New Roman" w:hAnsi="Times New Roman" w:cs="Times New Roman"/>
+                <w:sz w:val="28"/>
+                <w:szCs w:val="28"/>
+              </w:rPr>
+            </w:pPr>
+            <w:r>
+              <w:rPr>
+                <w:rFonts w:ascii="Times New Roman" w:hAnsi="Times New Roman" w:cs="Times New Roman"/>
+                <w:sz w:val="28"/>
+                <w:szCs w:val="28"/>
+              </w:rPr>
+              <w:t>«Успех»</w:t>
+            </w:r>
+          </w:p>
+        </w:tc>
+      </w:tr>
+      <w:tr>
+        <w:tc>
+          <w:tcPr>
+            <w:tcW w:w="448" w:type="dxa"/>
+          </w:tcPr>
+          <w:p>
+            <w:pPr>
+              <w:rPr>
+                <w:rFonts w:ascii="Times New Roman" w:hAnsi="Times New Roman" w:cs="Times New Roman"/>
+                <w:sz w:val="28"/>
+                <w:szCs w:val="28"/>
+              </w:rPr>
+            </w:pPr>
+            <w:r>
+              <w:rPr>
+                <w:rFonts w:ascii="Times New Roman" w:hAnsi="Times New Roman" w:cs="Times New Roman"/>
+                <w:sz w:val="28"/>
+                <w:szCs w:val="28"/>
+              </w:rPr>
+              <w:t>7</w:t>
+            </w:r>
+          </w:p>
+        </w:tc>
+        <w:tc>
+          <w:tcPr>
+            <w:tcW w:w="2382" w:type="dxa"/>
+          </w:tcPr>
+          <w:p>
+            <w:pPr>
+              <w:rPr>
+                <w:rFonts w:ascii="Times New Roman" w:hAnsi="Times New Roman" w:cs="Times New Roman"/>
+                <w:sz w:val="28"/>
+                <w:szCs w:val="28"/>
+              </w:rPr>
+            </w:pPr>
+            <w:r>
+              <w:rPr>
+                <w:rFonts w:ascii="Times New Roman" w:hAnsi="Times New Roman" w:cs="Times New Roman"/>
+                <w:sz w:val="28"/>
+                <w:szCs w:val="28"/>
+              </w:rPr>
+              <w:t>генерация документа «Личное дело студента» (printPersFiles_Click)</w:t>
+            </w:r>
+          </w:p>
+        </w:tc>
+        <w:tc>
+          <w:tcPr>
+            <w:tcW w:w="1701" w:type="dxa"/>
+          </w:tcPr>
+          <w:p>
+            <w:pPr>
+              <w:rPr>
+                <w:rFonts w:ascii="Times New Roman" w:hAnsi="Times New Roman" w:cs="Times New Roman"/>
+                <w:sz w:val="28"/>
+                <w:szCs w:val="28"/>
+              </w:rPr>
+            </w:pPr>
+            <w:r>
+              <w:rPr>
+                <w:rFonts w:ascii="Times New Roman" w:hAnsi="Times New Roman" w:cs="Times New Roman"/>
+                <w:sz w:val="28"/>
+                <w:szCs w:val="28"/>
+              </w:rPr>
+              <w:t>Функциональный (метод: черный ящик)</w:t>
+            </w:r>
+          </w:p>
+        </w:tc>
+        <w:tc>
+          <w:tcPr>
+            <w:tcW w:w="2268" w:type="dxa"/>
+          </w:tcPr>
+          <w:p>
+            <w:pPr>
+              <w:rPr>
+                <w:rFonts w:ascii="Times New Roman" w:hAnsi="Times New Roman" w:cs="Times New Roman"/>
+                <w:sz w:val="28"/>
+                <w:szCs w:val="28"/>
+              </w:rPr>
+            </w:pPr>
+            <w:r>
+              <w:rPr>
+                <w:rFonts w:ascii="Times New Roman" w:hAnsi="Times New Roman" w:cs="Times New Roman"/>
+                <w:sz w:val="28"/>
+                <w:szCs w:val="28"/>
+              </w:rPr>
+              <w:t>выбрана строка в таблице StudentsPersFiles, нажата кнопка «Печать личного дела»</w:t>
+            </w:r>
+          </w:p>
+        </w:tc>
+        <w:tc>
+          <w:tcPr>
+            <w:tcW w:w="1633" w:type="dxa"/>
+          </w:tcPr>
+          <w:p>
+            <w:pPr>
+              <w:rPr>
+                <w:rFonts w:ascii="Times New Roman" w:hAnsi="Times New Roman" w:cs="Times New Roman"/>
+                <w:sz w:val="28"/>
+                <w:szCs w:val="28"/>
+              </w:rPr>
+            </w:pPr>
+            <w:r>
+              <w:rPr>
+                <w:rFonts w:ascii="Times New Roman" w:hAnsi="Times New Roman" w:cs="Times New Roman"/>
+                <w:sz w:val="28"/>
+                <w:szCs w:val="28"/>
+              </w:rPr>
+              <w:t>открывается диалог сохранения файла .docx; после сохранения — предложение отправить на печать; документ содержит заполненные поля (специальность, ФИО, даты и т. д.)</w:t>
+            </w:r>
+          </w:p>
+        </w:tc>
+        <w:tc>
+          <w:tcPr>
+            <w:tcW w:w="1196" w:type="dxa"/>
+          </w:tcPr>
+          <w:p>
+            <w:pPr>
+              <w:rPr>
+                <w:rFonts w:ascii="Times New Roman" w:hAnsi="Times New Roman" w:cs="Times New Roman"/>
+                <w:sz w:val="28"/>
+                <w:szCs w:val="28"/>
+              </w:rPr>
+            </w:pPr>
+            <w:r>
+              <w:rPr>
+                <w:rFonts w:ascii="Times New Roman" w:hAnsi="Times New Roman" w:cs="Times New Roman"/>
+                <w:sz w:val="28"/>
+                <w:szCs w:val="28"/>
+              </w:rPr>
+              <w:t>«Успех»</w:t>
+            </w:r>
+          </w:p>
+        </w:tc>
+      </w:tr>
+      <w:tr>
+        <w:tc>
+          <w:tcPr>
+            <w:tcW w:w="448" w:type="dxa"/>
+          </w:tcPr>
+          <w:p>
+            <w:pPr>
+              <w:rPr>
+                <w:rFonts w:ascii="Times New Roman" w:hAnsi="Times New Roman" w:cs="Times New Roman"/>
+                <w:sz w:val="28"/>
+                <w:szCs w:val="28"/>
+              </w:rPr>
+            </w:pPr>
+            <w:r>
+              <w:rPr>
+                <w:rFonts w:ascii="Times New Roman" w:hAnsi="Times New Roman" w:cs="Times New Roman"/>
+                <w:sz w:val="28"/>
+                <w:szCs w:val="28"/>
+              </w:rPr>
+              <w:t>8</w:t>
+            </w:r>
+          </w:p>
+        </w:tc>
+        <w:tc>
+          <w:tcPr>
+            <w:tcW w:w="2382" w:type="dxa"/>
+          </w:tcPr>
+          <w:p>
+            <w:pPr>
+              <w:rPr>
+                <w:rFonts w:ascii="Times New Roman" w:hAnsi="Times New Roman" w:cs="Times New Roman"/>
+                <w:sz w:val="28"/>
+                <w:szCs w:val="28"/>
+              </w:rPr>
+            </w:pPr>
+            <w:r>
+              <w:rPr>
+                <w:rFonts w:ascii="Times New Roman" w:hAnsi="Times New Roman" w:cs="Times New Roman"/>
+                <w:sz w:val="28"/>
+                <w:szCs w:val="28"/>
+              </w:rPr>
+              <w:t>создание описи дипломных работ (ptintDiplomaWorks_Click)</w:t>
+            </w:r>
+          </w:p>
+        </w:tc>
+        <w:tc>
+          <w:tcPr>
+            <w:tcW w:w="1701" w:type="dxa"/>
+          </w:tcPr>
+          <w:p>
+            <w:pPr>
+              <w:rPr>
+                <w:rFonts w:ascii="Times New Roman" w:hAnsi="Times New Roman" w:cs="Times New Roman"/>
+                <w:sz w:val="28"/>
+                <w:szCs w:val="28"/>
+              </w:rPr>
+            </w:pPr>
+            <w:r>
+              <w:rPr>
+                <w:rFonts w:ascii="Times New Roman" w:hAnsi="Times New Roman" w:cs="Times New Roman"/>
+                <w:sz w:val="28"/>
+                <w:szCs w:val="28"/>
+              </w:rPr>
+              <w:t>Функциональный (метод: черный ящик)</w:t>
+            </w:r>
+          </w:p>
+        </w:tc>
+        <w:tc>
+          <w:tcPr>
+            <w:tcW w:w="2268" w:type="dxa"/>
+          </w:tcPr>
+          <w:p>
+            <w:pPr>
+              <w:rPr>
+                <w:rFonts w:ascii="Times New Roman" w:hAnsi="Times New Roman" w:cs="Times New Roman"/>
+                <w:sz w:val="28"/>
+                <w:szCs w:val="28"/>
+              </w:rPr>
+            </w:pPr>
+            <w:r>
+              <w:rPr>
+                <w:rFonts w:ascii="Times New Roman" w:hAnsi="Times New Roman" w:cs="Times New Roman"/>
+                <w:sz w:val="28"/>
+                <w:szCs w:val="28"/>
+              </w:rPr>
+              <w:t>выбрана группа в таблице Group, нажата кнопка «Опись дипломных работ»</w:t>
+            </w:r>
+          </w:p>
+        </w:tc>
+        <w:tc>
+          <w:tcPr>
+            <w:tcW w:w="1633" w:type="dxa"/>
+          </w:tcPr>
+          <w:p>
+            <w:pPr>
+              <w:rPr>
+                <w:rFonts w:ascii="Times New Roman" w:hAnsi="Times New Roman" w:cs="Times New Roman"/>
+                <w:sz w:val="28"/>
+                <w:szCs w:val="28"/>
+              </w:rPr>
+            </w:pPr>
+            <w:r>
+              <w:rPr>
+                <w:rFonts w:ascii="Times New Roman" w:hAnsi="Times New Roman" w:cs="Times New Roman"/>
+                <w:sz w:val="28"/>
+                <w:szCs w:val="28"/>
+              </w:rPr>
+              <w:t xml:space="preserve">генерируется документ Word с таблицей дипломных работ группы (ФИО студента, руководителя, тема); </w:t>
+            </w:r>
+            <w:r>
+              <w:rPr>
+                <w:rFonts w:ascii="Times New Roman" w:hAnsi="Times New Roman" w:cs="Times New Roman"/>
+                <w:sz w:val="28"/>
+                <w:szCs w:val="28"/>
+              </w:rPr>
+              <w:lastRenderedPageBreak/>
+              <w:t>файл сохраняется, предлагается печать</w:t>
+            </w:r>
+          </w:p>
+        </w:tc>
+        <w:tc>
+          <w:tcPr>
+            <w:tcW w:w="1196" w:type="dxa"/>
+          </w:tcPr>
+          <w:p>
+            <w:pPr>
+              <w:rPr>
+                <w:rFonts w:ascii="Times New Roman" w:hAnsi="Times New Roman" w:cs="Times New Roman"/>
+                <w:sz w:val="28"/>
+                <w:szCs w:val="28"/>
+              </w:rPr>
+            </w:pPr>
+            <w:r>
+              <w:rPr>
+                <w:rFonts w:ascii="Times New Roman" w:hAnsi="Times New Roman" w:cs="Times New Roman"/>
+                <w:sz w:val="28"/>
+                <w:szCs w:val="28"/>
+              </w:rPr>
+              <w:lastRenderedPageBreak/>
+              <w:t>«Успех»</w:t>
+            </w:r>
+          </w:p>
+        </w:tc>
+      </w:tr>
+      <w:tr>
+        <w:tc>
+          <w:tcPr>
+            <w:tcW w:w="448" w:type="dxa"/>
+          </w:tcPr>
+          <w:p>
+            <w:pPr>
+              <w:rPr>
+                <w:rFonts w:ascii="Times New Roman" w:hAnsi="Times New Roman" w:cs="Times New Roman"/>
+                <w:sz w:val="28"/>
+                <w:szCs w:val="28"/>
+              </w:rPr>
+            </w:pPr>
+            <w:r>
+              <w:rPr>
+                <w:rFonts w:ascii="Times New Roman" w:hAnsi="Times New Roman" w:cs="Times New Roman"/>
+                <w:sz w:val="28"/>
+                <w:szCs w:val="28"/>
+              </w:rPr>
+              <w:t>9</w:t>
+            </w:r>
+          </w:p>
+        </w:tc>
+        <w:tc>
+          <w:tcPr>
+            <w:tcW w:w="2382" w:type="dxa"/>
+          </w:tcPr>
+          <w:p>
+            <w:pPr>
+              <w:rPr>
+                <w:rFonts w:ascii="Times New Roman" w:hAnsi="Times New Roman" w:cs="Times New Roman"/>
+                <w:sz w:val="28"/>
+                <w:szCs w:val="28"/>
+              </w:rPr>
+            </w:pPr>
+            <w:r>
+              <w:rPr>
+                <w:rFonts w:ascii="Times New Roman" w:hAnsi="Times New Roman" w:cs="Times New Roman"/>
+                <w:sz w:val="28"/>
+                <w:szCs w:val="28"/>
+              </w:rPr>
+              <w:t>преобразование дат в строки для колонок с «Год» (ConvertYearColumnsToString)</w:t>
+            </w:r>
+          </w:p>
+        </w:tc>
+        <w:tc>
+          <w:tcPr>
+            <w:tcW w:w="1701" w:type="dxa"/>
+          </w:tcPr>
+          <w:p>
+            <w:pPr>
+              <w:rPr>
+                <w:rFonts w:ascii="Times New Roman" w:hAnsi="Times New Roman" w:cs="Times New Roman"/>
+                <w:sz w:val="28"/>
+                <w:szCs w:val="28"/>
+              </w:rPr>
+            </w:pPr>
+            <w:r>
+              <w:rPr>
+                <w:rFonts w:ascii="Times New Roman" w:hAnsi="Times New Roman" w:cs="Times New Roman"/>
+                <w:sz w:val="28"/>
+                <w:szCs w:val="28"/>
+              </w:rPr>
+              <w:t>Функциональный (метод: черный ящик)</w:t>
+            </w:r>
+          </w:p>
+        </w:tc>
+        <w:tc>
+          <w:tcPr>
+            <w:tcW w:w="2268" w:type="dxa"/>
+          </w:tcPr>
+          <w:p>
+            <w:pPr>
+              <w:rPr>
+                <w:rFonts w:ascii="Times New Roman" w:hAnsi="Times New Roman" w:cs="Times New Roman"/>
+                <w:sz w:val="28"/>
+                <w:szCs w:val="28"/>
+                <w:lang w:val="en-US"/>
+              </w:rPr>
+            </w:pPr>
+            <w:r>
+              <w:rPr>
+                <w:rFonts w:ascii="Times New Roman" w:hAnsi="Times New Roman" w:cs="Times New Roman"/>
+                <w:sz w:val="28"/>
+                <w:szCs w:val="28"/>
+                <w:lang w:val="en-US"/>
+              </w:rPr>
+              <w:t xml:space="preserve">DataTable </w:t>
+            </w:r>
+            <w:r>
+              <w:rPr>
+                <w:rFonts w:ascii="Times New Roman" w:hAnsi="Times New Roman" w:cs="Times New Roman"/>
+                <w:sz w:val="28"/>
+                <w:szCs w:val="28"/>
+              </w:rPr>
+              <w:t>с</w:t>
+            </w:r>
+            <w:r>
+              <w:rPr>
+                <w:rFonts w:ascii="Times New Roman" w:hAnsi="Times New Roman" w:cs="Times New Roman"/>
+                <w:sz w:val="28"/>
+                <w:szCs w:val="28"/>
+                <w:lang w:val="en-US"/>
+              </w:rPr>
+              <w:t xml:space="preserve"> </w:t>
+            </w:r>
+            <w:r>
+              <w:rPr>
+                <w:rFonts w:ascii="Times New Roman" w:hAnsi="Times New Roman" w:cs="Times New Roman"/>
+                <w:sz w:val="28"/>
+                <w:szCs w:val="28"/>
+              </w:rPr>
+              <w:t>колонкой</w:t>
+            </w:r>
+            <w:r>
+              <w:rPr>
+                <w:rFonts w:ascii="Times New Roman" w:hAnsi="Times New Roman" w:cs="Times New Roman"/>
+                <w:sz w:val="28"/>
+                <w:szCs w:val="28"/>
+                <w:lang w:val="en-US"/>
+              </w:rPr>
+              <w:t xml:space="preserve"> formation_year </w:t>
+            </w:r>
+            <w:r>
+              <w:rPr>
+                <w:rFonts w:ascii="Times New Roman" w:hAnsi="Times New Roman" w:cs="Times New Roman"/>
+                <w:sz w:val="28"/>
+                <w:szCs w:val="28"/>
+              </w:rPr>
+              <w:t>типа</w:t>
+            </w:r>
+            <w:r>
+              <w:rPr>
+                <w:rFonts w:ascii="Times New Roman" w:hAnsi="Times New Roman" w:cs="Times New Roman"/>
+                <w:sz w:val="28"/>
+                <w:szCs w:val="28"/>
+                <w:lang w:val="en-US"/>
+              </w:rPr>
+              <w:t xml:space="preserve"> DateTime (</w:t>
+            </w:r>
+            <w:r>
+              <w:rPr>
+                <w:rFonts w:ascii="Times New Roman" w:hAnsi="Times New Roman" w:cs="Times New Roman"/>
+                <w:sz w:val="28"/>
+                <w:szCs w:val="28"/>
+              </w:rPr>
+              <w:t>значение</w:t>
+            </w:r>
+            <w:r>
+              <w:rPr>
+                <w:rFonts w:ascii="Times New Roman" w:hAnsi="Times New Roman" w:cs="Times New Roman"/>
+                <w:sz w:val="28"/>
+                <w:szCs w:val="28"/>
+                <w:lang w:val="en-US"/>
+              </w:rPr>
+              <w:t>: 01.01.2020)</w:t>
+            </w:r>
+          </w:p>
+        </w:tc>
+        <w:tc>
+          <w:tcPr>
+            <w:tcW w:w="1633" w:type="dxa"/>
+          </w:tcPr>
+          <w:p>
+            <w:pPr>
+              <w:rPr>
+                <w:rFonts w:ascii="Times New Roman" w:hAnsi="Times New Roman" w:cs="Times New Roman"/>
+                <w:sz w:val="28"/>
+                <w:szCs w:val="28"/>
+              </w:rPr>
+            </w:pPr>
+            <w:r>
+              <w:rPr>
+                <w:rFonts w:ascii="Times New Roman" w:hAnsi="Times New Roman" w:cs="Times New Roman"/>
+                <w:sz w:val="28"/>
+                <w:szCs w:val="28"/>
+              </w:rPr>
+              <w:t xml:space="preserve">колонка </w:t>
+            </w:r>
+            <w:r>
+              <w:rPr>
+                <w:rFonts w:ascii="Times New Roman" w:hAnsi="Times New Roman" w:cs="Times New Roman"/>
+                <w:sz w:val="28"/>
+                <w:szCs w:val="28"/>
+                <w:lang w:val="en-US"/>
+              </w:rPr>
+              <w:t>formation</w:t>
+            </w:r>
+            <w:r>
+              <w:rPr>
+                <w:rFonts w:ascii="Times New Roman" w:hAnsi="Times New Roman" w:cs="Times New Roman"/>
+                <w:sz w:val="28"/>
+                <w:szCs w:val="28"/>
+              </w:rPr>
+              <w:t>_</w:t>
+            </w:r>
+            <w:r>
+              <w:rPr>
+                <w:rFonts w:ascii="Times New Roman" w:hAnsi="Times New Roman" w:cs="Times New Roman"/>
+                <w:sz w:val="28"/>
+                <w:szCs w:val="28"/>
+                <w:lang w:val="en-US"/>
+              </w:rPr>
+              <w:t>year</w:t>
+            </w:r>
+            <w:r>
+              <w:rPr>
+                <w:rFonts w:ascii="Times New Roman" w:hAnsi="Times New Roman" w:cs="Times New Roman"/>
+                <w:sz w:val="28"/>
+                <w:szCs w:val="28"/>
+              </w:rPr>
+              <w:t xml:space="preserve"> преобразована в тип </w:t>
+            </w:r>
+            <w:r>
+              <w:rPr>
+                <w:rFonts w:ascii="Times New Roman" w:hAnsi="Times New Roman" w:cs="Times New Roman"/>
+                <w:sz w:val="28"/>
+                <w:szCs w:val="28"/>
+                <w:lang w:val="en-US"/>
+              </w:rPr>
+              <w:t>string</w:t>
+            </w:r>
+            <w:r>
+              <w:rPr>
+                <w:rFonts w:ascii="Times New Roman" w:hAnsi="Times New Roman" w:cs="Times New Roman"/>
+                <w:sz w:val="28"/>
+                <w:szCs w:val="28"/>
+              </w:rPr>
+              <w:t xml:space="preserve"> со значением «2020»; остальные данные сохранены</w:t>
+            </w:r>
+          </w:p>
+        </w:tc>
+        <w:tc>
+          <w:tcPr>
+            <w:tcW w:w="1196" w:type="dxa"/>
+          </w:tcPr>
+          <w:p>
+            <w:pPr>
+              <w:rPr>
+                <w:rFonts w:ascii="Times New Roman" w:hAnsi="Times New Roman" w:cs="Times New Roman"/>
+                <w:sz w:val="28"/>
+                <w:szCs w:val="28"/>
+              </w:rPr>
+            </w:pPr>
+            <w:r>
+              <w:rPr>
+                <w:rFonts w:ascii="Times New Roman" w:hAnsi="Times New Roman" w:cs="Times New Roman"/>
+                <w:sz w:val="28"/>
+                <w:szCs w:val="28"/>
+              </w:rPr>
+              <w:t>«Успех»</w:t>
+            </w:r>
+          </w:p>
+        </w:tc>
+      </w:tr>
+      <w:tr>
+        <w:tc>
+          <w:tcPr>
+            <w:tcW w:w="448" w:type="dxa"/>
+          </w:tcPr>
+          <w:p>
+            <w:pPr>
+              <w:rPr>
+                <w:rFonts w:ascii="Times New Roman" w:hAnsi="Times New Roman" w:cs="Times New Roman"/>
+                <w:sz w:val="28"/>
+                <w:szCs w:val="28"/>
+              </w:rPr>
+            </w:pPr>
+            <w:r>
+              <w:rPr>
+                <w:rFonts w:ascii="Times New Roman" w:hAnsi="Times New Roman" w:cs="Times New Roman"/>
+                <w:sz w:val="28"/>
+                <w:szCs w:val="28"/>
+              </w:rPr>
+              <w:t>10</w:t>
+            </w:r>
+          </w:p>
+        </w:tc>
+        <w:tc>
+          <w:tcPr>
+            <w:tcW w:w="2382" w:type="dxa"/>
+          </w:tcPr>
+          <w:p>
+            <w:pPr>
+              <w:rPr>
+                <w:rFonts w:ascii="Times New Roman" w:hAnsi="Times New Roman" w:cs="Times New Roman"/>
+                <w:sz w:val="28"/>
+                <w:szCs w:val="28"/>
+              </w:rPr>
+            </w:pPr>
+            <w:r>
+              <w:rPr>
+                <w:rFonts w:ascii="Times New Roman" w:hAnsi="Times New Roman" w:cs="Times New Roman"/>
+                <w:sz w:val="28"/>
+                <w:szCs w:val="28"/>
+              </w:rPr>
+              <w:t>загрузка данных в ComboBox (LoadToComboBox)</w:t>
+            </w:r>
+          </w:p>
+        </w:tc>
+        <w:tc>
+          <w:tcPr>
+            <w:tcW w:w="1701" w:type="dxa"/>
+          </w:tcPr>
+          <w:p>
+            <w:pPr>
+              <w:rPr>
+                <w:rFonts w:ascii="Times New Roman" w:hAnsi="Times New Roman" w:cs="Times New Roman"/>
+                <w:sz w:val="28"/>
+                <w:szCs w:val="28"/>
+              </w:rPr>
+            </w:pPr>
+            <w:r>
+              <w:rPr>
+                <w:rFonts w:ascii="Times New Roman" w:hAnsi="Times New Roman" w:cs="Times New Roman"/>
+                <w:sz w:val="28"/>
+                <w:szCs w:val="28"/>
+              </w:rPr>
+              <w:t>Функциональный (метод: черный ящик)</w:t>
+            </w:r>
+          </w:p>
+        </w:tc>
+        <w:tc>
+          <w:tcPr>
+            <w:tcW w:w="2268" w:type="dxa"/>
+          </w:tcPr>
+          <w:p>
+            <w:pPr>
+              <w:rPr>
+                <w:rFonts w:ascii="Times New Roman" w:hAnsi="Times New Roman" w:cs="Times New Roman"/>
+                <w:sz w:val="28"/>
+                <w:szCs w:val="28"/>
+                <w:lang w:val="en-US"/>
+              </w:rPr>
+            </w:pPr>
+            <w:r>
+              <w:rPr>
+                <w:rFonts w:ascii="Times New Roman" w:hAnsi="Times New Roman" w:cs="Times New Roman"/>
+                <w:sz w:val="28"/>
+                <w:szCs w:val="28"/>
+                <w:lang w:val="en-US"/>
+              </w:rPr>
+              <w:t>LoadToComboBox("group_name", Table.Group, cmbGroup)</w:t>
+            </w:r>
+          </w:p>
+        </w:tc>
+        <w:tc>
+          <w:tcPr>
+            <w:tcW w:w="1633" w:type="dxa"/>
+          </w:tcPr>
+          <w:p>
+            <w:pPr>
+              <w:rPr>
+                <w:rFonts w:ascii="Times New Roman" w:hAnsi="Times New Roman" w:cs="Times New Roman"/>
+                <w:sz w:val="28"/>
+                <w:szCs w:val="28"/>
+                <w:lang w:val="en-US"/>
+              </w:rPr>
+            </w:pPr>
+            <w:r>
+              <w:rPr>
+                <w:rFonts w:ascii="Times New Roman" w:hAnsi="Times New Roman" w:cs="Times New Roman"/>
+                <w:sz w:val="28"/>
+                <w:szCs w:val="28"/>
+                <w:lang w:val="en-US"/>
+              </w:rPr>
+              <w:t>ComboBox cmbGroup заполнен уникальными значениями group_name из таблицы Group; DisplayMember = «Name», ValueMember = «Id»</w:t>
+            </w:r>
+          </w:p>
+        </w:tc>
+        <w:tc>
+          <w:tcPr>
+            <w:tcW w:w="1196" w:type="dxa"/>
+          </w:tcPr>
+          <w:p>
+            <w:pPr>
+              <w:rPr>
+                <w:rFonts w:ascii="Times New Roman" w:hAnsi="Times New Roman" w:cs="Times New Roman"/>
+                <w:sz w:val="28"/>
+                <w:szCs w:val="28"/>
+              </w:rPr>
+            </w:pPr>
+            <w:r>
+              <w:rPr>
+                <w:rFonts w:ascii="Times New Roman" w:hAnsi="Times New Roman" w:cs="Times New Roman"/>
+                <w:sz w:val="28"/>
+                <w:szCs w:val="28"/>
+              </w:rPr>
+              <w:t>«Успех»</w:t>
+            </w:r>
+          </w:p>
+        </w:tc>
+      </w:tr>
+      <w:tr>
+        <w:tc>
+          <w:tcPr>
+            <w:tcW w:w="448" w:type="dxa"/>
+          </w:tcPr>
+          <w:p>
+            <w:pPr>
+              <w:rPr>
+                <w:rFonts w:ascii="Times New Roman" w:hAnsi="Times New Roman" w:cs="Times New Roman"/>
+                <w:sz w:val="28"/>
+                <w:szCs w:val="28"/>
+              </w:rPr>
+            </w:pPr>
+            <w:r>
+              <w:rPr>
+                <w:rFonts w:ascii="Times New Roman" w:hAnsi="Times New Roman" w:cs="Times New Roman"/>
+                <w:sz w:val="28"/>
+                <w:szCs w:val="28"/>
+              </w:rPr>
+              <w:t>11</w:t>
+            </w:r>
+          </w:p>
+        </w:tc>
+        <w:tc>
+          <w:tcPr>
+            <w:tcW w:w="2382" w:type="dxa"/>
+          </w:tcPr>
+          <w:p>
+            <w:pPr>
+              <w:rPr>
+                <w:rFonts w:ascii="Times New Roman" w:hAnsi="Times New Roman" w:cs="Times New Roman"/>
+                <w:sz w:val="28"/>
+                <w:szCs w:val="28"/>
+              </w:rPr>
+            </w:pPr>
+            <w:r>
+              <w:rPr>
+                <w:rFonts w:ascii="Times New Roman" w:hAnsi="Times New Roman" w:cs="Times New Roman"/>
+                <w:sz w:val="28"/>
+                <w:szCs w:val="28"/>
+              </w:rPr>
+              <w:t>обработка ошибок при записи в БД (MessageBoxForErrorsToShow)</w:t>
+            </w:r>
+          </w:p>
+        </w:tc>
+        <w:tc>
+          <w:tcPr>
+            <w:tcW w:w="1701" w:type="dxa"/>
+          </w:tcPr>
+          <w:p>
+            <w:pPr>
+              <w:rPr>
+                <w:rFonts w:ascii="Times New Roman" w:hAnsi="Times New Roman" w:cs="Times New Roman"/>
+                <w:sz w:val="28"/>
+                <w:szCs w:val="28"/>
+              </w:rPr>
+            </w:pPr>
+            <w:r>
+              <w:rPr>
+                <w:rFonts w:ascii="Times New Roman" w:hAnsi="Times New Roman" w:cs="Times New Roman"/>
+                <w:sz w:val="28"/>
+                <w:szCs w:val="28"/>
+              </w:rPr>
+              <w:t>Функциональный (метод: черный ящик)</w:t>
+            </w:r>
+          </w:p>
+        </w:tc>
+        <w:tc>
+          <w:tcPr>
+            <w:tcW w:w="2268" w:type="dxa"/>
+          </w:tcPr>
+          <w:p>
+            <w:pPr>
+              <w:rPr>
+                <w:rFonts w:ascii="Times New Roman" w:hAnsi="Times New Roman" w:cs="Times New Roman"/>
+                <w:sz w:val="28"/>
+                <w:szCs w:val="28"/>
+              </w:rPr>
+            </w:pPr>
+            <w:r>
+              <w:rPr>
+                <w:rFonts w:ascii="Times New Roman" w:hAnsi="Times New Roman" w:cs="Times New Roman"/>
+                <w:sz w:val="28"/>
+                <w:szCs w:val="28"/>
+              </w:rPr>
+              <w:t>имитация ошибки SQL</w:t>
+            </w:r>
+            <w:r>
+              <w:rPr>
+                <w:rFonts w:ascii="Times New Roman" w:hAnsi="Times New Roman" w:cs="Times New Roman"/>
+                <w:sz w:val="28"/>
+                <w:szCs w:val="28"/>
+              </w:rPr>
+              <w:t xml:space="preserve"> </w:t>
+            </w:r>
+            <w:r>
+              <w:rPr>
+                <w:rFonts w:ascii="Times New Roman" w:hAnsi="Times New Roman" w:cs="Times New Roman"/>
+                <w:sz w:val="28"/>
+                <w:szCs w:val="28"/>
+              </w:rPr>
+              <w:t>нарушение ограничения UNIQUE при добавлении дубликата</w:t>
+            </w:r>
+          </w:p>
+        </w:tc>
+        <w:tc>
+          <w:tcPr>
+            <w:tcW w:w="1633" w:type="dxa"/>
+          </w:tcPr>
+          <w:p>
+            <w:pPr>
+              <w:rPr>
+                <w:rFonts w:ascii="Times New Roman" w:hAnsi="Times New Roman" w:cs="Times New Roman"/>
+                <w:sz w:val="28"/>
+                <w:szCs w:val="28"/>
+              </w:rPr>
+            </w:pPr>
+            <w:r>
+              <w:rPr>
+                <w:rFonts w:ascii="Times New Roman" w:hAnsi="Times New Roman" w:cs="Times New Roman"/>
+                <w:sz w:val="28"/>
+                <w:szCs w:val="28"/>
+              </w:rPr>
+              <w:t>отображается окно с сообщением «Ошибка записи данных!\nВозможные причины смотреть в руководстве пользователя»</w:t>
+            </w:r>
+          </w:p>
+        </w:tc>
+        <w:tc>
+          <w:tcPr>
+            <w:tcW w:w="1196" w:type="dxa"/>
+          </w:tcPr>
+          <w:p>
+            <w:pPr>
+              <w:rPr>
+                <w:rFonts w:ascii="Times New Roman" w:hAnsi="Times New Roman" w:cs="Times New Roman"/>
+                <w:sz w:val="28"/>
+                <w:szCs w:val="28"/>
+              </w:rPr>
+            </w:pPr>
+            <w:r>
+              <w:rPr>
+                <w:rFonts w:ascii="Times New Roman" w:hAnsi="Times New Roman" w:cs="Times New Roman"/>
+                <w:sz w:val="28"/>
+                <w:szCs w:val="28"/>
+              </w:rPr>
+              <w:t>«Успех»</w:t>
+            </w:r>
+          </w:p>
+        </w:tc>
+      </w:tr>
+    </w:tbl>
+    <w:p>
+      <w:pPr>
+        <w:ind w:firstLine="709"/>
+        <w:rPr>
+          <w:rFonts w:ascii="Times New Roman" w:hAnsi="Times New Roman" w:cs="Times New Roman"/>
+          <w:sz w:val="28"/>
+          <w:szCs w:val="28"/>
+        </w:rPr>
+      </w:pPr>
+      <w:r>
+        <w:rPr>
+          <w:rFonts w:ascii="Times New Roman" w:hAnsi="Times New Roman" w:cs="Times New Roman"/>
+          <w:sz w:val="28"/>
+          <w:szCs w:val="28"/>
+        </w:rPr>
+        <w:t>S</w:t>
+      </w:r>
+      <w:r>
+        <w:rPr>
+          <w:rFonts w:ascii="Times New Roman" w:hAnsi="Times New Roman" w:cs="Times New Roman"/>
+          <w:sz w:val="28"/>
+          <w:szCs w:val="28"/>
+        </w:rPr>
+        <w:t>f</w:t>
+      </w:r>
+    </w:p>
+    <w:tbl>
+      <w:tblPr>
+        <w:tblStyle w:val="af2"/>
+        <w:tblW w:w="0" w:type="auto"/>
+        <w:tblLook w:val="04A0" w:firstRow="1" w:lastRow="0" w:firstColumn="1" w:lastColumn="0" w:noHBand="0" w:noVBand="1"/>
+      </w:tblPr>
+      <w:tblGrid>
+        <w:gridCol w:w="2105"/>
+        <w:gridCol w:w="1376"/>
+        <w:gridCol w:w="2049"/>
+        <w:gridCol w:w="2049"/>
+        <w:gridCol w:w="2049"/>
+      </w:tblGrid>
+      <w:tr>
+        <w:tc>
+          <w:tcPr>
+            <w:tcW w:w="2105" w:type="dxa"/>
+          </w:tcPr>
+          <w:p>
+            <w:pPr>
+              <w:rPr>
+                <w:rFonts w:ascii="Times New Roman" w:hAnsi="Times New Roman" w:cs="Times New Roman"/>
+                <w:sz w:val="28"/>
+                <w:szCs w:val="28"/>
+              </w:rPr>
+            </w:pPr>
+            <w:r>
+              <w:rPr>
+                <w:rFonts w:ascii="Times New Roman" w:hAnsi="Times New Roman" w:cs="Times New Roman"/>
+                <w:sz w:val="28"/>
+                <w:szCs w:val="28"/>
+              </w:rPr>
+              <w:lastRenderedPageBreak/>
+              <w:t>Столбец</w:t>
+            </w:r>
+          </w:p>
+        </w:tc>
+        <w:tc>
+          <w:tcPr>
+            <w:tcW w:w="1376" w:type="dxa"/>
+          </w:tcPr>
+          <w:p>
+            <w:pPr>
+              <w:rPr>
+                <w:rFonts w:ascii="Times New Roman" w:hAnsi="Times New Roman" w:cs="Times New Roman"/>
+                <w:sz w:val="28"/>
+                <w:szCs w:val="28"/>
+              </w:rPr>
+            </w:pPr>
+            <w:r>
+              <w:rPr>
+                <w:rFonts w:ascii="Times New Roman" w:hAnsi="Times New Roman" w:cs="Times New Roman"/>
+                <w:sz w:val="28"/>
+                <w:szCs w:val="28"/>
+              </w:rPr>
+              <w:t>Тип данных</w:t>
+            </w:r>
+          </w:p>
+        </w:tc>
+        <w:tc>
+          <w:tcPr>
+            <w:tcW w:w="2049" w:type="dxa"/>
+          </w:tcPr>
+          <w:p>
+            <w:pPr>
+              <w:rPr>
+                <w:rFonts w:ascii="Times New Roman" w:hAnsi="Times New Roman" w:cs="Times New Roman"/>
+                <w:sz w:val="28"/>
+                <w:szCs w:val="28"/>
+              </w:rPr>
+            </w:pPr>
+            <w:r>
+              <w:rPr>
+                <w:rFonts w:ascii="Times New Roman" w:hAnsi="Times New Roman" w:cs="Times New Roman"/>
+                <w:sz w:val="28"/>
+                <w:szCs w:val="28"/>
+              </w:rPr>
+              <w:t>Значение (строка 1)</w:t>
+            </w:r>
+          </w:p>
+        </w:tc>
+        <w:tc>
+          <w:tcPr>
+            <w:tcW w:w="2049" w:type="dxa"/>
+          </w:tcPr>
+          <w:p>
+            <w:pPr>
+              <w:rPr>
+                <w:rFonts w:ascii="Times New Roman" w:hAnsi="Times New Roman" w:cs="Times New Roman"/>
+                <w:sz w:val="28"/>
+                <w:szCs w:val="28"/>
+              </w:rPr>
+            </w:pPr>
+            <w:r>
+              <w:rPr>
+                <w:rFonts w:ascii="Times New Roman" w:hAnsi="Times New Roman" w:cs="Times New Roman"/>
+                <w:sz w:val="28"/>
+                <w:szCs w:val="28"/>
+              </w:rPr>
+              <w:t>Значение (строка 2)</w:t>
+            </w:r>
+          </w:p>
+        </w:tc>
+        <w:tc>
+          <w:tcPr>
+            <w:tcW w:w="2049" w:type="dxa"/>
+          </w:tcPr>
+          <w:p>
+            <w:pPr>
+              <w:rPr>
+                <w:rFonts w:ascii="Times New Roman" w:hAnsi="Times New Roman" w:cs="Times New Roman"/>
+                <w:sz w:val="28"/>
+                <w:szCs w:val="28"/>
+              </w:rPr>
+            </w:pPr>
+            <w:r>
+              <w:rPr>
+                <w:rFonts w:ascii="Times New Roman" w:hAnsi="Times New Roman" w:cs="Times New Roman"/>
+                <w:sz w:val="28"/>
+                <w:szCs w:val="28"/>
+              </w:rPr>
+              <w:t>Значение (строка 3)</w:t>
+            </w:r>
+          </w:p>
+        </w:tc>
+      </w:tr>
+      <w:tr>
+        <w:tc>
+          <w:tcPr>
+            <w:tcW w:w="2105" w:type="dxa"/>
+          </w:tcPr>
+          <w:p>
+            <w:pPr>
+              <w:rPr>
+                <w:rFonts w:ascii="Times New Roman" w:hAnsi="Times New Roman" w:cs="Times New Roman"/>
+                <w:sz w:val="28"/>
+                <w:szCs w:val="28"/>
+              </w:rPr>
+            </w:pPr>
+            <w:r>
+              <w:rPr>
+                <w:rFonts w:ascii="Times New Roman" w:hAnsi="Times New Roman" w:cs="Times New Roman"/>
+                <w:sz w:val="28"/>
+                <w:szCs w:val="28"/>
+              </w:rPr>
+              <w:t>Номер_коробки</w:t>
+            </w:r>
+          </w:p>
+        </w:tc>
+        <w:tc>
+          <w:tcPr>
+            <w:tcW w:w="1376" w:type="dxa"/>
+          </w:tcPr>
+          <w:p>
+            <w:pPr>
+              <w:rPr>
+                <w:rFonts w:ascii="Times New Roman" w:hAnsi="Times New Roman" w:cs="Times New Roman"/>
+                <w:sz w:val="28"/>
+                <w:szCs w:val="28"/>
+              </w:rPr>
+            </w:pPr>
+            <w:r>
+              <w:rPr>
+                <w:rFonts w:ascii="Times New Roman" w:hAnsi="Times New Roman" w:cs="Times New Roman"/>
+                <w:sz w:val="28"/>
+                <w:szCs w:val="28"/>
+              </w:rPr>
+              <w:t>int</w:t>
+            </w:r>
+          </w:p>
+        </w:tc>
+        <w:tc>
+          <w:tcPr>
+            <w:tcW w:w="2049" w:type="dxa"/>
+          </w:tcPr>
+          <w:p>
+            <w:pPr>
+              <w:rPr>
+                <w:rFonts w:ascii="Times New Roman" w:hAnsi="Times New Roman" w:cs="Times New Roman"/>
+                <w:sz w:val="28"/>
+                <w:szCs w:val="28"/>
+              </w:rPr>
+            </w:pPr>
+            <w:r>
+              <w:rPr>
+                <w:rFonts w:ascii="Times New Roman" w:hAnsi="Times New Roman" w:cs="Times New Roman"/>
+                <w:sz w:val="28"/>
+                <w:szCs w:val="28"/>
+              </w:rPr>
+              <w:t>1</w:t>
+            </w:r>
+          </w:p>
+        </w:tc>
+        <w:tc>
+          <w:tcPr>
+            <w:tcW w:w="2049" w:type="dxa"/>
+          </w:tcPr>
+          <w:p>
+            <w:pPr>
+              <w:rPr>
+                <w:rFonts w:ascii="Times New Roman" w:hAnsi="Times New Roman" w:cs="Times New Roman"/>
+                <w:sz w:val="28"/>
+                <w:szCs w:val="28"/>
+              </w:rPr>
+            </w:pPr>
+            <w:r>
+              <w:rPr>
+                <w:rFonts w:ascii="Times New Roman" w:hAnsi="Times New Roman" w:cs="Times New Roman"/>
+                <w:sz w:val="28"/>
+                <w:szCs w:val="28"/>
+              </w:rPr>
+              <w:t>2</w:t>
+            </w:r>
+          </w:p>
+        </w:tc>
+        <w:tc>
+          <w:tcPr>
+            <w:tcW w:w="2049" w:type="dxa"/>
+          </w:tcPr>
+          <w:p>
+            <w:pPr>
+              <w:rPr>
+                <w:rFonts w:ascii="Times New Roman" w:hAnsi="Times New Roman" w:cs="Times New Roman"/>
+                <w:sz w:val="28"/>
+                <w:szCs w:val="28"/>
+              </w:rPr>
+            </w:pPr>
+            <w:r>
+              <w:rPr>
+                <w:rFonts w:ascii="Times New Roman" w:hAnsi="Times New Roman" w:cs="Times New Roman"/>
+                <w:sz w:val="28"/>
+                <w:szCs w:val="28"/>
+              </w:rPr>
+              <w:t>3</w:t>
+            </w:r>
+          </w:p>
+        </w:tc>
+      </w:tr>
+      <w:tr>
+        <w:tc>
+          <w:tcPr>
+            <w:tcW w:w="2105" w:type="dxa"/>
+          </w:tcPr>
+          <w:p>
+            <w:pPr>
+              <w:rPr>
+                <w:rFonts w:ascii="Times New Roman" w:hAnsi="Times New Roman" w:cs="Times New Roman"/>
+                <w:sz w:val="28"/>
+                <w:szCs w:val="28"/>
+              </w:rPr>
+            </w:pPr>
+            <w:r>
+              <w:rPr>
+                <w:rFonts w:ascii="Times New Roman" w:hAnsi="Times New Roman" w:cs="Times New Roman"/>
+                <w:sz w:val="28"/>
+                <w:szCs w:val="28"/>
+              </w:rPr>
+              <w:t>Имя_коробки</w:t>
+            </w:r>
+          </w:p>
+        </w:tc>
+        <w:tc>
+          <w:tcPr>
+            <w:tcW w:w="1376" w:type="dxa"/>
+          </w:tcPr>
+          <w:p>
+            <w:pPr>
+              <w:rPr>
+                <w:rFonts w:ascii="Times New Roman" w:hAnsi="Times New Roman" w:cs="Times New Roman"/>
+                <w:sz w:val="28"/>
+                <w:szCs w:val="28"/>
+              </w:rPr>
+            </w:pPr>
+            <w:r>
+              <w:rPr>
+                <w:rFonts w:ascii="Times New Roman" w:hAnsi="Times New Roman" w:cs="Times New Roman"/>
+                <w:sz w:val="28"/>
+                <w:szCs w:val="28"/>
+              </w:rPr>
+              <w:t>string</w:t>
+            </w:r>
+          </w:p>
+        </w:tc>
+        <w:tc>
+          <w:tcPr>
+            <w:tcW w:w="2049" w:type="dxa"/>
+          </w:tcPr>
+          <w:p>
+            <w:pPr>
+              <w:rPr>
+                <w:rFonts w:ascii="Times New Roman" w:hAnsi="Times New Roman" w:cs="Times New Roman"/>
+                <w:sz w:val="28"/>
+                <w:szCs w:val="28"/>
+              </w:rPr>
+            </w:pPr>
+            <w:r>
+              <w:rPr>
+                <w:rFonts w:ascii="Times New Roman" w:hAnsi="Times New Roman" w:cs="Times New Roman"/>
+                <w:sz w:val="28"/>
+                <w:szCs w:val="28"/>
+              </w:rPr>
+              <w:t>«Коробка 1»</w:t>
+            </w:r>
+          </w:p>
+        </w:tc>
+        <w:tc>
+          <w:tcPr>
+            <w:tcW w:w="2049" w:type="dxa"/>
+          </w:tcPr>
+          <w:p>
+            <w:pPr>
+              <w:rPr>
+                <w:rFonts w:ascii="Times New Roman" w:hAnsi="Times New Roman" w:cs="Times New Roman"/>
+                <w:sz w:val="28"/>
+                <w:szCs w:val="28"/>
+              </w:rPr>
+            </w:pPr>
+            <w:r>
+              <w:rPr>
+                <w:rFonts w:ascii="Times New Roman" w:hAnsi="Times New Roman" w:cs="Times New Roman"/>
+                <w:sz w:val="28"/>
+                <w:szCs w:val="28"/>
+              </w:rPr>
+              <w:t xml:space="preserve">«Коробка </w:t>
+            </w:r>
+            <w:r>
+              <w:rPr>
+                <w:rFonts w:ascii="Times New Roman" w:hAnsi="Times New Roman" w:cs="Times New Roman"/>
+                <w:sz w:val="28"/>
+                <w:szCs w:val="28"/>
+              </w:rPr>
+              <w:t>2</w:t>
+            </w:r>
+            <w:r>
+              <w:rPr>
+                <w:rFonts w:ascii="Times New Roman" w:hAnsi="Times New Roman" w:cs="Times New Roman"/>
+                <w:sz w:val="28"/>
+                <w:szCs w:val="28"/>
+              </w:rPr>
+              <w:t>»</w:t>
+            </w:r>
+          </w:p>
+        </w:tc>
+        <w:tc>
+          <w:tcPr>
+            <w:tcW w:w="2049" w:type="dxa"/>
+          </w:tcPr>
+          <w:p>
+            <w:pPr>
+              <w:rPr>
+                <w:rFonts w:ascii="Times New Roman" w:hAnsi="Times New Roman" w:cs="Times New Roman"/>
+                <w:sz w:val="28"/>
+                <w:szCs w:val="28"/>
+              </w:rPr>
+            </w:pPr>
+            <w:r>
+              <w:rPr>
+                <w:rFonts w:ascii="Times New Roman" w:hAnsi="Times New Roman" w:cs="Times New Roman"/>
+                <w:sz w:val="28"/>
+                <w:szCs w:val="28"/>
+              </w:rPr>
+              <w:t xml:space="preserve">«Коробка </w:t>
+            </w:r>
+            <w:r>
+              <w:rPr>
+                <w:rFonts w:ascii="Times New Roman" w:hAnsi="Times New Roman" w:cs="Times New Roman"/>
+                <w:sz w:val="28"/>
+                <w:szCs w:val="28"/>
+              </w:rPr>
+              <w:t>3</w:t>
+            </w:r>
+            <w:r>
+              <w:rPr>
+                <w:rFonts w:ascii="Times New Roman" w:hAnsi="Times New Roman" w:cs="Times New Roman"/>
+                <w:sz w:val="28"/>
+                <w:szCs w:val="28"/>
+              </w:rPr>
+              <w:t>»</w:t>
+            </w:r>
+          </w:p>
+        </w:tc>
+      </w:tr>
+      <w:tr>
+        <w:tc>
+          <w:tcPr>
+            <w:tcW w:w="2105" w:type="dxa"/>
+          </w:tcPr>
+          <w:p>
+            <w:pPr>
+              <w:rPr>
+                <w:rFonts w:ascii="Times New Roman" w:hAnsi="Times New Roman" w:cs="Times New Roman"/>
+                <w:sz w:val="28"/>
+                <w:szCs w:val="28"/>
+              </w:rPr>
+            </w:pPr>
+            <w:r>
+              <w:rPr>
+                <w:rFonts w:ascii="Times New Roman" w:hAnsi="Times New Roman" w:cs="Times New Roman"/>
+                <w:sz w:val="28"/>
+                <w:szCs w:val="28"/>
+              </w:rPr>
+              <w:t>Год_работы</w:t>
+            </w:r>
+          </w:p>
+        </w:tc>
+        <w:tc>
+          <w:tcPr>
+            <w:tcW w:w="1376" w:type="dxa"/>
+          </w:tcPr>
+          <w:p>
+            <w:pPr>
+              <w:rPr>
+                <w:rFonts w:ascii="Times New Roman" w:hAnsi="Times New Roman" w:cs="Times New Roman"/>
+                <w:sz w:val="28"/>
+                <w:szCs w:val="28"/>
+              </w:rPr>
+            </w:pPr>
+            <w:r>
+              <w:rPr>
+                <w:rFonts w:ascii="Times New Roman" w:hAnsi="Times New Roman" w:cs="Times New Roman"/>
+                <w:sz w:val="28"/>
+                <w:szCs w:val="28"/>
+              </w:rPr>
+              <w:t>DateTime</w:t>
+            </w:r>
+          </w:p>
+        </w:tc>
+        <w:tc>
+          <w:tcPr>
+            <w:tcW w:w="2049" w:type="dxa"/>
+          </w:tcPr>
+          <w:p>
+            <w:pPr>
+              <w:rPr>
+                <w:rFonts w:ascii="Times New Roman" w:hAnsi="Times New Roman" w:cs="Times New Roman"/>
+                <w:sz w:val="28"/>
+                <w:szCs w:val="28"/>
+              </w:rPr>
+            </w:pPr>
+            <w:r>
+              <w:rPr>
+                <w:rFonts w:ascii="Times New Roman" w:hAnsi="Times New Roman" w:cs="Times New Roman"/>
+                <w:sz w:val="28"/>
+                <w:szCs w:val="28"/>
+              </w:rPr>
+              <w:t>new DateTime(2020, 5, 15)</w:t>
+            </w:r>
+          </w:p>
+        </w:tc>
+        <w:tc>
+          <w:tcPr>
+            <w:tcW w:w="2049" w:type="dxa"/>
+          </w:tcPr>
+          <w:p>
+            <w:pPr>
+              <w:rPr>
+                <w:rFonts w:ascii="Times New Roman" w:hAnsi="Times New Roman" w:cs="Times New Roman"/>
+                <w:sz w:val="28"/>
+                <w:szCs w:val="28"/>
+              </w:rPr>
+            </w:pPr>
+            <w:r>
+              <w:rPr>
+                <w:rFonts w:ascii="Times New Roman" w:hAnsi="Times New Roman" w:cs="Times New Roman"/>
+                <w:sz w:val="28"/>
+                <w:szCs w:val="28"/>
+              </w:rPr>
+              <w:t>new DateTime(2018, 3, 10)</w:t>
+            </w:r>
+          </w:p>
+        </w:tc>
+        <w:tc>
+          <w:tcPr>
+            <w:tcW w:w="2049" w:type="dxa"/>
+          </w:tcPr>
+          <w:p>
+            <w:pPr>
+              <w:rPr>
+                <w:rFonts w:ascii="Times New Roman" w:hAnsi="Times New Roman" w:cs="Times New Roman"/>
+                <w:sz w:val="28"/>
+                <w:szCs w:val="28"/>
+              </w:rPr>
+            </w:pPr>
+            <w:r>
+              <w:rPr>
+                <w:rFonts w:ascii="Times New Roman" w:hAnsi="Times New Roman" w:cs="Times New Roman"/>
+                <w:sz w:val="28"/>
+                <w:szCs w:val="28"/>
+              </w:rPr>
+              <w:t>DBNull.Value</w:t>
+            </w:r>
+          </w:p>
+        </w:tc>
+      </w:tr>
+      <w:tr>
+        <w:tc>
+          <w:tcPr>
+            <w:tcW w:w="2105" w:type="dxa"/>
+          </w:tcPr>
+          <w:p>
+            <w:pPr>
+              <w:rPr>
+                <w:rFonts w:ascii="Times New Roman" w:hAnsi="Times New Roman" w:cs="Times New Roman"/>
+                <w:sz w:val="28"/>
+                <w:szCs w:val="28"/>
+              </w:rPr>
+            </w:pPr>
+            <w:r>
+              <w:rPr>
+                <w:rFonts w:ascii="Times New Roman" w:hAnsi="Times New Roman" w:cs="Times New Roman"/>
+                <w:sz w:val="28"/>
+                <w:szCs w:val="28"/>
+              </w:rPr>
+              <w:t>Другая_дата</w:t>
+            </w:r>
+          </w:p>
+        </w:tc>
+        <w:tc>
+          <w:tcPr>
+            <w:tcW w:w="1376" w:type="dxa"/>
+          </w:tcPr>
+          <w:p>
+            <w:pPr>
+              <w:rPr>
+                <w:rFonts w:ascii="Times New Roman" w:hAnsi="Times New Roman" w:cs="Times New Roman"/>
+                <w:sz w:val="28"/>
+                <w:szCs w:val="28"/>
+              </w:rPr>
+            </w:pPr>
+            <w:r>
+              <w:rPr>
+                <w:rFonts w:ascii="Times New Roman" w:hAnsi="Times New Roman" w:cs="Times New Roman"/>
+                <w:sz w:val="28"/>
+                <w:szCs w:val="28"/>
+              </w:rPr>
+              <w:t>DateTime</w:t>
+            </w:r>
+          </w:p>
+        </w:tc>
+        <w:tc>
+          <w:tcPr>
+            <w:tcW w:w="2049" w:type="dxa"/>
+          </w:tcPr>
+          <w:p>
+            <w:pPr>
+              <w:rPr>
+                <w:rFonts w:ascii="Times New Roman" w:hAnsi="Times New Roman" w:cs="Times New Roman"/>
+                <w:sz w:val="28"/>
+                <w:szCs w:val="28"/>
+              </w:rPr>
+            </w:pPr>
+            <w:r>
+              <w:rPr>
+                <w:rFonts w:ascii="Times New Roman" w:hAnsi="Times New Roman" w:cs="Times New Roman"/>
+                <w:sz w:val="28"/>
+                <w:szCs w:val="28"/>
+              </w:rPr>
+              <w:t>new DateTime(2021, 6, 20)</w:t>
+            </w:r>
+          </w:p>
+        </w:tc>
+        <w:tc>
+          <w:tcPr>
+            <w:tcW w:w="2049" w:type="dxa"/>
+          </w:tcPr>
+          <w:p>
+            <w:pPr>
+              <w:rPr>
+                <w:rFonts w:ascii="Times New Roman" w:hAnsi="Times New Roman" w:cs="Times New Roman"/>
+                <w:sz w:val="28"/>
+                <w:szCs w:val="28"/>
+              </w:rPr>
+            </w:pPr>
+            <w:r>
+              <w:rPr>
+                <w:rFonts w:ascii="Times New Roman" w:hAnsi="Times New Roman" w:cs="Times New Roman"/>
+                <w:sz w:val="28"/>
+                <w:szCs w:val="28"/>
+              </w:rPr>
+              <w:t>new DateTime(2019, 7, 25)</w:t>
+            </w:r>
+          </w:p>
+        </w:tc>
+        <w:tc>
+          <w:tcPr>
+            <w:tcW w:w="2049" w:type="dxa"/>
+          </w:tcPr>
+          <w:p>
+            <w:pPr>
+              <w:rPr>
+                <w:rFonts w:ascii="Times New Roman" w:hAnsi="Times New Roman" w:cs="Times New Roman"/>
+                <w:sz w:val="28"/>
+                <w:szCs w:val="28"/>
+              </w:rPr>
+            </w:pPr>
+            <w:r>
+              <w:rPr>
+                <w:rFonts w:ascii="Times New Roman" w:hAnsi="Times New Roman" w:cs="Times New Roman"/>
+                <w:sz w:val="28"/>
+                <w:szCs w:val="28"/>
+              </w:rPr>
+              <w:t>new DateTime(2022, 8, 1)</w:t>
+            </w:r>
+          </w:p>
+        </w:tc>
+      </w:tr>
+    </w:tbl>
+    <w:p>
+      <w:pPr>
+        <w:ind w:firstLine="709"/>
+        <w:rPr>
+          <w:rFonts w:ascii="Times New Roman" w:hAnsi="Times New Roman" w:cs="Times New Roman"/>
+          <w:sz w:val="28"/>
+          <w:szCs w:val="28"/>
+        </w:rPr>
+      </w:pPr>
+      <w:r>
+        <w:rPr>
+          <w:rFonts w:ascii="Times New Roman" w:hAnsi="Times New Roman" w:cs="Times New Roman"/>
+          <w:sz w:val="28"/>
+          <w:szCs w:val="28"/>
+        </w:rPr>
+        <w:t xml:space="preserve">По результатам выполнения тест‑кейсов все проверки пройдены успешно. Критических и значительных дефектов не выявлено. Функциональность </w:t>
+      </w:r>
+      <w:r>
+        <w:rPr>
+          <w:rFonts w:ascii="Times New Roman" w:hAnsi="Times New Roman" w:cs="Times New Roman"/>
+          <w:sz w:val="28"/>
+          <w:szCs w:val="28"/>
+        </w:rPr>
+        <w:t>данного проложения и его функций</w:t>
+      </w:r>
+      <w:r>
+        <w:rPr>
+          <w:rFonts w:ascii="Times New Roman" w:hAnsi="Times New Roman" w:cs="Times New Roman"/>
+          <w:sz w:val="28"/>
+          <w:szCs w:val="28"/>
+        </w:rPr>
+        <w:t xml:space="preserve"> соответствует заявленным требованиям и готова к передаче в эксплуатацию.</w:t>
+      </w:r>
     </w:p>
     <w:p>
       <w:pPr>
@@ -23915,7 +25829,6 @@
   <w:style w:type="character" w:default="1" w:styleId="a0">
     <w:name w:val="Default Paragraph Font"/>
     <w:uiPriority w:val="1"/>
-    <w:semiHidden/>
     <w:unhideWhenUsed/>
   </w:style>
   <w:style w:type="table" w:default="1" w:styleId="a1">

--- a/Шмарин.docx
+++ b/Шмарин.docx
@@ -614,13 +614,23 @@
                 <w:szCs w:val="28"/>
               </w:rPr>
             </w:pPr>
-            <w:r>
-              <w:rPr>
-                <w:rFonts w:ascii="Times New Roman" w:hAnsi="Times New Roman" w:cs="Times New Roman"/>
-                <w:sz w:val="28"/>
-                <w:szCs w:val="28"/>
-              </w:rPr>
-              <w:t xml:space="preserve">Шмарин </w:t>
+            <w:proofErr w:type="spellStart"/>
+            <w:r>
+              <w:rPr>
+                <w:rFonts w:ascii="Times New Roman" w:hAnsi="Times New Roman" w:cs="Times New Roman"/>
+                <w:sz w:val="28"/>
+                <w:szCs w:val="28"/>
+              </w:rPr>
+              <w:t>Шмарин</w:t>
+            </w:r>
+            <w:proofErr w:type="spellEnd"/>
+            <w:r>
+              <w:rPr>
+                <w:rFonts w:ascii="Times New Roman" w:hAnsi="Times New Roman" w:cs="Times New Roman"/>
+                <w:sz w:val="28"/>
+                <w:szCs w:val="28"/>
+              </w:rPr>
+              <w:t xml:space="preserve"> </w:t>
             </w:r>
             <w:r>
               <w:rPr>
@@ -841,13 +851,23 @@
                 <w:szCs w:val="28"/>
               </w:rPr>
             </w:pPr>
-            <w:r>
-              <w:rPr>
-                <w:rFonts w:ascii="Times New Roman" w:hAnsi="Times New Roman" w:cs="Times New Roman"/>
-                <w:sz w:val="28"/>
-                <w:szCs w:val="28"/>
-              </w:rPr>
-              <w:t>Косяченко Н.П.</w:t>
+            <w:proofErr w:type="spellStart"/>
+            <w:r>
+              <w:rPr>
+                <w:rFonts w:ascii="Times New Roman" w:hAnsi="Times New Roman" w:cs="Times New Roman"/>
+                <w:sz w:val="28"/>
+                <w:szCs w:val="28"/>
+              </w:rPr>
+              <w:t>Косяченко</w:t>
+            </w:r>
+            <w:proofErr w:type="spellEnd"/>
+            <w:r>
+              <w:rPr>
+                <w:rFonts w:ascii="Times New Roman" w:hAnsi="Times New Roman" w:cs="Times New Roman"/>
+                <w:sz w:val="28"/>
+                <w:szCs w:val="28"/>
+              </w:rPr>
+              <w:t xml:space="preserve"> Н.П.</w:t>
             </w:r>
           </w:p>
         </w:tc>
@@ -1810,7 +1830,19 @@
           <w:rPr>
             <w:rStyle w:val="ad"/>
           </w:rPr>
-          <w:t>4 РАЗРАБОТКА ПРОГРАММНЫХ МОДУЛЕЙ</w:t>
+          <w:t>4 РАЗРАБОТКА</w:t>
+        </w:r>
+        <w:r>
+          <w:rPr>
+            <w:rStyle w:val="ad"/>
+          </w:rPr>
+          <w:t xml:space="preserve"> </w:t>
+        </w:r>
+        <w:r>
+          <w:rPr>
+            <w:rStyle w:val="ad"/>
+          </w:rPr>
+          <w:t>ПРОГРАММНЫХ МОДУЛЕЙ</w:t>
         </w:r>
         <w:r>
           <w:rPr>
@@ -3230,7 +3262,25 @@
           <w:sz w:val="28"/>
           <w:szCs w:val="28"/>
         </w:rPr>
-        <w:t xml:space="preserve"> windows приложени</w:t>
+        <w:t xml:space="preserve"> </w:t>
+      </w:r>
+      <w:proofErr w:type="spellStart"/>
+      <w:r>
+        <w:rPr>
+          <w:rFonts w:ascii="Times New Roman" w:hAnsi="Times New Roman" w:cs="Times New Roman"/>
+          <w:sz w:val="28"/>
+          <w:szCs w:val="28"/>
+        </w:rPr>
+        <w:t>windows</w:t>
+      </w:r>
+      <w:proofErr w:type="spellEnd"/>
+      <w:r>
+        <w:rPr>
+          <w:rFonts w:ascii="Times New Roman" w:hAnsi="Times New Roman" w:cs="Times New Roman"/>
+          <w:sz w:val="28"/>
+          <w:szCs w:val="28"/>
+        </w:rPr>
+        <w:t xml:space="preserve"> приложени</w:t>
       </w:r>
       <w:r>
         <w:rPr>
@@ -3286,7 +3336,34 @@
           <w:sz w:val="28"/>
           <w:szCs w:val="28"/>
         </w:rPr>
-        <w:t xml:space="preserve"> Android приложен</w:t>
+        <w:t xml:space="preserve"> </w:t>
+      </w:r>
+      <w:proofErr w:type="spellStart"/>
+      <w:r>
+        <w:rPr>
+          <w:rFonts w:ascii="Times New Roman" w:hAnsi="Times New Roman" w:cs="Times New Roman"/>
+          <w:sz w:val="28"/>
+          <w:szCs w:val="28"/>
+        </w:rPr>
+        <w:t>Android</w:t>
+      </w:r>
+      <w:proofErr w:type="spellEnd"/>
+      <w:r>
+        <w:rPr>
+          <w:rFonts w:ascii="Times New Roman" w:hAnsi="Times New Roman" w:cs="Times New Roman"/>
+          <w:sz w:val="28"/>
+          <w:szCs w:val="28"/>
+        </w:rPr>
+        <w:t xml:space="preserve"> </w:t>
+      </w:r>
+      <w:proofErr w:type="spellStart"/>
+      <w:r>
+        <w:rPr>
+          <w:rFonts w:ascii="Times New Roman" w:hAnsi="Times New Roman" w:cs="Times New Roman"/>
+          <w:sz w:val="28"/>
+          <w:szCs w:val="28"/>
+        </w:rPr>
+        <w:t>приложен</w:t>
       </w:r>
       <w:r>
         <w:rPr>
@@ -3302,7 +3379,16 @@
           <w:sz w:val="28"/>
           <w:szCs w:val="28"/>
         </w:rPr>
-        <w:t>е для управления и работы с базой данных</w:t>
+        <w:t>е</w:t>
+      </w:r>
+      <w:proofErr w:type="spellEnd"/>
+      <w:r>
+        <w:rPr>
+          <w:rFonts w:ascii="Times New Roman" w:hAnsi="Times New Roman" w:cs="Times New Roman"/>
+          <w:sz w:val="28"/>
+          <w:szCs w:val="28"/>
+        </w:rPr>
+        <w:t xml:space="preserve"> для управления и работы с базой данных</w:t>
       </w:r>
       <w:r>
         <w:rPr>
@@ -3596,7 +3682,25 @@
           <w:sz w:val="28"/>
           <w:szCs w:val="28"/>
         </w:rPr>
-        <w:t>азработать мобильное Android‑приложение для управления и работы с базой данных</w:t>
+        <w:t xml:space="preserve">азработать мобильное </w:t>
+      </w:r>
+      <w:proofErr w:type="spellStart"/>
+      <w:r>
+        <w:rPr>
+          <w:rFonts w:ascii="Times New Roman" w:hAnsi="Times New Roman" w:cs="Times New Roman"/>
+          <w:sz w:val="28"/>
+          <w:szCs w:val="28"/>
+        </w:rPr>
+        <w:t>Android</w:t>
+      </w:r>
+      <w:proofErr w:type="spellEnd"/>
+      <w:r>
+        <w:rPr>
+          <w:rFonts w:ascii="Times New Roman" w:hAnsi="Times New Roman" w:cs="Times New Roman"/>
+          <w:sz w:val="28"/>
+          <w:szCs w:val="28"/>
+        </w:rPr>
+        <w:t>‑приложение для управления и работы с базой данных</w:t>
       </w:r>
       <w:r>
         <w:rPr>
@@ -3612,7 +3716,25 @@
           <w:sz w:val="28"/>
           <w:szCs w:val="28"/>
         </w:rPr>
-        <w:t>с использованием SQLite (структуру базы данных для мобильного приложения).</w:t>
+        <w:t xml:space="preserve">с использованием </w:t>
+      </w:r>
+      <w:proofErr w:type="spellStart"/>
+      <w:r>
+        <w:rPr>
+          <w:rFonts w:ascii="Times New Roman" w:hAnsi="Times New Roman" w:cs="Times New Roman"/>
+          <w:sz w:val="28"/>
+          <w:szCs w:val="28"/>
+        </w:rPr>
+        <w:t>SQLite</w:t>
+      </w:r>
+      <w:proofErr w:type="spellEnd"/>
+      <w:r>
+        <w:rPr>
+          <w:rFonts w:ascii="Times New Roman" w:hAnsi="Times New Roman" w:cs="Times New Roman"/>
+          <w:sz w:val="28"/>
+          <w:szCs w:val="28"/>
+        </w:rPr>
+        <w:t xml:space="preserve"> (структуру базы данных для мобильного приложения).</w:t>
       </w:r>
     </w:p>
     <w:p>
@@ -3714,7 +3836,25 @@
           <w:sz w:val="28"/>
           <w:szCs w:val="28"/>
         </w:rPr>
-        <w:t>азработать техническое задание на программу (с помощью программы Mastertz, затем выполнить экспорт в Word)</w:t>
+        <w:t xml:space="preserve">азработать техническое задание на программу (с помощью программы </w:t>
+      </w:r>
+      <w:proofErr w:type="spellStart"/>
+      <w:r>
+        <w:rPr>
+          <w:rFonts w:ascii="Times New Roman" w:hAnsi="Times New Roman" w:cs="Times New Roman"/>
+          <w:sz w:val="28"/>
+          <w:szCs w:val="28"/>
+        </w:rPr>
+        <w:t>Mastertz</w:t>
+      </w:r>
+      <w:proofErr w:type="spellEnd"/>
+      <w:r>
+        <w:rPr>
+          <w:rFonts w:ascii="Times New Roman" w:hAnsi="Times New Roman" w:cs="Times New Roman"/>
+          <w:sz w:val="28"/>
+          <w:szCs w:val="28"/>
+        </w:rPr>
+        <w:t>, затем выполнить экспорт в Word)</w:t>
       </w:r>
       <w:r>
         <w:rPr>
@@ -4031,7 +4171,25 @@
           <w:sz w:val="28"/>
           <w:szCs w:val="28"/>
         </w:rPr>
-        <w:t>Разработка мобильного Android‑приложения:</w:t>
+        <w:t xml:space="preserve">Разработка мобильного </w:t>
+      </w:r>
+      <w:proofErr w:type="spellStart"/>
+      <w:r>
+        <w:rPr>
+          <w:rFonts w:ascii="Times New Roman" w:hAnsi="Times New Roman" w:cs="Times New Roman"/>
+          <w:sz w:val="28"/>
+          <w:szCs w:val="28"/>
+        </w:rPr>
+        <w:t>Android</w:t>
+      </w:r>
+      <w:proofErr w:type="spellEnd"/>
+      <w:r>
+        <w:rPr>
+          <w:rFonts w:ascii="Times New Roman" w:hAnsi="Times New Roman" w:cs="Times New Roman"/>
+          <w:sz w:val="28"/>
+          <w:szCs w:val="28"/>
+        </w:rPr>
+        <w:t>‑приложения:</w:t>
       </w:r>
     </w:p>
     <w:p>
@@ -4472,7 +4630,25 @@
           <w:sz w:val="28"/>
           <w:szCs w:val="28"/>
         </w:rPr>
-        <w:t>«Инструкция по ТБ(от 12 декабря 2024)»</w:t>
+        <w:t xml:space="preserve">«Инструкция по </w:t>
+      </w:r>
+      <w:proofErr w:type="gramStart"/>
+      <w:r>
+        <w:rPr>
+          <w:rFonts w:ascii="Times New Roman" w:hAnsi="Times New Roman" w:cs="Times New Roman"/>
+          <w:sz w:val="28"/>
+          <w:szCs w:val="28"/>
+        </w:rPr>
+        <w:t>ТБ(</w:t>
+      </w:r>
+      <w:proofErr w:type="gramEnd"/>
+      <w:r>
+        <w:rPr>
+          <w:rFonts w:ascii="Times New Roman" w:hAnsi="Times New Roman" w:cs="Times New Roman"/>
+          <w:sz w:val="28"/>
+          <w:szCs w:val="28"/>
+        </w:rPr>
+        <w:t>от 12 декабря 2024)»</w:t>
       </w:r>
       <w:r>
         <w:rPr>
@@ -4521,7 +4697,25 @@
           <w:sz w:val="28"/>
           <w:szCs w:val="28"/>
         </w:rPr>
-        <w:t>«СаПиН 2.4.2(от 12 декабря 2024)»</w:t>
+        <w:t>«</w:t>
+      </w:r>
+      <w:proofErr w:type="spellStart"/>
+      <w:r>
+        <w:rPr>
+          <w:rFonts w:ascii="Times New Roman" w:hAnsi="Times New Roman" w:cs="Times New Roman"/>
+          <w:sz w:val="28"/>
+          <w:szCs w:val="28"/>
+        </w:rPr>
+        <w:t>СаПиН</w:t>
+      </w:r>
+      <w:proofErr w:type="spellEnd"/>
+      <w:r>
+        <w:rPr>
+          <w:rFonts w:ascii="Times New Roman" w:hAnsi="Times New Roman" w:cs="Times New Roman"/>
+          <w:sz w:val="28"/>
+          <w:szCs w:val="28"/>
+        </w:rPr>
+        <w:t xml:space="preserve"> 2.4.2(от 12 декабря 2024)»</w:t>
       </w:r>
       <w:r>
         <w:rPr>
@@ -6722,7 +6916,27 @@
           <w:sz w:val="28"/>
           <w:szCs w:val="28"/>
         </w:rPr>
-        <w:t>Если база данных на сервере отсутствует реализовать возможность создания БД программно.</w:t>
+        <w:t xml:space="preserve">Если база данных на сервере отсутствует реализовать возможность создания БД </w:t>
+      </w:r>
+      <w:proofErr w:type="spellStart"/>
+      <w:r>
+        <w:rPr>
+          <w:rFonts w:ascii="Times New Roman" w:hAnsi="Times New Roman" w:cs="Times New Roman"/>
+          <w:kern w:val="0"/>
+          <w:sz w:val="28"/>
+          <w:szCs w:val="28"/>
+        </w:rPr>
+        <w:t>программно</w:t>
+      </w:r>
+      <w:proofErr w:type="spellEnd"/>
+      <w:r>
+        <w:rPr>
+          <w:rFonts w:ascii="Times New Roman" w:hAnsi="Times New Roman" w:cs="Times New Roman"/>
+          <w:kern w:val="0"/>
+          <w:sz w:val="28"/>
+          <w:szCs w:val="28"/>
+        </w:rPr>
+        <w:t>.</w:t>
       </w:r>
     </w:p>
     <w:p>
@@ -6812,7 +7026,27 @@
           <w:sz w:val="28"/>
           <w:szCs w:val="28"/>
         </w:rPr>
-        <w:t>отдельное окно Для добавления/редактирования записей любой таблицы;</w:t>
+        <w:t xml:space="preserve">отдельное </w:t>
+      </w:r>
+      <w:proofErr w:type="gramStart"/>
+      <w:r>
+        <w:rPr>
+          <w:rFonts w:ascii="Times New Roman" w:hAnsi="Times New Roman" w:cs="Times New Roman"/>
+          <w:kern w:val="0"/>
+          <w:sz w:val="28"/>
+          <w:szCs w:val="28"/>
+        </w:rPr>
+        <w:t>окно</w:t>
+      </w:r>
+      <w:proofErr w:type="gramEnd"/>
+      <w:r>
+        <w:rPr>
+          <w:rFonts w:ascii="Times New Roman" w:hAnsi="Times New Roman" w:cs="Times New Roman"/>
+          <w:kern w:val="0"/>
+          <w:sz w:val="28"/>
+          <w:szCs w:val="28"/>
+        </w:rPr>
+        <w:t xml:space="preserve"> Для добавления/редактирования записей любой таблицы;</w:t>
       </w:r>
     </w:p>
     <w:p>
@@ -6842,7 +7076,27 @@
           <w:sz w:val="28"/>
           <w:szCs w:val="28"/>
         </w:rPr>
-        <w:t>Использование различных элементов для отображения  (ввода) данных.</w:t>
+        <w:t xml:space="preserve">Использование различных элементов для </w:t>
+      </w:r>
+      <w:proofErr w:type="gramStart"/>
+      <w:r>
+        <w:rPr>
+          <w:rFonts w:ascii="Times New Roman" w:hAnsi="Times New Roman" w:cs="Times New Roman"/>
+          <w:kern w:val="0"/>
+          <w:sz w:val="28"/>
+          <w:szCs w:val="28"/>
+        </w:rPr>
+        <w:t>отображения  (</w:t>
+      </w:r>
+      <w:proofErr w:type="gramEnd"/>
+      <w:r>
+        <w:rPr>
+          <w:rFonts w:ascii="Times New Roman" w:hAnsi="Times New Roman" w:cs="Times New Roman"/>
+          <w:kern w:val="0"/>
+          <w:sz w:val="28"/>
+          <w:szCs w:val="28"/>
+        </w:rPr>
+        <w:t>ввода) данных.</w:t>
       </w:r>
     </w:p>
     <w:p>
@@ -6943,7 +7197,27 @@
           <w:sz w:val="28"/>
           <w:szCs w:val="28"/>
         </w:rPr>
-        <w:t>В) регулярным выполнением требований ГОСТ 51188-98. Защита информации. Испытания программных средств на наличие компьютерных вирусов</w:t>
+        <w:t xml:space="preserve">В) регулярным выполнением требований ГОСТ </w:t>
+      </w:r>
+      <w:proofErr w:type="gramStart"/>
+      <w:r>
+        <w:rPr>
+          <w:rFonts w:ascii="Times New Roman" w:hAnsi="Times New Roman" w:cs="Times New Roman"/>
+          <w:kern w:val="0"/>
+          <w:sz w:val="28"/>
+          <w:szCs w:val="28"/>
+        </w:rPr>
+        <w:t>51188-98</w:t>
+      </w:r>
+      <w:proofErr w:type="gramEnd"/>
+      <w:r>
+        <w:rPr>
+          <w:rFonts w:ascii="Times New Roman" w:hAnsi="Times New Roman" w:cs="Times New Roman"/>
+          <w:kern w:val="0"/>
+          <w:sz w:val="28"/>
+          <w:szCs w:val="28"/>
+        </w:rPr>
+        <w:t>. Защита информации. Испытания программных средств на наличие компьютерных вирусов</w:t>
       </w:r>
       <w:r>
         <w:rPr>
@@ -6977,7 +7251,27 @@
           <w:sz w:val="28"/>
           <w:szCs w:val="28"/>
         </w:rPr>
-        <w:t xml:space="preserve">Время восстановления после отказа, вызванного сбоем электропитания технических средств (иными внешними факторами), не фатальным сбоем (не крахом) операционной системы, не должно превышать 30-ти минут при условии соблюдения условий эксплуатации технических и программных средств. </w:t>
+        <w:t xml:space="preserve">Время восстановления после отказа, вызванного сбоем электропитания технических средств (иными внешними факторами), не фатальным сбоем (не крахом) операционной системы, не должно превышать </w:t>
+      </w:r>
+      <w:proofErr w:type="gramStart"/>
+      <w:r>
+        <w:rPr>
+          <w:rFonts w:ascii="Times New Roman" w:hAnsi="Times New Roman" w:cs="Times New Roman"/>
+          <w:kern w:val="0"/>
+          <w:sz w:val="28"/>
+          <w:szCs w:val="28"/>
+        </w:rPr>
+        <w:t>30-ти</w:t>
+      </w:r>
+      <w:proofErr w:type="gramEnd"/>
+      <w:r>
+        <w:rPr>
+          <w:rFonts w:ascii="Times New Roman" w:hAnsi="Times New Roman" w:cs="Times New Roman"/>
+          <w:kern w:val="0"/>
+          <w:sz w:val="28"/>
+          <w:szCs w:val="28"/>
+        </w:rPr>
+        <w:t xml:space="preserve"> минут при условии соблюдения условий эксплуатации технических и программных средств. </w:t>
       </w:r>
     </w:p>
     <w:p>
@@ -7304,8 +7598,19 @@
           <w:sz w:val="28"/>
           <w:szCs w:val="28"/>
         </w:rPr>
-        <w:t>Таблица - Boxes</w:t>
-      </w:r>
+        <w:t xml:space="preserve">Таблица - </w:t>
+      </w:r>
+      <w:proofErr w:type="spellStart"/>
+      <w:r>
+        <w:rPr>
+          <w:rFonts w:ascii="Times New Roman" w:hAnsi="Times New Roman" w:cs="Times New Roman"/>
+          <w:kern w:val="0"/>
+          <w:sz w:val="28"/>
+          <w:szCs w:val="28"/>
+        </w:rPr>
+        <w:t>Boxes</w:t>
+      </w:r>
+      <w:proofErr w:type="spellEnd"/>
     </w:p>
     <w:tbl>
       <w:tblPr>
@@ -7457,6 +7762,7 @@
                 <w:kern w:val="0"/>
               </w:rPr>
             </w:pPr>
+            <w:proofErr w:type="spellStart"/>
             <w:r>
               <w:rPr>
                 <w:rFonts w:ascii="Times New Roman" w:hAnsi="Times New Roman" w:cs="Times New Roman"/>
@@ -7464,6 +7770,7 @@
               </w:rPr>
               <w:t>box_id</w:t>
             </w:r>
+            <w:proofErr w:type="spellEnd"/>
           </w:p>
         </w:tc>
         <w:tc>
@@ -7489,12 +7796,30 @@
                 <w:kern w:val="0"/>
               </w:rPr>
             </w:pPr>
+            <w:proofErr w:type="spellStart"/>
+            <w:proofErr w:type="gramStart"/>
             <w:r>
               <w:rPr>
                 <w:rFonts w:ascii="Times New Roman" w:hAnsi="Times New Roman" w:cs="Times New Roman"/>
                 <w:kern w:val="0"/>
               </w:rPr>
-              <w:t>VarChar(255)</w:t>
+              <w:t>VarChar</w:t>
+            </w:r>
+            <w:proofErr w:type="spellEnd"/>
+            <w:r>
+              <w:rPr>
+                <w:rFonts w:ascii="Times New Roman" w:hAnsi="Times New Roman" w:cs="Times New Roman"/>
+                <w:kern w:val="0"/>
+              </w:rPr>
+              <w:t>(</w:t>
+            </w:r>
+            <w:proofErr w:type="gramEnd"/>
+            <w:r>
+              <w:rPr>
+                <w:rFonts w:ascii="Times New Roman" w:hAnsi="Times New Roman" w:cs="Times New Roman"/>
+                <w:kern w:val="0"/>
+              </w:rPr>
+              <w:t>255)</w:t>
             </w:r>
           </w:p>
         </w:tc>
@@ -7526,8 +7851,17 @@
                 <w:rFonts w:ascii="Times New Roman" w:hAnsi="Times New Roman" w:cs="Times New Roman"/>
                 <w:kern w:val="0"/>
               </w:rPr>
-              <w:t>[уникальное] Название городаbox_id</w:t>
-            </w:r>
+              <w:t xml:space="preserve">[уникальное] Название </w:t>
+            </w:r>
+            <w:proofErr w:type="spellStart"/>
+            <w:r>
+              <w:rPr>
+                <w:rFonts w:ascii="Times New Roman" w:hAnsi="Times New Roman" w:cs="Times New Roman"/>
+                <w:kern w:val="0"/>
+              </w:rPr>
+              <w:t>городаbox_id</w:t>
+            </w:r>
+            <w:proofErr w:type="spellEnd"/>
           </w:p>
         </w:tc>
       </w:tr>
@@ -7562,6 +7896,7 @@
                 <w:lang w:val="x-none"/>
               </w:rPr>
             </w:pPr>
+            <w:proofErr w:type="spellStart"/>
             <w:r>
               <w:rPr>
                 <w:rFonts w:ascii="Times New Roman" w:hAnsi="Times New Roman" w:cs="Times New Roman"/>
@@ -7570,6 +7905,7 @@
               </w:rPr>
               <w:t>rack_number</w:t>
             </w:r>
+            <w:proofErr w:type="spellEnd"/>
           </w:p>
         </w:tc>
         <w:tc>
@@ -7672,6 +8008,7 @@
                 <w:lang w:val="x-none"/>
               </w:rPr>
             </w:pPr>
+            <w:proofErr w:type="spellStart"/>
             <w:r>
               <w:rPr>
                 <w:rFonts w:ascii="Times New Roman" w:hAnsi="Times New Roman" w:cs="Times New Roman"/>
@@ -7680,6 +8017,7 @@
               </w:rPr>
               <w:t>shelf_number</w:t>
             </w:r>
+            <w:proofErr w:type="spellEnd"/>
             <w:r>
               <w:rPr>
                 <w:rFonts w:ascii="Times New Roman" w:hAnsi="Times New Roman" w:cs="Times New Roman"/>
@@ -7790,6 +8128,7 @@
                 <w:lang w:val="x-none"/>
               </w:rPr>
             </w:pPr>
+            <w:proofErr w:type="spellStart"/>
             <w:r>
               <w:rPr>
                 <w:rFonts w:ascii="Times New Roman" w:hAnsi="Times New Roman" w:cs="Times New Roman"/>
@@ -7798,6 +8137,7 @@
               </w:rPr>
               <w:t>group_id</w:t>
             </w:r>
+            <w:proofErr w:type="spellEnd"/>
           </w:p>
         </w:tc>
         <w:tc>
@@ -7901,6 +8241,7 @@
                 <w:lang w:val="x-none"/>
               </w:rPr>
             </w:pPr>
+            <w:proofErr w:type="spellStart"/>
             <w:r>
               <w:rPr>
                 <w:rFonts w:ascii="Times New Roman" w:hAnsi="Times New Roman" w:cs="Times New Roman"/>
@@ -7909,6 +8250,7 @@
               </w:rPr>
               <w:t>type_id</w:t>
             </w:r>
+            <w:proofErr w:type="spellEnd"/>
           </w:p>
         </w:tc>
         <w:tc>
@@ -8011,6 +8353,7 @@
                 <w:lang w:val="x-none"/>
               </w:rPr>
             </w:pPr>
+            <w:proofErr w:type="spellStart"/>
             <w:r>
               <w:rPr>
                 <w:rFonts w:ascii="Times New Roman" w:hAnsi="Times New Roman" w:cs="Times New Roman"/>
@@ -8019,6 +8362,7 @@
               </w:rPr>
               <w:t>year_work</w:t>
             </w:r>
+            <w:proofErr w:type="spellEnd"/>
           </w:p>
         </w:tc>
         <w:tc>
@@ -8121,8 +8465,19 @@
           <w:sz w:val="28"/>
           <w:szCs w:val="28"/>
         </w:rPr>
-        <w:t>Таблица - DeletedDocuments</w:t>
-      </w:r>
+        <w:t xml:space="preserve">Таблица - </w:t>
+      </w:r>
+      <w:proofErr w:type="spellStart"/>
+      <w:r>
+        <w:rPr>
+          <w:rFonts w:ascii="Times New Roman" w:hAnsi="Times New Roman" w:cs="Times New Roman"/>
+          <w:kern w:val="0"/>
+          <w:sz w:val="28"/>
+          <w:szCs w:val="28"/>
+        </w:rPr>
+        <w:t>DeletedDocuments</w:t>
+      </w:r>
+      <w:proofErr w:type="spellEnd"/>
     </w:p>
     <w:tbl>
       <w:tblPr>
@@ -8275,6 +8630,7 @@
                 <w:kern w:val="0"/>
               </w:rPr>
             </w:pPr>
+            <w:proofErr w:type="spellStart"/>
             <w:r>
               <w:rPr>
                 <w:rFonts w:ascii="Times New Roman" w:hAnsi="Times New Roman" w:cs="Times New Roman"/>
@@ -8282,6 +8638,7 @@
               </w:rPr>
               <w:t>deleted_doc_id</w:t>
             </w:r>
+            <w:proofErr w:type="spellEnd"/>
           </w:p>
         </w:tc>
         <w:tc>
@@ -8379,6 +8736,7 @@
                 <w:kern w:val="0"/>
               </w:rPr>
             </w:pPr>
+            <w:proofErr w:type="spellStart"/>
             <w:r>
               <w:rPr>
                 <w:rFonts w:ascii="Times New Roman" w:hAnsi="Times New Roman" w:cs="Times New Roman"/>
@@ -8386,6 +8744,7 @@
               </w:rPr>
               <w:t>deleted_document_subject</w:t>
             </w:r>
+            <w:proofErr w:type="spellEnd"/>
           </w:p>
         </w:tc>
         <w:tc>
@@ -8411,12 +8770,21 @@
                 <w:kern w:val="0"/>
               </w:rPr>
             </w:pPr>
+            <w:proofErr w:type="gramStart"/>
             <w:r>
               <w:rPr>
                 <w:rFonts w:ascii="Times New Roman" w:hAnsi="Times New Roman" w:cs="Times New Roman"/>
                 <w:kern w:val="0"/>
               </w:rPr>
-              <w:t>VARCHAR(100)</w:t>
+              <w:t>VARCHAR(</w:t>
+            </w:r>
+            <w:proofErr w:type="gramEnd"/>
+            <w:r>
+              <w:rPr>
+                <w:rFonts w:ascii="Times New Roman" w:hAnsi="Times New Roman" w:cs="Times New Roman"/>
+                <w:kern w:val="0"/>
+              </w:rPr>
+              <w:t>100)</w:t>
             </w:r>
           </w:p>
         </w:tc>
@@ -8484,6 +8852,7 @@
                 <w:lang w:val="en-US"/>
               </w:rPr>
             </w:pPr>
+            <w:proofErr w:type="spellStart"/>
             <w:r>
               <w:rPr>
                 <w:rFonts w:ascii="Times New Roman" w:hAnsi="Times New Roman" w:cs="Times New Roman"/>
@@ -8492,6 +8861,7 @@
               </w:rPr>
               <w:t>deleted_doc_Supervisor_full_name</w:t>
             </w:r>
+            <w:proofErr w:type="spellEnd"/>
             <w:r>
               <w:rPr>
                 <w:rFonts w:ascii="Times New Roman" w:hAnsi="Times New Roman" w:cs="Times New Roman"/>
@@ -8525,12 +8895,21 @@
                 <w:kern w:val="0"/>
               </w:rPr>
             </w:pPr>
+            <w:proofErr w:type="gramStart"/>
             <w:r>
               <w:rPr>
                 <w:rFonts w:ascii="Times New Roman" w:hAnsi="Times New Roman" w:cs="Times New Roman"/>
                 <w:kern w:val="0"/>
               </w:rPr>
-              <w:t>VARCHAR(100)</w:t>
+              <w:t>VARCHAR(</w:t>
+            </w:r>
+            <w:proofErr w:type="gramEnd"/>
+            <w:r>
+              <w:rPr>
+                <w:rFonts w:ascii="Times New Roman" w:hAnsi="Times New Roman" w:cs="Times New Roman"/>
+                <w:kern w:val="0"/>
+              </w:rPr>
+              <w:t>100)</w:t>
             </w:r>
           </w:p>
         </w:tc>
@@ -8597,6 +8976,7 @@
                 <w:kern w:val="0"/>
               </w:rPr>
             </w:pPr>
+            <w:proofErr w:type="spellStart"/>
             <w:r>
               <w:rPr>
                 <w:rFonts w:ascii="Times New Roman" w:hAnsi="Times New Roman" w:cs="Times New Roman"/>
@@ -8604,6 +8984,7 @@
               </w:rPr>
               <w:t>student_id</w:t>
             </w:r>
+            <w:proofErr w:type="spellEnd"/>
           </w:p>
         </w:tc>
         <w:tc>
@@ -8701,6 +9082,7 @@
                 <w:kern w:val="0"/>
               </w:rPr>
             </w:pPr>
+            <w:proofErr w:type="spellStart"/>
             <w:r>
               <w:rPr>
                 <w:rFonts w:ascii="Times New Roman" w:hAnsi="Times New Roman" w:cs="Times New Roman"/>
@@ -8708,6 +9090,7 @@
               </w:rPr>
               <w:t>type_id</w:t>
             </w:r>
+            <w:proofErr w:type="spellEnd"/>
           </w:p>
         </w:tc>
         <w:tc>
@@ -8798,8 +9181,19 @@
           <w:sz w:val="28"/>
           <w:szCs w:val="28"/>
         </w:rPr>
-        <w:t>Таблица - DocumentTypes</w:t>
-      </w:r>
+        <w:t xml:space="preserve">Таблица - </w:t>
+      </w:r>
+      <w:proofErr w:type="spellStart"/>
+      <w:r>
+        <w:rPr>
+          <w:rFonts w:ascii="Times New Roman" w:hAnsi="Times New Roman" w:cs="Times New Roman"/>
+          <w:kern w:val="0"/>
+          <w:sz w:val="28"/>
+          <w:szCs w:val="28"/>
+        </w:rPr>
+        <w:t>DocumentTypes</w:t>
+      </w:r>
+      <w:proofErr w:type="spellEnd"/>
     </w:p>
     <w:tbl>
       <w:tblPr>
@@ -8952,6 +9346,7 @@
                 <w:kern w:val="0"/>
               </w:rPr>
             </w:pPr>
+            <w:proofErr w:type="spellStart"/>
             <w:r>
               <w:rPr>
                 <w:rFonts w:ascii="Times New Roman" w:hAnsi="Times New Roman" w:cs="Times New Roman"/>
@@ -8959,6 +9354,7 @@
               </w:rPr>
               <w:t>type_id</w:t>
             </w:r>
+            <w:proofErr w:type="spellEnd"/>
           </w:p>
         </w:tc>
         <w:tc>
@@ -9056,6 +9452,7 @@
                 <w:kern w:val="0"/>
               </w:rPr>
             </w:pPr>
+            <w:proofErr w:type="spellStart"/>
             <w:r>
               <w:rPr>
                 <w:rFonts w:ascii="Times New Roman" w:hAnsi="Times New Roman" w:cs="Times New Roman"/>
@@ -9063,6 +9460,7 @@
               </w:rPr>
               <w:t>type_name</w:t>
             </w:r>
+            <w:proofErr w:type="spellEnd"/>
           </w:p>
         </w:tc>
         <w:tc>
@@ -9088,12 +9486,21 @@
                 <w:kern w:val="0"/>
               </w:rPr>
             </w:pPr>
+            <w:proofErr w:type="gramStart"/>
             <w:r>
               <w:rPr>
                 <w:rFonts w:ascii="Times New Roman" w:hAnsi="Times New Roman" w:cs="Times New Roman"/>
                 <w:kern w:val="0"/>
               </w:rPr>
-              <w:t>VARCHAR(100)</w:t>
+              <w:t>VARCHAR(</w:t>
+            </w:r>
+            <w:proofErr w:type="gramEnd"/>
+            <w:r>
+              <w:rPr>
+                <w:rFonts w:ascii="Times New Roman" w:hAnsi="Times New Roman" w:cs="Times New Roman"/>
+                <w:kern w:val="0"/>
+              </w:rPr>
+              <w:t>100)</w:t>
             </w:r>
           </w:p>
         </w:tc>
@@ -9307,6 +9714,7 @@
                 <w:kern w:val="0"/>
               </w:rPr>
             </w:pPr>
+            <w:proofErr w:type="spellStart"/>
             <w:r>
               <w:rPr>
                 <w:rFonts w:ascii="Times New Roman" w:hAnsi="Times New Roman" w:cs="Times New Roman"/>
@@ -9314,6 +9722,7 @@
               </w:rPr>
               <w:t>group_id</w:t>
             </w:r>
+            <w:proofErr w:type="spellEnd"/>
           </w:p>
         </w:tc>
         <w:tc>
@@ -9411,6 +9820,7 @@
                 <w:kern w:val="0"/>
               </w:rPr>
             </w:pPr>
+            <w:proofErr w:type="spellStart"/>
             <w:r>
               <w:rPr>
                 <w:rFonts w:ascii="Times New Roman" w:hAnsi="Times New Roman" w:cs="Times New Roman"/>
@@ -9418,6 +9828,7 @@
               </w:rPr>
               <w:t>group_name</w:t>
             </w:r>
+            <w:proofErr w:type="spellEnd"/>
           </w:p>
         </w:tc>
         <w:tc>
@@ -9443,12 +9854,21 @@
                 <w:kern w:val="0"/>
               </w:rPr>
             </w:pPr>
+            <w:proofErr w:type="gramStart"/>
             <w:r>
               <w:rPr>
                 <w:rFonts w:ascii="Times New Roman" w:hAnsi="Times New Roman" w:cs="Times New Roman"/>
                 <w:kern w:val="0"/>
               </w:rPr>
-              <w:t>VARCHAR(100)</w:t>
+              <w:t>VARCHAR(</w:t>
+            </w:r>
+            <w:proofErr w:type="gramEnd"/>
+            <w:r>
+              <w:rPr>
+                <w:rFonts w:ascii="Times New Roman" w:hAnsi="Times New Roman" w:cs="Times New Roman"/>
+                <w:kern w:val="0"/>
+              </w:rPr>
+              <w:t>100)</w:t>
             </w:r>
           </w:p>
         </w:tc>
@@ -9515,6 +9935,7 @@
                 <w:kern w:val="0"/>
               </w:rPr>
             </w:pPr>
+            <w:proofErr w:type="spellStart"/>
             <w:r>
               <w:rPr>
                 <w:rFonts w:ascii="Times New Roman" w:hAnsi="Times New Roman" w:cs="Times New Roman"/>
@@ -9522,6 +9943,7 @@
               </w:rPr>
               <w:t>formation_year</w:t>
             </w:r>
+            <w:proofErr w:type="spellEnd"/>
             <w:r>
               <w:rPr>
                 <w:rFonts w:ascii="Times New Roman" w:hAnsi="Times New Roman" w:cs="Times New Roman"/>
@@ -9627,6 +10049,7 @@
                 <w:kern w:val="0"/>
               </w:rPr>
             </w:pPr>
+            <w:proofErr w:type="spellStart"/>
             <w:r>
               <w:rPr>
                 <w:rFonts w:ascii="Times New Roman" w:hAnsi="Times New Roman" w:cs="Times New Roman"/>
@@ -9635,6 +10058,7 @@
               <w:lastRenderedPageBreak/>
               <w:t>specialization</w:t>
             </w:r>
+            <w:proofErr w:type="spellEnd"/>
           </w:p>
         </w:tc>
         <w:tc>
@@ -9666,7 +10090,22 @@
                 <w:kern w:val="0"/>
               </w:rPr>
               <w:tab/>
-              <w:t>VARCHAR(255)</w:t>
+            </w:r>
+            <w:proofErr w:type="gramStart"/>
+            <w:r>
+              <w:rPr>
+                <w:rFonts w:ascii="Times New Roman" w:hAnsi="Times New Roman" w:cs="Times New Roman"/>
+                <w:kern w:val="0"/>
+              </w:rPr>
+              <w:t>VARCHAR(</w:t>
+            </w:r>
+            <w:proofErr w:type="gramEnd"/>
+            <w:r>
+              <w:rPr>
+                <w:rFonts w:ascii="Times New Roman" w:hAnsi="Times New Roman" w:cs="Times New Roman"/>
+                <w:kern w:val="0"/>
+              </w:rPr>
+              <w:t>255)</w:t>
             </w:r>
           </w:p>
         </w:tc>
@@ -9726,8 +10165,19 @@
           <w:sz w:val="28"/>
           <w:szCs w:val="28"/>
         </w:rPr>
-        <w:t>Таблица - Student</w:t>
-      </w:r>
+        <w:t xml:space="preserve">Таблица - </w:t>
+      </w:r>
+      <w:proofErr w:type="spellStart"/>
+      <w:r>
+        <w:rPr>
+          <w:rFonts w:ascii="Times New Roman" w:hAnsi="Times New Roman" w:cs="Times New Roman"/>
+          <w:kern w:val="0"/>
+          <w:sz w:val="28"/>
+          <w:szCs w:val="28"/>
+        </w:rPr>
+        <w:t>Student</w:t>
+      </w:r>
+      <w:proofErr w:type="spellEnd"/>
     </w:p>
     <w:tbl>
       <w:tblPr>
@@ -9879,6 +10329,7 @@
                 <w:kern w:val="0"/>
               </w:rPr>
             </w:pPr>
+            <w:proofErr w:type="spellStart"/>
             <w:r>
               <w:rPr>
                 <w:rFonts w:ascii="Times New Roman" w:hAnsi="Times New Roman" w:cs="Times New Roman"/>
@@ -9886,6 +10337,7 @@
               </w:rPr>
               <w:t>student_id</w:t>
             </w:r>
+            <w:proofErr w:type="spellEnd"/>
           </w:p>
         </w:tc>
         <w:tc>
@@ -9984,6 +10436,7 @@
                 <w:kern w:val="0"/>
               </w:rPr>
             </w:pPr>
+            <w:proofErr w:type="spellStart"/>
             <w:r>
               <w:rPr>
                 <w:rFonts w:ascii="Times New Roman" w:hAnsi="Times New Roman" w:cs="Times New Roman"/>
@@ -9991,6 +10444,7 @@
               </w:rPr>
               <w:t>full_name</w:t>
             </w:r>
+            <w:proofErr w:type="spellEnd"/>
           </w:p>
         </w:tc>
         <w:tc>
@@ -10016,12 +10470,21 @@
                 <w:kern w:val="0"/>
               </w:rPr>
             </w:pPr>
+            <w:proofErr w:type="gramStart"/>
             <w:r>
               <w:rPr>
                 <w:rFonts w:ascii="Times New Roman" w:hAnsi="Times New Roman" w:cs="Times New Roman"/>
                 <w:kern w:val="0"/>
               </w:rPr>
-              <w:t>VARCHAR(100)</w:t>
+              <w:t>VARCHAR(</w:t>
+            </w:r>
+            <w:proofErr w:type="gramEnd"/>
+            <w:r>
+              <w:rPr>
+                <w:rFonts w:ascii="Times New Roman" w:hAnsi="Times New Roman" w:cs="Times New Roman"/>
+                <w:kern w:val="0"/>
+              </w:rPr>
+              <w:t>100)</w:t>
             </w:r>
           </w:p>
         </w:tc>
@@ -10088,6 +10551,7 @@
                 <w:kern w:val="0"/>
               </w:rPr>
             </w:pPr>
+            <w:proofErr w:type="spellStart"/>
             <w:r>
               <w:rPr>
                 <w:rFonts w:ascii="Times New Roman" w:hAnsi="Times New Roman" w:cs="Times New Roman"/>
@@ -10095,6 +10559,7 @@
               </w:rPr>
               <w:t>group_id</w:t>
             </w:r>
+            <w:proofErr w:type="spellEnd"/>
           </w:p>
         </w:tc>
         <w:tc>
@@ -10338,6 +10803,7 @@
                 <w:kern w:val="0"/>
               </w:rPr>
             </w:pPr>
+            <w:proofErr w:type="spellStart"/>
             <w:r>
               <w:rPr>
                 <w:rFonts w:ascii="Times New Roman" w:hAnsi="Times New Roman" w:cs="Times New Roman"/>
@@ -10345,6 +10811,7 @@
               </w:rPr>
               <w:t>id</w:t>
             </w:r>
+            <w:proofErr w:type="spellEnd"/>
           </w:p>
         </w:tc>
         <w:tc>
@@ -10481,7 +10948,22 @@
                 <w:kern w:val="0"/>
               </w:rPr>
               <w:tab/>
-              <w:t>VARCHAR(150)</w:t>
+            </w:r>
+            <w:proofErr w:type="gramStart"/>
+            <w:r>
+              <w:rPr>
+                <w:rFonts w:ascii="Times New Roman" w:hAnsi="Times New Roman" w:cs="Times New Roman"/>
+                <w:kern w:val="0"/>
+              </w:rPr>
+              <w:t>VARCHAR(</w:t>
+            </w:r>
+            <w:proofErr w:type="gramEnd"/>
+            <w:r>
+              <w:rPr>
+                <w:rFonts w:ascii="Times New Roman" w:hAnsi="Times New Roman" w:cs="Times New Roman"/>
+                <w:kern w:val="0"/>
+              </w:rPr>
+              <w:t>150)</w:t>
             </w:r>
           </w:p>
         </w:tc>
@@ -10548,6 +11030,7 @@
                 <w:kern w:val="0"/>
               </w:rPr>
             </w:pPr>
+            <w:proofErr w:type="spellStart"/>
             <w:r>
               <w:rPr>
                 <w:rFonts w:ascii="Times New Roman" w:hAnsi="Times New Roman" w:cs="Times New Roman"/>
@@ -10555,6 +11038,7 @@
               </w:rPr>
               <w:t>role</w:t>
             </w:r>
+            <w:proofErr w:type="spellEnd"/>
           </w:p>
         </w:tc>
         <w:tc>
@@ -10580,12 +11064,53 @@
                 <w:kern w:val="0"/>
               </w:rPr>
             </w:pPr>
+            <w:proofErr w:type="gramStart"/>
             <w:r>
               <w:rPr>
                 <w:rFonts w:ascii="Times New Roman" w:hAnsi="Times New Roman" w:cs="Times New Roman"/>
                 <w:kern w:val="0"/>
               </w:rPr>
-              <w:t>ENUM(‘Admin’, ‘Employer’)</w:t>
+              <w:t>ENUM(</w:t>
+            </w:r>
+            <w:proofErr w:type="gramEnd"/>
+            <w:r>
+              <w:rPr>
+                <w:rFonts w:ascii="Times New Roman" w:hAnsi="Times New Roman" w:cs="Times New Roman"/>
+                <w:kern w:val="0"/>
+              </w:rPr>
+              <w:t>‘</w:t>
+            </w:r>
+            <w:proofErr w:type="spellStart"/>
+            <w:r>
+              <w:rPr>
+                <w:rFonts w:ascii="Times New Roman" w:hAnsi="Times New Roman" w:cs="Times New Roman"/>
+                <w:kern w:val="0"/>
+              </w:rPr>
+              <w:t>Admin</w:t>
+            </w:r>
+            <w:proofErr w:type="spellEnd"/>
+            <w:r>
+              <w:rPr>
+                <w:rFonts w:ascii="Times New Roman" w:hAnsi="Times New Roman" w:cs="Times New Roman"/>
+                <w:kern w:val="0"/>
+              </w:rPr>
+              <w:t>’, ‘</w:t>
+            </w:r>
+            <w:proofErr w:type="spellStart"/>
+            <w:r>
+              <w:rPr>
+                <w:rFonts w:ascii="Times New Roman" w:hAnsi="Times New Roman" w:cs="Times New Roman"/>
+                <w:kern w:val="0"/>
+              </w:rPr>
+              <w:t>Employer</w:t>
+            </w:r>
+            <w:proofErr w:type="spellEnd"/>
+            <w:r>
+              <w:rPr>
+                <w:rFonts w:ascii="Times New Roman" w:hAnsi="Times New Roman" w:cs="Times New Roman"/>
+                <w:kern w:val="0"/>
+              </w:rPr>
+              <w:t>’)</w:t>
             </w:r>
           </w:p>
         </w:tc>
@@ -10652,6 +11177,7 @@
                 <w:kern w:val="0"/>
               </w:rPr>
             </w:pPr>
+            <w:proofErr w:type="spellStart"/>
             <w:r>
               <w:rPr>
                 <w:rFonts w:ascii="Times New Roman" w:hAnsi="Times New Roman" w:cs="Times New Roman"/>
@@ -10659,6 +11185,7 @@
               </w:rPr>
               <w:t>login</w:t>
             </w:r>
+            <w:proofErr w:type="spellEnd"/>
           </w:p>
         </w:tc>
         <w:tc>
@@ -10684,12 +11211,21 @@
                 <w:kern w:val="0"/>
               </w:rPr>
             </w:pPr>
+            <w:proofErr w:type="gramStart"/>
             <w:r>
               <w:rPr>
                 <w:rFonts w:ascii="Times New Roman" w:hAnsi="Times New Roman" w:cs="Times New Roman"/>
                 <w:kern w:val="0"/>
               </w:rPr>
-              <w:t>VARCHAR(50)</w:t>
+              <w:t>VARCHAR(</w:t>
+            </w:r>
+            <w:proofErr w:type="gramEnd"/>
+            <w:r>
+              <w:rPr>
+                <w:rFonts w:ascii="Times New Roman" w:hAnsi="Times New Roman" w:cs="Times New Roman"/>
+                <w:kern w:val="0"/>
+              </w:rPr>
+              <w:t>50)</w:t>
             </w:r>
           </w:p>
         </w:tc>
@@ -10756,6 +11292,7 @@
                 <w:kern w:val="0"/>
               </w:rPr>
             </w:pPr>
+            <w:proofErr w:type="spellStart"/>
             <w:r>
               <w:rPr>
                 <w:rFonts w:ascii="Times New Roman" w:hAnsi="Times New Roman" w:cs="Times New Roman"/>
@@ -10763,6 +11300,7 @@
               </w:rPr>
               <w:t>password</w:t>
             </w:r>
+            <w:proofErr w:type="spellEnd"/>
           </w:p>
         </w:tc>
         <w:tc>
@@ -10794,7 +11332,22 @@
                 <w:kern w:val="0"/>
               </w:rPr>
               <w:tab/>
-              <w:t>VARCHAR(50)</w:t>
+            </w:r>
+            <w:proofErr w:type="gramStart"/>
+            <w:r>
+              <w:rPr>
+                <w:rFonts w:ascii="Times New Roman" w:hAnsi="Times New Roman" w:cs="Times New Roman"/>
+                <w:kern w:val="0"/>
+              </w:rPr>
+              <w:t>VARCHAR(</w:t>
+            </w:r>
+            <w:proofErr w:type="gramEnd"/>
+            <w:r>
+              <w:rPr>
+                <w:rFonts w:ascii="Times New Roman" w:hAnsi="Times New Roman" w:cs="Times New Roman"/>
+                <w:kern w:val="0"/>
+              </w:rPr>
+              <w:t>50)</w:t>
             </w:r>
           </w:p>
         </w:tc>
@@ -11592,7 +12145,27 @@
           <w:sz w:val="28"/>
           <w:szCs w:val="28"/>
         </w:rPr>
-        <w:t>валидация и санитизация входных данных – предотвращение SQL‑инъекций и других атак;</w:t>
+        <w:t xml:space="preserve">валидация и </w:t>
+      </w:r>
+      <w:proofErr w:type="spellStart"/>
+      <w:r>
+        <w:rPr>
+          <w:rFonts w:ascii="Times New Roman" w:hAnsi="Times New Roman" w:cs="Times New Roman"/>
+          <w:kern w:val="0"/>
+          <w:sz w:val="28"/>
+          <w:szCs w:val="28"/>
+        </w:rPr>
+        <w:t>санитизация</w:t>
+      </w:r>
+      <w:proofErr w:type="spellEnd"/>
+      <w:r>
+        <w:rPr>
+          <w:rFonts w:ascii="Times New Roman" w:hAnsi="Times New Roman" w:cs="Times New Roman"/>
+          <w:kern w:val="0"/>
+          <w:sz w:val="28"/>
+          <w:szCs w:val="28"/>
+        </w:rPr>
+        <w:t xml:space="preserve"> входных данных – предотвращение SQL‑инъекций и других атак;</w:t>
       </w:r>
     </w:p>
     <w:p>
@@ -12503,7 +13076,43 @@
           <w:sz w:val="28"/>
           <w:szCs w:val="28"/>
         </w:rPr>
-        <w:t xml:space="preserve"> строится даталогическая модель, которая уже учитывает особенности выбранной СУБД. Она отражает структуру базы данных в терминах, близких к реализации: таблицы, столбцы, типы данных, ограничения целостности и т. д. Графически даталогическая модель представляется в виде схемы базы данных. На такой схеме детально указываются:</w:t>
+        <w:t xml:space="preserve"> строится </w:t>
+      </w:r>
+      <w:proofErr w:type="spellStart"/>
+      <w:r>
+        <w:rPr>
+          <w:rFonts w:ascii="Times New Roman" w:hAnsi="Times New Roman" w:cs="Times New Roman"/>
+          <w:sz w:val="28"/>
+          <w:szCs w:val="28"/>
+        </w:rPr>
+        <w:t>даталогическая</w:t>
+      </w:r>
+      <w:proofErr w:type="spellEnd"/>
+      <w:r>
+        <w:rPr>
+          <w:rFonts w:ascii="Times New Roman" w:hAnsi="Times New Roman" w:cs="Times New Roman"/>
+          <w:sz w:val="28"/>
+          <w:szCs w:val="28"/>
+        </w:rPr>
+        <w:t xml:space="preserve"> модель, которая уже учитывает особенности выбранной СУБД. Она отражает структуру базы данных в терминах, близких к реализации: таблицы, столбцы, типы данных, ограничения целостности и т. д. Графически </w:t>
+      </w:r>
+      <w:proofErr w:type="spellStart"/>
+      <w:r>
+        <w:rPr>
+          <w:rFonts w:ascii="Times New Roman" w:hAnsi="Times New Roman" w:cs="Times New Roman"/>
+          <w:sz w:val="28"/>
+          <w:szCs w:val="28"/>
+        </w:rPr>
+        <w:t>даталогическая</w:t>
+      </w:r>
+      <w:proofErr w:type="spellEnd"/>
+      <w:r>
+        <w:rPr>
+          <w:rFonts w:ascii="Times New Roman" w:hAnsi="Times New Roman" w:cs="Times New Roman"/>
+          <w:sz w:val="28"/>
+          <w:szCs w:val="28"/>
+        </w:rPr>
+        <w:t xml:space="preserve"> модель представляется в виде схемы базы данных. На такой схеме детально указываются:</w:t>
       </w:r>
     </w:p>
     <w:p>
@@ -12625,7 +13234,25 @@
           <w:szCs w:val="28"/>
         </w:rPr>
         <w:lastRenderedPageBreak/>
-        <w:t xml:space="preserve">Данная даталогическая модель изображена ниже, на рисунке </w:t>
+        <w:t xml:space="preserve">Данная </w:t>
+      </w:r>
+      <w:proofErr w:type="spellStart"/>
+      <w:r>
+        <w:rPr>
+          <w:rFonts w:ascii="Times New Roman" w:hAnsi="Times New Roman" w:cs="Times New Roman"/>
+          <w:sz w:val="28"/>
+          <w:szCs w:val="28"/>
+        </w:rPr>
+        <w:t>даталогическая</w:t>
+      </w:r>
+      <w:proofErr w:type="spellEnd"/>
+      <w:r>
+        <w:rPr>
+          <w:rFonts w:ascii="Times New Roman" w:hAnsi="Times New Roman" w:cs="Times New Roman"/>
+          <w:sz w:val="28"/>
+          <w:szCs w:val="28"/>
+        </w:rPr>
+        <w:t xml:space="preserve"> модель изображена ниже, на рисунке </w:t>
       </w:r>
       <w:r>
         <w:rPr>
@@ -12747,13 +13374,23 @@
         </w:rPr>
         <w:t xml:space="preserve"> – </w:t>
       </w:r>
-      <w:r>
-        <w:rPr>
-          <w:rFonts w:ascii="Times New Roman" w:hAnsi="Times New Roman" w:cs="Times New Roman"/>
-          <w:sz w:val="28"/>
-          <w:szCs w:val="28"/>
-        </w:rPr>
-        <w:t>Даталогическая модель базы данных</w:t>
+      <w:proofErr w:type="spellStart"/>
+      <w:r>
+        <w:rPr>
+          <w:rFonts w:ascii="Times New Roman" w:hAnsi="Times New Roman" w:cs="Times New Roman"/>
+          <w:sz w:val="28"/>
+          <w:szCs w:val="28"/>
+        </w:rPr>
+        <w:t>Даталогическая</w:t>
+      </w:r>
+      <w:proofErr w:type="spellEnd"/>
+      <w:r>
+        <w:rPr>
+          <w:rFonts w:ascii="Times New Roman" w:hAnsi="Times New Roman" w:cs="Times New Roman"/>
+          <w:sz w:val="28"/>
+          <w:szCs w:val="28"/>
+        </w:rPr>
+        <w:t xml:space="preserve"> модель базы данных</w:t>
       </w:r>
     </w:p>
     <w:p>
@@ -12800,7 +13437,25 @@
           <w:sz w:val="28"/>
           <w:szCs w:val="28"/>
         </w:rPr>
-        <w:t xml:space="preserve"> схемы связей даталогической модели можно сформировать перечень таблиц базы данных. Каждая сущность, изображённая на схеме, будет преобразована в отдельную таблицу, а связи между сущностями определят внешние ключи и механизмы обеспечения целостности данных.</w:t>
+        <w:t xml:space="preserve"> схемы связей </w:t>
+      </w:r>
+      <w:proofErr w:type="spellStart"/>
+      <w:r>
+        <w:rPr>
+          <w:rFonts w:ascii="Times New Roman" w:hAnsi="Times New Roman" w:cs="Times New Roman"/>
+          <w:sz w:val="28"/>
+          <w:szCs w:val="28"/>
+        </w:rPr>
+        <w:t>даталогической</w:t>
+      </w:r>
+      <w:proofErr w:type="spellEnd"/>
+      <w:r>
+        <w:rPr>
+          <w:rFonts w:ascii="Times New Roman" w:hAnsi="Times New Roman" w:cs="Times New Roman"/>
+          <w:sz w:val="28"/>
+          <w:szCs w:val="28"/>
+        </w:rPr>
+        <w:t xml:space="preserve"> модели можно сформировать перечень таблиц базы данных. Каждая сущность, изображённая на схеме, будет преобразована в отдельную таблицу, а связи между сущностями определят внешние ключи и механизмы обеспечения целостности данных.</w:t>
       </w:r>
     </w:p>
     <w:p>
@@ -13452,6 +14107,7 @@
                 <w:lang w:val="en-US"/>
               </w:rPr>
             </w:pPr>
+            <w:proofErr w:type="spellStart"/>
             <w:r>
               <w:rPr>
                 <w:rFonts w:ascii="Times New Roman" w:hAnsi="Times New Roman" w:cs="Times New Roman"/>
@@ -13459,6 +14115,7 @@
               </w:rPr>
               <w:t>box_id</w:t>
             </w:r>
+            <w:proofErr w:type="spellEnd"/>
           </w:p>
         </w:tc>
         <w:tc>
@@ -13575,6 +14232,7 @@
                 <w:lang w:val="en-US"/>
               </w:rPr>
             </w:pPr>
+            <w:proofErr w:type="spellStart"/>
             <w:r>
               <w:rPr>
                 <w:rFonts w:ascii="Times New Roman" w:hAnsi="Times New Roman" w:cs="Times New Roman"/>
@@ -13582,6 +14240,7 @@
               </w:rPr>
               <w:t>rack_number</w:t>
             </w:r>
+            <w:proofErr w:type="spellEnd"/>
           </w:p>
         </w:tc>
         <w:tc>
@@ -13695,6 +14354,7 @@
                 <w:lang w:val="en-US"/>
               </w:rPr>
             </w:pPr>
+            <w:proofErr w:type="spellStart"/>
             <w:r>
               <w:rPr>
                 <w:rFonts w:ascii="Times New Roman" w:hAnsi="Times New Roman" w:cs="Times New Roman"/>
@@ -13702,6 +14362,7 @@
               </w:rPr>
               <w:t>shelf_number</w:t>
             </w:r>
+            <w:proofErr w:type="spellEnd"/>
           </w:p>
         </w:tc>
         <w:tc>
@@ -13815,6 +14476,7 @@
                 <w:lang w:val="en-US"/>
               </w:rPr>
             </w:pPr>
+            <w:proofErr w:type="spellStart"/>
             <w:r>
               <w:rPr>
                 <w:rFonts w:ascii="Times New Roman" w:hAnsi="Times New Roman" w:cs="Times New Roman"/>
@@ -13822,6 +14484,7 @@
               </w:rPr>
               <w:t>group_id</w:t>
             </w:r>
+            <w:proofErr w:type="spellEnd"/>
           </w:p>
         </w:tc>
         <w:tc>
@@ -13934,6 +14597,7 @@
                 <w:lang w:val="en-US"/>
               </w:rPr>
             </w:pPr>
+            <w:proofErr w:type="spellStart"/>
             <w:r>
               <w:rPr>
                 <w:rFonts w:ascii="Times New Roman" w:hAnsi="Times New Roman" w:cs="Times New Roman"/>
@@ -13941,6 +14605,7 @@
               </w:rPr>
               <w:t>year_work</w:t>
             </w:r>
+            <w:proofErr w:type="spellEnd"/>
           </w:p>
         </w:tc>
         <w:tc>
@@ -14047,6 +14712,7 @@
                 <w:lang w:val="en-US"/>
               </w:rPr>
             </w:pPr>
+            <w:proofErr w:type="spellStart"/>
             <w:r>
               <w:rPr>
                 <w:rFonts w:ascii="Times New Roman" w:hAnsi="Times New Roman" w:cs="Times New Roman"/>
@@ -14054,6 +14720,7 @@
               </w:rPr>
               <w:t>Type_id</w:t>
             </w:r>
+            <w:proofErr w:type="spellEnd"/>
           </w:p>
         </w:tc>
         <w:tc>
@@ -14364,6 +15031,7 @@
                 <w:lang w:val="en-US"/>
               </w:rPr>
             </w:pPr>
+            <w:proofErr w:type="spellStart"/>
             <w:r>
               <w:rPr>
                 <w:rFonts w:ascii="Times New Roman" w:hAnsi="Times New Roman" w:cs="Times New Roman"/>
@@ -14371,6 +15039,7 @@
               </w:rPr>
               <w:t>student_id</w:t>
             </w:r>
+            <w:proofErr w:type="spellEnd"/>
           </w:p>
         </w:tc>
         <w:tc>
@@ -14489,6 +15158,7 @@
                 <w:lang w:val="en-US"/>
               </w:rPr>
             </w:pPr>
+            <w:proofErr w:type="spellStart"/>
             <w:r>
               <w:rPr>
                 <w:rFonts w:ascii="Times New Roman" w:hAnsi="Times New Roman" w:cs="Times New Roman"/>
@@ -14496,6 +15166,7 @@
               </w:rPr>
               <w:t>full_name</w:t>
             </w:r>
+            <w:proofErr w:type="spellEnd"/>
           </w:p>
         </w:tc>
         <w:tc>
@@ -14509,11 +15180,27 @@
                 <w:rFonts w:ascii="Times New Roman" w:hAnsi="Times New Roman" w:cs="Times New Roman"/>
               </w:rPr>
             </w:pPr>
-            <w:r>
-              <w:rPr>
-                <w:rFonts w:ascii="Times New Roman" w:hAnsi="Times New Roman" w:cs="Times New Roman"/>
-              </w:rPr>
-              <w:t>Varchar(30)</w:t>
+            <w:proofErr w:type="spellStart"/>
+            <w:proofErr w:type="gramStart"/>
+            <w:r>
+              <w:rPr>
+                <w:rFonts w:ascii="Times New Roman" w:hAnsi="Times New Roman" w:cs="Times New Roman"/>
+              </w:rPr>
+              <w:t>Varchar</w:t>
+            </w:r>
+            <w:proofErr w:type="spellEnd"/>
+            <w:r>
+              <w:rPr>
+                <w:rFonts w:ascii="Times New Roman" w:hAnsi="Times New Roman" w:cs="Times New Roman"/>
+              </w:rPr>
+              <w:t>(</w:t>
+            </w:r>
+            <w:proofErr w:type="gramEnd"/>
+            <w:r>
+              <w:rPr>
+                <w:rFonts w:ascii="Times New Roman" w:hAnsi="Times New Roman" w:cs="Times New Roman"/>
+              </w:rPr>
+              <w:t>30)</w:t>
             </w:r>
           </w:p>
         </w:tc>
@@ -14606,6 +15293,7 @@
                 <w:lang w:val="en-US"/>
               </w:rPr>
             </w:pPr>
+            <w:proofErr w:type="spellStart"/>
             <w:r>
               <w:rPr>
                 <w:rFonts w:ascii="Times New Roman" w:hAnsi="Times New Roman" w:cs="Times New Roman"/>
@@ -14613,6 +15301,7 @@
               </w:rPr>
               <w:t>group_id</w:t>
             </w:r>
+            <w:proofErr w:type="spellEnd"/>
           </w:p>
         </w:tc>
         <w:tc>
@@ -14957,6 +15646,7 @@
                 <w:lang w:val="en-US"/>
               </w:rPr>
             </w:pPr>
+            <w:proofErr w:type="spellStart"/>
             <w:r>
               <w:rPr>
                 <w:rFonts w:ascii="Times New Roman" w:hAnsi="Times New Roman" w:cs="Times New Roman"/>
@@ -14964,6 +15654,7 @@
               </w:rPr>
               <w:t>group_id</w:t>
             </w:r>
+            <w:proofErr w:type="spellEnd"/>
           </w:p>
         </w:tc>
         <w:tc>
@@ -15096,6 +15787,7 @@
                 <w:lang w:val="en-US"/>
               </w:rPr>
             </w:pPr>
+            <w:proofErr w:type="spellStart"/>
             <w:r>
               <w:rPr>
                 <w:rFonts w:ascii="Times New Roman" w:hAnsi="Times New Roman" w:cs="Times New Roman"/>
@@ -15103,6 +15795,7 @@
               </w:rPr>
               <w:t>group_name</w:t>
             </w:r>
+            <w:proofErr w:type="spellEnd"/>
           </w:p>
         </w:tc>
         <w:tc>
@@ -15116,11 +15809,27 @@
                 <w:rFonts w:ascii="Times New Roman" w:hAnsi="Times New Roman" w:cs="Times New Roman"/>
               </w:rPr>
             </w:pPr>
-            <w:r>
-              <w:rPr>
-                <w:rFonts w:ascii="Times New Roman" w:hAnsi="Times New Roman" w:cs="Times New Roman"/>
-              </w:rPr>
-              <w:t>Varchar(30)</w:t>
+            <w:proofErr w:type="spellStart"/>
+            <w:proofErr w:type="gramStart"/>
+            <w:r>
+              <w:rPr>
+                <w:rFonts w:ascii="Times New Roman" w:hAnsi="Times New Roman" w:cs="Times New Roman"/>
+              </w:rPr>
+              <w:t>Varchar</w:t>
+            </w:r>
+            <w:proofErr w:type="spellEnd"/>
+            <w:r>
+              <w:rPr>
+                <w:rFonts w:ascii="Times New Roman" w:hAnsi="Times New Roman" w:cs="Times New Roman"/>
+              </w:rPr>
+              <w:t>(</w:t>
+            </w:r>
+            <w:proofErr w:type="gramEnd"/>
+            <w:r>
+              <w:rPr>
+                <w:rFonts w:ascii="Times New Roman" w:hAnsi="Times New Roman" w:cs="Times New Roman"/>
+              </w:rPr>
+              <w:t>30)</w:t>
             </w:r>
           </w:p>
         </w:tc>
@@ -15246,11 +15955,27 @@
                 <w:rFonts w:ascii="Times New Roman" w:hAnsi="Times New Roman" w:cs="Times New Roman"/>
               </w:rPr>
             </w:pPr>
-            <w:r>
-              <w:rPr>
-                <w:rFonts w:ascii="Times New Roman" w:hAnsi="Times New Roman" w:cs="Times New Roman"/>
-              </w:rPr>
-              <w:t>Varchar(30)</w:t>
+            <w:proofErr w:type="spellStart"/>
+            <w:proofErr w:type="gramStart"/>
+            <w:r>
+              <w:rPr>
+                <w:rFonts w:ascii="Times New Roman" w:hAnsi="Times New Roman" w:cs="Times New Roman"/>
+              </w:rPr>
+              <w:t>Varchar</w:t>
+            </w:r>
+            <w:proofErr w:type="spellEnd"/>
+            <w:r>
+              <w:rPr>
+                <w:rFonts w:ascii="Times New Roman" w:hAnsi="Times New Roman" w:cs="Times New Roman"/>
+              </w:rPr>
+              <w:t>(</w:t>
+            </w:r>
+            <w:proofErr w:type="gramEnd"/>
+            <w:r>
+              <w:rPr>
+                <w:rFonts w:ascii="Times New Roman" w:hAnsi="Times New Roman" w:cs="Times New Roman"/>
+              </w:rPr>
+              <w:t>30)</w:t>
             </w:r>
           </w:p>
         </w:tc>
@@ -15357,6 +16082,7 @@
                 <w:lang w:val="en-US"/>
               </w:rPr>
             </w:pPr>
+            <w:proofErr w:type="spellStart"/>
             <w:r>
               <w:rPr>
                 <w:rFonts w:ascii="Times New Roman" w:hAnsi="Times New Roman" w:cs="Times New Roman"/>
@@ -15364,6 +16090,7 @@
               </w:rPr>
               <w:t>formation_year</w:t>
             </w:r>
+            <w:proofErr w:type="spellEnd"/>
           </w:p>
         </w:tc>
         <w:tc>
@@ -15671,6 +16398,7 @@
                 <w:lang w:val="en-US"/>
               </w:rPr>
             </w:pPr>
+            <w:proofErr w:type="spellStart"/>
             <w:r>
               <w:rPr>
                 <w:rFonts w:ascii="Times New Roman" w:hAnsi="Times New Roman" w:cs="Times New Roman"/>
@@ -15678,6 +16406,7 @@
               </w:rPr>
               <w:t>doc_id</w:t>
             </w:r>
+            <w:proofErr w:type="spellEnd"/>
           </w:p>
         </w:tc>
         <w:tc>
@@ -15793,6 +16522,7 @@
                 <w:lang w:val="en-US"/>
               </w:rPr>
             </w:pPr>
+            <w:proofErr w:type="spellStart"/>
             <w:r>
               <w:rPr>
                 <w:rFonts w:ascii="Times New Roman" w:hAnsi="Times New Roman" w:cs="Times New Roman"/>
@@ -15800,6 +16530,7 @@
               </w:rPr>
               <w:t>type_id</w:t>
             </w:r>
+            <w:proofErr w:type="spellEnd"/>
           </w:p>
         </w:tc>
         <w:tc>
@@ -15913,6 +16644,7 @@
                 <w:lang w:val="en-US"/>
               </w:rPr>
             </w:pPr>
+            <w:proofErr w:type="spellStart"/>
             <w:r>
               <w:rPr>
                 <w:rFonts w:ascii="Times New Roman" w:hAnsi="Times New Roman" w:cs="Times New Roman"/>
@@ -15920,6 +16652,7 @@
               </w:rPr>
               <w:t>document_subject</w:t>
             </w:r>
+            <w:proofErr w:type="spellEnd"/>
           </w:p>
         </w:tc>
         <w:tc>
@@ -15933,12 +16666,22 @@
                 <w:rFonts w:ascii="Times New Roman" w:hAnsi="Times New Roman" w:cs="Times New Roman"/>
               </w:rPr>
             </w:pPr>
-            <w:r>
-              <w:rPr>
-                <w:rFonts w:ascii="Times New Roman" w:hAnsi="Times New Roman" w:cs="Times New Roman"/>
-              </w:rPr>
-              <w:t>Varchar(</w:t>
-            </w:r>
+            <w:proofErr w:type="spellStart"/>
+            <w:proofErr w:type="gramStart"/>
+            <w:r>
+              <w:rPr>
+                <w:rFonts w:ascii="Times New Roman" w:hAnsi="Times New Roman" w:cs="Times New Roman"/>
+              </w:rPr>
+              <w:t>Varchar</w:t>
+            </w:r>
+            <w:proofErr w:type="spellEnd"/>
+            <w:r>
+              <w:rPr>
+                <w:rFonts w:ascii="Times New Roman" w:hAnsi="Times New Roman" w:cs="Times New Roman"/>
+              </w:rPr>
+              <w:t>(</w:t>
+            </w:r>
+            <w:proofErr w:type="gramEnd"/>
             <w:r>
               <w:rPr>
                 <w:rFonts w:ascii="Times New Roman" w:hAnsi="Times New Roman" w:cs="Times New Roman"/>
@@ -16038,6 +16781,7 @@
                 <w:lang w:val="en-US"/>
               </w:rPr>
             </w:pPr>
+            <w:proofErr w:type="spellStart"/>
             <w:r>
               <w:rPr>
                 <w:rFonts w:ascii="Times New Roman" w:hAnsi="Times New Roman" w:cs="Times New Roman"/>
@@ -16045,6 +16789,7 @@
               </w:rPr>
               <w:t>supervisor_full_name</w:t>
             </w:r>
+            <w:proofErr w:type="spellEnd"/>
           </w:p>
         </w:tc>
         <w:tc>
@@ -16058,11 +16803,27 @@
                 <w:rFonts w:ascii="Times New Roman" w:hAnsi="Times New Roman" w:cs="Times New Roman"/>
               </w:rPr>
             </w:pPr>
-            <w:r>
-              <w:rPr>
-                <w:rFonts w:ascii="Times New Roman" w:hAnsi="Times New Roman" w:cs="Times New Roman"/>
-              </w:rPr>
-              <w:t>Varchar(30)</w:t>
+            <w:proofErr w:type="spellStart"/>
+            <w:proofErr w:type="gramStart"/>
+            <w:r>
+              <w:rPr>
+                <w:rFonts w:ascii="Times New Roman" w:hAnsi="Times New Roman" w:cs="Times New Roman"/>
+              </w:rPr>
+              <w:t>Varchar</w:t>
+            </w:r>
+            <w:proofErr w:type="spellEnd"/>
+            <w:r>
+              <w:rPr>
+                <w:rFonts w:ascii="Times New Roman" w:hAnsi="Times New Roman" w:cs="Times New Roman"/>
+              </w:rPr>
+              <w:t>(</w:t>
+            </w:r>
+            <w:proofErr w:type="gramEnd"/>
+            <w:r>
+              <w:rPr>
+                <w:rFonts w:ascii="Times New Roman" w:hAnsi="Times New Roman" w:cs="Times New Roman"/>
+              </w:rPr>
+              <w:t>30)</w:t>
             </w:r>
           </w:p>
         </w:tc>
@@ -16151,6 +16912,7 @@
                 <w:lang w:val="en-US"/>
               </w:rPr>
             </w:pPr>
+            <w:proofErr w:type="spellStart"/>
             <w:r>
               <w:rPr>
                 <w:rFonts w:ascii="Times New Roman" w:hAnsi="Times New Roman" w:cs="Times New Roman"/>
@@ -16158,6 +16920,7 @@
               </w:rPr>
               <w:t>student_id</w:t>
             </w:r>
+            <w:proofErr w:type="spellEnd"/>
           </w:p>
         </w:tc>
         <w:tc>
@@ -16464,6 +17227,7 @@
                 <w:lang w:val="en-US"/>
               </w:rPr>
             </w:pPr>
+            <w:proofErr w:type="spellStart"/>
             <w:r>
               <w:rPr>
                 <w:rFonts w:ascii="Times New Roman" w:hAnsi="Times New Roman" w:cs="Times New Roman"/>
@@ -16471,6 +17235,7 @@
               </w:rPr>
               <w:t>pers_file_id</w:t>
             </w:r>
+            <w:proofErr w:type="spellEnd"/>
           </w:p>
         </w:tc>
         <w:tc>
@@ -16586,6 +17351,7 @@
                 <w:lang w:val="en-US"/>
               </w:rPr>
             </w:pPr>
+            <w:proofErr w:type="spellStart"/>
             <w:r>
               <w:rPr>
                 <w:rFonts w:ascii="Times New Roman" w:hAnsi="Times New Roman" w:cs="Times New Roman"/>
@@ -16593,6 +17359,7 @@
               </w:rPr>
               <w:t>student_id</w:t>
             </w:r>
+            <w:proofErr w:type="spellEnd"/>
           </w:p>
         </w:tc>
         <w:tc>
@@ -16706,6 +17473,7 @@
                 <w:lang w:val="en-US"/>
               </w:rPr>
             </w:pPr>
+            <w:proofErr w:type="spellStart"/>
             <w:r>
               <w:rPr>
                 <w:rFonts w:ascii="Times New Roman" w:hAnsi="Times New Roman" w:cs="Times New Roman"/>
@@ -16713,6 +17481,7 @@
               </w:rPr>
               <w:t>Deduction_year</w:t>
             </w:r>
+            <w:proofErr w:type="spellEnd"/>
           </w:p>
         </w:tc>
         <w:tc>
@@ -16823,6 +17592,7 @@
                 <w:lang w:val="en-US"/>
               </w:rPr>
             </w:pPr>
+            <w:proofErr w:type="spellStart"/>
             <w:r>
               <w:rPr>
                 <w:rFonts w:ascii="Times New Roman" w:hAnsi="Times New Roman" w:cs="Times New Roman"/>
@@ -16830,6 +17600,7 @@
               </w:rPr>
               <w:t>admission_year</w:t>
             </w:r>
+            <w:proofErr w:type="spellEnd"/>
           </w:p>
         </w:tc>
         <w:tc>
@@ -16959,11 +17730,27 @@
                 <w:rFonts w:ascii="Times New Roman" w:hAnsi="Times New Roman" w:cs="Times New Roman"/>
               </w:rPr>
             </w:pPr>
-            <w:r>
-              <w:rPr>
-                <w:rFonts w:ascii="Times New Roman" w:hAnsi="Times New Roman" w:cs="Times New Roman"/>
-              </w:rPr>
-              <w:t>Varchar(30)</w:t>
+            <w:proofErr w:type="spellStart"/>
+            <w:proofErr w:type="gramStart"/>
+            <w:r>
+              <w:rPr>
+                <w:rFonts w:ascii="Times New Roman" w:hAnsi="Times New Roman" w:cs="Times New Roman"/>
+              </w:rPr>
+              <w:t>Varchar</w:t>
+            </w:r>
+            <w:proofErr w:type="spellEnd"/>
+            <w:r>
+              <w:rPr>
+                <w:rFonts w:ascii="Times New Roman" w:hAnsi="Times New Roman" w:cs="Times New Roman"/>
+              </w:rPr>
+              <w:t>(</w:t>
+            </w:r>
+            <w:proofErr w:type="gramEnd"/>
+            <w:r>
+              <w:rPr>
+                <w:rFonts w:ascii="Times New Roman" w:hAnsi="Times New Roman" w:cs="Times New Roman"/>
+              </w:rPr>
+              <w:t>30)</w:t>
             </w:r>
           </w:p>
         </w:tc>
@@ -17251,6 +18038,7 @@
                 <w:lang w:val="en-US"/>
               </w:rPr>
             </w:pPr>
+            <w:proofErr w:type="spellStart"/>
             <w:r>
               <w:rPr>
                 <w:rFonts w:ascii="Times New Roman" w:hAnsi="Times New Roman" w:cs="Times New Roman"/>
@@ -17258,6 +18046,7 @@
               </w:rPr>
               <w:t>type_id</w:t>
             </w:r>
+            <w:proofErr w:type="spellEnd"/>
           </w:p>
         </w:tc>
         <w:tc>
@@ -17376,6 +18165,7 @@
                 <w:lang w:val="en-US"/>
               </w:rPr>
             </w:pPr>
+            <w:proofErr w:type="spellStart"/>
             <w:r>
               <w:rPr>
                 <w:rFonts w:ascii="Times New Roman" w:hAnsi="Times New Roman" w:cs="Times New Roman"/>
@@ -17383,6 +18173,7 @@
               </w:rPr>
               <w:t>type_name</w:t>
             </w:r>
+            <w:proofErr w:type="spellEnd"/>
           </w:p>
         </w:tc>
         <w:tc>
@@ -17396,11 +18187,27 @@
                 <w:rFonts w:ascii="Times New Roman" w:hAnsi="Times New Roman" w:cs="Times New Roman"/>
               </w:rPr>
             </w:pPr>
-            <w:r>
-              <w:rPr>
-                <w:rFonts w:ascii="Times New Roman" w:hAnsi="Times New Roman" w:cs="Times New Roman"/>
-              </w:rPr>
-              <w:t>Varchar(30)</w:t>
+            <w:proofErr w:type="spellStart"/>
+            <w:proofErr w:type="gramStart"/>
+            <w:r>
+              <w:rPr>
+                <w:rFonts w:ascii="Times New Roman" w:hAnsi="Times New Roman" w:cs="Times New Roman"/>
+              </w:rPr>
+              <w:t>Varchar</w:t>
+            </w:r>
+            <w:proofErr w:type="spellEnd"/>
+            <w:r>
+              <w:rPr>
+                <w:rFonts w:ascii="Times New Roman" w:hAnsi="Times New Roman" w:cs="Times New Roman"/>
+              </w:rPr>
+              <w:t>(</w:t>
+            </w:r>
+            <w:proofErr w:type="gramEnd"/>
+            <w:r>
+              <w:rPr>
+                <w:rFonts w:ascii="Times New Roman" w:hAnsi="Times New Roman" w:cs="Times New Roman"/>
+              </w:rPr>
+              <w:t>30)</w:t>
             </w:r>
           </w:p>
         </w:tc>
@@ -17699,6 +18506,7 @@
                 <w:lang w:val="en-US"/>
               </w:rPr>
             </w:pPr>
+            <w:proofErr w:type="spellStart"/>
             <w:r>
               <w:rPr>
                 <w:rFonts w:ascii="Times New Roman" w:hAnsi="Times New Roman" w:cs="Times New Roman"/>
@@ -17706,6 +18514,7 @@
               </w:rPr>
               <w:t>deleted_doc_id</w:t>
             </w:r>
+            <w:proofErr w:type="spellEnd"/>
           </w:p>
         </w:tc>
         <w:tc>
@@ -17821,6 +18630,7 @@
                 <w:lang w:val="en-US"/>
               </w:rPr>
             </w:pPr>
+            <w:proofErr w:type="spellStart"/>
             <w:r>
               <w:rPr>
                 <w:rFonts w:ascii="Times New Roman" w:hAnsi="Times New Roman" w:cs="Times New Roman"/>
@@ -17828,6 +18638,7 @@
               </w:rPr>
               <w:t>type_id</w:t>
             </w:r>
+            <w:proofErr w:type="spellEnd"/>
           </w:p>
         </w:tc>
         <w:tc>
@@ -17953,8 +18764,17 @@
                 <w:rFonts w:ascii="Times New Roman" w:hAnsi="Times New Roman" w:cs="Times New Roman"/>
                 <w:lang w:val="en-US"/>
               </w:rPr>
-              <w:t>_document_subject</w:t>
-            </w:r>
+              <w:t>_</w:t>
+            </w:r>
+            <w:proofErr w:type="spellStart"/>
+            <w:r>
+              <w:rPr>
+                <w:rFonts w:ascii="Times New Roman" w:hAnsi="Times New Roman" w:cs="Times New Roman"/>
+                <w:lang w:val="en-US"/>
+              </w:rPr>
+              <w:t>document_subject</w:t>
+            </w:r>
+            <w:proofErr w:type="spellEnd"/>
           </w:p>
         </w:tc>
         <w:tc>
@@ -17968,12 +18788,22 @@
                 <w:rFonts w:ascii="Times New Roman" w:hAnsi="Times New Roman" w:cs="Times New Roman"/>
               </w:rPr>
             </w:pPr>
-            <w:r>
-              <w:rPr>
-                <w:rFonts w:ascii="Times New Roman" w:hAnsi="Times New Roman" w:cs="Times New Roman"/>
-              </w:rPr>
-              <w:t>Varchar(</w:t>
-            </w:r>
+            <w:proofErr w:type="spellStart"/>
+            <w:proofErr w:type="gramStart"/>
+            <w:r>
+              <w:rPr>
+                <w:rFonts w:ascii="Times New Roman" w:hAnsi="Times New Roman" w:cs="Times New Roman"/>
+              </w:rPr>
+              <w:t>Varchar</w:t>
+            </w:r>
+            <w:proofErr w:type="spellEnd"/>
+            <w:r>
+              <w:rPr>
+                <w:rFonts w:ascii="Times New Roman" w:hAnsi="Times New Roman" w:cs="Times New Roman"/>
+              </w:rPr>
+              <w:t>(</w:t>
+            </w:r>
+            <w:proofErr w:type="gramEnd"/>
             <w:r>
               <w:rPr>
                 <w:rFonts w:ascii="Times New Roman" w:hAnsi="Times New Roman" w:cs="Times New Roman"/>
@@ -18087,8 +18917,17 @@
                 <w:rFonts w:ascii="Times New Roman" w:hAnsi="Times New Roman" w:cs="Times New Roman"/>
                 <w:lang w:val="en-US"/>
               </w:rPr>
-              <w:t>_supervisor_full_name</w:t>
-            </w:r>
+              <w:t>_</w:t>
+            </w:r>
+            <w:proofErr w:type="spellStart"/>
+            <w:r>
+              <w:rPr>
+                <w:rFonts w:ascii="Times New Roman" w:hAnsi="Times New Roman" w:cs="Times New Roman"/>
+                <w:lang w:val="en-US"/>
+              </w:rPr>
+              <w:t>supervisor_full_name</w:t>
+            </w:r>
+            <w:proofErr w:type="spellEnd"/>
           </w:p>
         </w:tc>
         <w:tc>
@@ -18102,11 +18941,27 @@
                 <w:rFonts w:ascii="Times New Roman" w:hAnsi="Times New Roman" w:cs="Times New Roman"/>
               </w:rPr>
             </w:pPr>
-            <w:r>
-              <w:rPr>
-                <w:rFonts w:ascii="Times New Roman" w:hAnsi="Times New Roman" w:cs="Times New Roman"/>
-              </w:rPr>
-              <w:t>Varchar(30)</w:t>
+            <w:proofErr w:type="spellStart"/>
+            <w:proofErr w:type="gramStart"/>
+            <w:r>
+              <w:rPr>
+                <w:rFonts w:ascii="Times New Roman" w:hAnsi="Times New Roman" w:cs="Times New Roman"/>
+              </w:rPr>
+              <w:t>Varchar</w:t>
+            </w:r>
+            <w:proofErr w:type="spellEnd"/>
+            <w:r>
+              <w:rPr>
+                <w:rFonts w:ascii="Times New Roman" w:hAnsi="Times New Roman" w:cs="Times New Roman"/>
+              </w:rPr>
+              <w:t>(</w:t>
+            </w:r>
+            <w:proofErr w:type="gramEnd"/>
+            <w:r>
+              <w:rPr>
+                <w:rFonts w:ascii="Times New Roman" w:hAnsi="Times New Roman" w:cs="Times New Roman"/>
+              </w:rPr>
+              <w:t>30)</w:t>
             </w:r>
           </w:p>
         </w:tc>
@@ -18196,6 +19051,7 @@
                 <w:lang w:val="en-US"/>
               </w:rPr>
             </w:pPr>
+            <w:proofErr w:type="spellStart"/>
             <w:r>
               <w:rPr>
                 <w:rFonts w:ascii="Times New Roman" w:hAnsi="Times New Roman" w:cs="Times New Roman"/>
@@ -18203,6 +19059,7 @@
               </w:rPr>
               <w:t>student_id</w:t>
             </w:r>
+            <w:proofErr w:type="spellEnd"/>
           </w:p>
         </w:tc>
         <w:tc>
@@ -18509,6 +19366,7 @@
                 <w:lang w:val="en-US"/>
               </w:rPr>
             </w:pPr>
+            <w:proofErr w:type="spellStart"/>
             <w:r>
               <w:rPr>
                 <w:rFonts w:ascii="Times New Roman" w:hAnsi="Times New Roman" w:cs="Times New Roman"/>
@@ -18516,6 +19374,7 @@
               </w:rPr>
               <w:t>deleted_pers_file_id</w:t>
             </w:r>
+            <w:proofErr w:type="spellEnd"/>
           </w:p>
         </w:tc>
         <w:tc>
@@ -18631,6 +19490,7 @@
                 <w:lang w:val="en-US"/>
               </w:rPr>
             </w:pPr>
+            <w:proofErr w:type="spellStart"/>
             <w:r>
               <w:rPr>
                 <w:rFonts w:ascii="Times New Roman" w:hAnsi="Times New Roman" w:cs="Times New Roman"/>
@@ -18638,6 +19498,7 @@
               </w:rPr>
               <w:t>student_id</w:t>
             </w:r>
+            <w:proofErr w:type="spellEnd"/>
           </w:p>
         </w:tc>
         <w:tc>
@@ -18751,6 +19612,7 @@
                 <w:lang w:val="en-US"/>
               </w:rPr>
             </w:pPr>
+            <w:proofErr w:type="spellStart"/>
             <w:r>
               <w:rPr>
                 <w:rFonts w:ascii="Times New Roman" w:hAnsi="Times New Roman" w:cs="Times New Roman"/>
@@ -18758,6 +19620,7 @@
               </w:rPr>
               <w:t>deduction_year</w:t>
             </w:r>
+            <w:proofErr w:type="spellEnd"/>
           </w:p>
         </w:tc>
         <w:tc>
@@ -18865,6 +19728,7 @@
                 <w:lang w:val="en-US"/>
               </w:rPr>
             </w:pPr>
+            <w:proofErr w:type="spellStart"/>
             <w:r>
               <w:rPr>
                 <w:rFonts w:ascii="Times New Roman" w:hAnsi="Times New Roman" w:cs="Times New Roman"/>
@@ -18872,6 +19736,7 @@
               </w:rPr>
               <w:t>admission_year</w:t>
             </w:r>
+            <w:proofErr w:type="spellEnd"/>
           </w:p>
         </w:tc>
         <w:tc>
@@ -18998,11 +19863,27 @@
                 <w:rFonts w:ascii="Times New Roman" w:hAnsi="Times New Roman" w:cs="Times New Roman"/>
               </w:rPr>
             </w:pPr>
-            <w:r>
-              <w:rPr>
-                <w:rFonts w:ascii="Times New Roman" w:hAnsi="Times New Roman" w:cs="Times New Roman"/>
-              </w:rPr>
-              <w:t>Varchar(30)</w:t>
+            <w:proofErr w:type="spellStart"/>
+            <w:proofErr w:type="gramStart"/>
+            <w:r>
+              <w:rPr>
+                <w:rFonts w:ascii="Times New Roman" w:hAnsi="Times New Roman" w:cs="Times New Roman"/>
+              </w:rPr>
+              <w:t>Varchar</w:t>
+            </w:r>
+            <w:proofErr w:type="spellEnd"/>
+            <w:r>
+              <w:rPr>
+                <w:rFonts w:ascii="Times New Roman" w:hAnsi="Times New Roman" w:cs="Times New Roman"/>
+              </w:rPr>
+              <w:t>(</w:t>
+            </w:r>
+            <w:proofErr w:type="gramEnd"/>
+            <w:r>
+              <w:rPr>
+                <w:rFonts w:ascii="Times New Roman" w:hAnsi="Times New Roman" w:cs="Times New Roman"/>
+              </w:rPr>
+              <w:t>30)</w:t>
             </w:r>
           </w:p>
         </w:tc>
@@ -19348,12 +20229,14 @@
                 <w:rFonts w:ascii="Times New Roman" w:hAnsi="Times New Roman" w:cs="Times New Roman"/>
               </w:rPr>
             </w:pPr>
+            <w:proofErr w:type="spellStart"/>
             <w:r>
               <w:rPr>
                 <w:rFonts w:ascii="Times New Roman" w:hAnsi="Times New Roman" w:cs="Times New Roman"/>
               </w:rPr>
               <w:t>id</w:t>
             </w:r>
+            <w:proofErr w:type="spellEnd"/>
           </w:p>
         </w:tc>
         <w:tc>
@@ -19483,11 +20366,19 @@
                 <w:rFonts w:ascii="Times New Roman" w:hAnsi="Times New Roman" w:cs="Times New Roman"/>
               </w:rPr>
             </w:pPr>
-            <w:r>
-              <w:rPr>
-                <w:rFonts w:ascii="Times New Roman" w:hAnsi="Times New Roman" w:cs="Times New Roman"/>
-              </w:rPr>
-              <w:t>VARCHAR(150)</w:t>
+            <w:proofErr w:type="gramStart"/>
+            <w:r>
+              <w:rPr>
+                <w:rFonts w:ascii="Times New Roman" w:hAnsi="Times New Roman" w:cs="Times New Roman"/>
+              </w:rPr>
+              <w:t>VARCHAR(</w:t>
+            </w:r>
+            <w:proofErr w:type="gramEnd"/>
+            <w:r>
+              <w:rPr>
+                <w:rFonts w:ascii="Times New Roman" w:hAnsi="Times New Roman" w:cs="Times New Roman"/>
+              </w:rPr>
+              <w:t>150)</w:t>
             </w:r>
           </w:p>
         </w:tc>
@@ -19580,12 +20471,14 @@
                 <w:rFonts w:ascii="Times New Roman" w:hAnsi="Times New Roman" w:cs="Times New Roman"/>
               </w:rPr>
             </w:pPr>
+            <w:proofErr w:type="spellStart"/>
             <w:r>
               <w:rPr>
                 <w:rFonts w:ascii="Times New Roman" w:hAnsi="Times New Roman" w:cs="Times New Roman"/>
               </w:rPr>
               <w:t>role</w:t>
             </w:r>
+            <w:proofErr w:type="spellEnd"/>
           </w:p>
         </w:tc>
         <w:tc>
@@ -19599,11 +20492,47 @@
                 <w:rFonts w:ascii="Times New Roman" w:hAnsi="Times New Roman" w:cs="Times New Roman"/>
               </w:rPr>
             </w:pPr>
-            <w:r>
-              <w:rPr>
-                <w:rFonts w:ascii="Times New Roman" w:hAnsi="Times New Roman" w:cs="Times New Roman"/>
-              </w:rPr>
-              <w:t>ENUM(‘Admin’, ‘Employer’)</w:t>
+            <w:proofErr w:type="gramStart"/>
+            <w:r>
+              <w:rPr>
+                <w:rFonts w:ascii="Times New Roman" w:hAnsi="Times New Roman" w:cs="Times New Roman"/>
+              </w:rPr>
+              <w:t>ENUM(</w:t>
+            </w:r>
+            <w:proofErr w:type="gramEnd"/>
+            <w:r>
+              <w:rPr>
+                <w:rFonts w:ascii="Times New Roman" w:hAnsi="Times New Roman" w:cs="Times New Roman"/>
+              </w:rPr>
+              <w:t>‘</w:t>
+            </w:r>
+            <w:proofErr w:type="spellStart"/>
+            <w:r>
+              <w:rPr>
+                <w:rFonts w:ascii="Times New Roman" w:hAnsi="Times New Roman" w:cs="Times New Roman"/>
+              </w:rPr>
+              <w:t>Admin</w:t>
+            </w:r>
+            <w:proofErr w:type="spellEnd"/>
+            <w:r>
+              <w:rPr>
+                <w:rFonts w:ascii="Times New Roman" w:hAnsi="Times New Roman" w:cs="Times New Roman"/>
+              </w:rPr>
+              <w:t>’, ‘</w:t>
+            </w:r>
+            <w:proofErr w:type="spellStart"/>
+            <w:r>
+              <w:rPr>
+                <w:rFonts w:ascii="Times New Roman" w:hAnsi="Times New Roman" w:cs="Times New Roman"/>
+              </w:rPr>
+              <w:t>Employer</w:t>
+            </w:r>
+            <w:proofErr w:type="spellEnd"/>
+            <w:r>
+              <w:rPr>
+                <w:rFonts w:ascii="Times New Roman" w:hAnsi="Times New Roman" w:cs="Times New Roman"/>
+              </w:rPr>
+              <w:t>’)</w:t>
             </w:r>
           </w:p>
         </w:tc>
@@ -19696,12 +20625,14 @@
                 <w:rFonts w:ascii="Times New Roman" w:hAnsi="Times New Roman" w:cs="Times New Roman"/>
               </w:rPr>
             </w:pPr>
+            <w:proofErr w:type="spellStart"/>
             <w:r>
               <w:rPr>
                 <w:rFonts w:ascii="Times New Roman" w:hAnsi="Times New Roman" w:cs="Times New Roman"/>
               </w:rPr>
               <w:t>login</w:t>
             </w:r>
+            <w:proofErr w:type="spellEnd"/>
           </w:p>
         </w:tc>
         <w:tc>
@@ -19715,11 +20646,19 @@
                 <w:rFonts w:ascii="Times New Roman" w:hAnsi="Times New Roman" w:cs="Times New Roman"/>
               </w:rPr>
             </w:pPr>
-            <w:r>
-              <w:rPr>
-                <w:rFonts w:ascii="Times New Roman" w:hAnsi="Times New Roman" w:cs="Times New Roman"/>
-              </w:rPr>
-              <w:t>VARCHAR(50)</w:t>
+            <w:proofErr w:type="gramStart"/>
+            <w:r>
+              <w:rPr>
+                <w:rFonts w:ascii="Times New Roman" w:hAnsi="Times New Roman" w:cs="Times New Roman"/>
+              </w:rPr>
+              <w:t>VARCHAR(</w:t>
+            </w:r>
+            <w:proofErr w:type="gramEnd"/>
+            <w:r>
+              <w:rPr>
+                <w:rFonts w:ascii="Times New Roman" w:hAnsi="Times New Roman" w:cs="Times New Roman"/>
+              </w:rPr>
+              <w:t>50)</w:t>
             </w:r>
           </w:p>
         </w:tc>
@@ -19814,12 +20753,14 @@
                 <w:rFonts w:ascii="Times New Roman" w:hAnsi="Times New Roman" w:cs="Times New Roman"/>
               </w:rPr>
             </w:pPr>
+            <w:proofErr w:type="spellStart"/>
             <w:r>
               <w:rPr>
                 <w:rFonts w:ascii="Times New Roman" w:hAnsi="Times New Roman" w:cs="Times New Roman"/>
               </w:rPr>
               <w:t>password</w:t>
             </w:r>
+            <w:proofErr w:type="spellEnd"/>
           </w:p>
         </w:tc>
         <w:tc>
@@ -19833,11 +20774,19 @@
                 <w:rFonts w:ascii="Times New Roman" w:hAnsi="Times New Roman" w:cs="Times New Roman"/>
               </w:rPr>
             </w:pPr>
-            <w:r>
-              <w:rPr>
-                <w:rFonts w:ascii="Times New Roman" w:hAnsi="Times New Roman" w:cs="Times New Roman"/>
-              </w:rPr>
-              <w:t>VARCHAR(50)</w:t>
+            <w:proofErr w:type="gramStart"/>
+            <w:r>
+              <w:rPr>
+                <w:rFonts w:ascii="Times New Roman" w:hAnsi="Times New Roman" w:cs="Times New Roman"/>
+              </w:rPr>
+              <w:t>VARCHAR(</w:t>
+            </w:r>
+            <w:proofErr w:type="gramEnd"/>
+            <w:r>
+              <w:rPr>
+                <w:rFonts w:ascii="Times New Roman" w:hAnsi="Times New Roman" w:cs="Times New Roman"/>
+              </w:rPr>
+              <w:t>50)</w:t>
             </w:r>
           </w:p>
         </w:tc>
@@ -19929,6 +20878,147 @@
     </w:p>
     <w:p>
       <w:pPr>
+        <w:pStyle w:val="a7"/>
+        <w:numPr>
+          <w:ilvl w:val="0"/>
+          <w:numId w:val="17"/>
+        </w:numPr>
+        <w:spacing w:after="0" w:line="360" w:lineRule="auto"/>
+        <w:jc w:val="both"/>
+        <w:rPr>
+          <w:rFonts w:ascii="Times New Roman" w:hAnsi="Times New Roman" w:cs="Times New Roman"/>
+          <w:sz w:val="28"/>
+          <w:szCs w:val="28"/>
+          <w:lang w:val="en-US"/>
+        </w:rPr>
+      </w:pPr>
+      <w:r>
+        <w:rPr>
+          <w:rFonts w:ascii="Times New Roman" w:hAnsi="Times New Roman" w:cs="Times New Roman"/>
+          <w:sz w:val="28"/>
+          <w:szCs w:val="28"/>
+        </w:rPr>
+        <w:t>Главная форма приложения</w:t>
+      </w:r>
+    </w:p>
+    <w:p>
+      <w:pPr>
+        <w:spacing w:after="0" w:line="360" w:lineRule="auto"/>
+        <w:ind w:firstLine="709"/>
+        <w:jc w:val="both"/>
+        <w:rPr>
+          <w:rFonts w:ascii="Times New Roman" w:hAnsi="Times New Roman" w:cs="Times New Roman"/>
+          <w:sz w:val="28"/>
+          <w:szCs w:val="28"/>
+          <w:lang w:val="en-US"/>
+        </w:rPr>
+      </w:pPr>
+    </w:p>
+    <w:p>
+      <w:pPr>
+        <w:spacing w:after="0" w:line="360" w:lineRule="auto"/>
+        <w:jc w:val="center"/>
+        <w:rPr>
+          <w:rFonts w:ascii="Times New Roman" w:hAnsi="Times New Roman" w:cs="Times New Roman"/>
+          <w:sz w:val="28"/>
+          <w:szCs w:val="28"/>
+          <w:lang w:val="en-US"/>
+        </w:rPr>
+      </w:pPr>
+      <w:r>
+        <w:rPr>
+          <w:rFonts w:ascii="Times New Roman" w:hAnsi="Times New Roman" w:cs="Times New Roman"/>
+          <w:sz w:val="28"/>
+          <w:szCs w:val="28"/>
+          <w:lang w:val="en-US"/>
+        </w:rPr>
+        <w:lastRenderedPageBreak/>
+        <w:drawing>
+          <wp:inline distT="0" distB="0" distL="0" distR="0" wp14:anchorId="3CFF1427" wp14:editId="42D14CC2">
+            <wp:extent cx="6120130" cy="4828540"/>
+            <wp:effectExtent l="0" t="0" r="0" b="0"/>
+            <wp:docPr id="1367586161" name="Рисунок 1"/>
+            <wp:cNvGraphicFramePr>
+              <a:graphicFrameLocks xmlns:a="http://schemas.openxmlformats.org/drawingml/2006/main" noChangeAspect="1"/>
+            </wp:cNvGraphicFramePr>
+            <a:graphic xmlns:a="http://schemas.openxmlformats.org/drawingml/2006/main">
+              <a:graphicData uri="http://schemas.openxmlformats.org/drawingml/2006/picture">
+                <pic:pic xmlns:pic="http://schemas.openxmlformats.org/drawingml/2006/picture">
+                  <pic:nvPicPr>
+                    <pic:cNvPr id="1367586161" name=""/>
+                    <pic:cNvPicPr/>
+                  </pic:nvPicPr>
+                  <pic:blipFill>
+                    <a:blip r:embed="rId15"/>
+                    <a:stretch>
+                      <a:fillRect/>
+                    </a:stretch>
+                  </pic:blipFill>
+                  <pic:spPr>
+                    <a:xfrm>
+                      <a:off x="0" y="0"/>
+                      <a:ext cx="6120130" cy="4828540"/>
+                    </a:xfrm>
+                    <a:prstGeom prst="rect">
+                      <a:avLst/>
+                    </a:prstGeom>
+                  </pic:spPr>
+                </pic:pic>
+              </a:graphicData>
+            </a:graphic>
+          </wp:inline>
+        </w:drawing>
+      </w:r>
+    </w:p>
+    <w:p>
+      <w:pPr>
+        <w:spacing w:after="0" w:line="360" w:lineRule="auto"/>
+        <w:jc w:val="both"/>
+        <w:rPr>
+          <w:rFonts w:ascii="Times New Roman" w:hAnsi="Times New Roman" w:cs="Times New Roman"/>
+          <w:sz w:val="28"/>
+          <w:szCs w:val="28"/>
+        </w:rPr>
+      </w:pPr>
+      <w:r>
+        <w:rPr>
+          <w:rFonts w:ascii="Times New Roman" w:hAnsi="Times New Roman" w:cs="Times New Roman"/>
+          <w:noProof/>
+          <w:sz w:val="28"/>
+          <w:szCs w:val="28"/>
+        </w:rPr>
+        <w:t xml:space="preserve">Рисунок </w:t>
+      </w:r>
+      <w:r>
+        <w:rPr>
+          <w:rFonts w:ascii="Times New Roman" w:hAnsi="Times New Roman" w:cs="Times New Roman"/>
+          <w:noProof/>
+          <w:sz w:val="28"/>
+          <w:szCs w:val="28"/>
+        </w:rPr>
+        <w:t>3</w:t>
+      </w:r>
+      <w:r>
+        <w:rPr>
+          <w:rFonts w:ascii="Times New Roman" w:hAnsi="Times New Roman" w:cs="Times New Roman"/>
+          <w:noProof/>
+          <w:sz w:val="28"/>
+          <w:szCs w:val="28"/>
+        </w:rPr>
+        <w:t xml:space="preserve"> – </w:t>
+      </w:r>
+      <w:r>
+        <w:rPr>
+          <w:rFonts w:ascii="Times New Roman" w:hAnsi="Times New Roman" w:cs="Times New Roman"/>
+          <w:noProof/>
+          <w:sz w:val="28"/>
+          <w:szCs w:val="28"/>
+        </w:rPr>
+        <w:t>Фото главной формы приложения</w:t>
+      </w:r>
+    </w:p>
+    <w:p>
+      <w:pPr>
         <w:spacing w:after="0" w:line="360" w:lineRule="auto"/>
         <w:ind w:firstLine="708"/>
         <w:jc w:val="both"/>
@@ -19941,12 +21031,3347 @@
     </w:p>
     <w:p>
       <w:pPr>
+        <w:pStyle w:val="a7"/>
+        <w:widowControl w:val="0"/>
+        <w:numPr>
+          <w:ilvl w:val="0"/>
+          <w:numId w:val="15"/>
+        </w:numPr>
+        <w:autoSpaceDE w:val="0"/>
+        <w:autoSpaceDN w:val="0"/>
+        <w:adjustRightInd w:val="0"/>
+        <w:spacing w:after="0" w:line="360" w:lineRule="auto"/>
+        <w:ind w:left="0" w:firstLine="709"/>
+        <w:rPr>
+          <w:rFonts w:ascii="Times New Roman" w:hAnsi="Times New Roman" w:cs="Times New Roman"/>
+          <w:kern w:val="0"/>
+          <w:sz w:val="28"/>
+          <w:szCs w:val="28"/>
+        </w:rPr>
+      </w:pPr>
+      <w:r>
+        <w:rPr>
+          <w:rFonts w:ascii="Times New Roman" w:hAnsi="Times New Roman" w:cs="Times New Roman"/>
+          <w:kern w:val="0"/>
+          <w:sz w:val="28"/>
+          <w:szCs w:val="28"/>
+        </w:rPr>
+        <w:t>Верхняя часть окна занята горизонтальным меню (пункты: «Файл», «Данные», «Студенты», «Справочник», «Печати», «О программе»).</w:t>
+      </w:r>
+    </w:p>
+    <w:p>
+      <w:pPr>
+        <w:pStyle w:val="a7"/>
+        <w:widowControl w:val="0"/>
+        <w:numPr>
+          <w:ilvl w:val="0"/>
+          <w:numId w:val="15"/>
+        </w:numPr>
+        <w:autoSpaceDE w:val="0"/>
+        <w:autoSpaceDN w:val="0"/>
+        <w:adjustRightInd w:val="0"/>
+        <w:spacing w:after="0" w:line="360" w:lineRule="auto"/>
+        <w:ind w:left="0" w:firstLine="709"/>
+        <w:rPr>
+          <w:rFonts w:ascii="Times New Roman" w:hAnsi="Times New Roman" w:cs="Times New Roman"/>
+          <w:kern w:val="0"/>
+          <w:sz w:val="28"/>
+          <w:szCs w:val="28"/>
+        </w:rPr>
+      </w:pPr>
+      <w:r>
+        <w:rPr>
+          <w:rFonts w:ascii="Times New Roman" w:hAnsi="Times New Roman" w:cs="Times New Roman"/>
+          <w:kern w:val="0"/>
+          <w:sz w:val="28"/>
+          <w:szCs w:val="28"/>
+        </w:rPr>
+        <w:t>Ниже расположена панель с иконками («Добавить», «Редактировать», «Удалить»).</w:t>
+      </w:r>
+    </w:p>
+    <w:p>
+      <w:pPr>
+        <w:pStyle w:val="a7"/>
+        <w:widowControl w:val="0"/>
+        <w:numPr>
+          <w:ilvl w:val="0"/>
+          <w:numId w:val="15"/>
+        </w:numPr>
+        <w:autoSpaceDE w:val="0"/>
+        <w:autoSpaceDN w:val="0"/>
+        <w:adjustRightInd w:val="0"/>
+        <w:spacing w:after="0" w:line="360" w:lineRule="auto"/>
+        <w:ind w:left="0" w:firstLine="709"/>
+        <w:rPr>
+          <w:rFonts w:ascii="Times New Roman" w:hAnsi="Times New Roman" w:cs="Times New Roman"/>
+          <w:kern w:val="0"/>
+          <w:sz w:val="28"/>
+          <w:szCs w:val="28"/>
+        </w:rPr>
+      </w:pPr>
+      <w:r>
+        <w:rPr>
+          <w:rFonts w:ascii="Times New Roman" w:hAnsi="Times New Roman" w:cs="Times New Roman"/>
+          <w:kern w:val="0"/>
+          <w:sz w:val="28"/>
+          <w:szCs w:val="28"/>
+        </w:rPr>
+        <w:t>Под панелью находится строка поиска (поле ввода с текстом «Поиск») и подпись «Поиск:».</w:t>
+      </w:r>
+    </w:p>
+    <w:p>
+      <w:pPr>
+        <w:pStyle w:val="a7"/>
+        <w:widowControl w:val="0"/>
+        <w:numPr>
+          <w:ilvl w:val="0"/>
+          <w:numId w:val="15"/>
+        </w:numPr>
+        <w:autoSpaceDE w:val="0"/>
+        <w:autoSpaceDN w:val="0"/>
+        <w:adjustRightInd w:val="0"/>
+        <w:spacing w:after="0" w:line="360" w:lineRule="auto"/>
+        <w:ind w:left="0" w:firstLine="709"/>
+        <w:rPr>
+          <w:rFonts w:ascii="Times New Roman" w:hAnsi="Times New Roman" w:cs="Times New Roman"/>
+          <w:kern w:val="0"/>
+          <w:sz w:val="28"/>
+          <w:szCs w:val="28"/>
+        </w:rPr>
+      </w:pPr>
+      <w:r>
+        <w:rPr>
+          <w:rFonts w:ascii="Times New Roman" w:hAnsi="Times New Roman" w:cs="Times New Roman"/>
+          <w:kern w:val="0"/>
+          <w:sz w:val="28"/>
+          <w:szCs w:val="28"/>
+        </w:rPr>
+        <w:t>Центральную часть занимает большая таблица с данными. Строки таблицы имеют цветовую кодировку (например, шапка — один цвет, строки — другой).</w:t>
+      </w:r>
+    </w:p>
+    <w:p>
+      <w:pPr>
+        <w:pStyle w:val="a7"/>
+        <w:widowControl w:val="0"/>
+        <w:numPr>
+          <w:ilvl w:val="0"/>
+          <w:numId w:val="15"/>
+        </w:numPr>
+        <w:autoSpaceDE w:val="0"/>
+        <w:autoSpaceDN w:val="0"/>
+        <w:adjustRightInd w:val="0"/>
+        <w:spacing w:after="0" w:line="360" w:lineRule="auto"/>
+        <w:ind w:left="0" w:firstLine="709"/>
+        <w:rPr>
+          <w:rFonts w:ascii="Times New Roman" w:hAnsi="Times New Roman" w:cs="Times New Roman"/>
+          <w:kern w:val="0"/>
+          <w:sz w:val="28"/>
+          <w:szCs w:val="28"/>
+        </w:rPr>
+      </w:pPr>
+      <w:r>
+        <w:rPr>
+          <w:rFonts w:ascii="Times New Roman" w:hAnsi="Times New Roman" w:cs="Times New Roman"/>
+          <w:kern w:val="0"/>
+          <w:sz w:val="28"/>
+          <w:szCs w:val="28"/>
+        </w:rPr>
+        <w:t xml:space="preserve">В нижней части окна — статусная строка, где отображается количество записей, текущее время и сообщения о действиях («Готов к работе», «Запись </w:t>
+      </w:r>
+      <w:r>
+        <w:rPr>
+          <w:rFonts w:ascii="Times New Roman" w:hAnsi="Times New Roman" w:cs="Times New Roman"/>
+          <w:kern w:val="0"/>
+          <w:sz w:val="28"/>
+          <w:szCs w:val="28"/>
+        </w:rPr>
+        <w:lastRenderedPageBreak/>
+        <w:t xml:space="preserve">добавлена» и </w:t>
+      </w:r>
+      <w:r>
+        <w:rPr>
+          <w:rFonts w:ascii="Times New Roman" w:hAnsi="Times New Roman" w:cs="Times New Roman"/>
+          <w:kern w:val="0"/>
+          <w:sz w:val="28"/>
+          <w:szCs w:val="28"/>
+        </w:rPr>
+        <w:t>т. п.</w:t>
+      </w:r>
+      <w:r>
+        <w:rPr>
+          <w:rFonts w:ascii="Times New Roman" w:hAnsi="Times New Roman" w:cs="Times New Roman"/>
+          <w:kern w:val="0"/>
+          <w:sz w:val="28"/>
+          <w:szCs w:val="28"/>
+        </w:rPr>
+        <w:t>).</w:t>
+      </w:r>
+    </w:p>
+    <w:p>
+      <w:pPr>
+        <w:spacing w:after="0" w:line="360" w:lineRule="auto"/>
+        <w:ind w:firstLine="708"/>
+        <w:jc w:val="both"/>
+        <w:rPr>
+          <w:rFonts w:ascii="Times New Roman" w:hAnsi="Times New Roman" w:cs="Times New Roman"/>
+          <w:sz w:val="28"/>
+          <w:szCs w:val="28"/>
+        </w:rPr>
+      </w:pPr>
+      <w:r>
+        <w:rPr>
+          <w:rFonts w:ascii="Times New Roman" w:hAnsi="Times New Roman" w:cs="Times New Roman"/>
+          <w:sz w:val="28"/>
+          <w:szCs w:val="28"/>
+        </w:rPr>
+        <w:t>При правом клике по таблице появляется всплывающее меню с пунктами: «Добавить», «Редактировать», «Удалить», «Фильтр».</w:t>
+      </w:r>
+    </w:p>
+    <w:p>
+      <w:pPr>
+        <w:spacing w:after="0" w:line="360" w:lineRule="auto"/>
+        <w:ind w:firstLine="708"/>
+        <w:jc w:val="both"/>
+        <w:rPr>
+          <w:rFonts w:ascii="Times New Roman" w:hAnsi="Times New Roman" w:cs="Times New Roman"/>
+          <w:sz w:val="28"/>
+          <w:szCs w:val="28"/>
+        </w:rPr>
+      </w:pPr>
+    </w:p>
+    <w:p>
+      <w:pPr>
+        <w:spacing w:after="0" w:line="360" w:lineRule="auto"/>
+        <w:jc w:val="center"/>
+        <w:rPr>
+          <w:rFonts w:ascii="Times New Roman" w:hAnsi="Times New Roman" w:cs="Times New Roman"/>
+          <w:sz w:val="28"/>
+          <w:szCs w:val="28"/>
+          <w:lang w:val="en-US"/>
+        </w:rPr>
+      </w:pPr>
+      <w:r>
+        <w:rPr>
+          <w:rFonts w:ascii="Times New Roman" w:hAnsi="Times New Roman" w:cs="Times New Roman"/>
+          <w:sz w:val="28"/>
+          <w:szCs w:val="28"/>
+          <w:lang w:val="en-US"/>
+        </w:rPr>
+        <w:drawing>
+          <wp:inline distT="0" distB="0" distL="0" distR="0" wp14:anchorId="08539CB3" wp14:editId="31639453">
+            <wp:extent cx="2705478" cy="1314633"/>
+            <wp:effectExtent l="0" t="0" r="0" b="0"/>
+            <wp:docPr id="1375170913" name="Рисунок 1"/>
+            <wp:cNvGraphicFramePr>
+              <a:graphicFrameLocks xmlns:a="http://schemas.openxmlformats.org/drawingml/2006/main" noChangeAspect="1"/>
+            </wp:cNvGraphicFramePr>
+            <a:graphic xmlns:a="http://schemas.openxmlformats.org/drawingml/2006/main">
+              <a:graphicData uri="http://schemas.openxmlformats.org/drawingml/2006/picture">
+                <pic:pic xmlns:pic="http://schemas.openxmlformats.org/drawingml/2006/picture">
+                  <pic:nvPicPr>
+                    <pic:cNvPr id="1375170913" name=""/>
+                    <pic:cNvPicPr/>
+                  </pic:nvPicPr>
+                  <pic:blipFill>
+                    <a:blip r:embed="rId16"/>
+                    <a:stretch>
+                      <a:fillRect/>
+                    </a:stretch>
+                  </pic:blipFill>
+                  <pic:spPr>
+                    <a:xfrm>
+                      <a:off x="0" y="0"/>
+                      <a:ext cx="2705478" cy="1314633"/>
+                    </a:xfrm>
+                    <a:prstGeom prst="rect">
+                      <a:avLst/>
+                    </a:prstGeom>
+                  </pic:spPr>
+                </pic:pic>
+              </a:graphicData>
+            </a:graphic>
+          </wp:inline>
+        </w:drawing>
+      </w:r>
+    </w:p>
+    <w:p>
+      <w:pPr>
+        <w:spacing w:after="0" w:line="360" w:lineRule="auto"/>
+        <w:jc w:val="both"/>
+        <w:rPr>
+          <w:rFonts w:ascii="Times New Roman" w:hAnsi="Times New Roman" w:cs="Times New Roman"/>
+          <w:sz w:val="28"/>
+          <w:szCs w:val="28"/>
+        </w:rPr>
+      </w:pPr>
+      <w:r>
+        <w:rPr>
+          <w:rFonts w:ascii="Times New Roman" w:hAnsi="Times New Roman" w:cs="Times New Roman"/>
+          <w:sz w:val="28"/>
+          <w:szCs w:val="28"/>
+        </w:rPr>
+        <w:t xml:space="preserve">Рисунок </w:t>
+      </w:r>
+      <w:r>
+        <w:rPr>
+          <w:rFonts w:ascii="Times New Roman" w:hAnsi="Times New Roman" w:cs="Times New Roman"/>
+          <w:sz w:val="28"/>
+          <w:szCs w:val="28"/>
+        </w:rPr>
+        <w:t>4</w:t>
+      </w:r>
+      <w:r>
+        <w:rPr>
+          <w:rFonts w:ascii="Times New Roman" w:hAnsi="Times New Roman" w:cs="Times New Roman"/>
+          <w:sz w:val="28"/>
+          <w:szCs w:val="28"/>
+        </w:rPr>
+        <w:t xml:space="preserve"> – </w:t>
+      </w:r>
+      <w:r>
+        <w:rPr>
+          <w:rFonts w:ascii="Times New Roman" w:hAnsi="Times New Roman" w:cs="Times New Roman"/>
+          <w:sz w:val="28"/>
+          <w:szCs w:val="28"/>
+        </w:rPr>
+        <w:t>контекстное меню</w:t>
+      </w:r>
+      <w:r>
+        <w:rPr>
+          <w:rFonts w:ascii="Times New Roman" w:hAnsi="Times New Roman" w:cs="Times New Roman"/>
+          <w:sz w:val="28"/>
+          <w:szCs w:val="28"/>
+        </w:rPr>
+        <w:t xml:space="preserve"> главной формы приложения</w:t>
+      </w:r>
+    </w:p>
+    <w:p>
+      <w:pPr>
+        <w:spacing w:after="0" w:line="360" w:lineRule="auto"/>
+        <w:ind w:firstLine="708"/>
+        <w:jc w:val="both"/>
+        <w:rPr>
+          <w:rFonts w:ascii="Times New Roman" w:hAnsi="Times New Roman" w:cs="Times New Roman"/>
+          <w:sz w:val="28"/>
+          <w:szCs w:val="28"/>
+        </w:rPr>
+      </w:pPr>
+    </w:p>
+    <w:p>
+      <w:pPr>
+        <w:spacing w:after="0" w:line="360" w:lineRule="auto"/>
+        <w:ind w:firstLine="708"/>
+        <w:jc w:val="both"/>
+        <w:rPr>
+          <w:rFonts w:ascii="Times New Roman" w:hAnsi="Times New Roman" w:cs="Times New Roman"/>
+          <w:sz w:val="28"/>
+          <w:szCs w:val="28"/>
+        </w:rPr>
+      </w:pPr>
+      <w:r>
+        <w:rPr>
+          <w:rFonts w:ascii="Times New Roman" w:hAnsi="Times New Roman" w:cs="Times New Roman"/>
+          <w:sz w:val="28"/>
+          <w:szCs w:val="28"/>
+        </w:rPr>
+        <w:t>Для чего предназначена:</w:t>
+      </w:r>
+      <w:r>
+        <w:rPr>
+          <w:rFonts w:ascii="Times New Roman" w:hAnsi="Times New Roman" w:cs="Times New Roman"/>
+          <w:sz w:val="28"/>
+          <w:szCs w:val="28"/>
+        </w:rPr>
+        <w:t xml:space="preserve"> </w:t>
+      </w:r>
+      <w:r>
+        <w:rPr>
+          <w:rFonts w:ascii="Times New Roman" w:hAnsi="Times New Roman" w:cs="Times New Roman"/>
+          <w:sz w:val="28"/>
+          <w:szCs w:val="28"/>
+        </w:rPr>
+        <w:t>Здесь пользователь переключается между разделами (студенты, документы, коробки, пользователи), просматривает данные, ищет нужные записи, добавляет новые, редактирует или удаляет существующие. Также отсюда вызываются все отчёты.</w:t>
+      </w:r>
+    </w:p>
+    <w:p>
+      <w:pPr>
+        <w:spacing w:after="0" w:line="360" w:lineRule="auto"/>
+        <w:ind w:firstLine="708"/>
+        <w:jc w:val="both"/>
+        <w:rPr>
+          <w:rFonts w:ascii="Times New Roman" w:hAnsi="Times New Roman" w:cs="Times New Roman"/>
+          <w:sz w:val="28"/>
+          <w:szCs w:val="28"/>
+        </w:rPr>
+      </w:pPr>
+      <w:r>
+        <w:rPr>
+          <w:rFonts w:ascii="Times New Roman" w:hAnsi="Times New Roman" w:cs="Times New Roman"/>
+          <w:sz w:val="28"/>
+          <w:szCs w:val="28"/>
+        </w:rPr>
+        <w:t>2. Форма авторизации</w:t>
+      </w:r>
+    </w:p>
+    <w:p>
+      <w:pPr>
+        <w:spacing w:after="0" w:line="360" w:lineRule="auto"/>
+        <w:ind w:firstLine="708"/>
+        <w:jc w:val="both"/>
+        <w:rPr>
+          <w:rFonts w:ascii="Times New Roman" w:hAnsi="Times New Roman" w:cs="Times New Roman"/>
+          <w:sz w:val="28"/>
+          <w:szCs w:val="28"/>
+        </w:rPr>
+      </w:pPr>
+    </w:p>
+    <w:p>
+      <w:pPr>
+        <w:spacing w:after="0" w:line="360" w:lineRule="auto"/>
+        <w:jc w:val="center"/>
+        <w:rPr>
+          <w:rFonts w:ascii="Times New Roman" w:hAnsi="Times New Roman" w:cs="Times New Roman"/>
+          <w:sz w:val="28"/>
+          <w:szCs w:val="28"/>
+          <w:lang w:val="en-US"/>
+        </w:rPr>
+      </w:pPr>
+      <w:r>
+        <w:rPr>
+          <w:noProof/>
+        </w:rPr>
+        <w:drawing>
+          <wp:inline distT="0" distB="0" distL="0" distR="0" wp14:anchorId="717F652B" wp14:editId="3F5907A0">
+            <wp:extent cx="5266667" cy="2066667"/>
+            <wp:effectExtent l="0" t="0" r="0" b="0"/>
+            <wp:docPr id="1480777779" name="Рисунок 1"/>
+            <wp:cNvGraphicFramePr>
+              <a:graphicFrameLocks xmlns:a="http://schemas.openxmlformats.org/drawingml/2006/main" noChangeAspect="1"/>
+            </wp:cNvGraphicFramePr>
+            <a:graphic xmlns:a="http://schemas.openxmlformats.org/drawingml/2006/main">
+              <a:graphicData uri="http://schemas.openxmlformats.org/drawingml/2006/picture">
+                <pic:pic xmlns:pic="http://schemas.openxmlformats.org/drawingml/2006/picture">
+                  <pic:nvPicPr>
+                    <pic:cNvPr id="1480777779" name=""/>
+                    <pic:cNvPicPr/>
+                  </pic:nvPicPr>
+                  <pic:blipFill>
+                    <a:blip r:embed="rId17"/>
+                    <a:stretch>
+                      <a:fillRect/>
+                    </a:stretch>
+                  </pic:blipFill>
+                  <pic:spPr>
+                    <a:xfrm>
+                      <a:off x="0" y="0"/>
+                      <a:ext cx="5266667" cy="2066667"/>
+                    </a:xfrm>
+                    <a:prstGeom prst="rect">
+                      <a:avLst/>
+                    </a:prstGeom>
+                  </pic:spPr>
+                </pic:pic>
+              </a:graphicData>
+            </a:graphic>
+          </wp:inline>
+        </w:drawing>
+      </w:r>
+    </w:p>
+    <w:p>
+      <w:pPr>
+        <w:spacing w:after="0" w:line="360" w:lineRule="auto"/>
+        <w:jc w:val="both"/>
+        <w:rPr>
+          <w:rFonts w:ascii="Times New Roman" w:hAnsi="Times New Roman" w:cs="Times New Roman"/>
+          <w:sz w:val="28"/>
+          <w:szCs w:val="28"/>
+        </w:rPr>
+      </w:pPr>
+      <w:r>
+        <w:rPr>
+          <w:rFonts w:ascii="Times New Roman" w:hAnsi="Times New Roman" w:cs="Times New Roman"/>
+          <w:sz w:val="28"/>
+          <w:szCs w:val="28"/>
+        </w:rPr>
+        <w:t xml:space="preserve">Рисунок </w:t>
+      </w:r>
+      <w:r>
+        <w:rPr>
+          <w:rFonts w:ascii="Times New Roman" w:hAnsi="Times New Roman" w:cs="Times New Roman"/>
+          <w:sz w:val="28"/>
+          <w:szCs w:val="28"/>
+        </w:rPr>
+        <w:t>5</w:t>
+      </w:r>
+      <w:r>
+        <w:rPr>
+          <w:rFonts w:ascii="Times New Roman" w:hAnsi="Times New Roman" w:cs="Times New Roman"/>
+          <w:sz w:val="28"/>
+          <w:szCs w:val="28"/>
+        </w:rPr>
+        <w:t xml:space="preserve"> – </w:t>
+      </w:r>
+      <w:r>
+        <w:rPr>
+          <w:rFonts w:ascii="Times New Roman" w:hAnsi="Times New Roman" w:cs="Times New Roman"/>
+          <w:sz w:val="28"/>
+          <w:szCs w:val="28"/>
+        </w:rPr>
+        <w:t>окно авторизации</w:t>
+      </w:r>
+    </w:p>
+    <w:p>
+      <w:pPr>
+        <w:spacing w:after="0" w:line="360" w:lineRule="auto"/>
+        <w:jc w:val="both"/>
+        <w:rPr>
+          <w:rFonts w:ascii="Times New Roman" w:hAnsi="Times New Roman" w:cs="Times New Roman"/>
+          <w:sz w:val="28"/>
+          <w:szCs w:val="28"/>
+        </w:rPr>
+      </w:pPr>
+    </w:p>
+    <w:p>
+      <w:pPr>
+        <w:pStyle w:val="a7"/>
+        <w:widowControl w:val="0"/>
+        <w:numPr>
+          <w:ilvl w:val="0"/>
+          <w:numId w:val="15"/>
+        </w:numPr>
+        <w:autoSpaceDE w:val="0"/>
+        <w:autoSpaceDN w:val="0"/>
+        <w:adjustRightInd w:val="0"/>
+        <w:spacing w:after="0" w:line="360" w:lineRule="auto"/>
+        <w:ind w:left="0" w:firstLine="709"/>
+        <w:rPr>
+          <w:rFonts w:ascii="Times New Roman" w:hAnsi="Times New Roman" w:cs="Times New Roman"/>
+          <w:kern w:val="0"/>
+          <w:sz w:val="28"/>
+          <w:szCs w:val="28"/>
+        </w:rPr>
+      </w:pPr>
+      <w:r>
+        <w:rPr>
+          <w:rFonts w:ascii="Times New Roman" w:hAnsi="Times New Roman" w:cs="Times New Roman"/>
+          <w:kern w:val="0"/>
+          <w:sz w:val="28"/>
+          <w:szCs w:val="28"/>
+        </w:rPr>
+        <w:t>Фон — градиент или изображение.</w:t>
+      </w:r>
+    </w:p>
+    <w:p>
+      <w:pPr>
+        <w:pStyle w:val="a7"/>
+        <w:widowControl w:val="0"/>
+        <w:numPr>
+          <w:ilvl w:val="0"/>
+          <w:numId w:val="15"/>
+        </w:numPr>
+        <w:autoSpaceDE w:val="0"/>
+        <w:autoSpaceDN w:val="0"/>
+        <w:adjustRightInd w:val="0"/>
+        <w:spacing w:after="0" w:line="360" w:lineRule="auto"/>
+        <w:ind w:left="0" w:firstLine="709"/>
+        <w:rPr>
+          <w:rFonts w:ascii="Times New Roman" w:hAnsi="Times New Roman" w:cs="Times New Roman"/>
+          <w:kern w:val="0"/>
+          <w:sz w:val="28"/>
+          <w:szCs w:val="28"/>
+        </w:rPr>
+      </w:pPr>
+      <w:r>
+        <w:rPr>
+          <w:rFonts w:ascii="Times New Roman" w:hAnsi="Times New Roman" w:cs="Times New Roman"/>
+          <w:kern w:val="0"/>
+          <w:sz w:val="28"/>
+          <w:szCs w:val="28"/>
+        </w:rPr>
+        <w:t xml:space="preserve">Два поля для ввода: </w:t>
+      </w:r>
+      <w:r>
+        <w:rPr>
+          <w:rFonts w:ascii="Times New Roman" w:hAnsi="Times New Roman" w:cs="Times New Roman"/>
+          <w:kern w:val="0"/>
+          <w:sz w:val="28"/>
+          <w:szCs w:val="28"/>
+        </w:rPr>
+        <w:t>левое</w:t>
+      </w:r>
+      <w:r>
+        <w:rPr>
+          <w:rFonts w:ascii="Times New Roman" w:hAnsi="Times New Roman" w:cs="Times New Roman"/>
+          <w:kern w:val="0"/>
+          <w:sz w:val="28"/>
+          <w:szCs w:val="28"/>
+        </w:rPr>
+        <w:t xml:space="preserve"> (для логина) и </w:t>
+      </w:r>
+      <w:r>
+        <w:rPr>
+          <w:rFonts w:ascii="Times New Roman" w:hAnsi="Times New Roman" w:cs="Times New Roman"/>
+          <w:kern w:val="0"/>
+          <w:sz w:val="28"/>
+          <w:szCs w:val="28"/>
+        </w:rPr>
+        <w:t>правое</w:t>
+      </w:r>
+      <w:r>
+        <w:rPr>
+          <w:rFonts w:ascii="Times New Roman" w:hAnsi="Times New Roman" w:cs="Times New Roman"/>
+          <w:kern w:val="0"/>
+          <w:sz w:val="28"/>
+          <w:szCs w:val="28"/>
+        </w:rPr>
+        <w:t xml:space="preserve"> (для пароля). </w:t>
+      </w:r>
+      <w:r>
+        <w:rPr>
+          <w:rFonts w:ascii="Times New Roman" w:hAnsi="Times New Roman" w:cs="Times New Roman"/>
+          <w:kern w:val="0"/>
+          <w:sz w:val="28"/>
+          <w:szCs w:val="28"/>
+        </w:rPr>
+        <w:t>Правое</w:t>
+      </w:r>
+      <w:r>
+        <w:rPr>
+          <w:rFonts w:ascii="Times New Roman" w:hAnsi="Times New Roman" w:cs="Times New Roman"/>
+          <w:kern w:val="0"/>
+          <w:sz w:val="28"/>
+          <w:szCs w:val="28"/>
+        </w:rPr>
+        <w:t xml:space="preserve"> поле скрывает вводимые символы.</w:t>
+      </w:r>
+    </w:p>
+    <w:p>
+      <w:pPr>
+        <w:pStyle w:val="a7"/>
+        <w:widowControl w:val="0"/>
+        <w:numPr>
+          <w:ilvl w:val="0"/>
+          <w:numId w:val="15"/>
+        </w:numPr>
+        <w:autoSpaceDE w:val="0"/>
+        <w:autoSpaceDN w:val="0"/>
+        <w:adjustRightInd w:val="0"/>
+        <w:spacing w:after="0" w:line="360" w:lineRule="auto"/>
+        <w:ind w:left="0" w:firstLine="709"/>
+        <w:rPr>
+          <w:rFonts w:ascii="Times New Roman" w:hAnsi="Times New Roman" w:cs="Times New Roman"/>
+          <w:kern w:val="0"/>
+          <w:sz w:val="28"/>
+          <w:szCs w:val="28"/>
+        </w:rPr>
+      </w:pPr>
+      <w:r>
+        <w:rPr>
+          <w:rFonts w:ascii="Times New Roman" w:hAnsi="Times New Roman" w:cs="Times New Roman"/>
+          <w:kern w:val="0"/>
+          <w:sz w:val="28"/>
+          <w:szCs w:val="28"/>
+        </w:rPr>
+        <w:t>Над полями подписи: «Логин:» и «Пароль:».</w:t>
+      </w:r>
+    </w:p>
+    <w:p>
+      <w:pPr>
+        <w:pStyle w:val="a7"/>
+        <w:widowControl w:val="0"/>
+        <w:numPr>
+          <w:ilvl w:val="0"/>
+          <w:numId w:val="15"/>
+        </w:numPr>
+        <w:autoSpaceDE w:val="0"/>
+        <w:autoSpaceDN w:val="0"/>
+        <w:adjustRightInd w:val="0"/>
+        <w:spacing w:after="0" w:line="360" w:lineRule="auto"/>
+        <w:ind w:left="0" w:firstLine="709"/>
+        <w:rPr>
+          <w:rFonts w:ascii="Times New Roman" w:hAnsi="Times New Roman" w:cs="Times New Roman"/>
+          <w:kern w:val="0"/>
+          <w:sz w:val="28"/>
+          <w:szCs w:val="28"/>
+        </w:rPr>
+      </w:pPr>
+      <w:r>
+        <w:rPr>
+          <w:rFonts w:ascii="Times New Roman" w:hAnsi="Times New Roman" w:cs="Times New Roman"/>
+          <w:kern w:val="0"/>
+          <w:sz w:val="28"/>
+          <w:szCs w:val="28"/>
+        </w:rPr>
+        <w:lastRenderedPageBreak/>
+        <w:t>Крупная кнопка с надписью «Вход» в нижней части окна.</w:t>
+      </w:r>
+    </w:p>
+    <w:p>
+      <w:pPr>
+        <w:spacing w:after="0" w:line="360" w:lineRule="auto"/>
+        <w:ind w:firstLine="708"/>
+        <w:jc w:val="both"/>
+        <w:rPr>
+          <w:rFonts w:ascii="Times New Roman" w:hAnsi="Times New Roman" w:cs="Times New Roman"/>
+          <w:sz w:val="28"/>
+          <w:szCs w:val="28"/>
+        </w:rPr>
+      </w:pPr>
+      <w:r>
+        <w:rPr>
+          <w:rFonts w:ascii="Times New Roman" w:hAnsi="Times New Roman" w:cs="Times New Roman"/>
+          <w:sz w:val="28"/>
+          <w:szCs w:val="28"/>
+        </w:rPr>
+        <w:t xml:space="preserve">Для чего предназначена: При вводе логина и пароля система проверяет их в базе данных (пароль </w:t>
+      </w:r>
+      <w:proofErr w:type="spellStart"/>
+      <w:r>
+        <w:rPr>
+          <w:rFonts w:ascii="Times New Roman" w:hAnsi="Times New Roman" w:cs="Times New Roman"/>
+          <w:sz w:val="28"/>
+          <w:szCs w:val="28"/>
+        </w:rPr>
+        <w:t>хэшируется</w:t>
+      </w:r>
+      <w:proofErr w:type="spellEnd"/>
+      <w:r>
+        <w:rPr>
+          <w:rFonts w:ascii="Times New Roman" w:hAnsi="Times New Roman" w:cs="Times New Roman"/>
+          <w:sz w:val="28"/>
+          <w:szCs w:val="28"/>
+        </w:rPr>
+        <w:t>) и, в случае успеха, открывает главную форму. Если данные неверны или поля пусты — выводится предупреждение.</w:t>
+      </w:r>
+    </w:p>
+    <w:p>
+      <w:pPr>
+        <w:spacing w:after="0" w:line="360" w:lineRule="auto"/>
+        <w:ind w:firstLine="708"/>
+        <w:jc w:val="both"/>
+        <w:rPr>
+          <w:rFonts w:ascii="Times New Roman" w:hAnsi="Times New Roman" w:cs="Times New Roman"/>
+          <w:sz w:val="28"/>
+          <w:szCs w:val="28"/>
+        </w:rPr>
+      </w:pPr>
+      <w:r>
+        <w:rPr>
+          <w:rFonts w:ascii="Times New Roman" w:hAnsi="Times New Roman" w:cs="Times New Roman"/>
+          <w:sz w:val="28"/>
+          <w:szCs w:val="28"/>
+        </w:rPr>
+        <w:t>3. Форма работы с коробками</w:t>
+      </w:r>
+    </w:p>
+    <w:p>
+      <w:pPr>
+        <w:spacing w:after="0" w:line="360" w:lineRule="auto"/>
+        <w:ind w:firstLine="708"/>
+        <w:jc w:val="both"/>
+        <w:rPr>
+          <w:rFonts w:ascii="Times New Roman" w:hAnsi="Times New Roman" w:cs="Times New Roman"/>
+          <w:sz w:val="28"/>
+          <w:szCs w:val="28"/>
+        </w:rPr>
+      </w:pPr>
+    </w:p>
+    <w:p>
+      <w:pPr>
+        <w:spacing w:after="0" w:line="360" w:lineRule="auto"/>
+        <w:jc w:val="center"/>
+        <w:rPr>
+          <w:rFonts w:ascii="Times New Roman" w:hAnsi="Times New Roman" w:cs="Times New Roman"/>
+          <w:sz w:val="28"/>
+          <w:szCs w:val="28"/>
+          <w:lang w:val="en-US"/>
+        </w:rPr>
+      </w:pPr>
+      <w:r>
+        <w:rPr>
+          <w:noProof/>
+        </w:rPr>
+        <w:drawing>
+          <wp:inline distT="0" distB="0" distL="0" distR="0" wp14:anchorId="6ADF3253" wp14:editId="0F9A993C">
+            <wp:extent cx="5219048" cy="2857143"/>
+            <wp:effectExtent l="0" t="0" r="1270" b="635"/>
+            <wp:docPr id="885299003" name="Рисунок 1"/>
+            <wp:cNvGraphicFramePr>
+              <a:graphicFrameLocks xmlns:a="http://schemas.openxmlformats.org/drawingml/2006/main" noChangeAspect="1"/>
+            </wp:cNvGraphicFramePr>
+            <a:graphic xmlns:a="http://schemas.openxmlformats.org/drawingml/2006/main">
+              <a:graphicData uri="http://schemas.openxmlformats.org/drawingml/2006/picture">
+                <pic:pic xmlns:pic="http://schemas.openxmlformats.org/drawingml/2006/picture">
+                  <pic:nvPicPr>
+                    <pic:cNvPr id="885299003" name=""/>
+                    <pic:cNvPicPr/>
+                  </pic:nvPicPr>
+                  <pic:blipFill>
+                    <a:blip r:embed="rId18"/>
+                    <a:stretch>
+                      <a:fillRect/>
+                    </a:stretch>
+                  </pic:blipFill>
+                  <pic:spPr>
+                    <a:xfrm>
+                      <a:off x="0" y="0"/>
+                      <a:ext cx="5219048" cy="2857143"/>
+                    </a:xfrm>
+                    <a:prstGeom prst="rect">
+                      <a:avLst/>
+                    </a:prstGeom>
+                  </pic:spPr>
+                </pic:pic>
+              </a:graphicData>
+            </a:graphic>
+          </wp:inline>
+        </w:drawing>
+      </w:r>
+    </w:p>
+    <w:p>
+      <w:pPr>
+        <w:spacing w:after="0" w:line="360" w:lineRule="auto"/>
+        <w:jc w:val="both"/>
+        <w:rPr>
+          <w:rFonts w:ascii="Times New Roman" w:hAnsi="Times New Roman" w:cs="Times New Roman"/>
+          <w:sz w:val="28"/>
+          <w:szCs w:val="28"/>
+        </w:rPr>
+      </w:pPr>
+      <w:r>
+        <w:rPr>
+          <w:rFonts w:ascii="Times New Roman" w:hAnsi="Times New Roman" w:cs="Times New Roman"/>
+          <w:sz w:val="28"/>
+          <w:szCs w:val="28"/>
+        </w:rPr>
+        <w:t xml:space="preserve">Рисунок </w:t>
+      </w:r>
+      <w:r>
+        <w:rPr>
+          <w:rFonts w:ascii="Times New Roman" w:hAnsi="Times New Roman" w:cs="Times New Roman"/>
+          <w:sz w:val="28"/>
+          <w:szCs w:val="28"/>
+        </w:rPr>
+        <w:t>6</w:t>
+      </w:r>
+      <w:r>
+        <w:rPr>
+          <w:rFonts w:ascii="Times New Roman" w:hAnsi="Times New Roman" w:cs="Times New Roman"/>
+          <w:sz w:val="28"/>
+          <w:szCs w:val="28"/>
+        </w:rPr>
+        <w:t xml:space="preserve"> –</w:t>
+      </w:r>
+      <w:r>
+        <w:rPr>
+          <w:rFonts w:ascii="Times New Roman" w:hAnsi="Times New Roman" w:cs="Times New Roman"/>
+          <w:sz w:val="28"/>
+          <w:szCs w:val="28"/>
+        </w:rPr>
+        <w:t xml:space="preserve"> </w:t>
+      </w:r>
+      <w:r>
+        <w:rPr>
+          <w:rFonts w:ascii="Times New Roman" w:hAnsi="Times New Roman" w:cs="Times New Roman"/>
+          <w:sz w:val="28"/>
+          <w:szCs w:val="28"/>
+        </w:rPr>
+        <w:t>форм</w:t>
+      </w:r>
+      <w:r>
+        <w:rPr>
+          <w:rFonts w:ascii="Times New Roman" w:hAnsi="Times New Roman" w:cs="Times New Roman"/>
+          <w:sz w:val="28"/>
+          <w:szCs w:val="28"/>
+        </w:rPr>
+        <w:t>а</w:t>
+      </w:r>
+      <w:r>
+        <w:rPr>
+          <w:rFonts w:ascii="Times New Roman" w:hAnsi="Times New Roman" w:cs="Times New Roman"/>
+          <w:sz w:val="28"/>
+          <w:szCs w:val="28"/>
+        </w:rPr>
+        <w:t xml:space="preserve"> </w:t>
+      </w:r>
+      <w:r>
+        <w:rPr>
+          <w:rFonts w:ascii="Times New Roman" w:hAnsi="Times New Roman" w:cs="Times New Roman"/>
+          <w:sz w:val="28"/>
+          <w:szCs w:val="28"/>
+        </w:rPr>
+        <w:t>добавления/изменения коробки</w:t>
+      </w:r>
+    </w:p>
+    <w:p>
+      <w:pPr>
+        <w:spacing w:after="0" w:line="360" w:lineRule="auto"/>
+        <w:ind w:firstLine="708"/>
+        <w:jc w:val="both"/>
+        <w:rPr>
+          <w:rFonts w:ascii="Times New Roman" w:hAnsi="Times New Roman" w:cs="Times New Roman"/>
+          <w:sz w:val="28"/>
+          <w:szCs w:val="28"/>
+        </w:rPr>
+      </w:pPr>
+    </w:p>
+    <w:p>
+      <w:pPr>
+        <w:pStyle w:val="a7"/>
+        <w:widowControl w:val="0"/>
+        <w:numPr>
+          <w:ilvl w:val="0"/>
+          <w:numId w:val="15"/>
+        </w:numPr>
+        <w:autoSpaceDE w:val="0"/>
+        <w:autoSpaceDN w:val="0"/>
+        <w:adjustRightInd w:val="0"/>
+        <w:spacing w:after="0" w:line="360" w:lineRule="auto"/>
+        <w:ind w:left="0" w:firstLine="709"/>
+        <w:rPr>
+          <w:rFonts w:ascii="Times New Roman" w:hAnsi="Times New Roman" w:cs="Times New Roman"/>
+          <w:kern w:val="0"/>
+          <w:sz w:val="28"/>
+          <w:szCs w:val="28"/>
+        </w:rPr>
+      </w:pPr>
+      <w:r>
+        <w:rPr>
+          <w:rFonts w:ascii="Times New Roman" w:hAnsi="Times New Roman" w:cs="Times New Roman"/>
+          <w:kern w:val="0"/>
+          <w:sz w:val="28"/>
+          <w:szCs w:val="28"/>
+        </w:rPr>
+        <w:t>Окно с набором полей и двумя кнопками: «Принять» и «Отмена».</w:t>
+      </w:r>
+    </w:p>
+    <w:p>
+      <w:pPr>
+        <w:pStyle w:val="a7"/>
+        <w:widowControl w:val="0"/>
+        <w:numPr>
+          <w:ilvl w:val="0"/>
+          <w:numId w:val="15"/>
+        </w:numPr>
+        <w:autoSpaceDE w:val="0"/>
+        <w:autoSpaceDN w:val="0"/>
+        <w:adjustRightInd w:val="0"/>
+        <w:spacing w:after="0" w:line="360" w:lineRule="auto"/>
+        <w:ind w:left="0" w:firstLine="709"/>
+        <w:rPr>
+          <w:rFonts w:ascii="Times New Roman" w:hAnsi="Times New Roman" w:cs="Times New Roman"/>
+          <w:kern w:val="0"/>
+          <w:sz w:val="28"/>
+          <w:szCs w:val="28"/>
+        </w:rPr>
+      </w:pPr>
+      <w:r>
+        <w:rPr>
+          <w:rFonts w:ascii="Times New Roman" w:hAnsi="Times New Roman" w:cs="Times New Roman"/>
+          <w:kern w:val="0"/>
+          <w:sz w:val="28"/>
+          <w:szCs w:val="28"/>
+        </w:rPr>
+        <w:t>Поля ввода/выбора:</w:t>
+      </w:r>
+    </w:p>
+    <w:p>
+      <w:pPr>
+        <w:pStyle w:val="a7"/>
+        <w:widowControl w:val="0"/>
+        <w:numPr>
+          <w:ilvl w:val="0"/>
+          <w:numId w:val="15"/>
+        </w:numPr>
+        <w:autoSpaceDE w:val="0"/>
+        <w:autoSpaceDN w:val="0"/>
+        <w:adjustRightInd w:val="0"/>
+        <w:spacing w:after="0" w:line="360" w:lineRule="auto"/>
+        <w:ind w:left="0" w:firstLine="709"/>
+        <w:rPr>
+          <w:rFonts w:ascii="Times New Roman" w:hAnsi="Times New Roman" w:cs="Times New Roman"/>
+          <w:kern w:val="0"/>
+          <w:sz w:val="28"/>
+          <w:szCs w:val="28"/>
+        </w:rPr>
+      </w:pPr>
+      <w:r>
+        <w:rPr>
+          <w:rFonts w:ascii="Times New Roman" w:hAnsi="Times New Roman" w:cs="Times New Roman"/>
+          <w:kern w:val="0"/>
+          <w:sz w:val="28"/>
+          <w:szCs w:val="28"/>
+        </w:rPr>
+        <w:t>Два счётчика (стрелки вверх/вниз) для номера стеллажа и номера полки.</w:t>
+      </w:r>
+    </w:p>
+    <w:p>
+      <w:pPr>
+        <w:pStyle w:val="a7"/>
+        <w:widowControl w:val="0"/>
+        <w:numPr>
+          <w:ilvl w:val="0"/>
+          <w:numId w:val="15"/>
+        </w:numPr>
+        <w:autoSpaceDE w:val="0"/>
+        <w:autoSpaceDN w:val="0"/>
+        <w:adjustRightInd w:val="0"/>
+        <w:spacing w:after="0" w:line="360" w:lineRule="auto"/>
+        <w:ind w:left="0" w:firstLine="709"/>
+        <w:rPr>
+          <w:rFonts w:ascii="Times New Roman" w:hAnsi="Times New Roman" w:cs="Times New Roman"/>
+          <w:kern w:val="0"/>
+          <w:sz w:val="28"/>
+          <w:szCs w:val="28"/>
+        </w:rPr>
+      </w:pPr>
+      <w:r>
+        <w:rPr>
+          <w:rFonts w:ascii="Times New Roman" w:hAnsi="Times New Roman" w:cs="Times New Roman"/>
+          <w:kern w:val="0"/>
+          <w:sz w:val="28"/>
+          <w:szCs w:val="28"/>
+        </w:rPr>
+        <w:t>Текстовое поле для имени коробки (с подсказкой «Box:1-1»).</w:t>
+      </w:r>
+    </w:p>
+    <w:p>
+      <w:pPr>
+        <w:pStyle w:val="a7"/>
+        <w:widowControl w:val="0"/>
+        <w:numPr>
+          <w:ilvl w:val="0"/>
+          <w:numId w:val="15"/>
+        </w:numPr>
+        <w:autoSpaceDE w:val="0"/>
+        <w:autoSpaceDN w:val="0"/>
+        <w:adjustRightInd w:val="0"/>
+        <w:spacing w:after="0" w:line="360" w:lineRule="auto"/>
+        <w:ind w:left="0" w:firstLine="709"/>
+        <w:rPr>
+          <w:rFonts w:ascii="Times New Roman" w:hAnsi="Times New Roman" w:cs="Times New Roman"/>
+          <w:kern w:val="0"/>
+          <w:sz w:val="28"/>
+          <w:szCs w:val="28"/>
+        </w:rPr>
+      </w:pPr>
+      <w:r>
+        <w:rPr>
+          <w:rFonts w:ascii="Times New Roman" w:hAnsi="Times New Roman" w:cs="Times New Roman"/>
+          <w:kern w:val="0"/>
+          <w:sz w:val="28"/>
+          <w:szCs w:val="28"/>
+        </w:rPr>
+        <w:t>Два выпадающих списка (</w:t>
+      </w:r>
+      <w:proofErr w:type="spellStart"/>
+      <w:r>
+        <w:rPr>
+          <w:rFonts w:ascii="Times New Roman" w:hAnsi="Times New Roman" w:cs="Times New Roman"/>
+          <w:kern w:val="0"/>
+          <w:sz w:val="28"/>
+          <w:szCs w:val="28"/>
+        </w:rPr>
+        <w:t>комбобокса</w:t>
+      </w:r>
+      <w:proofErr w:type="spellEnd"/>
+      <w:r>
+        <w:rPr>
+          <w:rFonts w:ascii="Times New Roman" w:hAnsi="Times New Roman" w:cs="Times New Roman"/>
+          <w:kern w:val="0"/>
+          <w:sz w:val="28"/>
+          <w:szCs w:val="28"/>
+        </w:rPr>
+        <w:t>): один для выбора целевой группы, второй — для типа хранимых документов.</w:t>
+      </w:r>
+    </w:p>
+    <w:p>
+      <w:pPr>
+        <w:pStyle w:val="a7"/>
+        <w:widowControl w:val="0"/>
+        <w:numPr>
+          <w:ilvl w:val="0"/>
+          <w:numId w:val="15"/>
+        </w:numPr>
+        <w:autoSpaceDE w:val="0"/>
+        <w:autoSpaceDN w:val="0"/>
+        <w:adjustRightInd w:val="0"/>
+        <w:spacing w:after="0" w:line="360" w:lineRule="auto"/>
+        <w:ind w:left="0" w:firstLine="709"/>
+        <w:rPr>
+          <w:rFonts w:ascii="Times New Roman" w:hAnsi="Times New Roman" w:cs="Times New Roman"/>
+          <w:kern w:val="0"/>
+          <w:sz w:val="28"/>
+          <w:szCs w:val="28"/>
+        </w:rPr>
+      </w:pPr>
+      <w:r>
+        <w:rPr>
+          <w:rFonts w:ascii="Times New Roman" w:hAnsi="Times New Roman" w:cs="Times New Roman"/>
+          <w:kern w:val="0"/>
+          <w:sz w:val="28"/>
+          <w:szCs w:val="28"/>
+        </w:rPr>
+        <w:t>Календарь (выбор года) для указания года работы.</w:t>
+      </w:r>
+    </w:p>
+    <w:p>
+      <w:pPr>
+        <w:pStyle w:val="a7"/>
+        <w:widowControl w:val="0"/>
+        <w:numPr>
+          <w:ilvl w:val="0"/>
+          <w:numId w:val="15"/>
+        </w:numPr>
+        <w:autoSpaceDE w:val="0"/>
+        <w:autoSpaceDN w:val="0"/>
+        <w:adjustRightInd w:val="0"/>
+        <w:spacing w:after="0" w:line="360" w:lineRule="auto"/>
+        <w:ind w:left="0" w:firstLine="709"/>
+        <w:rPr>
+          <w:rFonts w:ascii="Times New Roman" w:hAnsi="Times New Roman" w:cs="Times New Roman"/>
+          <w:kern w:val="0"/>
+          <w:sz w:val="28"/>
+          <w:szCs w:val="28"/>
+        </w:rPr>
+      </w:pPr>
+      <w:r>
+        <w:rPr>
+          <w:rFonts w:ascii="Times New Roman" w:hAnsi="Times New Roman" w:cs="Times New Roman"/>
+          <w:kern w:val="0"/>
+          <w:sz w:val="28"/>
+          <w:szCs w:val="28"/>
+        </w:rPr>
+        <w:t>Рядом с календарём — чекбокс с текстом «Не сохранять» (отключает сохранение года).</w:t>
+      </w:r>
+    </w:p>
+    <w:p>
+      <w:pPr>
+        <w:pStyle w:val="a7"/>
+        <w:widowControl w:val="0"/>
+        <w:numPr>
+          <w:ilvl w:val="0"/>
+          <w:numId w:val="15"/>
+        </w:numPr>
+        <w:autoSpaceDE w:val="0"/>
+        <w:autoSpaceDN w:val="0"/>
+        <w:adjustRightInd w:val="0"/>
+        <w:spacing w:after="0" w:line="360" w:lineRule="auto"/>
+        <w:ind w:left="0" w:firstLine="709"/>
+        <w:rPr>
+          <w:rFonts w:ascii="Times New Roman" w:hAnsi="Times New Roman" w:cs="Times New Roman"/>
+          <w:kern w:val="0"/>
+          <w:sz w:val="28"/>
+          <w:szCs w:val="28"/>
+        </w:rPr>
+      </w:pPr>
+      <w:r>
+        <w:rPr>
+          <w:rFonts w:ascii="Times New Roman" w:hAnsi="Times New Roman" w:cs="Times New Roman"/>
+          <w:kern w:val="0"/>
+          <w:sz w:val="28"/>
+          <w:szCs w:val="28"/>
+        </w:rPr>
+        <w:t>Заголовок окна меняется в зависимости от режима: «Добавление коробки» или «Изменение коробки».</w:t>
+      </w:r>
+    </w:p>
+    <w:p>
+      <w:pPr>
+        <w:spacing w:after="0" w:line="360" w:lineRule="auto"/>
+        <w:ind w:firstLine="708"/>
+        <w:jc w:val="both"/>
+        <w:rPr>
+          <w:rFonts w:ascii="Times New Roman" w:hAnsi="Times New Roman" w:cs="Times New Roman"/>
+          <w:sz w:val="28"/>
+          <w:szCs w:val="28"/>
+        </w:rPr>
+      </w:pPr>
+      <w:r>
+        <w:rPr>
+          <w:rFonts w:ascii="Times New Roman" w:hAnsi="Times New Roman" w:cs="Times New Roman"/>
+          <w:sz w:val="28"/>
+          <w:szCs w:val="28"/>
+        </w:rPr>
+        <w:lastRenderedPageBreak/>
+        <w:t>Для чего предназначена:</w:t>
+      </w:r>
+      <w:r>
+        <w:rPr>
+          <w:rFonts w:ascii="Times New Roman" w:hAnsi="Times New Roman" w:cs="Times New Roman"/>
+          <w:sz w:val="28"/>
+          <w:szCs w:val="28"/>
+        </w:rPr>
+        <w:t xml:space="preserve"> </w:t>
+      </w:r>
+      <w:r>
+        <w:rPr>
+          <w:rFonts w:ascii="Times New Roman" w:hAnsi="Times New Roman" w:cs="Times New Roman"/>
+          <w:sz w:val="28"/>
+          <w:szCs w:val="28"/>
+        </w:rPr>
+        <w:t>Добавление новой или редактирование существующей коробки (места хранения документов). Пользователь указывает, где физически находится коробка (стеллаж/полка), что в ней лежит (группа/тип), а также может задать год работы.</w:t>
+      </w:r>
+    </w:p>
+    <w:p>
+      <w:pPr>
+        <w:spacing w:after="0" w:line="360" w:lineRule="auto"/>
+        <w:ind w:firstLine="708"/>
+        <w:jc w:val="both"/>
+        <w:rPr>
+          <w:rFonts w:ascii="Times New Roman" w:hAnsi="Times New Roman" w:cs="Times New Roman"/>
+          <w:sz w:val="28"/>
+          <w:szCs w:val="28"/>
+        </w:rPr>
+      </w:pPr>
+      <w:r>
+        <w:rPr>
+          <w:rFonts w:ascii="Times New Roman" w:hAnsi="Times New Roman" w:cs="Times New Roman"/>
+          <w:sz w:val="28"/>
+          <w:szCs w:val="28"/>
+        </w:rPr>
+        <w:t>4. Форма работы с документами</w:t>
+      </w:r>
+    </w:p>
+    <w:p>
+      <w:pPr>
+        <w:spacing w:after="0" w:line="360" w:lineRule="auto"/>
+        <w:ind w:firstLine="708"/>
+        <w:jc w:val="both"/>
+        <w:rPr>
+          <w:rFonts w:ascii="Times New Roman" w:hAnsi="Times New Roman" w:cs="Times New Roman"/>
+          <w:sz w:val="28"/>
+          <w:szCs w:val="28"/>
+        </w:rPr>
+      </w:pPr>
+    </w:p>
+    <w:p>
+      <w:pPr>
+        <w:spacing w:after="0" w:line="360" w:lineRule="auto"/>
+        <w:jc w:val="center"/>
+        <w:rPr>
+          <w:rFonts w:ascii="Times New Roman" w:hAnsi="Times New Roman" w:cs="Times New Roman"/>
+          <w:sz w:val="28"/>
+          <w:szCs w:val="28"/>
+          <w:lang w:val="en-US"/>
+        </w:rPr>
+      </w:pPr>
+      <w:r>
+        <w:rPr>
+          <w:rFonts w:ascii="Times New Roman" w:hAnsi="Times New Roman" w:cs="Times New Roman"/>
+          <w:sz w:val="28"/>
+          <w:szCs w:val="28"/>
+          <w:lang w:val="en-US"/>
+        </w:rPr>
+        <w:drawing>
+          <wp:inline distT="0" distB="0" distL="0" distR="0" wp14:anchorId="391C300A" wp14:editId="096BC7AD">
+            <wp:extent cx="4572638" cy="4191585"/>
+            <wp:effectExtent l="0" t="0" r="0" b="0"/>
+            <wp:docPr id="1945747216" name="Рисунок 1"/>
+            <wp:cNvGraphicFramePr>
+              <a:graphicFrameLocks xmlns:a="http://schemas.openxmlformats.org/drawingml/2006/main" noChangeAspect="1"/>
+            </wp:cNvGraphicFramePr>
+            <a:graphic xmlns:a="http://schemas.openxmlformats.org/drawingml/2006/main">
+              <a:graphicData uri="http://schemas.openxmlformats.org/drawingml/2006/picture">
+                <pic:pic xmlns:pic="http://schemas.openxmlformats.org/drawingml/2006/picture">
+                  <pic:nvPicPr>
+                    <pic:cNvPr id="1945747216" name=""/>
+                    <pic:cNvPicPr/>
+                  </pic:nvPicPr>
+                  <pic:blipFill>
+                    <a:blip r:embed="rId19"/>
+                    <a:stretch>
+                      <a:fillRect/>
+                    </a:stretch>
+                  </pic:blipFill>
+                  <pic:spPr>
+                    <a:xfrm>
+                      <a:off x="0" y="0"/>
+                      <a:ext cx="4572638" cy="4191585"/>
+                    </a:xfrm>
+                    <a:prstGeom prst="rect">
+                      <a:avLst/>
+                    </a:prstGeom>
+                  </pic:spPr>
+                </pic:pic>
+              </a:graphicData>
+            </a:graphic>
+          </wp:inline>
+        </w:drawing>
+      </w:r>
+    </w:p>
+    <w:p>
+      <w:pPr>
+        <w:spacing w:after="0" w:line="360" w:lineRule="auto"/>
+        <w:jc w:val="both"/>
+        <w:rPr>
+          <w:rFonts w:ascii="Times New Roman" w:hAnsi="Times New Roman" w:cs="Times New Roman"/>
+          <w:sz w:val="28"/>
+          <w:szCs w:val="28"/>
+        </w:rPr>
+      </w:pPr>
+      <w:r>
+        <w:rPr>
+          <w:rFonts w:ascii="Times New Roman" w:hAnsi="Times New Roman" w:cs="Times New Roman"/>
+          <w:sz w:val="28"/>
+          <w:szCs w:val="28"/>
+        </w:rPr>
+        <w:t xml:space="preserve">Рисунок </w:t>
+      </w:r>
+      <w:r>
+        <w:rPr>
+          <w:rFonts w:ascii="Times New Roman" w:hAnsi="Times New Roman" w:cs="Times New Roman"/>
+          <w:sz w:val="28"/>
+          <w:szCs w:val="28"/>
+        </w:rPr>
+        <w:t>7</w:t>
+      </w:r>
+      <w:r>
+        <w:rPr>
+          <w:rFonts w:ascii="Times New Roman" w:hAnsi="Times New Roman" w:cs="Times New Roman"/>
+          <w:sz w:val="28"/>
+          <w:szCs w:val="28"/>
+        </w:rPr>
+        <w:t xml:space="preserve"> – форм</w:t>
+      </w:r>
+      <w:r>
+        <w:rPr>
+          <w:rFonts w:ascii="Times New Roman" w:hAnsi="Times New Roman" w:cs="Times New Roman"/>
+          <w:sz w:val="28"/>
+          <w:szCs w:val="28"/>
+        </w:rPr>
+        <w:t>а</w:t>
+      </w:r>
+      <w:r>
+        <w:rPr>
+          <w:rFonts w:ascii="Times New Roman" w:hAnsi="Times New Roman" w:cs="Times New Roman"/>
+          <w:sz w:val="28"/>
+          <w:szCs w:val="28"/>
+        </w:rPr>
+        <w:t xml:space="preserve"> </w:t>
+      </w:r>
+      <w:r>
+        <w:rPr>
+          <w:rFonts w:ascii="Times New Roman" w:hAnsi="Times New Roman" w:cs="Times New Roman"/>
+          <w:sz w:val="28"/>
+          <w:szCs w:val="28"/>
+        </w:rPr>
+        <w:t xml:space="preserve">добавления/изменения </w:t>
+      </w:r>
+      <w:r>
+        <w:rPr>
+          <w:rFonts w:ascii="Times New Roman" w:hAnsi="Times New Roman" w:cs="Times New Roman"/>
+          <w:sz w:val="28"/>
+          <w:szCs w:val="28"/>
+        </w:rPr>
+        <w:t>документов</w:t>
+      </w:r>
+    </w:p>
+    <w:p>
+      <w:pPr>
+        <w:spacing w:after="0" w:line="360" w:lineRule="auto"/>
+        <w:ind w:firstLine="708"/>
+        <w:jc w:val="both"/>
+        <w:rPr>
+          <w:rFonts w:ascii="Times New Roman" w:hAnsi="Times New Roman" w:cs="Times New Roman"/>
+          <w:sz w:val="28"/>
+          <w:szCs w:val="28"/>
+        </w:rPr>
+      </w:pPr>
+    </w:p>
+    <w:p>
+      <w:pPr>
+        <w:pStyle w:val="a7"/>
+        <w:widowControl w:val="0"/>
+        <w:numPr>
+          <w:ilvl w:val="0"/>
+          <w:numId w:val="15"/>
+        </w:numPr>
+        <w:autoSpaceDE w:val="0"/>
+        <w:autoSpaceDN w:val="0"/>
+        <w:adjustRightInd w:val="0"/>
+        <w:spacing w:after="0" w:line="360" w:lineRule="auto"/>
+        <w:ind w:left="0" w:firstLine="709"/>
+        <w:rPr>
+          <w:rFonts w:ascii="Times New Roman" w:hAnsi="Times New Roman" w:cs="Times New Roman"/>
+          <w:kern w:val="0"/>
+          <w:sz w:val="28"/>
+          <w:szCs w:val="28"/>
+        </w:rPr>
+      </w:pPr>
+      <w:r>
+        <w:rPr>
+          <w:rFonts w:ascii="Times New Roman" w:hAnsi="Times New Roman" w:cs="Times New Roman"/>
+          <w:kern w:val="0"/>
+          <w:sz w:val="28"/>
+          <w:szCs w:val="28"/>
+        </w:rPr>
+        <w:t>Поле для ввода темы документа (большое текстовое поле, многострочное).</w:t>
+      </w:r>
+    </w:p>
+    <w:p>
+      <w:pPr>
+        <w:pStyle w:val="a7"/>
+        <w:widowControl w:val="0"/>
+        <w:numPr>
+          <w:ilvl w:val="0"/>
+          <w:numId w:val="15"/>
+        </w:numPr>
+        <w:autoSpaceDE w:val="0"/>
+        <w:autoSpaceDN w:val="0"/>
+        <w:adjustRightInd w:val="0"/>
+        <w:spacing w:after="0" w:line="360" w:lineRule="auto"/>
+        <w:ind w:left="0" w:firstLine="709"/>
+        <w:rPr>
+          <w:rFonts w:ascii="Times New Roman" w:hAnsi="Times New Roman" w:cs="Times New Roman"/>
+          <w:kern w:val="0"/>
+          <w:sz w:val="28"/>
+          <w:szCs w:val="28"/>
+        </w:rPr>
+      </w:pPr>
+      <w:r>
+        <w:rPr>
+          <w:rFonts w:ascii="Times New Roman" w:hAnsi="Times New Roman" w:cs="Times New Roman"/>
+          <w:kern w:val="0"/>
+          <w:sz w:val="28"/>
+          <w:szCs w:val="28"/>
+        </w:rPr>
+        <w:t>Календарь для выбора года создания документа.</w:t>
+      </w:r>
+    </w:p>
+    <w:p>
+      <w:pPr>
+        <w:pStyle w:val="a7"/>
+        <w:widowControl w:val="0"/>
+        <w:numPr>
+          <w:ilvl w:val="0"/>
+          <w:numId w:val="15"/>
+        </w:numPr>
+        <w:autoSpaceDE w:val="0"/>
+        <w:autoSpaceDN w:val="0"/>
+        <w:adjustRightInd w:val="0"/>
+        <w:spacing w:after="0" w:line="360" w:lineRule="auto"/>
+        <w:ind w:left="0" w:firstLine="709"/>
+        <w:rPr>
+          <w:rFonts w:ascii="Times New Roman" w:hAnsi="Times New Roman" w:cs="Times New Roman"/>
+          <w:kern w:val="0"/>
+          <w:sz w:val="28"/>
+          <w:szCs w:val="28"/>
+        </w:rPr>
+      </w:pPr>
+      <w:r>
+        <w:rPr>
+          <w:rFonts w:ascii="Times New Roman" w:hAnsi="Times New Roman" w:cs="Times New Roman"/>
+          <w:kern w:val="0"/>
+          <w:sz w:val="28"/>
+          <w:szCs w:val="28"/>
+        </w:rPr>
+        <w:t>Три выпадающих списка: тип документа, ФИО студента, коробка хранения.</w:t>
+      </w:r>
+    </w:p>
+    <w:p>
+      <w:pPr>
+        <w:pStyle w:val="a7"/>
+        <w:widowControl w:val="0"/>
+        <w:numPr>
+          <w:ilvl w:val="0"/>
+          <w:numId w:val="15"/>
+        </w:numPr>
+        <w:autoSpaceDE w:val="0"/>
+        <w:autoSpaceDN w:val="0"/>
+        <w:adjustRightInd w:val="0"/>
+        <w:spacing w:after="0" w:line="360" w:lineRule="auto"/>
+        <w:ind w:left="0" w:firstLine="709"/>
+        <w:rPr>
+          <w:rFonts w:ascii="Times New Roman" w:hAnsi="Times New Roman" w:cs="Times New Roman"/>
+          <w:kern w:val="0"/>
+          <w:sz w:val="28"/>
+          <w:szCs w:val="28"/>
+        </w:rPr>
+      </w:pPr>
+      <w:r>
+        <w:rPr>
+          <w:rFonts w:ascii="Times New Roman" w:hAnsi="Times New Roman" w:cs="Times New Roman"/>
+          <w:kern w:val="0"/>
+          <w:sz w:val="28"/>
+          <w:szCs w:val="28"/>
+        </w:rPr>
+        <w:t xml:space="preserve">Поле (или </w:t>
+      </w:r>
+      <w:proofErr w:type="spellStart"/>
+      <w:r>
+        <w:rPr>
+          <w:rFonts w:ascii="Times New Roman" w:hAnsi="Times New Roman" w:cs="Times New Roman"/>
+          <w:kern w:val="0"/>
+          <w:sz w:val="28"/>
+          <w:szCs w:val="28"/>
+        </w:rPr>
+        <w:t>комбобокс</w:t>
+      </w:r>
+      <w:proofErr w:type="spellEnd"/>
+      <w:r>
+        <w:rPr>
+          <w:rFonts w:ascii="Times New Roman" w:hAnsi="Times New Roman" w:cs="Times New Roman"/>
+          <w:kern w:val="0"/>
+          <w:sz w:val="28"/>
+          <w:szCs w:val="28"/>
+        </w:rPr>
+        <w:t>) для ФИО руководителя.</w:t>
+      </w:r>
+    </w:p>
+    <w:p>
+      <w:pPr>
+        <w:pStyle w:val="a7"/>
+        <w:widowControl w:val="0"/>
+        <w:numPr>
+          <w:ilvl w:val="0"/>
+          <w:numId w:val="15"/>
+        </w:numPr>
+        <w:autoSpaceDE w:val="0"/>
+        <w:autoSpaceDN w:val="0"/>
+        <w:adjustRightInd w:val="0"/>
+        <w:spacing w:after="0" w:line="360" w:lineRule="auto"/>
+        <w:ind w:left="0" w:firstLine="709"/>
+        <w:rPr>
+          <w:rFonts w:ascii="Times New Roman" w:hAnsi="Times New Roman" w:cs="Times New Roman"/>
+          <w:kern w:val="0"/>
+          <w:sz w:val="28"/>
+          <w:szCs w:val="28"/>
+        </w:rPr>
+      </w:pPr>
+      <w:r>
+        <w:rPr>
+          <w:rFonts w:ascii="Times New Roman" w:hAnsi="Times New Roman" w:cs="Times New Roman"/>
+          <w:kern w:val="0"/>
+          <w:sz w:val="28"/>
+          <w:szCs w:val="28"/>
+        </w:rPr>
+        <w:t>Чекбокс с надписью «Удаленный документ?».</w:t>
+      </w:r>
+    </w:p>
+    <w:p>
+      <w:pPr>
+        <w:pStyle w:val="a7"/>
+        <w:widowControl w:val="0"/>
+        <w:numPr>
+          <w:ilvl w:val="0"/>
+          <w:numId w:val="15"/>
+        </w:numPr>
+        <w:autoSpaceDE w:val="0"/>
+        <w:autoSpaceDN w:val="0"/>
+        <w:adjustRightInd w:val="0"/>
+        <w:spacing w:after="0" w:line="360" w:lineRule="auto"/>
+        <w:ind w:left="0" w:firstLine="709"/>
+        <w:rPr>
+          <w:rFonts w:ascii="Times New Roman" w:hAnsi="Times New Roman" w:cs="Times New Roman"/>
+          <w:kern w:val="0"/>
+          <w:sz w:val="28"/>
+          <w:szCs w:val="28"/>
+        </w:rPr>
+      </w:pPr>
+      <w:r>
+        <w:rPr>
+          <w:rFonts w:ascii="Times New Roman" w:hAnsi="Times New Roman" w:cs="Times New Roman"/>
+          <w:kern w:val="0"/>
+          <w:sz w:val="28"/>
+          <w:szCs w:val="28"/>
+        </w:rPr>
+        <w:lastRenderedPageBreak/>
+        <w:t>Кнопки «Принять» и «Отмена».</w:t>
+      </w:r>
+    </w:p>
+    <w:p>
+      <w:pPr>
+        <w:spacing w:after="0" w:line="360" w:lineRule="auto"/>
+        <w:ind w:firstLine="708"/>
+        <w:jc w:val="both"/>
+        <w:rPr>
+          <w:rFonts w:ascii="Times New Roman" w:hAnsi="Times New Roman" w:cs="Times New Roman"/>
+          <w:sz w:val="28"/>
+          <w:szCs w:val="28"/>
+        </w:rPr>
+      </w:pPr>
+      <w:r>
+        <w:rPr>
+          <w:rFonts w:ascii="Times New Roman" w:hAnsi="Times New Roman" w:cs="Times New Roman"/>
+          <w:sz w:val="28"/>
+          <w:szCs w:val="28"/>
+        </w:rPr>
+        <w:t>Для чего предназначена:</w:t>
+      </w:r>
+      <w:r>
+        <w:rPr>
+          <w:rFonts w:ascii="Times New Roman" w:hAnsi="Times New Roman" w:cs="Times New Roman"/>
+          <w:sz w:val="28"/>
+          <w:szCs w:val="28"/>
+        </w:rPr>
+        <w:t xml:space="preserve"> </w:t>
+      </w:r>
+      <w:r>
+        <w:rPr>
+          <w:rFonts w:ascii="Times New Roman" w:hAnsi="Times New Roman" w:cs="Times New Roman"/>
+          <w:sz w:val="28"/>
+          <w:szCs w:val="28"/>
+        </w:rPr>
+        <w:t xml:space="preserve">Создание или редактирование записи о документе (курсовая, диплом, реферат и </w:t>
+      </w:r>
+      <w:proofErr w:type="gramStart"/>
+      <w:r>
+        <w:rPr>
+          <w:rFonts w:ascii="Times New Roman" w:hAnsi="Times New Roman" w:cs="Times New Roman"/>
+          <w:sz w:val="28"/>
+          <w:szCs w:val="28"/>
+        </w:rPr>
+        <w:t>т.д.</w:t>
+      </w:r>
+      <w:proofErr w:type="gramEnd"/>
+      <w:r>
+        <w:rPr>
+          <w:rFonts w:ascii="Times New Roman" w:hAnsi="Times New Roman" w:cs="Times New Roman"/>
+          <w:sz w:val="28"/>
+          <w:szCs w:val="28"/>
+        </w:rPr>
+        <w:t>). Пользователь указывает тему, год, тип, привязывает к студенту и месту хранения (коробке), а также может пометить документ как удалённый, чтобы переместить его в соответствующую таблицу.</w:t>
+      </w:r>
+    </w:p>
+    <w:p>
+      <w:pPr>
+        <w:spacing w:after="0" w:line="360" w:lineRule="auto"/>
+        <w:ind w:firstLine="708"/>
+        <w:jc w:val="both"/>
+        <w:rPr>
+          <w:rFonts w:ascii="Times New Roman" w:hAnsi="Times New Roman" w:cs="Times New Roman"/>
+          <w:sz w:val="28"/>
+          <w:szCs w:val="28"/>
+        </w:rPr>
+      </w:pPr>
+      <w:r>
+        <w:rPr>
+          <w:rFonts w:ascii="Times New Roman" w:hAnsi="Times New Roman" w:cs="Times New Roman"/>
+          <w:sz w:val="28"/>
+          <w:szCs w:val="28"/>
+        </w:rPr>
+        <w:t>5. Форма работы с типами документов</w:t>
+      </w:r>
+    </w:p>
+    <w:p>
+      <w:pPr>
+        <w:spacing w:after="0" w:line="360" w:lineRule="auto"/>
+        <w:ind w:firstLine="708"/>
+        <w:jc w:val="both"/>
+        <w:rPr>
+          <w:rFonts w:ascii="Times New Roman" w:hAnsi="Times New Roman" w:cs="Times New Roman"/>
+          <w:sz w:val="28"/>
+          <w:szCs w:val="28"/>
+        </w:rPr>
+      </w:pPr>
+    </w:p>
+    <w:p>
+      <w:pPr>
+        <w:spacing w:after="0" w:line="360" w:lineRule="auto"/>
+        <w:jc w:val="center"/>
+        <w:rPr>
+          <w:rFonts w:ascii="Times New Roman" w:hAnsi="Times New Roman" w:cs="Times New Roman"/>
+          <w:sz w:val="28"/>
+          <w:szCs w:val="28"/>
+        </w:rPr>
+      </w:pPr>
+      <w:r>
+        <w:rPr>
+          <w:rFonts w:ascii="Times New Roman" w:hAnsi="Times New Roman" w:cs="Times New Roman"/>
+          <w:sz w:val="28"/>
+          <w:szCs w:val="28"/>
+        </w:rPr>
+        <w:drawing>
+          <wp:inline distT="0" distB="0" distL="0" distR="0" wp14:anchorId="4809D6DD" wp14:editId="3C84AD22">
+            <wp:extent cx="3810532" cy="2172003"/>
+            <wp:effectExtent l="0" t="0" r="0" b="0"/>
+            <wp:docPr id="1152230668" name="Рисунок 1"/>
+            <wp:cNvGraphicFramePr>
+              <a:graphicFrameLocks xmlns:a="http://schemas.openxmlformats.org/drawingml/2006/main" noChangeAspect="1"/>
+            </wp:cNvGraphicFramePr>
+            <a:graphic xmlns:a="http://schemas.openxmlformats.org/drawingml/2006/main">
+              <a:graphicData uri="http://schemas.openxmlformats.org/drawingml/2006/picture">
+                <pic:pic xmlns:pic="http://schemas.openxmlformats.org/drawingml/2006/picture">
+                  <pic:nvPicPr>
+                    <pic:cNvPr id="1152230668" name=""/>
+                    <pic:cNvPicPr/>
+                  </pic:nvPicPr>
+                  <pic:blipFill>
+                    <a:blip r:embed="rId20"/>
+                    <a:stretch>
+                      <a:fillRect/>
+                    </a:stretch>
+                  </pic:blipFill>
+                  <pic:spPr>
+                    <a:xfrm>
+                      <a:off x="0" y="0"/>
+                      <a:ext cx="3810532" cy="2172003"/>
+                    </a:xfrm>
+                    <a:prstGeom prst="rect">
+                      <a:avLst/>
+                    </a:prstGeom>
+                  </pic:spPr>
+                </pic:pic>
+              </a:graphicData>
+            </a:graphic>
+          </wp:inline>
+        </w:drawing>
+      </w:r>
+    </w:p>
+    <w:p>
+      <w:pPr>
+        <w:spacing w:after="0" w:line="360" w:lineRule="auto"/>
+        <w:jc w:val="both"/>
+        <w:rPr>
+          <w:rFonts w:ascii="Times New Roman" w:hAnsi="Times New Roman" w:cs="Times New Roman"/>
+          <w:sz w:val="28"/>
+          <w:szCs w:val="28"/>
+        </w:rPr>
+      </w:pPr>
+      <w:r>
+        <w:rPr>
+          <w:rFonts w:ascii="Times New Roman" w:hAnsi="Times New Roman" w:cs="Times New Roman"/>
+          <w:sz w:val="28"/>
+          <w:szCs w:val="28"/>
+        </w:rPr>
+        <w:t xml:space="preserve">Рисунок </w:t>
+      </w:r>
+      <w:r>
+        <w:rPr>
+          <w:rFonts w:ascii="Times New Roman" w:hAnsi="Times New Roman" w:cs="Times New Roman"/>
+          <w:sz w:val="28"/>
+          <w:szCs w:val="28"/>
+        </w:rPr>
+        <w:t>7</w:t>
+      </w:r>
+      <w:r>
+        <w:rPr>
+          <w:rFonts w:ascii="Times New Roman" w:hAnsi="Times New Roman" w:cs="Times New Roman"/>
+          <w:sz w:val="28"/>
+          <w:szCs w:val="28"/>
+        </w:rPr>
+        <w:t xml:space="preserve"> – форм</w:t>
+      </w:r>
+      <w:r>
+        <w:rPr>
+          <w:rFonts w:ascii="Times New Roman" w:hAnsi="Times New Roman" w:cs="Times New Roman"/>
+          <w:sz w:val="28"/>
+          <w:szCs w:val="28"/>
+        </w:rPr>
+        <w:t>а</w:t>
+      </w:r>
+      <w:r>
+        <w:rPr>
+          <w:rFonts w:ascii="Times New Roman" w:hAnsi="Times New Roman" w:cs="Times New Roman"/>
+          <w:sz w:val="28"/>
+          <w:szCs w:val="28"/>
+        </w:rPr>
+        <w:t xml:space="preserve"> </w:t>
+      </w:r>
+      <w:r>
+        <w:rPr>
+          <w:rFonts w:ascii="Times New Roman" w:hAnsi="Times New Roman" w:cs="Times New Roman"/>
+          <w:sz w:val="28"/>
+          <w:szCs w:val="28"/>
+        </w:rPr>
+        <w:t xml:space="preserve">добавления/изменения </w:t>
+      </w:r>
+      <w:r>
+        <w:rPr>
+          <w:rFonts w:ascii="Times New Roman" w:hAnsi="Times New Roman" w:cs="Times New Roman"/>
+          <w:sz w:val="28"/>
+          <w:szCs w:val="28"/>
+        </w:rPr>
+        <w:t xml:space="preserve">типа </w:t>
+      </w:r>
+      <w:r>
+        <w:rPr>
+          <w:rFonts w:ascii="Times New Roman" w:hAnsi="Times New Roman" w:cs="Times New Roman"/>
+          <w:sz w:val="28"/>
+          <w:szCs w:val="28"/>
+        </w:rPr>
+        <w:t>документов</w:t>
+      </w:r>
+    </w:p>
+    <w:p>
+      <w:pPr>
+        <w:spacing w:after="0" w:line="360" w:lineRule="auto"/>
+        <w:ind w:firstLine="708"/>
+        <w:jc w:val="both"/>
+        <w:rPr>
+          <w:rFonts w:ascii="Times New Roman" w:hAnsi="Times New Roman" w:cs="Times New Roman"/>
+          <w:sz w:val="28"/>
+          <w:szCs w:val="28"/>
+        </w:rPr>
+      </w:pPr>
+    </w:p>
+    <w:p>
+      <w:pPr>
+        <w:pStyle w:val="a7"/>
+        <w:widowControl w:val="0"/>
+        <w:numPr>
+          <w:ilvl w:val="0"/>
+          <w:numId w:val="15"/>
+        </w:numPr>
+        <w:autoSpaceDE w:val="0"/>
+        <w:autoSpaceDN w:val="0"/>
+        <w:adjustRightInd w:val="0"/>
+        <w:spacing w:after="0" w:line="360" w:lineRule="auto"/>
+        <w:ind w:left="0" w:firstLine="709"/>
+        <w:rPr>
+          <w:rFonts w:ascii="Times New Roman" w:hAnsi="Times New Roman" w:cs="Times New Roman"/>
+          <w:kern w:val="0"/>
+          <w:sz w:val="28"/>
+          <w:szCs w:val="28"/>
+        </w:rPr>
+      </w:pPr>
+      <w:r>
+        <w:rPr>
+          <w:rFonts w:ascii="Times New Roman" w:hAnsi="Times New Roman" w:cs="Times New Roman"/>
+          <w:kern w:val="0"/>
+          <w:sz w:val="28"/>
+          <w:szCs w:val="28"/>
+        </w:rPr>
+        <w:t>Центральное многострочное текстовое поле для ввода названия типа (например, «Экзамен», «Зачёт», «Лекция», «Дипломная работа»).</w:t>
+      </w:r>
+    </w:p>
+    <w:p>
+      <w:pPr>
+        <w:pStyle w:val="a7"/>
+        <w:widowControl w:val="0"/>
+        <w:numPr>
+          <w:ilvl w:val="0"/>
+          <w:numId w:val="15"/>
+        </w:numPr>
+        <w:autoSpaceDE w:val="0"/>
+        <w:autoSpaceDN w:val="0"/>
+        <w:adjustRightInd w:val="0"/>
+        <w:spacing w:after="0" w:line="360" w:lineRule="auto"/>
+        <w:ind w:left="0" w:firstLine="709"/>
+        <w:rPr>
+          <w:rFonts w:ascii="Times New Roman" w:hAnsi="Times New Roman" w:cs="Times New Roman"/>
+          <w:kern w:val="0"/>
+          <w:sz w:val="28"/>
+          <w:szCs w:val="28"/>
+        </w:rPr>
+      </w:pPr>
+      <w:r>
+        <w:rPr>
+          <w:rFonts w:ascii="Times New Roman" w:hAnsi="Times New Roman" w:cs="Times New Roman"/>
+          <w:kern w:val="0"/>
+          <w:sz w:val="28"/>
+          <w:szCs w:val="28"/>
+        </w:rPr>
+        <w:t>Подпись над полем: «Название типа:».</w:t>
+      </w:r>
+    </w:p>
+    <w:p>
+      <w:pPr>
+        <w:pStyle w:val="a7"/>
+        <w:widowControl w:val="0"/>
+        <w:numPr>
+          <w:ilvl w:val="0"/>
+          <w:numId w:val="15"/>
+        </w:numPr>
+        <w:autoSpaceDE w:val="0"/>
+        <w:autoSpaceDN w:val="0"/>
+        <w:adjustRightInd w:val="0"/>
+        <w:spacing w:after="0" w:line="360" w:lineRule="auto"/>
+        <w:ind w:left="0" w:firstLine="709"/>
+        <w:rPr>
+          <w:rFonts w:ascii="Times New Roman" w:hAnsi="Times New Roman" w:cs="Times New Roman"/>
+          <w:kern w:val="0"/>
+          <w:sz w:val="28"/>
+          <w:szCs w:val="28"/>
+        </w:rPr>
+      </w:pPr>
+      <w:r>
+        <w:rPr>
+          <w:rFonts w:ascii="Times New Roman" w:hAnsi="Times New Roman" w:cs="Times New Roman"/>
+          <w:kern w:val="0"/>
+          <w:sz w:val="28"/>
+          <w:szCs w:val="28"/>
+        </w:rPr>
+        <w:t>Кнопки «Принять» и «Отмена».</w:t>
+      </w:r>
+    </w:p>
+    <w:p>
+      <w:pPr>
+        <w:spacing w:after="0" w:line="360" w:lineRule="auto"/>
+        <w:ind w:firstLine="708"/>
+        <w:jc w:val="both"/>
+        <w:rPr>
+          <w:rFonts w:ascii="Times New Roman" w:hAnsi="Times New Roman" w:cs="Times New Roman"/>
+          <w:sz w:val="28"/>
+          <w:szCs w:val="28"/>
+        </w:rPr>
+      </w:pPr>
+      <w:r>
+        <w:rPr>
+          <w:rFonts w:ascii="Times New Roman" w:hAnsi="Times New Roman" w:cs="Times New Roman"/>
+          <w:sz w:val="28"/>
+          <w:szCs w:val="28"/>
+        </w:rPr>
+        <w:t>Для чего предназначена:</w:t>
+      </w:r>
+      <w:r>
+        <w:rPr>
+          <w:rFonts w:ascii="Times New Roman" w:hAnsi="Times New Roman" w:cs="Times New Roman"/>
+          <w:sz w:val="28"/>
+          <w:szCs w:val="28"/>
+        </w:rPr>
+        <w:t xml:space="preserve"> </w:t>
+      </w:r>
+      <w:r>
+        <w:rPr>
+          <w:rFonts w:ascii="Times New Roman" w:hAnsi="Times New Roman" w:cs="Times New Roman"/>
+          <w:sz w:val="28"/>
+          <w:szCs w:val="28"/>
+        </w:rPr>
+        <w:t>Управление справочником типов документов. Пользователь может добавить новый тип или переименовать существующий.</w:t>
+      </w:r>
+    </w:p>
+    <w:p>
+      <w:pPr>
+        <w:spacing w:after="0" w:line="360" w:lineRule="auto"/>
+        <w:ind w:firstLine="708"/>
+        <w:jc w:val="both"/>
+        <w:rPr>
+          <w:rFonts w:ascii="Times New Roman" w:hAnsi="Times New Roman" w:cs="Times New Roman"/>
+          <w:sz w:val="28"/>
+          <w:szCs w:val="28"/>
+        </w:rPr>
+      </w:pPr>
+      <w:r>
+        <w:rPr>
+          <w:rFonts w:ascii="Times New Roman" w:hAnsi="Times New Roman" w:cs="Times New Roman"/>
+          <w:sz w:val="28"/>
+          <w:szCs w:val="28"/>
+        </w:rPr>
+        <w:t>6. Форма работы со студентами и персональными данными</w:t>
+      </w:r>
+    </w:p>
+    <w:p>
+      <w:pPr>
+        <w:spacing w:after="0" w:line="360" w:lineRule="auto"/>
+        <w:ind w:firstLine="708"/>
+        <w:jc w:val="both"/>
+        <w:rPr>
+          <w:rFonts w:ascii="Times New Roman" w:hAnsi="Times New Roman" w:cs="Times New Roman"/>
+          <w:sz w:val="28"/>
+          <w:szCs w:val="28"/>
+        </w:rPr>
+      </w:pPr>
+    </w:p>
+    <w:p>
+      <w:pPr>
+        <w:spacing w:after="0" w:line="360" w:lineRule="auto"/>
+        <w:jc w:val="center"/>
+        <w:rPr>
+          <w:rFonts w:ascii="Times New Roman" w:hAnsi="Times New Roman" w:cs="Times New Roman"/>
+          <w:sz w:val="28"/>
+          <w:szCs w:val="28"/>
+        </w:rPr>
+      </w:pPr>
+      <w:r>
+        <w:rPr>
+          <w:rFonts w:ascii="Times New Roman" w:hAnsi="Times New Roman" w:cs="Times New Roman"/>
+          <w:sz w:val="28"/>
+          <w:szCs w:val="28"/>
+        </w:rPr>
+        <w:lastRenderedPageBreak/>
+        <w:drawing>
+          <wp:inline distT="0" distB="0" distL="0" distR="0" wp14:anchorId="604316C4" wp14:editId="08CD4655">
+            <wp:extent cx="3810532" cy="2172003"/>
+            <wp:effectExtent l="0" t="0" r="0" b="0"/>
+            <wp:docPr id="1960771512" name="Рисунок 1"/>
+            <wp:cNvGraphicFramePr>
+              <a:graphicFrameLocks xmlns:a="http://schemas.openxmlformats.org/drawingml/2006/main" noChangeAspect="1"/>
+            </wp:cNvGraphicFramePr>
+            <a:graphic xmlns:a="http://schemas.openxmlformats.org/drawingml/2006/main">
+              <a:graphicData uri="http://schemas.openxmlformats.org/drawingml/2006/picture">
+                <pic:pic xmlns:pic="http://schemas.openxmlformats.org/drawingml/2006/picture">
+                  <pic:nvPicPr>
+                    <pic:cNvPr id="1152230668" name=""/>
+                    <pic:cNvPicPr/>
+                  </pic:nvPicPr>
+                  <pic:blipFill>
+                    <a:blip r:embed="rId20"/>
+                    <a:stretch>
+                      <a:fillRect/>
+                    </a:stretch>
+                  </pic:blipFill>
+                  <pic:spPr>
+                    <a:xfrm>
+                      <a:off x="0" y="0"/>
+                      <a:ext cx="3810532" cy="2172003"/>
+                    </a:xfrm>
+                    <a:prstGeom prst="rect">
+                      <a:avLst/>
+                    </a:prstGeom>
+                  </pic:spPr>
+                </pic:pic>
+              </a:graphicData>
+            </a:graphic>
+          </wp:inline>
+        </w:drawing>
+      </w:r>
+    </w:p>
+    <w:p>
+      <w:pPr>
+        <w:spacing w:after="0" w:line="360" w:lineRule="auto"/>
+        <w:jc w:val="both"/>
+        <w:rPr>
+          <w:rFonts w:ascii="Times New Roman" w:hAnsi="Times New Roman" w:cs="Times New Roman"/>
+          <w:sz w:val="28"/>
+          <w:szCs w:val="28"/>
+        </w:rPr>
+      </w:pPr>
+      <w:r>
+        <w:rPr>
+          <w:rFonts w:ascii="Times New Roman" w:hAnsi="Times New Roman" w:cs="Times New Roman"/>
+          <w:sz w:val="28"/>
+          <w:szCs w:val="28"/>
+        </w:rPr>
+        <w:t xml:space="preserve">Рисунок </w:t>
+      </w:r>
+      <w:r>
+        <w:rPr>
+          <w:rFonts w:ascii="Times New Roman" w:hAnsi="Times New Roman" w:cs="Times New Roman"/>
+          <w:sz w:val="28"/>
+          <w:szCs w:val="28"/>
+        </w:rPr>
+        <w:t>8</w:t>
+      </w:r>
+      <w:r>
+        <w:rPr>
+          <w:rFonts w:ascii="Times New Roman" w:hAnsi="Times New Roman" w:cs="Times New Roman"/>
+          <w:sz w:val="28"/>
+          <w:szCs w:val="28"/>
+        </w:rPr>
+        <w:t xml:space="preserve"> – форм</w:t>
+      </w:r>
+      <w:r>
+        <w:rPr>
+          <w:rFonts w:ascii="Times New Roman" w:hAnsi="Times New Roman" w:cs="Times New Roman"/>
+          <w:sz w:val="28"/>
+          <w:szCs w:val="28"/>
+        </w:rPr>
+        <w:t>а</w:t>
+      </w:r>
+      <w:r>
+        <w:rPr>
+          <w:rFonts w:ascii="Times New Roman" w:hAnsi="Times New Roman" w:cs="Times New Roman"/>
+          <w:sz w:val="28"/>
+          <w:szCs w:val="28"/>
+        </w:rPr>
+        <w:t xml:space="preserve"> </w:t>
+      </w:r>
+      <w:r>
+        <w:rPr>
+          <w:rFonts w:ascii="Times New Roman" w:hAnsi="Times New Roman" w:cs="Times New Roman"/>
+          <w:sz w:val="28"/>
+          <w:szCs w:val="28"/>
+        </w:rPr>
+        <w:t xml:space="preserve">добавления/изменения </w:t>
+      </w:r>
+      <w:r>
+        <w:rPr>
+          <w:rFonts w:ascii="Times New Roman" w:hAnsi="Times New Roman" w:cs="Times New Roman"/>
+          <w:sz w:val="28"/>
+          <w:szCs w:val="28"/>
+        </w:rPr>
+        <w:t>студента и персональны</w:t>
+      </w:r>
+      <w:r>
+        <w:rPr>
+          <w:rFonts w:ascii="Times New Roman" w:hAnsi="Times New Roman" w:cs="Times New Roman"/>
+          <w:sz w:val="28"/>
+          <w:szCs w:val="28"/>
+        </w:rPr>
+        <w:t>е</w:t>
+      </w:r>
+      <w:r>
+        <w:rPr>
+          <w:rFonts w:ascii="Times New Roman" w:hAnsi="Times New Roman" w:cs="Times New Roman"/>
+          <w:sz w:val="28"/>
+          <w:szCs w:val="28"/>
+        </w:rPr>
+        <w:t xml:space="preserve"> данны</w:t>
+      </w:r>
+      <w:r>
+        <w:rPr>
+          <w:rFonts w:ascii="Times New Roman" w:hAnsi="Times New Roman" w:cs="Times New Roman"/>
+          <w:sz w:val="28"/>
+          <w:szCs w:val="28"/>
+        </w:rPr>
+        <w:t>е его</w:t>
+      </w:r>
+    </w:p>
+    <w:p>
+      <w:pPr>
+        <w:spacing w:after="0" w:line="360" w:lineRule="auto"/>
+        <w:ind w:firstLine="708"/>
+        <w:jc w:val="both"/>
+        <w:rPr>
+          <w:rFonts w:ascii="Times New Roman" w:hAnsi="Times New Roman" w:cs="Times New Roman"/>
+          <w:sz w:val="28"/>
+          <w:szCs w:val="28"/>
+        </w:rPr>
+      </w:pPr>
+    </w:p>
+    <w:p>
+      <w:pPr>
+        <w:pStyle w:val="a7"/>
+        <w:widowControl w:val="0"/>
+        <w:numPr>
+          <w:ilvl w:val="0"/>
+          <w:numId w:val="15"/>
+        </w:numPr>
+        <w:autoSpaceDE w:val="0"/>
+        <w:autoSpaceDN w:val="0"/>
+        <w:adjustRightInd w:val="0"/>
+        <w:spacing w:after="0" w:line="360" w:lineRule="auto"/>
+        <w:ind w:left="0" w:firstLine="709"/>
+        <w:rPr>
+          <w:rFonts w:ascii="Times New Roman" w:hAnsi="Times New Roman" w:cs="Times New Roman"/>
+          <w:kern w:val="0"/>
+          <w:sz w:val="28"/>
+          <w:szCs w:val="28"/>
+        </w:rPr>
+      </w:pPr>
+      <w:r>
+        <w:rPr>
+          <w:rFonts w:ascii="Times New Roman" w:hAnsi="Times New Roman" w:cs="Times New Roman"/>
+          <w:kern w:val="0"/>
+          <w:sz w:val="28"/>
+          <w:szCs w:val="28"/>
+        </w:rPr>
+        <w:t>Текстовое поле для ввода ФИО студента (обязательное).</w:t>
+      </w:r>
+    </w:p>
+    <w:p>
+      <w:pPr>
+        <w:pStyle w:val="a7"/>
+        <w:widowControl w:val="0"/>
+        <w:numPr>
+          <w:ilvl w:val="0"/>
+          <w:numId w:val="15"/>
+        </w:numPr>
+        <w:autoSpaceDE w:val="0"/>
+        <w:autoSpaceDN w:val="0"/>
+        <w:adjustRightInd w:val="0"/>
+        <w:spacing w:after="0" w:line="360" w:lineRule="auto"/>
+        <w:ind w:left="0" w:firstLine="709"/>
+        <w:rPr>
+          <w:rFonts w:ascii="Times New Roman" w:hAnsi="Times New Roman" w:cs="Times New Roman"/>
+          <w:kern w:val="0"/>
+          <w:sz w:val="28"/>
+          <w:szCs w:val="28"/>
+        </w:rPr>
+      </w:pPr>
+      <w:r>
+        <w:rPr>
+          <w:rFonts w:ascii="Times New Roman" w:hAnsi="Times New Roman" w:cs="Times New Roman"/>
+          <w:kern w:val="0"/>
+          <w:sz w:val="28"/>
+          <w:szCs w:val="28"/>
+        </w:rPr>
+        <w:t>Выпадающий список для выбора группы.</w:t>
+      </w:r>
+    </w:p>
+    <w:p>
+      <w:pPr>
+        <w:pStyle w:val="a7"/>
+        <w:widowControl w:val="0"/>
+        <w:numPr>
+          <w:ilvl w:val="0"/>
+          <w:numId w:val="15"/>
+        </w:numPr>
+        <w:autoSpaceDE w:val="0"/>
+        <w:autoSpaceDN w:val="0"/>
+        <w:adjustRightInd w:val="0"/>
+        <w:spacing w:after="0" w:line="360" w:lineRule="auto"/>
+        <w:ind w:left="0" w:firstLine="709"/>
+        <w:rPr>
+          <w:rFonts w:ascii="Times New Roman" w:hAnsi="Times New Roman" w:cs="Times New Roman"/>
+          <w:kern w:val="0"/>
+          <w:sz w:val="28"/>
+          <w:szCs w:val="28"/>
+        </w:rPr>
+      </w:pPr>
+      <w:r>
+        <w:rPr>
+          <w:rFonts w:ascii="Times New Roman" w:hAnsi="Times New Roman" w:cs="Times New Roman"/>
+          <w:kern w:val="0"/>
+          <w:sz w:val="28"/>
+          <w:szCs w:val="28"/>
+        </w:rPr>
+        <w:t>Календарь для года поступления (обязательный).</w:t>
+      </w:r>
+    </w:p>
+    <w:p>
+      <w:pPr>
+        <w:pStyle w:val="a7"/>
+        <w:widowControl w:val="0"/>
+        <w:numPr>
+          <w:ilvl w:val="0"/>
+          <w:numId w:val="15"/>
+        </w:numPr>
+        <w:autoSpaceDE w:val="0"/>
+        <w:autoSpaceDN w:val="0"/>
+        <w:adjustRightInd w:val="0"/>
+        <w:spacing w:after="0" w:line="360" w:lineRule="auto"/>
+        <w:ind w:left="0" w:firstLine="709"/>
+        <w:rPr>
+          <w:rFonts w:ascii="Times New Roman" w:hAnsi="Times New Roman" w:cs="Times New Roman"/>
+          <w:kern w:val="0"/>
+          <w:sz w:val="28"/>
+          <w:szCs w:val="28"/>
+        </w:rPr>
+      </w:pPr>
+      <w:r>
+        <w:rPr>
+          <w:rFonts w:ascii="Times New Roman" w:hAnsi="Times New Roman" w:cs="Times New Roman"/>
+          <w:kern w:val="0"/>
+          <w:sz w:val="28"/>
+          <w:szCs w:val="28"/>
+        </w:rPr>
+        <w:t>Календарь для года отчисления (необязательный).</w:t>
+      </w:r>
+    </w:p>
+    <w:p>
+      <w:pPr>
+        <w:pStyle w:val="a7"/>
+        <w:widowControl w:val="0"/>
+        <w:numPr>
+          <w:ilvl w:val="0"/>
+          <w:numId w:val="15"/>
+        </w:numPr>
+        <w:autoSpaceDE w:val="0"/>
+        <w:autoSpaceDN w:val="0"/>
+        <w:adjustRightInd w:val="0"/>
+        <w:spacing w:after="0" w:line="360" w:lineRule="auto"/>
+        <w:ind w:left="0" w:firstLine="709"/>
+        <w:rPr>
+          <w:rFonts w:ascii="Times New Roman" w:hAnsi="Times New Roman" w:cs="Times New Roman"/>
+          <w:kern w:val="0"/>
+          <w:sz w:val="28"/>
+          <w:szCs w:val="28"/>
+        </w:rPr>
+      </w:pPr>
+      <w:r>
+        <w:rPr>
+          <w:rFonts w:ascii="Times New Roman" w:hAnsi="Times New Roman" w:cs="Times New Roman"/>
+          <w:kern w:val="0"/>
+          <w:sz w:val="28"/>
+          <w:szCs w:val="28"/>
+        </w:rPr>
+        <w:t>Рядом с годом отчисления — чекбокс «Не сохранять» (отключает поле).</w:t>
+      </w:r>
+    </w:p>
+    <w:p>
+      <w:pPr>
+        <w:pStyle w:val="a7"/>
+        <w:widowControl w:val="0"/>
+        <w:numPr>
+          <w:ilvl w:val="0"/>
+          <w:numId w:val="15"/>
+        </w:numPr>
+        <w:autoSpaceDE w:val="0"/>
+        <w:autoSpaceDN w:val="0"/>
+        <w:adjustRightInd w:val="0"/>
+        <w:spacing w:after="0" w:line="360" w:lineRule="auto"/>
+        <w:ind w:left="0" w:firstLine="709"/>
+        <w:rPr>
+          <w:rFonts w:ascii="Times New Roman" w:hAnsi="Times New Roman" w:cs="Times New Roman"/>
+          <w:kern w:val="0"/>
+          <w:sz w:val="28"/>
+          <w:szCs w:val="28"/>
+        </w:rPr>
+      </w:pPr>
+      <w:r>
+        <w:rPr>
+          <w:rFonts w:ascii="Times New Roman" w:hAnsi="Times New Roman" w:cs="Times New Roman"/>
+          <w:kern w:val="0"/>
+          <w:sz w:val="28"/>
+          <w:szCs w:val="28"/>
+        </w:rPr>
+        <w:t>Текстовое поле (многострочное) для причины отчисления.</w:t>
+      </w:r>
+    </w:p>
+    <w:p>
+      <w:pPr>
+        <w:pStyle w:val="a7"/>
+        <w:widowControl w:val="0"/>
+        <w:numPr>
+          <w:ilvl w:val="0"/>
+          <w:numId w:val="15"/>
+        </w:numPr>
+        <w:autoSpaceDE w:val="0"/>
+        <w:autoSpaceDN w:val="0"/>
+        <w:adjustRightInd w:val="0"/>
+        <w:spacing w:after="0" w:line="360" w:lineRule="auto"/>
+        <w:ind w:left="0" w:firstLine="709"/>
+        <w:rPr>
+          <w:rFonts w:ascii="Times New Roman" w:hAnsi="Times New Roman" w:cs="Times New Roman"/>
+          <w:kern w:val="0"/>
+          <w:sz w:val="28"/>
+          <w:szCs w:val="28"/>
+        </w:rPr>
+      </w:pPr>
+      <w:r>
+        <w:rPr>
+          <w:rFonts w:ascii="Times New Roman" w:hAnsi="Times New Roman" w:cs="Times New Roman"/>
+          <w:kern w:val="0"/>
+          <w:sz w:val="28"/>
+          <w:szCs w:val="28"/>
+        </w:rPr>
+        <w:t>Чекбокс с надписью «Студента в удаленные?».</w:t>
+      </w:r>
+    </w:p>
+    <w:p>
+      <w:pPr>
+        <w:pStyle w:val="a7"/>
+        <w:widowControl w:val="0"/>
+        <w:numPr>
+          <w:ilvl w:val="0"/>
+          <w:numId w:val="15"/>
+        </w:numPr>
+        <w:autoSpaceDE w:val="0"/>
+        <w:autoSpaceDN w:val="0"/>
+        <w:adjustRightInd w:val="0"/>
+        <w:spacing w:after="0" w:line="360" w:lineRule="auto"/>
+        <w:ind w:left="0" w:firstLine="709"/>
+        <w:rPr>
+          <w:rFonts w:ascii="Times New Roman" w:hAnsi="Times New Roman" w:cs="Times New Roman"/>
+          <w:kern w:val="0"/>
+          <w:sz w:val="28"/>
+          <w:szCs w:val="28"/>
+        </w:rPr>
+      </w:pPr>
+      <w:r>
+        <w:rPr>
+          <w:rFonts w:ascii="Times New Roman" w:hAnsi="Times New Roman" w:cs="Times New Roman"/>
+          <w:kern w:val="0"/>
+          <w:sz w:val="28"/>
+          <w:szCs w:val="28"/>
+        </w:rPr>
+        <w:t>Кнопки «Сохранить» и «Отмена».</w:t>
+      </w:r>
+    </w:p>
+    <w:p>
+      <w:pPr>
+        <w:spacing w:after="0" w:line="360" w:lineRule="auto"/>
+        <w:ind w:firstLine="708"/>
+        <w:jc w:val="both"/>
+        <w:rPr>
+          <w:rFonts w:ascii="Times New Roman" w:hAnsi="Times New Roman" w:cs="Times New Roman"/>
+          <w:sz w:val="28"/>
+          <w:szCs w:val="28"/>
+        </w:rPr>
+      </w:pPr>
+      <w:r>
+        <w:rPr>
+          <w:rFonts w:ascii="Times New Roman" w:hAnsi="Times New Roman" w:cs="Times New Roman"/>
+          <w:sz w:val="28"/>
+          <w:szCs w:val="28"/>
+        </w:rPr>
+        <w:t>Для чего предназначена:</w:t>
+      </w:r>
+      <w:r>
+        <w:rPr>
+          <w:rFonts w:ascii="Times New Roman" w:hAnsi="Times New Roman" w:cs="Times New Roman"/>
+          <w:sz w:val="28"/>
+          <w:szCs w:val="28"/>
+        </w:rPr>
+        <w:t xml:space="preserve"> </w:t>
+      </w:r>
+      <w:r>
+        <w:rPr>
+          <w:rFonts w:ascii="Times New Roman" w:hAnsi="Times New Roman" w:cs="Times New Roman"/>
+          <w:sz w:val="28"/>
+          <w:szCs w:val="28"/>
+        </w:rPr>
+        <w:t>Одновременное добавление или редактирование студента и его личного дела (персонального файла). Пользователь вводит ФИО, группу, год поступления, при необходимости — год и причину отчисления, а также может сразу пометить запись как удалённую.</w:t>
+      </w:r>
+    </w:p>
+    <w:p>
+      <w:pPr>
+        <w:spacing w:after="0" w:line="360" w:lineRule="auto"/>
+        <w:ind w:firstLine="708"/>
+        <w:jc w:val="both"/>
+        <w:rPr>
+          <w:rFonts w:ascii="Times New Roman" w:hAnsi="Times New Roman" w:cs="Times New Roman"/>
+          <w:sz w:val="28"/>
+          <w:szCs w:val="28"/>
+        </w:rPr>
+      </w:pPr>
+      <w:r>
+        <w:rPr>
+          <w:rFonts w:ascii="Times New Roman" w:hAnsi="Times New Roman" w:cs="Times New Roman"/>
+          <w:sz w:val="28"/>
+          <w:szCs w:val="28"/>
+        </w:rPr>
+        <w:t>7. Форма работы с группами</w:t>
+      </w:r>
+    </w:p>
+    <w:p>
+      <w:pPr>
+        <w:spacing w:after="0" w:line="360" w:lineRule="auto"/>
+        <w:ind w:firstLine="708"/>
+        <w:jc w:val="both"/>
+        <w:rPr>
+          <w:rFonts w:ascii="Times New Roman" w:hAnsi="Times New Roman" w:cs="Times New Roman"/>
+          <w:sz w:val="28"/>
+          <w:szCs w:val="28"/>
+        </w:rPr>
+      </w:pPr>
+    </w:p>
+    <w:p>
+      <w:pPr>
+        <w:spacing w:after="0" w:line="360" w:lineRule="auto"/>
+        <w:jc w:val="center"/>
+        <w:rPr>
+          <w:rFonts w:ascii="Times New Roman" w:hAnsi="Times New Roman" w:cs="Times New Roman"/>
+          <w:sz w:val="28"/>
+          <w:szCs w:val="28"/>
+        </w:rPr>
+      </w:pPr>
+      <w:r>
+        <w:rPr>
+          <w:rFonts w:ascii="Times New Roman" w:hAnsi="Times New Roman" w:cs="Times New Roman"/>
+          <w:sz w:val="28"/>
+          <w:szCs w:val="28"/>
+        </w:rPr>
+        <w:lastRenderedPageBreak/>
+        <w:drawing>
+          <wp:inline distT="0" distB="0" distL="0" distR="0" wp14:anchorId="5E6978D6" wp14:editId="0F4D895B">
+            <wp:extent cx="4191585" cy="2562583"/>
+            <wp:effectExtent l="0" t="0" r="0" b="9525"/>
+            <wp:docPr id="674549355" name="Рисунок 1"/>
+            <wp:cNvGraphicFramePr>
+              <a:graphicFrameLocks xmlns:a="http://schemas.openxmlformats.org/drawingml/2006/main" noChangeAspect="1"/>
+            </wp:cNvGraphicFramePr>
+            <a:graphic xmlns:a="http://schemas.openxmlformats.org/drawingml/2006/main">
+              <a:graphicData uri="http://schemas.openxmlformats.org/drawingml/2006/picture">
+                <pic:pic xmlns:pic="http://schemas.openxmlformats.org/drawingml/2006/picture">
+                  <pic:nvPicPr>
+                    <pic:cNvPr id="674549355" name=""/>
+                    <pic:cNvPicPr/>
+                  </pic:nvPicPr>
+                  <pic:blipFill>
+                    <a:blip r:embed="rId21"/>
+                    <a:stretch>
+                      <a:fillRect/>
+                    </a:stretch>
+                  </pic:blipFill>
+                  <pic:spPr>
+                    <a:xfrm>
+                      <a:off x="0" y="0"/>
+                      <a:ext cx="4191585" cy="2562583"/>
+                    </a:xfrm>
+                    <a:prstGeom prst="rect">
+                      <a:avLst/>
+                    </a:prstGeom>
+                  </pic:spPr>
+                </pic:pic>
+              </a:graphicData>
+            </a:graphic>
+          </wp:inline>
+        </w:drawing>
+      </w:r>
+    </w:p>
+    <w:p>
+      <w:pPr>
+        <w:spacing w:after="0" w:line="360" w:lineRule="auto"/>
+        <w:jc w:val="both"/>
+        <w:rPr>
+          <w:rFonts w:ascii="Times New Roman" w:hAnsi="Times New Roman" w:cs="Times New Roman"/>
+          <w:sz w:val="28"/>
+          <w:szCs w:val="28"/>
+        </w:rPr>
+      </w:pPr>
+      <w:r>
+        <w:rPr>
+          <w:rFonts w:ascii="Times New Roman" w:hAnsi="Times New Roman" w:cs="Times New Roman"/>
+          <w:sz w:val="28"/>
+          <w:szCs w:val="28"/>
+        </w:rPr>
+        <w:t xml:space="preserve">Рисунок </w:t>
+      </w:r>
+      <w:r>
+        <w:rPr>
+          <w:rFonts w:ascii="Times New Roman" w:hAnsi="Times New Roman" w:cs="Times New Roman"/>
+          <w:sz w:val="28"/>
+          <w:szCs w:val="28"/>
+        </w:rPr>
+        <w:t>9</w:t>
+      </w:r>
+      <w:r>
+        <w:rPr>
+          <w:rFonts w:ascii="Times New Roman" w:hAnsi="Times New Roman" w:cs="Times New Roman"/>
+          <w:sz w:val="28"/>
+          <w:szCs w:val="28"/>
+        </w:rPr>
+        <w:t xml:space="preserve"> – форм</w:t>
+      </w:r>
+      <w:r>
+        <w:rPr>
+          <w:rFonts w:ascii="Times New Roman" w:hAnsi="Times New Roman" w:cs="Times New Roman"/>
+          <w:sz w:val="28"/>
+          <w:szCs w:val="28"/>
+        </w:rPr>
+        <w:t>а</w:t>
+      </w:r>
+      <w:r>
+        <w:rPr>
+          <w:rFonts w:ascii="Times New Roman" w:hAnsi="Times New Roman" w:cs="Times New Roman"/>
+          <w:sz w:val="28"/>
+          <w:szCs w:val="28"/>
+        </w:rPr>
+        <w:t xml:space="preserve"> </w:t>
+      </w:r>
+      <w:r>
+        <w:rPr>
+          <w:rFonts w:ascii="Times New Roman" w:hAnsi="Times New Roman" w:cs="Times New Roman"/>
+          <w:sz w:val="28"/>
+          <w:szCs w:val="28"/>
+        </w:rPr>
+        <w:t xml:space="preserve">добавления/изменения </w:t>
+      </w:r>
+      <w:r>
+        <w:rPr>
+          <w:rFonts w:ascii="Times New Roman" w:hAnsi="Times New Roman" w:cs="Times New Roman"/>
+          <w:sz w:val="28"/>
+          <w:szCs w:val="28"/>
+        </w:rPr>
+        <w:t>группы</w:t>
+      </w:r>
+    </w:p>
+    <w:p>
+      <w:pPr>
+        <w:spacing w:after="0" w:line="360" w:lineRule="auto"/>
+        <w:ind w:firstLine="708"/>
+        <w:jc w:val="both"/>
+        <w:rPr>
+          <w:rFonts w:ascii="Times New Roman" w:hAnsi="Times New Roman" w:cs="Times New Roman"/>
+          <w:sz w:val="28"/>
+          <w:szCs w:val="28"/>
+        </w:rPr>
+      </w:pPr>
+    </w:p>
+    <w:p>
+      <w:pPr>
+        <w:pStyle w:val="a7"/>
+        <w:widowControl w:val="0"/>
+        <w:numPr>
+          <w:ilvl w:val="0"/>
+          <w:numId w:val="15"/>
+        </w:numPr>
+        <w:autoSpaceDE w:val="0"/>
+        <w:autoSpaceDN w:val="0"/>
+        <w:adjustRightInd w:val="0"/>
+        <w:spacing w:after="0" w:line="360" w:lineRule="auto"/>
+        <w:ind w:left="0" w:firstLine="709"/>
+        <w:rPr>
+          <w:rFonts w:ascii="Times New Roman" w:hAnsi="Times New Roman" w:cs="Times New Roman"/>
+          <w:kern w:val="0"/>
+          <w:sz w:val="28"/>
+          <w:szCs w:val="28"/>
+        </w:rPr>
+      </w:pPr>
+      <w:r>
+        <w:rPr>
+          <w:rFonts w:ascii="Times New Roman" w:hAnsi="Times New Roman" w:cs="Times New Roman"/>
+          <w:kern w:val="0"/>
+          <w:sz w:val="28"/>
+          <w:szCs w:val="28"/>
+        </w:rPr>
+        <w:t>Текстовое поле для названия группы (например, «Гр-1а»).</w:t>
+      </w:r>
+    </w:p>
+    <w:p>
+      <w:pPr>
+        <w:pStyle w:val="a7"/>
+        <w:widowControl w:val="0"/>
+        <w:numPr>
+          <w:ilvl w:val="0"/>
+          <w:numId w:val="15"/>
+        </w:numPr>
+        <w:autoSpaceDE w:val="0"/>
+        <w:autoSpaceDN w:val="0"/>
+        <w:adjustRightInd w:val="0"/>
+        <w:spacing w:after="0" w:line="360" w:lineRule="auto"/>
+        <w:ind w:left="0" w:firstLine="709"/>
+        <w:rPr>
+          <w:rFonts w:ascii="Times New Roman" w:hAnsi="Times New Roman" w:cs="Times New Roman"/>
+          <w:kern w:val="0"/>
+          <w:sz w:val="28"/>
+          <w:szCs w:val="28"/>
+        </w:rPr>
+      </w:pPr>
+      <w:r>
+        <w:rPr>
+          <w:rFonts w:ascii="Times New Roman" w:hAnsi="Times New Roman" w:cs="Times New Roman"/>
+          <w:kern w:val="0"/>
+          <w:sz w:val="28"/>
+          <w:szCs w:val="28"/>
+        </w:rPr>
+        <w:t>Выпадающий список (или поле) для специализации.</w:t>
+      </w:r>
+    </w:p>
+    <w:p>
+      <w:pPr>
+        <w:pStyle w:val="a7"/>
+        <w:widowControl w:val="0"/>
+        <w:numPr>
+          <w:ilvl w:val="0"/>
+          <w:numId w:val="15"/>
+        </w:numPr>
+        <w:autoSpaceDE w:val="0"/>
+        <w:autoSpaceDN w:val="0"/>
+        <w:adjustRightInd w:val="0"/>
+        <w:spacing w:after="0" w:line="360" w:lineRule="auto"/>
+        <w:ind w:left="0" w:firstLine="709"/>
+        <w:rPr>
+          <w:rFonts w:ascii="Times New Roman" w:hAnsi="Times New Roman" w:cs="Times New Roman"/>
+          <w:kern w:val="0"/>
+          <w:sz w:val="28"/>
+          <w:szCs w:val="28"/>
+        </w:rPr>
+      </w:pPr>
+      <w:r>
+        <w:rPr>
+          <w:rFonts w:ascii="Times New Roman" w:hAnsi="Times New Roman" w:cs="Times New Roman"/>
+          <w:kern w:val="0"/>
+          <w:sz w:val="28"/>
+          <w:szCs w:val="28"/>
+        </w:rPr>
+        <w:t>Календарь для выбора года формирования группы.</w:t>
+      </w:r>
+    </w:p>
+    <w:p>
+      <w:pPr>
+        <w:pStyle w:val="a7"/>
+        <w:widowControl w:val="0"/>
+        <w:numPr>
+          <w:ilvl w:val="0"/>
+          <w:numId w:val="15"/>
+        </w:numPr>
+        <w:autoSpaceDE w:val="0"/>
+        <w:autoSpaceDN w:val="0"/>
+        <w:adjustRightInd w:val="0"/>
+        <w:spacing w:after="0" w:line="360" w:lineRule="auto"/>
+        <w:ind w:left="0" w:firstLine="709"/>
+        <w:rPr>
+          <w:rFonts w:ascii="Times New Roman" w:hAnsi="Times New Roman" w:cs="Times New Roman"/>
+          <w:kern w:val="0"/>
+          <w:sz w:val="28"/>
+          <w:szCs w:val="28"/>
+        </w:rPr>
+      </w:pPr>
+      <w:r>
+        <w:rPr>
+          <w:rFonts w:ascii="Times New Roman" w:hAnsi="Times New Roman" w:cs="Times New Roman"/>
+          <w:kern w:val="0"/>
+          <w:sz w:val="28"/>
+          <w:szCs w:val="28"/>
+        </w:rPr>
+        <w:t>Кнопки «Принять» и «Отмена».</w:t>
+      </w:r>
+    </w:p>
+    <w:p>
+      <w:pPr>
+        <w:spacing w:after="0" w:line="360" w:lineRule="auto"/>
+        <w:ind w:firstLine="708"/>
+        <w:jc w:val="both"/>
+        <w:rPr>
+          <w:rFonts w:ascii="Times New Roman" w:hAnsi="Times New Roman" w:cs="Times New Roman"/>
+          <w:sz w:val="28"/>
+          <w:szCs w:val="28"/>
+        </w:rPr>
+      </w:pPr>
+      <w:r>
+        <w:rPr>
+          <w:rFonts w:ascii="Times New Roman" w:hAnsi="Times New Roman" w:cs="Times New Roman"/>
+          <w:sz w:val="28"/>
+          <w:szCs w:val="28"/>
+        </w:rPr>
+        <w:t>Для чего предназначена:</w:t>
+      </w:r>
+      <w:r>
+        <w:rPr>
+          <w:rFonts w:ascii="Times New Roman" w:hAnsi="Times New Roman" w:cs="Times New Roman"/>
+          <w:sz w:val="28"/>
+          <w:szCs w:val="28"/>
+        </w:rPr>
+        <w:t xml:space="preserve"> </w:t>
+      </w:r>
+      <w:r>
+        <w:rPr>
+          <w:rFonts w:ascii="Times New Roman" w:hAnsi="Times New Roman" w:cs="Times New Roman"/>
+          <w:sz w:val="28"/>
+          <w:szCs w:val="28"/>
+        </w:rPr>
+        <w:t>Создание или редактирование записей об учебных группах. Пользователь задаёт название, специализацию и год основания группы.</w:t>
+      </w:r>
+    </w:p>
+    <w:p>
+      <w:pPr>
+        <w:spacing w:after="0" w:line="360" w:lineRule="auto"/>
+        <w:ind w:firstLine="708"/>
+        <w:jc w:val="both"/>
+        <w:rPr>
+          <w:rFonts w:ascii="Times New Roman" w:hAnsi="Times New Roman" w:cs="Times New Roman"/>
+          <w:sz w:val="28"/>
+          <w:szCs w:val="28"/>
+        </w:rPr>
+      </w:pPr>
+      <w:r>
+        <w:rPr>
+          <w:rFonts w:ascii="Times New Roman" w:hAnsi="Times New Roman" w:cs="Times New Roman"/>
+          <w:sz w:val="28"/>
+          <w:szCs w:val="28"/>
+        </w:rPr>
+        <w:t>8. Форма администратора (пользователи + бэкап)</w:t>
+      </w:r>
+    </w:p>
+    <w:p>
+      <w:pPr>
+        <w:spacing w:after="0" w:line="360" w:lineRule="auto"/>
+        <w:ind w:firstLine="708"/>
+        <w:jc w:val="both"/>
+        <w:rPr>
+          <w:rFonts w:ascii="Times New Roman" w:hAnsi="Times New Roman" w:cs="Times New Roman"/>
+          <w:sz w:val="28"/>
+          <w:szCs w:val="28"/>
+        </w:rPr>
+      </w:pPr>
+    </w:p>
+    <w:p>
+      <w:pPr>
+        <w:spacing w:after="0" w:line="360" w:lineRule="auto"/>
+        <w:jc w:val="center"/>
+        <w:rPr>
+          <w:rFonts w:ascii="Times New Roman" w:hAnsi="Times New Roman" w:cs="Times New Roman"/>
+          <w:sz w:val="28"/>
+          <w:szCs w:val="28"/>
+        </w:rPr>
+      </w:pPr>
+      <w:r>
+        <w:rPr>
+          <w:rFonts w:ascii="Times New Roman" w:hAnsi="Times New Roman" w:cs="Times New Roman"/>
+          <w:sz w:val="28"/>
+          <w:szCs w:val="28"/>
+        </w:rPr>
+        <w:drawing>
+          <wp:inline distT="0" distB="0" distL="0" distR="0" wp14:anchorId="0F7652C7" wp14:editId="49526247">
+            <wp:extent cx="4191585" cy="2562583"/>
+            <wp:effectExtent l="0" t="0" r="0" b="9525"/>
+            <wp:docPr id="462954744" name="Рисунок 1"/>
+            <wp:cNvGraphicFramePr>
+              <a:graphicFrameLocks xmlns:a="http://schemas.openxmlformats.org/drawingml/2006/main" noChangeAspect="1"/>
+            </wp:cNvGraphicFramePr>
+            <a:graphic xmlns:a="http://schemas.openxmlformats.org/drawingml/2006/main">
+              <a:graphicData uri="http://schemas.openxmlformats.org/drawingml/2006/picture">
+                <pic:pic xmlns:pic="http://schemas.openxmlformats.org/drawingml/2006/picture">
+                  <pic:nvPicPr>
+                    <pic:cNvPr id="674549355" name=""/>
+                    <pic:cNvPicPr/>
+                  </pic:nvPicPr>
+                  <pic:blipFill>
+                    <a:blip r:embed="rId21"/>
+                    <a:stretch>
+                      <a:fillRect/>
+                    </a:stretch>
+                  </pic:blipFill>
+                  <pic:spPr>
+                    <a:xfrm>
+                      <a:off x="0" y="0"/>
+                      <a:ext cx="4191585" cy="2562583"/>
+                    </a:xfrm>
+                    <a:prstGeom prst="rect">
+                      <a:avLst/>
+                    </a:prstGeom>
+                  </pic:spPr>
+                </pic:pic>
+              </a:graphicData>
+            </a:graphic>
+          </wp:inline>
+        </w:drawing>
+      </w:r>
+    </w:p>
+    <w:p>
+      <w:pPr>
+        <w:spacing w:after="0" w:line="360" w:lineRule="auto"/>
+        <w:jc w:val="both"/>
+        <w:rPr>
+          <w:rFonts w:ascii="Times New Roman" w:hAnsi="Times New Roman" w:cs="Times New Roman"/>
+          <w:sz w:val="28"/>
+          <w:szCs w:val="28"/>
+        </w:rPr>
+      </w:pPr>
+      <w:r>
+        <w:rPr>
+          <w:rFonts w:ascii="Times New Roman" w:hAnsi="Times New Roman" w:cs="Times New Roman"/>
+          <w:sz w:val="28"/>
+          <w:szCs w:val="28"/>
+        </w:rPr>
+        <w:t xml:space="preserve">Рисунок </w:t>
+      </w:r>
+      <w:r>
+        <w:rPr>
+          <w:rFonts w:ascii="Times New Roman" w:hAnsi="Times New Roman" w:cs="Times New Roman"/>
+          <w:sz w:val="28"/>
+          <w:szCs w:val="28"/>
+        </w:rPr>
+        <w:t>10</w:t>
+      </w:r>
+      <w:r>
+        <w:rPr>
+          <w:rFonts w:ascii="Times New Roman" w:hAnsi="Times New Roman" w:cs="Times New Roman"/>
+          <w:sz w:val="28"/>
+          <w:szCs w:val="28"/>
+        </w:rPr>
+        <w:t xml:space="preserve"> – форм</w:t>
+      </w:r>
+      <w:r>
+        <w:rPr>
+          <w:rFonts w:ascii="Times New Roman" w:hAnsi="Times New Roman" w:cs="Times New Roman"/>
+          <w:sz w:val="28"/>
+          <w:szCs w:val="28"/>
+        </w:rPr>
+        <w:t>а</w:t>
+      </w:r>
+      <w:r>
+        <w:rPr>
+          <w:rFonts w:ascii="Times New Roman" w:hAnsi="Times New Roman" w:cs="Times New Roman"/>
+          <w:sz w:val="28"/>
+          <w:szCs w:val="28"/>
+        </w:rPr>
+        <w:t xml:space="preserve"> </w:t>
+      </w:r>
+      <w:r>
+        <w:rPr>
+          <w:rFonts w:ascii="Times New Roman" w:hAnsi="Times New Roman" w:cs="Times New Roman"/>
+          <w:sz w:val="28"/>
+          <w:szCs w:val="28"/>
+        </w:rPr>
+        <w:t>администрирования и управления резервными копиями</w:t>
+      </w:r>
+    </w:p>
+    <w:p>
+      <w:pPr>
+        <w:spacing w:after="0" w:line="360" w:lineRule="auto"/>
+        <w:ind w:firstLine="708"/>
+        <w:jc w:val="both"/>
+        <w:rPr>
+          <w:rFonts w:ascii="Times New Roman" w:hAnsi="Times New Roman" w:cs="Times New Roman"/>
+          <w:b/>
+          <w:bCs/>
+          <w:sz w:val="28"/>
+          <w:szCs w:val="28"/>
+        </w:rPr>
+      </w:pPr>
+    </w:p>
+    <w:p>
+      <w:pPr>
+        <w:pStyle w:val="a7"/>
+        <w:widowControl w:val="0"/>
+        <w:numPr>
+          <w:ilvl w:val="0"/>
+          <w:numId w:val="15"/>
+        </w:numPr>
+        <w:autoSpaceDE w:val="0"/>
+        <w:autoSpaceDN w:val="0"/>
+        <w:adjustRightInd w:val="0"/>
+        <w:spacing w:after="0" w:line="360" w:lineRule="auto"/>
+        <w:ind w:left="0" w:firstLine="709"/>
+        <w:rPr>
+          <w:rFonts w:ascii="Times New Roman" w:hAnsi="Times New Roman" w:cs="Times New Roman"/>
+          <w:kern w:val="0"/>
+          <w:sz w:val="28"/>
+          <w:szCs w:val="28"/>
+        </w:rPr>
+      </w:pPr>
+      <w:r>
+        <w:rPr>
+          <w:rFonts w:ascii="Times New Roman" w:hAnsi="Times New Roman" w:cs="Times New Roman"/>
+          <w:kern w:val="0"/>
+          <w:sz w:val="28"/>
+          <w:szCs w:val="28"/>
+        </w:rPr>
+        <w:lastRenderedPageBreak/>
+        <w:t>Набор полей для ввода данных пользователя: ФИО, Логин, Пароль, выпадающий список ролей (</w:t>
+      </w:r>
+      <w:proofErr w:type="spellStart"/>
+      <w:r>
+        <w:rPr>
+          <w:rFonts w:ascii="Times New Roman" w:hAnsi="Times New Roman" w:cs="Times New Roman"/>
+          <w:kern w:val="0"/>
+          <w:sz w:val="28"/>
+          <w:szCs w:val="28"/>
+        </w:rPr>
+        <w:t>Admin</w:t>
+      </w:r>
+      <w:proofErr w:type="spellEnd"/>
+      <w:r>
+        <w:rPr>
+          <w:rFonts w:ascii="Times New Roman" w:hAnsi="Times New Roman" w:cs="Times New Roman"/>
+          <w:kern w:val="0"/>
+          <w:sz w:val="28"/>
+          <w:szCs w:val="28"/>
+        </w:rPr>
+        <w:t xml:space="preserve"> / </w:t>
+      </w:r>
+      <w:proofErr w:type="spellStart"/>
+      <w:r>
+        <w:rPr>
+          <w:rFonts w:ascii="Times New Roman" w:hAnsi="Times New Roman" w:cs="Times New Roman"/>
+          <w:kern w:val="0"/>
+          <w:sz w:val="28"/>
+          <w:szCs w:val="28"/>
+        </w:rPr>
+        <w:t>Employer</w:t>
+      </w:r>
+      <w:proofErr w:type="spellEnd"/>
+      <w:r>
+        <w:rPr>
+          <w:rFonts w:ascii="Times New Roman" w:hAnsi="Times New Roman" w:cs="Times New Roman"/>
+          <w:kern w:val="0"/>
+          <w:sz w:val="28"/>
+          <w:szCs w:val="28"/>
+        </w:rPr>
+        <w:t>).</w:t>
+      </w:r>
+    </w:p>
+    <w:p>
+      <w:pPr>
+        <w:pStyle w:val="a7"/>
+        <w:widowControl w:val="0"/>
+        <w:numPr>
+          <w:ilvl w:val="0"/>
+          <w:numId w:val="15"/>
+        </w:numPr>
+        <w:autoSpaceDE w:val="0"/>
+        <w:autoSpaceDN w:val="0"/>
+        <w:adjustRightInd w:val="0"/>
+        <w:spacing w:after="0" w:line="360" w:lineRule="auto"/>
+        <w:ind w:left="0" w:firstLine="709"/>
+        <w:rPr>
+          <w:rFonts w:ascii="Times New Roman" w:hAnsi="Times New Roman" w:cs="Times New Roman"/>
+          <w:kern w:val="0"/>
+          <w:sz w:val="28"/>
+          <w:szCs w:val="28"/>
+        </w:rPr>
+      </w:pPr>
+      <w:r>
+        <w:rPr>
+          <w:rFonts w:ascii="Times New Roman" w:hAnsi="Times New Roman" w:cs="Times New Roman"/>
+          <w:kern w:val="0"/>
+          <w:sz w:val="28"/>
+          <w:szCs w:val="28"/>
+        </w:rPr>
+        <w:t>Две крупные кнопки в правой части окна: «Создать резервную копию» и «Восстановить резервную копию».</w:t>
+      </w:r>
+    </w:p>
+    <w:p>
+      <w:pPr>
+        <w:pStyle w:val="a7"/>
+        <w:widowControl w:val="0"/>
+        <w:numPr>
+          <w:ilvl w:val="0"/>
+          <w:numId w:val="15"/>
+        </w:numPr>
+        <w:autoSpaceDE w:val="0"/>
+        <w:autoSpaceDN w:val="0"/>
+        <w:adjustRightInd w:val="0"/>
+        <w:spacing w:after="0" w:line="360" w:lineRule="auto"/>
+        <w:ind w:left="0" w:firstLine="709"/>
+        <w:rPr>
+          <w:rFonts w:ascii="Times New Roman" w:hAnsi="Times New Roman" w:cs="Times New Roman"/>
+          <w:kern w:val="0"/>
+          <w:sz w:val="28"/>
+          <w:szCs w:val="28"/>
+        </w:rPr>
+      </w:pPr>
+      <w:r>
+        <w:rPr>
+          <w:rFonts w:ascii="Times New Roman" w:hAnsi="Times New Roman" w:cs="Times New Roman"/>
+          <w:kern w:val="0"/>
+          <w:sz w:val="28"/>
+          <w:szCs w:val="28"/>
+        </w:rPr>
+        <w:t>Кнопки «Принять» и «Отмена» внизу.</w:t>
+      </w:r>
+    </w:p>
+    <w:p>
+      <w:pPr>
+        <w:pStyle w:val="a7"/>
+        <w:widowControl w:val="0"/>
+        <w:numPr>
+          <w:ilvl w:val="0"/>
+          <w:numId w:val="15"/>
+        </w:numPr>
+        <w:autoSpaceDE w:val="0"/>
+        <w:autoSpaceDN w:val="0"/>
+        <w:adjustRightInd w:val="0"/>
+        <w:spacing w:after="0" w:line="360" w:lineRule="auto"/>
+        <w:ind w:left="0" w:firstLine="709"/>
+        <w:rPr>
+          <w:rFonts w:ascii="Times New Roman" w:hAnsi="Times New Roman" w:cs="Times New Roman"/>
+          <w:kern w:val="0"/>
+          <w:sz w:val="28"/>
+          <w:szCs w:val="28"/>
+        </w:rPr>
+      </w:pPr>
+      <w:r>
+        <w:rPr>
+          <w:rFonts w:ascii="Times New Roman" w:hAnsi="Times New Roman" w:cs="Times New Roman"/>
+          <w:kern w:val="0"/>
+          <w:sz w:val="28"/>
+          <w:szCs w:val="28"/>
+        </w:rPr>
+        <w:t>Для чего предназначена:</w:t>
+      </w:r>
+    </w:p>
+    <w:p>
+      <w:pPr>
+        <w:pStyle w:val="a7"/>
+        <w:widowControl w:val="0"/>
+        <w:numPr>
+          <w:ilvl w:val="0"/>
+          <w:numId w:val="15"/>
+        </w:numPr>
+        <w:autoSpaceDE w:val="0"/>
+        <w:autoSpaceDN w:val="0"/>
+        <w:adjustRightInd w:val="0"/>
+        <w:spacing w:after="0" w:line="360" w:lineRule="auto"/>
+        <w:ind w:left="0" w:firstLine="709"/>
+        <w:rPr>
+          <w:rFonts w:ascii="Times New Roman" w:hAnsi="Times New Roman" w:cs="Times New Roman"/>
+          <w:kern w:val="0"/>
+          <w:sz w:val="28"/>
+          <w:szCs w:val="28"/>
+        </w:rPr>
+      </w:pPr>
+      <w:r>
+        <w:rPr>
+          <w:rFonts w:ascii="Times New Roman" w:hAnsi="Times New Roman" w:cs="Times New Roman"/>
+          <w:kern w:val="0"/>
+          <w:sz w:val="28"/>
+          <w:szCs w:val="28"/>
+        </w:rPr>
+        <w:t>Управление пользователями (добавление, редактирование, смена ролей).</w:t>
+      </w:r>
+    </w:p>
+    <w:p>
+      <w:pPr>
+        <w:pStyle w:val="a7"/>
+        <w:widowControl w:val="0"/>
+        <w:numPr>
+          <w:ilvl w:val="0"/>
+          <w:numId w:val="15"/>
+        </w:numPr>
+        <w:autoSpaceDE w:val="0"/>
+        <w:autoSpaceDN w:val="0"/>
+        <w:adjustRightInd w:val="0"/>
+        <w:spacing w:after="0" w:line="360" w:lineRule="auto"/>
+        <w:ind w:left="0" w:firstLine="709"/>
+        <w:rPr>
+          <w:rFonts w:ascii="Times New Roman" w:hAnsi="Times New Roman" w:cs="Times New Roman"/>
+          <w:kern w:val="0"/>
+          <w:sz w:val="28"/>
+          <w:szCs w:val="28"/>
+        </w:rPr>
+      </w:pPr>
+      <w:r>
+        <w:rPr>
+          <w:rFonts w:ascii="Times New Roman" w:hAnsi="Times New Roman" w:cs="Times New Roman"/>
+          <w:kern w:val="0"/>
+          <w:sz w:val="28"/>
+          <w:szCs w:val="28"/>
+        </w:rPr>
+        <w:t>Создание резервной копии всей базы данных (выбор места сохранения SQL-файла).</w:t>
+      </w:r>
+    </w:p>
+    <w:p>
+      <w:pPr>
+        <w:pStyle w:val="a7"/>
+        <w:widowControl w:val="0"/>
+        <w:numPr>
+          <w:ilvl w:val="0"/>
+          <w:numId w:val="15"/>
+        </w:numPr>
+        <w:autoSpaceDE w:val="0"/>
+        <w:autoSpaceDN w:val="0"/>
+        <w:adjustRightInd w:val="0"/>
+        <w:spacing w:after="0" w:line="360" w:lineRule="auto"/>
+        <w:ind w:left="0" w:firstLine="709"/>
+        <w:rPr>
+          <w:rFonts w:ascii="Times New Roman" w:hAnsi="Times New Roman" w:cs="Times New Roman"/>
+          <w:kern w:val="0"/>
+          <w:sz w:val="28"/>
+          <w:szCs w:val="28"/>
+        </w:rPr>
+      </w:pPr>
+      <w:r>
+        <w:rPr>
+          <w:rFonts w:ascii="Times New Roman" w:hAnsi="Times New Roman" w:cs="Times New Roman"/>
+          <w:kern w:val="0"/>
+          <w:sz w:val="28"/>
+          <w:szCs w:val="28"/>
+        </w:rPr>
+        <w:t>Восстановление базы из ранее созданной копии (с предупреждением о перезаписи данных).</w:t>
+      </w:r>
+    </w:p>
+    <w:p>
+      <w:pPr>
+        <w:spacing w:after="0" w:line="360" w:lineRule="auto"/>
+        <w:ind w:firstLine="708"/>
+        <w:jc w:val="both"/>
+        <w:rPr>
+          <w:rFonts w:ascii="Times New Roman" w:hAnsi="Times New Roman" w:cs="Times New Roman"/>
+          <w:sz w:val="28"/>
+          <w:szCs w:val="28"/>
+        </w:rPr>
+      </w:pPr>
+      <w:r>
+        <w:rPr>
+          <w:rFonts w:ascii="Times New Roman" w:hAnsi="Times New Roman" w:cs="Times New Roman"/>
+          <w:sz w:val="28"/>
+          <w:szCs w:val="28"/>
+        </w:rPr>
+        <w:t>9. Дополнительные диалоговые окна (печать)</w:t>
+      </w:r>
+    </w:p>
+    <w:p>
+      <w:pPr>
+        <w:spacing w:after="0" w:line="360" w:lineRule="auto"/>
+        <w:ind w:firstLine="708"/>
+        <w:jc w:val="both"/>
+        <w:rPr>
+          <w:rFonts w:ascii="Times New Roman" w:hAnsi="Times New Roman" w:cs="Times New Roman"/>
+          <w:sz w:val="28"/>
+          <w:szCs w:val="28"/>
+        </w:rPr>
+      </w:pPr>
+      <w:r>
+        <w:rPr>
+          <w:rFonts w:ascii="Times New Roman" w:hAnsi="Times New Roman" w:cs="Times New Roman"/>
+          <w:sz w:val="28"/>
+          <w:szCs w:val="28"/>
+        </w:rPr>
+        <w:t>Эти окна не являются самостоятельными формами ввода, а вызываются из главного меню («Печати»):</w:t>
+      </w:r>
+    </w:p>
+    <w:p>
+      <w:pPr>
+        <w:pStyle w:val="a7"/>
+        <w:widowControl w:val="0"/>
+        <w:numPr>
+          <w:ilvl w:val="0"/>
+          <w:numId w:val="15"/>
+        </w:numPr>
+        <w:autoSpaceDE w:val="0"/>
+        <w:autoSpaceDN w:val="0"/>
+        <w:adjustRightInd w:val="0"/>
+        <w:spacing w:after="0" w:line="360" w:lineRule="auto"/>
+        <w:ind w:left="0" w:firstLine="709"/>
+        <w:rPr>
+          <w:rFonts w:ascii="Times New Roman" w:hAnsi="Times New Roman" w:cs="Times New Roman"/>
+          <w:kern w:val="0"/>
+          <w:sz w:val="28"/>
+          <w:szCs w:val="28"/>
+        </w:rPr>
+      </w:pPr>
+      <w:r>
+        <w:rPr>
+          <w:rFonts w:ascii="Times New Roman" w:hAnsi="Times New Roman" w:cs="Times New Roman"/>
+          <w:kern w:val="0"/>
+          <w:sz w:val="28"/>
+          <w:szCs w:val="28"/>
+        </w:rPr>
+        <w:t>Диалог сохранения файла: Стандартное окно Windows для выбора папки и имени файла (расширение .</w:t>
+      </w:r>
+      <w:proofErr w:type="spellStart"/>
+      <w:r>
+        <w:rPr>
+          <w:rFonts w:ascii="Times New Roman" w:hAnsi="Times New Roman" w:cs="Times New Roman"/>
+          <w:kern w:val="0"/>
+          <w:sz w:val="28"/>
+          <w:szCs w:val="28"/>
+        </w:rPr>
+        <w:t>docx</w:t>
+      </w:r>
+      <w:proofErr w:type="spellEnd"/>
+      <w:r>
+        <w:rPr>
+          <w:rFonts w:ascii="Times New Roman" w:hAnsi="Times New Roman" w:cs="Times New Roman"/>
+          <w:kern w:val="0"/>
+          <w:sz w:val="28"/>
+          <w:szCs w:val="28"/>
+        </w:rPr>
+        <w:t>).</w:t>
+      </w:r>
+    </w:p>
+    <w:p>
+      <w:pPr>
+        <w:pStyle w:val="a7"/>
+        <w:widowControl w:val="0"/>
+        <w:numPr>
+          <w:ilvl w:val="0"/>
+          <w:numId w:val="15"/>
+        </w:numPr>
+        <w:autoSpaceDE w:val="0"/>
+        <w:autoSpaceDN w:val="0"/>
+        <w:adjustRightInd w:val="0"/>
+        <w:spacing w:after="0" w:line="360" w:lineRule="auto"/>
+        <w:ind w:left="0" w:firstLine="709"/>
+        <w:rPr>
+          <w:rFonts w:ascii="Times New Roman" w:hAnsi="Times New Roman" w:cs="Times New Roman"/>
+          <w:kern w:val="0"/>
+          <w:sz w:val="28"/>
+          <w:szCs w:val="28"/>
+        </w:rPr>
+      </w:pPr>
+      <w:r>
+        <w:rPr>
+          <w:rFonts w:ascii="Times New Roman" w:hAnsi="Times New Roman" w:cs="Times New Roman"/>
+          <w:kern w:val="0"/>
+          <w:sz w:val="28"/>
+          <w:szCs w:val="28"/>
+        </w:rPr>
+        <w:t>Диалог подтверждения печати: Небольшое окно с вопросом «Отправить документ на печать?» и кнопками «Да»</w:t>
+      </w:r>
+      <w:r>
+        <w:rPr>
+          <w:rFonts w:ascii="Times New Roman" w:hAnsi="Times New Roman" w:cs="Times New Roman"/>
+          <w:kern w:val="0"/>
+          <w:sz w:val="28"/>
+          <w:szCs w:val="28"/>
+        </w:rPr>
+        <w:t>/ «</w:t>
+      </w:r>
+      <w:r>
+        <w:rPr>
+          <w:rFonts w:ascii="Times New Roman" w:hAnsi="Times New Roman" w:cs="Times New Roman"/>
+          <w:kern w:val="0"/>
+          <w:sz w:val="28"/>
+          <w:szCs w:val="28"/>
+        </w:rPr>
+        <w:t>Нет».</w:t>
+      </w:r>
+    </w:p>
+    <w:p>
+      <w:pPr>
+        <w:spacing w:after="0" w:line="360" w:lineRule="auto"/>
+        <w:ind w:firstLine="708"/>
+        <w:jc w:val="both"/>
+        <w:rPr>
+          <w:rFonts w:ascii="Times New Roman" w:hAnsi="Times New Roman" w:cs="Times New Roman"/>
+          <w:sz w:val="28"/>
+          <w:szCs w:val="28"/>
+        </w:rPr>
+      </w:pPr>
+      <w:r>
+        <w:rPr>
+          <w:rFonts w:ascii="Times New Roman" w:hAnsi="Times New Roman" w:cs="Times New Roman"/>
+          <w:sz w:val="28"/>
+          <w:szCs w:val="28"/>
+        </w:rPr>
+        <w:t>Для чего предназначены: Формирование и сохранение документов Word:</w:t>
+      </w:r>
+    </w:p>
+    <w:p>
+      <w:pPr>
+        <w:pStyle w:val="a7"/>
+        <w:widowControl w:val="0"/>
+        <w:numPr>
+          <w:ilvl w:val="0"/>
+          <w:numId w:val="15"/>
+        </w:numPr>
+        <w:autoSpaceDE w:val="0"/>
+        <w:autoSpaceDN w:val="0"/>
+        <w:adjustRightInd w:val="0"/>
+        <w:spacing w:after="0" w:line="360" w:lineRule="auto"/>
+        <w:ind w:left="0" w:firstLine="709"/>
+        <w:rPr>
+          <w:rFonts w:ascii="Times New Roman" w:hAnsi="Times New Roman" w:cs="Times New Roman"/>
+          <w:kern w:val="0"/>
+          <w:sz w:val="28"/>
+          <w:szCs w:val="28"/>
+        </w:rPr>
+      </w:pPr>
+      <w:r>
+        <w:rPr>
+          <w:rFonts w:ascii="Times New Roman" w:hAnsi="Times New Roman" w:cs="Times New Roman"/>
+          <w:kern w:val="0"/>
+          <w:sz w:val="28"/>
+          <w:szCs w:val="28"/>
+        </w:rPr>
+        <w:t>Личное дело студента (заполнение шаблона).</w:t>
+      </w:r>
+    </w:p>
+    <w:p>
+      <w:pPr>
+        <w:pStyle w:val="a7"/>
+        <w:widowControl w:val="0"/>
+        <w:numPr>
+          <w:ilvl w:val="0"/>
+          <w:numId w:val="15"/>
+        </w:numPr>
+        <w:autoSpaceDE w:val="0"/>
+        <w:autoSpaceDN w:val="0"/>
+        <w:adjustRightInd w:val="0"/>
+        <w:spacing w:after="0" w:line="360" w:lineRule="auto"/>
+        <w:ind w:left="0" w:firstLine="709"/>
+        <w:rPr>
+          <w:rFonts w:ascii="Times New Roman" w:hAnsi="Times New Roman" w:cs="Times New Roman"/>
+          <w:kern w:val="0"/>
+          <w:sz w:val="28"/>
+          <w:szCs w:val="28"/>
+        </w:rPr>
+      </w:pPr>
+      <w:r>
+        <w:rPr>
+          <w:rFonts w:ascii="Times New Roman" w:hAnsi="Times New Roman" w:cs="Times New Roman"/>
+          <w:kern w:val="0"/>
+          <w:sz w:val="28"/>
+          <w:szCs w:val="28"/>
+        </w:rPr>
+        <w:t>Опись дипломных работ по группе.</w:t>
+      </w:r>
+    </w:p>
+    <w:p>
+      <w:pPr>
+        <w:pStyle w:val="a7"/>
+        <w:widowControl w:val="0"/>
+        <w:numPr>
+          <w:ilvl w:val="0"/>
+          <w:numId w:val="15"/>
+        </w:numPr>
+        <w:autoSpaceDE w:val="0"/>
+        <w:autoSpaceDN w:val="0"/>
+        <w:adjustRightInd w:val="0"/>
+        <w:spacing w:after="0" w:line="360" w:lineRule="auto"/>
+        <w:ind w:left="0" w:firstLine="709"/>
         <w:rPr>
           <w:rFonts w:ascii="Times New Roman" w:eastAsiaTheme="majorEastAsia" w:hAnsi="Times New Roman" w:cs="Times New Roman"/>
           <w:sz w:val="28"/>
           <w:szCs w:val="28"/>
         </w:rPr>
       </w:pPr>
+      <w:r>
+        <w:rPr>
+          <w:rFonts w:ascii="Times New Roman" w:hAnsi="Times New Roman" w:cs="Times New Roman"/>
+          <w:kern w:val="0"/>
+          <w:sz w:val="28"/>
+          <w:szCs w:val="28"/>
+        </w:rPr>
+        <w:t>Файл навигации по архиву (сбор данных о выбранных документах, студентах или группах).</w:t>
+      </w:r>
       <w:r>
         <w:rPr>
           <w:rFonts w:ascii="Times New Roman" w:hAnsi="Times New Roman" w:cs="Times New Roman"/>
@@ -20306,8 +24731,72 @@
                 <w:sz w:val="28"/>
                 <w:szCs w:val="28"/>
               </w:rPr>
-              <w:t>проверка корректности преобразования столбцов с годом (DateTime → string) в методе ConvertYearColumnsToString класса MainForm</w:t>
-            </w:r>
+              <w:t>проверка корректности преобразования столбцов с годом (</w:t>
+            </w:r>
+            <w:proofErr w:type="spellStart"/>
+            <w:r>
+              <w:rPr>
+                <w:rFonts w:ascii="Times New Roman" w:hAnsi="Times New Roman" w:cs="Times New Roman"/>
+                <w:sz w:val="28"/>
+                <w:szCs w:val="28"/>
+              </w:rPr>
+              <w:t>DateTime</w:t>
+            </w:r>
+            <w:proofErr w:type="spellEnd"/>
+            <w:r>
+              <w:rPr>
+                <w:rFonts w:ascii="Times New Roman" w:hAnsi="Times New Roman" w:cs="Times New Roman"/>
+                <w:sz w:val="28"/>
+                <w:szCs w:val="28"/>
+              </w:rPr>
+              <w:t xml:space="preserve"> → </w:t>
+            </w:r>
+            <w:proofErr w:type="spellStart"/>
+            <w:r>
+              <w:rPr>
+                <w:rFonts w:ascii="Times New Roman" w:hAnsi="Times New Roman" w:cs="Times New Roman"/>
+                <w:sz w:val="28"/>
+                <w:szCs w:val="28"/>
+              </w:rPr>
+              <w:t>string</w:t>
+            </w:r>
+            <w:proofErr w:type="spellEnd"/>
+            <w:r>
+              <w:rPr>
+                <w:rFonts w:ascii="Times New Roman" w:hAnsi="Times New Roman" w:cs="Times New Roman"/>
+                <w:sz w:val="28"/>
+                <w:szCs w:val="28"/>
+              </w:rPr>
+              <w:t xml:space="preserve">) в методе </w:t>
+            </w:r>
+            <w:proofErr w:type="spellStart"/>
+            <w:r>
+              <w:rPr>
+                <w:rFonts w:ascii="Times New Roman" w:hAnsi="Times New Roman" w:cs="Times New Roman"/>
+                <w:sz w:val="28"/>
+                <w:szCs w:val="28"/>
+              </w:rPr>
+              <w:t>ConvertYearColumnsToString</w:t>
+            </w:r>
+            <w:proofErr w:type="spellEnd"/>
+            <w:r>
+              <w:rPr>
+                <w:rFonts w:ascii="Times New Roman" w:hAnsi="Times New Roman" w:cs="Times New Roman"/>
+                <w:sz w:val="28"/>
+                <w:szCs w:val="28"/>
+              </w:rPr>
+              <w:t xml:space="preserve"> класса </w:t>
+            </w:r>
+            <w:proofErr w:type="spellStart"/>
+            <w:r>
+              <w:rPr>
+                <w:rFonts w:ascii="Times New Roman" w:hAnsi="Times New Roman" w:cs="Times New Roman"/>
+                <w:sz w:val="28"/>
+                <w:szCs w:val="28"/>
+              </w:rPr>
+              <w:t>MainForm</w:t>
+            </w:r>
+            <w:proofErr w:type="spellEnd"/>
           </w:p>
         </w:tc>
         <w:tc>
@@ -20322,13 +24811,23 @@
                 <w:szCs w:val="28"/>
               </w:rPr>
             </w:pPr>
-            <w:r>
-              <w:rPr>
-                <w:rFonts w:ascii="Times New Roman" w:hAnsi="Times New Roman" w:cs="Times New Roman"/>
-                <w:sz w:val="28"/>
-                <w:szCs w:val="28"/>
-              </w:rPr>
-              <w:t>unit‑тест (функциональное тестирование отдельного метода)</w:t>
+            <w:proofErr w:type="spellStart"/>
+            <w:r>
+              <w:rPr>
+                <w:rFonts w:ascii="Times New Roman" w:hAnsi="Times New Roman" w:cs="Times New Roman"/>
+                <w:sz w:val="28"/>
+                <w:szCs w:val="28"/>
+              </w:rPr>
+              <w:t>unit</w:t>
+            </w:r>
+            <w:proofErr w:type="spellEnd"/>
+            <w:r>
+              <w:rPr>
+                <w:rFonts w:ascii="Times New Roman" w:hAnsi="Times New Roman" w:cs="Times New Roman"/>
+                <w:sz w:val="28"/>
+                <w:szCs w:val="28"/>
+              </w:rPr>
+              <w:t>‑тест (функциональное тестирование отдельного метода)</w:t>
             </w:r>
           </w:p>
         </w:tc>
@@ -20352,6 +24851,7 @@
               </w:rPr>
               <w:t xml:space="preserve">Таблица </w:t>
             </w:r>
+            <w:proofErr w:type="spellStart"/>
             <w:r>
               <w:rPr>
                 <w:rFonts w:ascii="Times New Roman" w:hAnsi="Times New Roman" w:cs="Times New Roman"/>
@@ -20361,6 +24861,7 @@
               </w:rPr>
               <w:t>DataTable</w:t>
             </w:r>
+            <w:proofErr w:type="spellEnd"/>
             <w:r>
               <w:rPr>
                 <w:rFonts w:ascii="Times New Roman" w:hAnsi="Times New Roman" w:cs="Times New Roman"/>
@@ -20384,7 +24885,25 @@
                 <w:sz w:val="28"/>
                 <w:szCs w:val="28"/>
               </w:rPr>
-              <w:t>Данные которой приведены в таблице , ниже</w:t>
+              <w:t xml:space="preserve">Данные которой приведены в </w:t>
+            </w:r>
+            <w:proofErr w:type="gramStart"/>
+            <w:r>
+              <w:rPr>
+                <w:rFonts w:ascii="Times New Roman" w:hAnsi="Times New Roman" w:cs="Times New Roman"/>
+                <w:sz w:val="28"/>
+                <w:szCs w:val="28"/>
+              </w:rPr>
+              <w:t>таблице ,</w:t>
+            </w:r>
+            <w:proofErr w:type="gramEnd"/>
+            <w:r>
+              <w:rPr>
+                <w:rFonts w:ascii="Times New Roman" w:hAnsi="Times New Roman" w:cs="Times New Roman"/>
+                <w:sz w:val="28"/>
+                <w:szCs w:val="28"/>
+              </w:rPr>
+              <w:t xml:space="preserve"> ниже</w:t>
             </w:r>
           </w:p>
         </w:tc>
@@ -20408,6 +24927,7 @@
               </w:rPr>
               <w:t>Изменения значений в столбце «</w:t>
             </w:r>
+            <w:proofErr w:type="spellStart"/>
             <w:r>
               <w:rPr>
                 <w:rFonts w:ascii="Times New Roman" w:hAnsi="Times New Roman" w:cs="Times New Roman"/>
@@ -20416,6 +24936,7 @@
               </w:rPr>
               <w:t>Год_работы</w:t>
             </w:r>
+            <w:proofErr w:type="spellEnd"/>
             <w:r>
               <w:rPr>
                 <w:rFonts w:ascii="Times New Roman" w:hAnsi="Times New Roman" w:cs="Times New Roman"/>
@@ -20424,6 +24945,7 @@
               </w:rPr>
               <w:t xml:space="preserve">» с </w:t>
             </w:r>
+            <w:proofErr w:type="spellStart"/>
             <w:r>
               <w:rPr>
                 <w:rFonts w:ascii="Times New Roman" w:hAnsi="Times New Roman" w:cs="Times New Roman"/>
@@ -20433,6 +24955,7 @@
               </w:rPr>
               <w:t>DateTime</w:t>
             </w:r>
+            <w:proofErr w:type="spellEnd"/>
             <w:r>
               <w:rPr>
                 <w:rFonts w:ascii="Times New Roman" w:hAnsi="Times New Roman" w:cs="Times New Roman"/>
@@ -20548,7 +25071,25 @@
                 <w:sz w:val="28"/>
                 <w:szCs w:val="28"/>
               </w:rPr>
-              <w:t>отображение таблицы пользователей (UsersMenuItem_Click)</w:t>
+              <w:t>отображение таблицы пользователей (</w:t>
+            </w:r>
+            <w:proofErr w:type="spellStart"/>
+            <w:r>
+              <w:rPr>
+                <w:rFonts w:ascii="Times New Roman" w:hAnsi="Times New Roman" w:cs="Times New Roman"/>
+                <w:sz w:val="28"/>
+                <w:szCs w:val="28"/>
+              </w:rPr>
+              <w:t>UsersMenuItem_Click</w:t>
+            </w:r>
+            <w:proofErr w:type="spellEnd"/>
+            <w:r>
+              <w:rPr>
+                <w:rFonts w:ascii="Times New Roman" w:hAnsi="Times New Roman" w:cs="Times New Roman"/>
+                <w:sz w:val="28"/>
+                <w:szCs w:val="28"/>
+              </w:rPr>
+              <w:t>)</w:t>
             </w:r>
           </w:p>
         </w:tc>
@@ -20608,7 +25149,25 @@
                 <w:sz w:val="28"/>
                 <w:szCs w:val="28"/>
               </w:rPr>
-              <w:t xml:space="preserve"> Admin, нажатие пункта меню «Пользователи»</w:t>
+              <w:t xml:space="preserve"> </w:t>
+            </w:r>
+            <w:proofErr w:type="spellStart"/>
+            <w:r>
+              <w:rPr>
+                <w:rFonts w:ascii="Times New Roman" w:hAnsi="Times New Roman" w:cs="Times New Roman"/>
+                <w:sz w:val="28"/>
+                <w:szCs w:val="28"/>
+              </w:rPr>
+              <w:t>Admin</w:t>
+            </w:r>
+            <w:proofErr w:type="spellEnd"/>
+            <w:r>
+              <w:rPr>
+                <w:rFonts w:ascii="Times New Roman" w:hAnsi="Times New Roman" w:cs="Times New Roman"/>
+                <w:sz w:val="28"/>
+                <w:szCs w:val="28"/>
+              </w:rPr>
+              <w:t>, нажатие пункта меню «Пользователи»</w:t>
             </w:r>
           </w:p>
         </w:tc>
@@ -20630,7 +25189,79 @@
                 <w:sz w:val="28"/>
                 <w:szCs w:val="28"/>
               </w:rPr>
-              <w:t xml:space="preserve">в интерфейсе отображается таблица User с колонками user_id, FIO, role, login, password; пункт меню «Пользователи» активен; в строке статуса </w:t>
+              <w:t xml:space="preserve">в интерфейсе отображается таблица User с колонками </w:t>
+            </w:r>
+            <w:proofErr w:type="spellStart"/>
+            <w:r>
+              <w:rPr>
+                <w:rFonts w:ascii="Times New Roman" w:hAnsi="Times New Roman" w:cs="Times New Roman"/>
+                <w:sz w:val="28"/>
+                <w:szCs w:val="28"/>
+              </w:rPr>
+              <w:t>user_id</w:t>
+            </w:r>
+            <w:proofErr w:type="spellEnd"/>
+            <w:r>
+              <w:rPr>
+                <w:rFonts w:ascii="Times New Roman" w:hAnsi="Times New Roman" w:cs="Times New Roman"/>
+                <w:sz w:val="28"/>
+                <w:szCs w:val="28"/>
+              </w:rPr>
+              <w:t xml:space="preserve">, FIO, </w:t>
+            </w:r>
+            <w:proofErr w:type="spellStart"/>
+            <w:r>
+              <w:rPr>
+                <w:rFonts w:ascii="Times New Roman" w:hAnsi="Times New Roman" w:cs="Times New Roman"/>
+                <w:sz w:val="28"/>
+                <w:szCs w:val="28"/>
+              </w:rPr>
+              <w:t>role</w:t>
+            </w:r>
+            <w:proofErr w:type="spellEnd"/>
+            <w:r>
+              <w:rPr>
+                <w:rFonts w:ascii="Times New Roman" w:hAnsi="Times New Roman" w:cs="Times New Roman"/>
+                <w:sz w:val="28"/>
+                <w:szCs w:val="28"/>
+              </w:rPr>
+              <w:t xml:space="preserve">, </w:t>
+            </w:r>
+            <w:proofErr w:type="spellStart"/>
+            <w:r>
+              <w:rPr>
+                <w:rFonts w:ascii="Times New Roman" w:hAnsi="Times New Roman" w:cs="Times New Roman"/>
+                <w:sz w:val="28"/>
+                <w:szCs w:val="28"/>
+              </w:rPr>
+              <w:t>login</w:t>
+            </w:r>
+            <w:proofErr w:type="spellEnd"/>
+            <w:r>
+              <w:rPr>
+                <w:rFonts w:ascii="Times New Roman" w:hAnsi="Times New Roman" w:cs="Times New Roman"/>
+                <w:sz w:val="28"/>
+                <w:szCs w:val="28"/>
+              </w:rPr>
+              <w:t xml:space="preserve">, </w:t>
+            </w:r>
+            <w:proofErr w:type="spellStart"/>
+            <w:r>
+              <w:rPr>
+                <w:rFonts w:ascii="Times New Roman" w:hAnsi="Times New Roman" w:cs="Times New Roman"/>
+                <w:sz w:val="28"/>
+                <w:szCs w:val="28"/>
+              </w:rPr>
+              <w:t>password</w:t>
+            </w:r>
+            <w:proofErr w:type="spellEnd"/>
+            <w:r>
+              <w:rPr>
+                <w:rFonts w:ascii="Times New Roman" w:hAnsi="Times New Roman" w:cs="Times New Roman"/>
+                <w:sz w:val="28"/>
+                <w:szCs w:val="28"/>
+              </w:rPr>
+              <w:t xml:space="preserve">; пункт меню «Пользователи» активен; в строке статуса </w:t>
             </w:r>
             <w:r>
               <w:rPr>
@@ -20724,7 +25355,61 @@
                 <w:sz w:val="28"/>
                 <w:szCs w:val="28"/>
               </w:rPr>
-              <w:t>добавление новой записи в таблицу Boxes (BtnAdd_Click для Table.Boxes)</w:t>
+              <w:t xml:space="preserve">добавление новой записи в таблицу </w:t>
+            </w:r>
+            <w:proofErr w:type="spellStart"/>
+            <w:r>
+              <w:rPr>
+                <w:rFonts w:ascii="Times New Roman" w:hAnsi="Times New Roman" w:cs="Times New Roman"/>
+                <w:sz w:val="28"/>
+                <w:szCs w:val="28"/>
+              </w:rPr>
+              <w:t>Boxes</w:t>
+            </w:r>
+            <w:proofErr w:type="spellEnd"/>
+            <w:r>
+              <w:rPr>
+                <w:rFonts w:ascii="Times New Roman" w:hAnsi="Times New Roman" w:cs="Times New Roman"/>
+                <w:sz w:val="28"/>
+                <w:szCs w:val="28"/>
+              </w:rPr>
+              <w:t xml:space="preserve"> (</w:t>
+            </w:r>
+            <w:proofErr w:type="spellStart"/>
+            <w:r>
+              <w:rPr>
+                <w:rFonts w:ascii="Times New Roman" w:hAnsi="Times New Roman" w:cs="Times New Roman"/>
+                <w:sz w:val="28"/>
+                <w:szCs w:val="28"/>
+              </w:rPr>
+              <w:t>BtnAdd_Click</w:t>
+            </w:r>
+            <w:proofErr w:type="spellEnd"/>
+            <w:r>
+              <w:rPr>
+                <w:rFonts w:ascii="Times New Roman" w:hAnsi="Times New Roman" w:cs="Times New Roman"/>
+                <w:sz w:val="28"/>
+                <w:szCs w:val="28"/>
+              </w:rPr>
+              <w:t xml:space="preserve"> для </w:t>
+            </w:r>
+            <w:proofErr w:type="spellStart"/>
+            <w:r>
+              <w:rPr>
+                <w:rFonts w:ascii="Times New Roman" w:hAnsi="Times New Roman" w:cs="Times New Roman"/>
+                <w:sz w:val="28"/>
+                <w:szCs w:val="28"/>
+              </w:rPr>
+              <w:t>Table.Boxes</w:t>
+            </w:r>
+            <w:proofErr w:type="spellEnd"/>
+            <w:r>
+              <w:rPr>
+                <w:rFonts w:ascii="Times New Roman" w:hAnsi="Times New Roman" w:cs="Times New Roman"/>
+                <w:sz w:val="28"/>
+                <w:szCs w:val="28"/>
+              </w:rPr>
+              <w:t>)</w:t>
             </w:r>
           </w:p>
         </w:tc>
@@ -20768,7 +25453,133 @@
                 <w:sz w:val="28"/>
                 <w:szCs w:val="28"/>
               </w:rPr>
-              <w:t xml:space="preserve">заполненные поля в форме BoxesForm: box_name = «Коробка 1», rack_number = 1, shelf_number = 2, group_id выбран, type_id выбран, year_work </w:t>
+              <w:t xml:space="preserve">заполненные поля в форме </w:t>
+            </w:r>
+            <w:proofErr w:type="spellStart"/>
+            <w:r>
+              <w:rPr>
+                <w:rFonts w:ascii="Times New Roman" w:hAnsi="Times New Roman" w:cs="Times New Roman"/>
+                <w:sz w:val="28"/>
+                <w:szCs w:val="28"/>
+              </w:rPr>
+              <w:t>BoxesForm</w:t>
+            </w:r>
+            <w:proofErr w:type="spellEnd"/>
+            <w:r>
+              <w:rPr>
+                <w:rFonts w:ascii="Times New Roman" w:hAnsi="Times New Roman" w:cs="Times New Roman"/>
+                <w:sz w:val="28"/>
+                <w:szCs w:val="28"/>
+              </w:rPr>
+              <w:t xml:space="preserve">: </w:t>
+            </w:r>
+            <w:proofErr w:type="spellStart"/>
+            <w:r>
+              <w:rPr>
+                <w:rFonts w:ascii="Times New Roman" w:hAnsi="Times New Roman" w:cs="Times New Roman"/>
+                <w:sz w:val="28"/>
+                <w:szCs w:val="28"/>
+              </w:rPr>
+              <w:t>box_name</w:t>
+            </w:r>
+            <w:proofErr w:type="spellEnd"/>
+            <w:r>
+              <w:rPr>
+                <w:rFonts w:ascii="Times New Roman" w:hAnsi="Times New Roman" w:cs="Times New Roman"/>
+                <w:sz w:val="28"/>
+                <w:szCs w:val="28"/>
+              </w:rPr>
+              <w:t xml:space="preserve"> = «Коробка 1», </w:t>
+            </w:r>
+            <w:proofErr w:type="spellStart"/>
+            <w:r>
+              <w:rPr>
+                <w:rFonts w:ascii="Times New Roman" w:hAnsi="Times New Roman" w:cs="Times New Roman"/>
+                <w:sz w:val="28"/>
+                <w:szCs w:val="28"/>
+              </w:rPr>
+              <w:t>rack_number</w:t>
+            </w:r>
+            <w:proofErr w:type="spellEnd"/>
+            <w:r>
+              <w:rPr>
+                <w:rFonts w:ascii="Times New Roman" w:hAnsi="Times New Roman" w:cs="Times New Roman"/>
+                <w:sz w:val="28"/>
+                <w:szCs w:val="28"/>
+              </w:rPr>
+              <w:t xml:space="preserve"> = 1, </w:t>
+            </w:r>
+            <w:proofErr w:type="spellStart"/>
+            <w:r>
+              <w:rPr>
+                <w:rFonts w:ascii="Times New Roman" w:hAnsi="Times New Roman" w:cs="Times New Roman"/>
+                <w:sz w:val="28"/>
+                <w:szCs w:val="28"/>
+              </w:rPr>
+              <w:t>shelf_number</w:t>
+            </w:r>
+            <w:proofErr w:type="spellEnd"/>
+            <w:r>
+              <w:rPr>
+                <w:rFonts w:ascii="Times New Roman" w:hAnsi="Times New Roman" w:cs="Times New Roman"/>
+                <w:sz w:val="28"/>
+                <w:szCs w:val="28"/>
+              </w:rPr>
+              <w:t xml:space="preserve"> = 2, </w:t>
+            </w:r>
+            <w:proofErr w:type="spellStart"/>
+            <w:r>
+              <w:rPr>
+                <w:rFonts w:ascii="Times New Roman" w:hAnsi="Times New Roman" w:cs="Times New Roman"/>
+                <w:sz w:val="28"/>
+                <w:szCs w:val="28"/>
+              </w:rPr>
+              <w:t>group_id</w:t>
+            </w:r>
+            <w:proofErr w:type="spellEnd"/>
+            <w:r>
+              <w:rPr>
+                <w:rFonts w:ascii="Times New Roman" w:hAnsi="Times New Roman" w:cs="Times New Roman"/>
+                <w:sz w:val="28"/>
+                <w:szCs w:val="28"/>
+              </w:rPr>
+              <w:t xml:space="preserve"> выбран, </w:t>
+            </w:r>
+            <w:proofErr w:type="spellStart"/>
+            <w:r>
+              <w:rPr>
+                <w:rFonts w:ascii="Times New Roman" w:hAnsi="Times New Roman" w:cs="Times New Roman"/>
+                <w:sz w:val="28"/>
+                <w:szCs w:val="28"/>
+              </w:rPr>
+              <w:t>type_id</w:t>
+            </w:r>
+            <w:proofErr w:type="spellEnd"/>
+            <w:r>
+              <w:rPr>
+                <w:rFonts w:ascii="Times New Roman" w:hAnsi="Times New Roman" w:cs="Times New Roman"/>
+                <w:sz w:val="28"/>
+                <w:szCs w:val="28"/>
+              </w:rPr>
+              <w:t xml:space="preserve"> выбран, </w:t>
+            </w:r>
+            <w:proofErr w:type="spellStart"/>
+            <w:r>
+              <w:rPr>
+                <w:rFonts w:ascii="Times New Roman" w:hAnsi="Times New Roman" w:cs="Times New Roman"/>
+                <w:sz w:val="28"/>
+                <w:szCs w:val="28"/>
+              </w:rPr>
+              <w:t>year_work</w:t>
+            </w:r>
+            <w:proofErr w:type="spellEnd"/>
+            <w:r>
+              <w:rPr>
+                <w:rFonts w:ascii="Times New Roman" w:hAnsi="Times New Roman" w:cs="Times New Roman"/>
+                <w:sz w:val="28"/>
+                <w:szCs w:val="28"/>
+              </w:rPr>
+              <w:t xml:space="preserve"> </w:t>
             </w:r>
             <w:r>
               <w:rPr>
@@ -20806,7 +25617,25 @@
                 <w:sz w:val="28"/>
                 <w:szCs w:val="28"/>
               </w:rPr>
-              <w:t xml:space="preserve">новая запись добавлена в таблицу Boxes; таблица автоматически обновлена; в статус‑строке </w:t>
+              <w:t xml:space="preserve">новая запись добавлена в таблицу </w:t>
+            </w:r>
+            <w:proofErr w:type="spellStart"/>
+            <w:r>
+              <w:rPr>
+                <w:rFonts w:ascii="Times New Roman" w:hAnsi="Times New Roman" w:cs="Times New Roman"/>
+                <w:sz w:val="28"/>
+                <w:szCs w:val="28"/>
+              </w:rPr>
+              <w:t>Boxes</w:t>
+            </w:r>
+            <w:proofErr w:type="spellEnd"/>
+            <w:r>
+              <w:rPr>
+                <w:rFonts w:ascii="Times New Roman" w:hAnsi="Times New Roman" w:cs="Times New Roman"/>
+                <w:sz w:val="28"/>
+                <w:szCs w:val="28"/>
+              </w:rPr>
+              <w:t xml:space="preserve">; таблица автоматически обновлена; в статус‑строке </w:t>
             </w:r>
             <w:r>
               <w:rPr>
@@ -20890,7 +25719,61 @@
                 <w:sz w:val="28"/>
                 <w:szCs w:val="28"/>
               </w:rPr>
-              <w:t>редактирование записи в таблице Student (BtnEdit_Click для Table.Student)</w:t>
+              <w:t xml:space="preserve">редактирование записи в таблице </w:t>
+            </w:r>
+            <w:proofErr w:type="spellStart"/>
+            <w:r>
+              <w:rPr>
+                <w:rFonts w:ascii="Times New Roman" w:hAnsi="Times New Roman" w:cs="Times New Roman"/>
+                <w:sz w:val="28"/>
+                <w:szCs w:val="28"/>
+              </w:rPr>
+              <w:t>Student</w:t>
+            </w:r>
+            <w:proofErr w:type="spellEnd"/>
+            <w:r>
+              <w:rPr>
+                <w:rFonts w:ascii="Times New Roman" w:hAnsi="Times New Roman" w:cs="Times New Roman"/>
+                <w:sz w:val="28"/>
+                <w:szCs w:val="28"/>
+              </w:rPr>
+              <w:t xml:space="preserve"> (</w:t>
+            </w:r>
+            <w:proofErr w:type="spellStart"/>
+            <w:r>
+              <w:rPr>
+                <w:rFonts w:ascii="Times New Roman" w:hAnsi="Times New Roman" w:cs="Times New Roman"/>
+                <w:sz w:val="28"/>
+                <w:szCs w:val="28"/>
+              </w:rPr>
+              <w:t>BtnEdit_Click</w:t>
+            </w:r>
+            <w:proofErr w:type="spellEnd"/>
+            <w:r>
+              <w:rPr>
+                <w:rFonts w:ascii="Times New Roman" w:hAnsi="Times New Roman" w:cs="Times New Roman"/>
+                <w:sz w:val="28"/>
+                <w:szCs w:val="28"/>
+              </w:rPr>
+              <w:t xml:space="preserve"> для </w:t>
+            </w:r>
+            <w:proofErr w:type="spellStart"/>
+            <w:r>
+              <w:rPr>
+                <w:rFonts w:ascii="Times New Roman" w:hAnsi="Times New Roman" w:cs="Times New Roman"/>
+                <w:sz w:val="28"/>
+                <w:szCs w:val="28"/>
+              </w:rPr>
+              <w:t>Table.Student</w:t>
+            </w:r>
+            <w:proofErr w:type="spellEnd"/>
+            <w:r>
+              <w:rPr>
+                <w:rFonts w:ascii="Times New Roman" w:hAnsi="Times New Roman" w:cs="Times New Roman"/>
+                <w:sz w:val="28"/>
+                <w:szCs w:val="28"/>
+              </w:rPr>
+              <w:t>)</w:t>
             </w:r>
           </w:p>
         </w:tc>
@@ -20934,8 +25817,54 @@
                 <w:sz w:val="28"/>
                 <w:szCs w:val="28"/>
               </w:rPr>
-              <w:t>выбрана строка в таблице Student, в форме StudentForm изменено поле full_name</w:t>
-            </w:r>
+              <w:t xml:space="preserve">выбрана строка в таблице </w:t>
+            </w:r>
+            <w:proofErr w:type="spellStart"/>
+            <w:r>
+              <w:rPr>
+                <w:rFonts w:ascii="Times New Roman" w:hAnsi="Times New Roman" w:cs="Times New Roman"/>
+                <w:sz w:val="28"/>
+                <w:szCs w:val="28"/>
+              </w:rPr>
+              <w:t>Student</w:t>
+            </w:r>
+            <w:proofErr w:type="spellEnd"/>
+            <w:r>
+              <w:rPr>
+                <w:rFonts w:ascii="Times New Roman" w:hAnsi="Times New Roman" w:cs="Times New Roman"/>
+                <w:sz w:val="28"/>
+                <w:szCs w:val="28"/>
+              </w:rPr>
+              <w:t xml:space="preserve">, в форме </w:t>
+            </w:r>
+            <w:proofErr w:type="spellStart"/>
+            <w:r>
+              <w:rPr>
+                <w:rFonts w:ascii="Times New Roman" w:hAnsi="Times New Roman" w:cs="Times New Roman"/>
+                <w:sz w:val="28"/>
+                <w:szCs w:val="28"/>
+              </w:rPr>
+              <w:t>StudentForm</w:t>
+            </w:r>
+            <w:proofErr w:type="spellEnd"/>
+            <w:r>
+              <w:rPr>
+                <w:rFonts w:ascii="Times New Roman" w:hAnsi="Times New Roman" w:cs="Times New Roman"/>
+                <w:sz w:val="28"/>
+                <w:szCs w:val="28"/>
+              </w:rPr>
+              <w:t xml:space="preserve"> изменено поле </w:t>
+            </w:r>
+            <w:proofErr w:type="spellStart"/>
+            <w:r>
+              <w:rPr>
+                <w:rFonts w:ascii="Times New Roman" w:hAnsi="Times New Roman" w:cs="Times New Roman"/>
+                <w:sz w:val="28"/>
+                <w:szCs w:val="28"/>
+              </w:rPr>
+              <w:t>full_name</w:t>
+            </w:r>
+            <w:proofErr w:type="spellEnd"/>
           </w:p>
         </w:tc>
         <w:tc>
@@ -20956,7 +25885,25 @@
                 <w:sz w:val="28"/>
                 <w:szCs w:val="28"/>
               </w:rPr>
-              <w:t xml:space="preserve">запись в таблице Student обновлена; таблица автоматически перезагружена; в статус‑строке </w:t>
+              <w:t xml:space="preserve">запись в таблице </w:t>
+            </w:r>
+            <w:proofErr w:type="spellStart"/>
+            <w:r>
+              <w:rPr>
+                <w:rFonts w:ascii="Times New Roman" w:hAnsi="Times New Roman" w:cs="Times New Roman"/>
+                <w:sz w:val="28"/>
+                <w:szCs w:val="28"/>
+              </w:rPr>
+              <w:t>Student</w:t>
+            </w:r>
+            <w:proofErr w:type="spellEnd"/>
+            <w:r>
+              <w:rPr>
+                <w:rFonts w:ascii="Times New Roman" w:hAnsi="Times New Roman" w:cs="Times New Roman"/>
+                <w:sz w:val="28"/>
+                <w:szCs w:val="28"/>
+              </w:rPr>
+              <w:t xml:space="preserve"> обновлена; таблица автоматически перезагружена; в статус‑строке </w:t>
             </w:r>
             <w:r>
               <w:rPr>
@@ -21040,7 +25987,16 @@
                 <w:sz w:val="28"/>
                 <w:szCs w:val="28"/>
               </w:rPr>
-              <w:t>удаление записей (BtnDelete</w:t>
+              <w:t>удаление записей (</w:t>
+            </w:r>
+            <w:proofErr w:type="spellStart"/>
+            <w:r>
+              <w:rPr>
+                <w:rFonts w:ascii="Times New Roman" w:hAnsi="Times New Roman" w:cs="Times New Roman"/>
+                <w:sz w:val="28"/>
+                <w:szCs w:val="28"/>
+              </w:rPr>
+              <w:t>BtnDelete</w:t>
             </w:r>
             <w:r>
               <w:rPr>
@@ -21056,7 +26012,16 @@
                 <w:sz w:val="28"/>
                 <w:szCs w:val="28"/>
               </w:rPr>
-              <w:t>Click)</w:t>
+              <w:t>Click</w:t>
+            </w:r>
+            <w:proofErr w:type="spellEnd"/>
+            <w:r>
+              <w:rPr>
+                <w:rFonts w:ascii="Times New Roman" w:hAnsi="Times New Roman" w:cs="Times New Roman"/>
+                <w:sz w:val="28"/>
+                <w:szCs w:val="28"/>
+              </w:rPr>
+              <w:t>)</w:t>
             </w:r>
           </w:p>
         </w:tc>
@@ -21100,7 +26065,25 @@
                 <w:sz w:val="28"/>
                 <w:szCs w:val="28"/>
               </w:rPr>
-              <w:t>выбраны 2 строки в таблице Documents, подтверждение удаления в диалоговом окне</w:t>
+              <w:t xml:space="preserve">выбраны 2 строки в таблице </w:t>
+            </w:r>
+            <w:proofErr w:type="spellStart"/>
+            <w:r>
+              <w:rPr>
+                <w:rFonts w:ascii="Times New Roman" w:hAnsi="Times New Roman" w:cs="Times New Roman"/>
+                <w:sz w:val="28"/>
+                <w:szCs w:val="28"/>
+              </w:rPr>
+              <w:t>Documents</w:t>
+            </w:r>
+            <w:proofErr w:type="spellEnd"/>
+            <w:r>
+              <w:rPr>
+                <w:rFonts w:ascii="Times New Roman" w:hAnsi="Times New Roman" w:cs="Times New Roman"/>
+                <w:sz w:val="28"/>
+                <w:szCs w:val="28"/>
+              </w:rPr>
+              <w:t>, подтверждение удаления в диалоговом окне</w:t>
             </w:r>
           </w:p>
         </w:tc>
@@ -21122,7 +26105,25 @@
                 <w:sz w:val="28"/>
                 <w:szCs w:val="28"/>
               </w:rPr>
-              <w:t>выбранные записи удалены из таблицы Documents; таблица обновлена; в статус‑строке — «Запись(и) удалена(ы) -&gt; 2 строк»</w:t>
+              <w:t xml:space="preserve">выбранные записи удалены из таблицы </w:t>
+            </w:r>
+            <w:proofErr w:type="spellStart"/>
+            <w:r>
+              <w:rPr>
+                <w:rFonts w:ascii="Times New Roman" w:hAnsi="Times New Roman" w:cs="Times New Roman"/>
+                <w:sz w:val="28"/>
+                <w:szCs w:val="28"/>
+              </w:rPr>
+              <w:t>Documents</w:t>
+            </w:r>
+            <w:proofErr w:type="spellEnd"/>
+            <w:r>
+              <w:rPr>
+                <w:rFonts w:ascii="Times New Roman" w:hAnsi="Times New Roman" w:cs="Times New Roman"/>
+                <w:sz w:val="28"/>
+                <w:szCs w:val="28"/>
+              </w:rPr>
+              <w:t>; таблица обновлена; в статус‑строке — «Запись(и) удалена(ы) -&gt; 2 строк»</w:t>
             </w:r>
           </w:p>
         </w:tc>
@@ -21191,7 +26192,25 @@
                 <w:sz w:val="28"/>
                 <w:szCs w:val="28"/>
               </w:rPr>
-              <w:t>поиск и фильтрация данных (searchEngine_TextChanged)</w:t>
+              <w:t>поиск и фильтрация данных (</w:t>
+            </w:r>
+            <w:proofErr w:type="spellStart"/>
+            <w:r>
+              <w:rPr>
+                <w:rFonts w:ascii="Times New Roman" w:hAnsi="Times New Roman" w:cs="Times New Roman"/>
+                <w:sz w:val="28"/>
+                <w:szCs w:val="28"/>
+              </w:rPr>
+              <w:t>searchEngine_TextChanged</w:t>
+            </w:r>
+            <w:proofErr w:type="spellEnd"/>
+            <w:r>
+              <w:rPr>
+                <w:rFonts w:ascii="Times New Roman" w:hAnsi="Times New Roman" w:cs="Times New Roman"/>
+                <w:sz w:val="28"/>
+                <w:szCs w:val="28"/>
+              </w:rPr>
+              <w:t>)</w:t>
             </w:r>
           </w:p>
         </w:tc>
@@ -21235,8 +26254,18 @@
                 <w:sz w:val="28"/>
                 <w:szCs w:val="28"/>
               </w:rPr>
-              <w:t>в поле поиска введено «Иванов», текущая таблица — Student</w:t>
-            </w:r>
+              <w:t xml:space="preserve">в поле поиска введено «Иванов», текущая таблица — </w:t>
+            </w:r>
+            <w:proofErr w:type="spellStart"/>
+            <w:r>
+              <w:rPr>
+                <w:rFonts w:ascii="Times New Roman" w:hAnsi="Times New Roman" w:cs="Times New Roman"/>
+                <w:sz w:val="28"/>
+                <w:szCs w:val="28"/>
+              </w:rPr>
+              <w:t>Student</w:t>
+            </w:r>
+            <w:proofErr w:type="spellEnd"/>
           </w:p>
         </w:tc>
         <w:tc>
@@ -21257,7 +26286,25 @@
                 <w:sz w:val="28"/>
                 <w:szCs w:val="28"/>
               </w:rPr>
-              <w:t>таблица Student отфильтрована по полю, содержащему «Иванов»; отображаются только строки с совпадением</w:t>
+              <w:t xml:space="preserve">таблица </w:t>
+            </w:r>
+            <w:proofErr w:type="spellStart"/>
+            <w:r>
+              <w:rPr>
+                <w:rFonts w:ascii="Times New Roman" w:hAnsi="Times New Roman" w:cs="Times New Roman"/>
+                <w:sz w:val="28"/>
+                <w:szCs w:val="28"/>
+              </w:rPr>
+              <w:t>Student</w:t>
+            </w:r>
+            <w:proofErr w:type="spellEnd"/>
+            <w:r>
+              <w:rPr>
+                <w:rFonts w:ascii="Times New Roman" w:hAnsi="Times New Roman" w:cs="Times New Roman"/>
+                <w:sz w:val="28"/>
+                <w:szCs w:val="28"/>
+              </w:rPr>
+              <w:t xml:space="preserve"> отфильтрована по полю, содержащему «Иванов»; отображаются только строки с совпадением</w:t>
             </w:r>
           </w:p>
         </w:tc>
@@ -21325,7 +26372,25 @@
                 <w:sz w:val="28"/>
                 <w:szCs w:val="28"/>
               </w:rPr>
-              <w:t>генерация документа «Личное дело студента» (printPersFiles_Click)</w:t>
+              <w:t>генерация документа «Личное дело студента» (</w:t>
+            </w:r>
+            <w:proofErr w:type="spellStart"/>
+            <w:r>
+              <w:rPr>
+                <w:rFonts w:ascii="Times New Roman" w:hAnsi="Times New Roman" w:cs="Times New Roman"/>
+                <w:sz w:val="28"/>
+                <w:szCs w:val="28"/>
+              </w:rPr>
+              <w:t>printPersFiles_Click</w:t>
+            </w:r>
+            <w:proofErr w:type="spellEnd"/>
+            <w:r>
+              <w:rPr>
+                <w:rFonts w:ascii="Times New Roman" w:hAnsi="Times New Roman" w:cs="Times New Roman"/>
+                <w:sz w:val="28"/>
+                <w:szCs w:val="28"/>
+              </w:rPr>
+              <w:t>)</w:t>
             </w:r>
           </w:p>
         </w:tc>
@@ -21369,7 +26434,25 @@
                 <w:sz w:val="28"/>
                 <w:szCs w:val="28"/>
               </w:rPr>
-              <w:t>выбрана строка в таблице StudentsPersFiles, нажата кнопка «Печать личного дела»</w:t>
+              <w:t xml:space="preserve">выбрана строка в таблице </w:t>
+            </w:r>
+            <w:proofErr w:type="spellStart"/>
+            <w:r>
+              <w:rPr>
+                <w:rFonts w:ascii="Times New Roman" w:hAnsi="Times New Roman" w:cs="Times New Roman"/>
+                <w:sz w:val="28"/>
+                <w:szCs w:val="28"/>
+              </w:rPr>
+              <w:t>StudentsPersFiles</w:t>
+            </w:r>
+            <w:proofErr w:type="spellEnd"/>
+            <w:r>
+              <w:rPr>
+                <w:rFonts w:ascii="Times New Roman" w:hAnsi="Times New Roman" w:cs="Times New Roman"/>
+                <w:sz w:val="28"/>
+                <w:szCs w:val="28"/>
+              </w:rPr>
+              <w:t>, нажата кнопка «Печать личного дела»</w:t>
             </w:r>
           </w:p>
         </w:tc>
@@ -21391,7 +26474,25 @@
                 <w:sz w:val="28"/>
                 <w:szCs w:val="28"/>
               </w:rPr>
-              <w:t>открывается диалог сохранения файла .docx; после сохранения — предложение отправить на печать; документ содержит заполненные поля (специальность, ФИО, даты и т. д.)</w:t>
+              <w:t>открывается диалог сохранения файла .</w:t>
+            </w:r>
+            <w:proofErr w:type="spellStart"/>
+            <w:r>
+              <w:rPr>
+                <w:rFonts w:ascii="Times New Roman" w:hAnsi="Times New Roman" w:cs="Times New Roman"/>
+                <w:sz w:val="28"/>
+                <w:szCs w:val="28"/>
+              </w:rPr>
+              <w:t>docx</w:t>
+            </w:r>
+            <w:proofErr w:type="spellEnd"/>
+            <w:r>
+              <w:rPr>
+                <w:rFonts w:ascii="Times New Roman" w:hAnsi="Times New Roman" w:cs="Times New Roman"/>
+                <w:sz w:val="28"/>
+                <w:szCs w:val="28"/>
+              </w:rPr>
+              <w:t>; после сохранения — предложение отправить на печать; документ содержит заполненные поля (специальность, ФИО, даты и т. д.)</w:t>
             </w:r>
           </w:p>
         </w:tc>
@@ -21459,7 +26560,25 @@
                 <w:sz w:val="28"/>
                 <w:szCs w:val="28"/>
               </w:rPr>
-              <w:t>создание описи дипломных работ (ptintDiplomaWorks_Click)</w:t>
+              <w:t>создание описи дипломных работ (</w:t>
+            </w:r>
+            <w:proofErr w:type="spellStart"/>
+            <w:r>
+              <w:rPr>
+                <w:rFonts w:ascii="Times New Roman" w:hAnsi="Times New Roman" w:cs="Times New Roman"/>
+                <w:sz w:val="28"/>
+                <w:szCs w:val="28"/>
+              </w:rPr>
+              <w:t>ptintDiplomaWorks_Click</w:t>
+            </w:r>
+            <w:proofErr w:type="spellEnd"/>
+            <w:r>
+              <w:rPr>
+                <w:rFonts w:ascii="Times New Roman" w:hAnsi="Times New Roman" w:cs="Times New Roman"/>
+                <w:sz w:val="28"/>
+                <w:szCs w:val="28"/>
+              </w:rPr>
+              <w:t>)</w:t>
             </w:r>
           </w:p>
         </w:tc>
@@ -21603,7 +26722,25 @@
                 <w:sz w:val="28"/>
                 <w:szCs w:val="28"/>
               </w:rPr>
-              <w:t>преобразование дат в строки для колонок с «Год» (ConvertYearColumnsToString)</w:t>
+              <w:t>преобразование дат в строки для колонок с «Год» (</w:t>
+            </w:r>
+            <w:proofErr w:type="spellStart"/>
+            <w:r>
+              <w:rPr>
+                <w:rFonts w:ascii="Times New Roman" w:hAnsi="Times New Roman" w:cs="Times New Roman"/>
+                <w:sz w:val="28"/>
+                <w:szCs w:val="28"/>
+              </w:rPr>
+              <w:t>ConvertYearColumnsToString</w:t>
+            </w:r>
+            <w:proofErr w:type="spellEnd"/>
+            <w:r>
+              <w:rPr>
+                <w:rFonts w:ascii="Times New Roman" w:hAnsi="Times New Roman" w:cs="Times New Roman"/>
+                <w:sz w:val="28"/>
+                <w:szCs w:val="28"/>
+              </w:rPr>
+              <w:t>)</w:t>
             </w:r>
           </w:p>
         </w:tc>
@@ -21642,6 +26779,7 @@
                 <w:lang w:val="en-US"/>
               </w:rPr>
             </w:pPr>
+            <w:proofErr w:type="spellStart"/>
             <w:r>
               <w:rPr>
                 <w:rFonts w:ascii="Times New Roman" w:hAnsi="Times New Roman" w:cs="Times New Roman"/>
@@ -21649,7 +26787,17 @@
                 <w:szCs w:val="28"/>
                 <w:lang w:val="en-US"/>
               </w:rPr>
-              <w:t xml:space="preserve">DataTable </w:t>
+              <w:t>DataTable</w:t>
+            </w:r>
+            <w:proofErr w:type="spellEnd"/>
+            <w:r>
+              <w:rPr>
+                <w:rFonts w:ascii="Times New Roman" w:hAnsi="Times New Roman" w:cs="Times New Roman"/>
+                <w:sz w:val="28"/>
+                <w:szCs w:val="28"/>
+                <w:lang w:val="en-US"/>
+              </w:rPr>
+              <w:t xml:space="preserve"> </w:t>
             </w:r>
             <w:r>
               <w:rPr>
@@ -21683,7 +26831,27 @@
                 <w:szCs w:val="28"/>
                 <w:lang w:val="en-US"/>
               </w:rPr>
-              <w:t xml:space="preserve"> formation_year </w:t>
+              <w:t xml:space="preserve"> </w:t>
+            </w:r>
+            <w:proofErr w:type="spellStart"/>
+            <w:r>
+              <w:rPr>
+                <w:rFonts w:ascii="Times New Roman" w:hAnsi="Times New Roman" w:cs="Times New Roman"/>
+                <w:sz w:val="28"/>
+                <w:szCs w:val="28"/>
+                <w:lang w:val="en-US"/>
+              </w:rPr>
+              <w:t>formation_year</w:t>
+            </w:r>
+            <w:proofErr w:type="spellEnd"/>
+            <w:r>
+              <w:rPr>
+                <w:rFonts w:ascii="Times New Roman" w:hAnsi="Times New Roman" w:cs="Times New Roman"/>
+                <w:sz w:val="28"/>
+                <w:szCs w:val="28"/>
+                <w:lang w:val="en-US"/>
+              </w:rPr>
+              <w:t xml:space="preserve"> </w:t>
             </w:r>
             <w:r>
               <w:rPr>
@@ -21700,7 +26868,27 @@
                 <w:szCs w:val="28"/>
                 <w:lang w:val="en-US"/>
               </w:rPr>
-              <w:t xml:space="preserve"> DateTime (</w:t>
+              <w:t xml:space="preserve"> </w:t>
+            </w:r>
+            <w:proofErr w:type="spellStart"/>
+            <w:r>
+              <w:rPr>
+                <w:rFonts w:ascii="Times New Roman" w:hAnsi="Times New Roman" w:cs="Times New Roman"/>
+                <w:sz w:val="28"/>
+                <w:szCs w:val="28"/>
+                <w:lang w:val="en-US"/>
+              </w:rPr>
+              <w:t>DateTime</w:t>
+            </w:r>
+            <w:proofErr w:type="spellEnd"/>
+            <w:r>
+              <w:rPr>
+                <w:rFonts w:ascii="Times New Roman" w:hAnsi="Times New Roman" w:cs="Times New Roman"/>
+                <w:sz w:val="28"/>
+                <w:szCs w:val="28"/>
+                <w:lang w:val="en-US"/>
+              </w:rPr>
+              <w:t xml:space="preserve"> (</w:t>
             </w:r>
             <w:r>
               <w:rPr>
@@ -21858,7 +27046,43 @@
                 <w:sz w:val="28"/>
                 <w:szCs w:val="28"/>
               </w:rPr>
-              <w:t>загрузка данных в ComboBox (LoadToComboBox)</w:t>
+              <w:t xml:space="preserve">загрузка данных в </w:t>
+            </w:r>
+            <w:proofErr w:type="spellStart"/>
+            <w:r>
+              <w:rPr>
+                <w:rFonts w:ascii="Times New Roman" w:hAnsi="Times New Roman" w:cs="Times New Roman"/>
+                <w:sz w:val="28"/>
+                <w:szCs w:val="28"/>
+              </w:rPr>
+              <w:t>ComboBox</w:t>
+            </w:r>
+            <w:proofErr w:type="spellEnd"/>
+            <w:r>
+              <w:rPr>
+                <w:rFonts w:ascii="Times New Roman" w:hAnsi="Times New Roman" w:cs="Times New Roman"/>
+                <w:sz w:val="28"/>
+                <w:szCs w:val="28"/>
+              </w:rPr>
+              <w:t xml:space="preserve"> (</w:t>
+            </w:r>
+            <w:proofErr w:type="spellStart"/>
+            <w:r>
+              <w:rPr>
+                <w:rFonts w:ascii="Times New Roman" w:hAnsi="Times New Roman" w:cs="Times New Roman"/>
+                <w:sz w:val="28"/>
+                <w:szCs w:val="28"/>
+              </w:rPr>
+              <w:t>LoadToComboBox</w:t>
+            </w:r>
+            <w:proofErr w:type="spellEnd"/>
+            <w:r>
+              <w:rPr>
+                <w:rFonts w:ascii="Times New Roman" w:hAnsi="Times New Roman" w:cs="Times New Roman"/>
+                <w:sz w:val="28"/>
+                <w:szCs w:val="28"/>
+              </w:rPr>
+              <w:t>)</w:t>
             </w:r>
           </w:p>
         </w:tc>
@@ -21897,6 +27121,8 @@
                 <w:lang w:val="en-US"/>
               </w:rPr>
             </w:pPr>
+            <w:proofErr w:type="spellStart"/>
+            <w:proofErr w:type="gramStart"/>
             <w:r>
               <w:rPr>
                 <w:rFonts w:ascii="Times New Roman" w:hAnsi="Times New Roman" w:cs="Times New Roman"/>
@@ -21904,7 +27130,87 @@
                 <w:szCs w:val="28"/>
                 <w:lang w:val="en-US"/>
               </w:rPr>
-              <w:t>LoadToComboBox("group_name", Table.Group, cmbGroup)</w:t>
+              <w:t>LoadToComboBox</w:t>
+            </w:r>
+            <w:proofErr w:type="spellEnd"/>
+            <w:r>
+              <w:rPr>
+                <w:rFonts w:ascii="Times New Roman" w:hAnsi="Times New Roman" w:cs="Times New Roman"/>
+                <w:sz w:val="28"/>
+                <w:szCs w:val="28"/>
+                <w:lang w:val="en-US"/>
+              </w:rPr>
+              <w:t>(</w:t>
+            </w:r>
+            <w:proofErr w:type="gramEnd"/>
+            <w:r>
+              <w:rPr>
+                <w:rFonts w:ascii="Times New Roman" w:hAnsi="Times New Roman" w:cs="Times New Roman"/>
+                <w:sz w:val="28"/>
+                <w:szCs w:val="28"/>
+                <w:lang w:val="en-US"/>
+              </w:rPr>
+              <w:t>"</w:t>
+            </w:r>
+            <w:proofErr w:type="spellStart"/>
+            <w:r>
+              <w:rPr>
+                <w:rFonts w:ascii="Times New Roman" w:hAnsi="Times New Roman" w:cs="Times New Roman"/>
+                <w:sz w:val="28"/>
+                <w:szCs w:val="28"/>
+                <w:lang w:val="en-US"/>
+              </w:rPr>
+              <w:t>group_name</w:t>
+            </w:r>
+            <w:proofErr w:type="spellEnd"/>
+            <w:r>
+              <w:rPr>
+                <w:rFonts w:ascii="Times New Roman" w:hAnsi="Times New Roman" w:cs="Times New Roman"/>
+                <w:sz w:val="28"/>
+                <w:szCs w:val="28"/>
+                <w:lang w:val="en-US"/>
+              </w:rPr>
+              <w:t xml:space="preserve">", </w:t>
+            </w:r>
+            <w:proofErr w:type="spellStart"/>
+            <w:r>
+              <w:rPr>
+                <w:rFonts w:ascii="Times New Roman" w:hAnsi="Times New Roman" w:cs="Times New Roman"/>
+                <w:sz w:val="28"/>
+                <w:szCs w:val="28"/>
+                <w:lang w:val="en-US"/>
+              </w:rPr>
+              <w:t>Table.Group</w:t>
+            </w:r>
+            <w:proofErr w:type="spellEnd"/>
+            <w:r>
+              <w:rPr>
+                <w:rFonts w:ascii="Times New Roman" w:hAnsi="Times New Roman" w:cs="Times New Roman"/>
+                <w:sz w:val="28"/>
+                <w:szCs w:val="28"/>
+                <w:lang w:val="en-US"/>
+              </w:rPr>
+              <w:t xml:space="preserve">, </w:t>
+            </w:r>
+            <w:proofErr w:type="spellStart"/>
+            <w:r>
+              <w:rPr>
+                <w:rFonts w:ascii="Times New Roman" w:hAnsi="Times New Roman" w:cs="Times New Roman"/>
+                <w:sz w:val="28"/>
+                <w:szCs w:val="28"/>
+                <w:lang w:val="en-US"/>
+              </w:rPr>
+              <w:t>cmbGroup</w:t>
+            </w:r>
+            <w:proofErr w:type="spellEnd"/>
+            <w:r>
+              <w:rPr>
+                <w:rFonts w:ascii="Times New Roman" w:hAnsi="Times New Roman" w:cs="Times New Roman"/>
+                <w:sz w:val="28"/>
+                <w:szCs w:val="28"/>
+                <w:lang w:val="en-US"/>
+              </w:rPr>
+              <w:t>)</w:t>
             </w:r>
           </w:p>
         </w:tc>
@@ -21921,6 +27227,7 @@
                 <w:lang w:val="en-US"/>
               </w:rPr>
             </w:pPr>
+            <w:proofErr w:type="spellStart"/>
             <w:r>
               <w:rPr>
                 <w:rFonts w:ascii="Times New Roman" w:hAnsi="Times New Roman" w:cs="Times New Roman"/>
@@ -21928,7 +27235,197 @@
                 <w:szCs w:val="28"/>
                 <w:lang w:val="en-US"/>
               </w:rPr>
-              <w:t>ComboBox cmbGroup заполнен уникальными значениями group_name из таблицы Group; DisplayMember = «Name», ValueMember = «Id»</w:t>
+              <w:t>ComboBox</w:t>
+            </w:r>
+            <w:proofErr w:type="spellEnd"/>
+            <w:r>
+              <w:rPr>
+                <w:rFonts w:ascii="Times New Roman" w:hAnsi="Times New Roman" w:cs="Times New Roman"/>
+                <w:sz w:val="28"/>
+                <w:szCs w:val="28"/>
+                <w:lang w:val="en-US"/>
+              </w:rPr>
+              <w:t xml:space="preserve"> </w:t>
+            </w:r>
+            <w:proofErr w:type="spellStart"/>
+            <w:r>
+              <w:rPr>
+                <w:rFonts w:ascii="Times New Roman" w:hAnsi="Times New Roman" w:cs="Times New Roman"/>
+                <w:sz w:val="28"/>
+                <w:szCs w:val="28"/>
+                <w:lang w:val="en-US"/>
+              </w:rPr>
+              <w:t>cmbGroup</w:t>
+            </w:r>
+            <w:proofErr w:type="spellEnd"/>
+            <w:r>
+              <w:rPr>
+                <w:rFonts w:ascii="Times New Roman" w:hAnsi="Times New Roman" w:cs="Times New Roman"/>
+                <w:sz w:val="28"/>
+                <w:szCs w:val="28"/>
+                <w:lang w:val="en-US"/>
+              </w:rPr>
+              <w:t xml:space="preserve"> </w:t>
+            </w:r>
+            <w:proofErr w:type="spellStart"/>
+            <w:r>
+              <w:rPr>
+                <w:rFonts w:ascii="Times New Roman" w:hAnsi="Times New Roman" w:cs="Times New Roman"/>
+                <w:sz w:val="28"/>
+                <w:szCs w:val="28"/>
+                <w:lang w:val="en-US"/>
+              </w:rPr>
+              <w:t>заполнен</w:t>
+            </w:r>
+            <w:proofErr w:type="spellEnd"/>
+            <w:r>
+              <w:rPr>
+                <w:rFonts w:ascii="Times New Roman" w:hAnsi="Times New Roman" w:cs="Times New Roman"/>
+                <w:sz w:val="28"/>
+                <w:szCs w:val="28"/>
+                <w:lang w:val="en-US"/>
+              </w:rPr>
+              <w:t xml:space="preserve"> </w:t>
+            </w:r>
+            <w:proofErr w:type="spellStart"/>
+            <w:r>
+              <w:rPr>
+                <w:rFonts w:ascii="Times New Roman" w:hAnsi="Times New Roman" w:cs="Times New Roman"/>
+                <w:sz w:val="28"/>
+                <w:szCs w:val="28"/>
+                <w:lang w:val="en-US"/>
+              </w:rPr>
+              <w:t>уникальными</w:t>
+            </w:r>
+            <w:proofErr w:type="spellEnd"/>
+            <w:r>
+              <w:rPr>
+                <w:rFonts w:ascii="Times New Roman" w:hAnsi="Times New Roman" w:cs="Times New Roman"/>
+                <w:sz w:val="28"/>
+                <w:szCs w:val="28"/>
+                <w:lang w:val="en-US"/>
+              </w:rPr>
+              <w:t xml:space="preserve"> </w:t>
+            </w:r>
+            <w:proofErr w:type="spellStart"/>
+            <w:r>
+              <w:rPr>
+                <w:rFonts w:ascii="Times New Roman" w:hAnsi="Times New Roman" w:cs="Times New Roman"/>
+                <w:sz w:val="28"/>
+                <w:szCs w:val="28"/>
+                <w:lang w:val="en-US"/>
+              </w:rPr>
+              <w:t>значениями</w:t>
+            </w:r>
+            <w:proofErr w:type="spellEnd"/>
+            <w:r>
+              <w:rPr>
+                <w:rFonts w:ascii="Times New Roman" w:hAnsi="Times New Roman" w:cs="Times New Roman"/>
+                <w:sz w:val="28"/>
+                <w:szCs w:val="28"/>
+                <w:lang w:val="en-US"/>
+              </w:rPr>
+              <w:t xml:space="preserve"> </w:t>
+            </w:r>
+            <w:proofErr w:type="spellStart"/>
+            <w:r>
+              <w:rPr>
+                <w:rFonts w:ascii="Times New Roman" w:hAnsi="Times New Roman" w:cs="Times New Roman"/>
+                <w:sz w:val="28"/>
+                <w:szCs w:val="28"/>
+                <w:lang w:val="en-US"/>
+              </w:rPr>
+              <w:t>group_name</w:t>
+            </w:r>
+            <w:proofErr w:type="spellEnd"/>
+            <w:r>
+              <w:rPr>
+                <w:rFonts w:ascii="Times New Roman" w:hAnsi="Times New Roman" w:cs="Times New Roman"/>
+                <w:sz w:val="28"/>
+                <w:szCs w:val="28"/>
+                <w:lang w:val="en-US"/>
+              </w:rPr>
+              <w:t xml:space="preserve"> </w:t>
+            </w:r>
+            <w:proofErr w:type="spellStart"/>
+            <w:r>
+              <w:rPr>
+                <w:rFonts w:ascii="Times New Roman" w:hAnsi="Times New Roman" w:cs="Times New Roman"/>
+                <w:sz w:val="28"/>
+                <w:szCs w:val="28"/>
+                <w:lang w:val="en-US"/>
+              </w:rPr>
+              <w:t>из</w:t>
+            </w:r>
+            <w:proofErr w:type="spellEnd"/>
+            <w:r>
+              <w:rPr>
+                <w:rFonts w:ascii="Times New Roman" w:hAnsi="Times New Roman" w:cs="Times New Roman"/>
+                <w:sz w:val="28"/>
+                <w:szCs w:val="28"/>
+                <w:lang w:val="en-US"/>
+              </w:rPr>
+              <w:t xml:space="preserve"> </w:t>
+            </w:r>
+            <w:proofErr w:type="spellStart"/>
+            <w:r>
+              <w:rPr>
+                <w:rFonts w:ascii="Times New Roman" w:hAnsi="Times New Roman" w:cs="Times New Roman"/>
+                <w:sz w:val="28"/>
+                <w:szCs w:val="28"/>
+                <w:lang w:val="en-US"/>
+              </w:rPr>
+              <w:t>таблицы</w:t>
+            </w:r>
+            <w:proofErr w:type="spellEnd"/>
+            <w:r>
+              <w:rPr>
+                <w:rFonts w:ascii="Times New Roman" w:hAnsi="Times New Roman" w:cs="Times New Roman"/>
+                <w:sz w:val="28"/>
+                <w:szCs w:val="28"/>
+                <w:lang w:val="en-US"/>
+              </w:rPr>
+              <w:t xml:space="preserve"> Group; </w:t>
+            </w:r>
+            <w:proofErr w:type="spellStart"/>
+            <w:r>
+              <w:rPr>
+                <w:rFonts w:ascii="Times New Roman" w:hAnsi="Times New Roman" w:cs="Times New Roman"/>
+                <w:sz w:val="28"/>
+                <w:szCs w:val="28"/>
+                <w:lang w:val="en-US"/>
+              </w:rPr>
+              <w:t>DisplayMember</w:t>
+            </w:r>
+            <w:proofErr w:type="spellEnd"/>
+            <w:r>
+              <w:rPr>
+                <w:rFonts w:ascii="Times New Roman" w:hAnsi="Times New Roman" w:cs="Times New Roman"/>
+                <w:sz w:val="28"/>
+                <w:szCs w:val="28"/>
+                <w:lang w:val="en-US"/>
+              </w:rPr>
+              <w:t xml:space="preserve"> = «Name», </w:t>
+            </w:r>
+            <w:proofErr w:type="spellStart"/>
+            <w:r>
+              <w:rPr>
+                <w:rFonts w:ascii="Times New Roman" w:hAnsi="Times New Roman" w:cs="Times New Roman"/>
+                <w:sz w:val="28"/>
+                <w:szCs w:val="28"/>
+                <w:lang w:val="en-US"/>
+              </w:rPr>
+              <w:t>ValueMember</w:t>
+            </w:r>
+            <w:proofErr w:type="spellEnd"/>
+            <w:r>
+              <w:rPr>
+                <w:rFonts w:ascii="Times New Roman" w:hAnsi="Times New Roman" w:cs="Times New Roman"/>
+                <w:sz w:val="28"/>
+                <w:szCs w:val="28"/>
+                <w:lang w:val="en-US"/>
+              </w:rPr>
+              <w:t xml:space="preserve"> = «Id»</w:t>
             </w:r>
           </w:p>
         </w:tc>
@@ -21996,7 +27493,25 @@
                 <w:sz w:val="28"/>
                 <w:szCs w:val="28"/>
               </w:rPr>
-              <w:t>обработка ошибок при записи в БД (MessageBoxForErrorsToShow)</w:t>
+              <w:t>обработка ошибок при записи в БД (</w:t>
+            </w:r>
+            <w:proofErr w:type="spellStart"/>
+            <w:r>
+              <w:rPr>
+                <w:rFonts w:ascii="Times New Roman" w:hAnsi="Times New Roman" w:cs="Times New Roman"/>
+                <w:sz w:val="28"/>
+                <w:szCs w:val="28"/>
+              </w:rPr>
+              <w:t>MessageBoxForErrorsToShow</w:t>
+            </w:r>
+            <w:proofErr w:type="spellEnd"/>
+            <w:r>
+              <w:rPr>
+                <w:rFonts w:ascii="Times New Roman" w:hAnsi="Times New Roman" w:cs="Times New Roman"/>
+                <w:sz w:val="28"/>
+                <w:szCs w:val="28"/>
+              </w:rPr>
+              <w:t>)</w:t>
             </w:r>
           </w:p>
         </w:tc>
@@ -22078,7 +27593,35 @@
                 <w:sz w:val="28"/>
                 <w:szCs w:val="28"/>
               </w:rPr>
-              <w:t>отображается окно с сообщением «Ошибка записи данных!\nВозможные причины смотреть в руководстве пользователя»</w:t>
+              <w:t xml:space="preserve">отображается окно с сообщением «Ошибка записи </w:t>
+            </w:r>
+            <w:proofErr w:type="gramStart"/>
+            <w:r>
+              <w:rPr>
+                <w:rFonts w:ascii="Times New Roman" w:hAnsi="Times New Roman" w:cs="Times New Roman"/>
+                <w:sz w:val="28"/>
+                <w:szCs w:val="28"/>
+              </w:rPr>
+              <w:t>данных!\</w:t>
+            </w:r>
+            <w:proofErr w:type="spellStart"/>
+            <w:proofErr w:type="gramEnd"/>
+            <w:r>
+              <w:rPr>
+                <w:rFonts w:ascii="Times New Roman" w:hAnsi="Times New Roman" w:cs="Times New Roman"/>
+                <w:sz w:val="28"/>
+                <w:szCs w:val="28"/>
+              </w:rPr>
+              <w:t>nВозможные</w:t>
+            </w:r>
+            <w:proofErr w:type="spellEnd"/>
+            <w:r>
+              <w:rPr>
+                <w:rFonts w:ascii="Times New Roman" w:hAnsi="Times New Roman" w:cs="Times New Roman"/>
+                <w:sz w:val="28"/>
+                <w:szCs w:val="28"/>
+              </w:rPr>
+              <w:t xml:space="preserve"> причины смотреть в руководстве пользователя»</w:t>
             </w:r>
           </w:p>
         </w:tc>
@@ -22115,6 +27658,7 @@
           <w:szCs w:val="28"/>
         </w:rPr>
       </w:pPr>
+      <w:proofErr w:type="spellStart"/>
       <w:r>
         <w:rPr>
           <w:rFonts w:ascii="Times New Roman" w:hAnsi="Times New Roman" w:cs="Times New Roman"/>
@@ -22131,6 +27675,7 @@
         </w:rPr>
         <w:t>f</w:t>
       </w:r>
+      <w:proofErr w:type="spellEnd"/>
     </w:p>
     <w:tbl>
       <w:tblPr>
@@ -22271,6 +27816,7 @@
                 <w:szCs w:val="28"/>
               </w:rPr>
             </w:pPr>
+            <w:proofErr w:type="spellStart"/>
             <w:r>
               <w:rPr>
                 <w:rFonts w:ascii="Times New Roman" w:hAnsi="Times New Roman" w:cs="Times New Roman"/>
@@ -22279,6 +27825,7 @@
               </w:rPr>
               <w:t>Номер_коробки</w:t>
             </w:r>
+            <w:proofErr w:type="spellEnd"/>
           </w:p>
         </w:tc>
         <w:tc>
@@ -22293,6 +27840,7 @@
                 <w:szCs w:val="28"/>
               </w:rPr>
             </w:pPr>
+            <w:proofErr w:type="spellStart"/>
             <w:r>
               <w:rPr>
                 <w:rFonts w:ascii="Times New Roman" w:hAnsi="Times New Roman" w:cs="Times New Roman"/>
@@ -22301,6 +27849,7 @@
               </w:rPr>
               <w:t>int</w:t>
             </w:r>
+            <w:proofErr w:type="spellEnd"/>
           </w:p>
         </w:tc>
         <w:tc>
@@ -22383,6 +27932,7 @@
                 <w:szCs w:val="28"/>
               </w:rPr>
             </w:pPr>
+            <w:proofErr w:type="spellStart"/>
             <w:r>
               <w:rPr>
                 <w:rFonts w:ascii="Times New Roman" w:hAnsi="Times New Roman" w:cs="Times New Roman"/>
@@ -22391,6 +27941,7 @@
               </w:rPr>
               <w:t>Имя_коробки</w:t>
             </w:r>
+            <w:proofErr w:type="spellEnd"/>
           </w:p>
         </w:tc>
         <w:tc>
@@ -22405,6 +27956,7 @@
                 <w:szCs w:val="28"/>
               </w:rPr>
             </w:pPr>
+            <w:proofErr w:type="spellStart"/>
             <w:r>
               <w:rPr>
                 <w:rFonts w:ascii="Times New Roman" w:hAnsi="Times New Roman" w:cs="Times New Roman"/>
@@ -22413,6 +27965,7 @@
               </w:rPr>
               <w:t>string</w:t>
             </w:r>
+            <w:proofErr w:type="spellEnd"/>
           </w:p>
         </w:tc>
         <w:tc>
@@ -22527,6 +28080,7 @@
                 <w:szCs w:val="28"/>
               </w:rPr>
             </w:pPr>
+            <w:proofErr w:type="spellStart"/>
             <w:r>
               <w:rPr>
                 <w:rFonts w:ascii="Times New Roman" w:hAnsi="Times New Roman" w:cs="Times New Roman"/>
@@ -22535,6 +28089,7 @@
               </w:rPr>
               <w:t>Год_работы</w:t>
             </w:r>
+            <w:proofErr w:type="spellEnd"/>
           </w:p>
         </w:tc>
         <w:tc>
@@ -22549,6 +28104,7 @@
                 <w:szCs w:val="28"/>
               </w:rPr>
             </w:pPr>
+            <w:proofErr w:type="spellStart"/>
             <w:r>
               <w:rPr>
                 <w:rFonts w:ascii="Times New Roman" w:hAnsi="Times New Roman" w:cs="Times New Roman"/>
@@ -22557,6 +28113,7 @@
               </w:rPr>
               <w:t>DateTime</w:t>
             </w:r>
+            <w:proofErr w:type="spellEnd"/>
           </w:p>
         </w:tc>
         <w:tc>
@@ -22571,13 +28128,51 @@
                 <w:szCs w:val="28"/>
               </w:rPr>
             </w:pPr>
-            <w:r>
-              <w:rPr>
-                <w:rFonts w:ascii="Times New Roman" w:hAnsi="Times New Roman" w:cs="Times New Roman"/>
-                <w:sz w:val="28"/>
-                <w:szCs w:val="28"/>
-              </w:rPr>
-              <w:t>new DateTime(2020, 5, 15)</w:t>
+            <w:proofErr w:type="spellStart"/>
+            <w:r>
+              <w:rPr>
+                <w:rFonts w:ascii="Times New Roman" w:hAnsi="Times New Roman" w:cs="Times New Roman"/>
+                <w:sz w:val="28"/>
+                <w:szCs w:val="28"/>
+              </w:rPr>
+              <w:t>new</w:t>
+            </w:r>
+            <w:proofErr w:type="spellEnd"/>
+            <w:r>
+              <w:rPr>
+                <w:rFonts w:ascii="Times New Roman" w:hAnsi="Times New Roman" w:cs="Times New Roman"/>
+                <w:sz w:val="28"/>
+                <w:szCs w:val="28"/>
+              </w:rPr>
+              <w:t xml:space="preserve"> </w:t>
+            </w:r>
+            <w:proofErr w:type="spellStart"/>
+            <w:proofErr w:type="gramStart"/>
+            <w:r>
+              <w:rPr>
+                <w:rFonts w:ascii="Times New Roman" w:hAnsi="Times New Roman" w:cs="Times New Roman"/>
+                <w:sz w:val="28"/>
+                <w:szCs w:val="28"/>
+              </w:rPr>
+              <w:t>DateTime</w:t>
+            </w:r>
+            <w:proofErr w:type="spellEnd"/>
+            <w:r>
+              <w:rPr>
+                <w:rFonts w:ascii="Times New Roman" w:hAnsi="Times New Roman" w:cs="Times New Roman"/>
+                <w:sz w:val="28"/>
+                <w:szCs w:val="28"/>
+              </w:rPr>
+              <w:t>(</w:t>
+            </w:r>
+            <w:proofErr w:type="gramEnd"/>
+            <w:r>
+              <w:rPr>
+                <w:rFonts w:ascii="Times New Roman" w:hAnsi="Times New Roman" w:cs="Times New Roman"/>
+                <w:sz w:val="28"/>
+                <w:szCs w:val="28"/>
+              </w:rPr>
+              <w:t>2020, 5, 15)</w:t>
             </w:r>
           </w:p>
         </w:tc>
@@ -22593,13 +28188,51 @@
                 <w:szCs w:val="28"/>
               </w:rPr>
             </w:pPr>
-            <w:r>
-              <w:rPr>
-                <w:rFonts w:ascii="Times New Roman" w:hAnsi="Times New Roman" w:cs="Times New Roman"/>
-                <w:sz w:val="28"/>
-                <w:szCs w:val="28"/>
-              </w:rPr>
-              <w:t>new DateTime(2018, 3, 10)</w:t>
+            <w:proofErr w:type="spellStart"/>
+            <w:r>
+              <w:rPr>
+                <w:rFonts w:ascii="Times New Roman" w:hAnsi="Times New Roman" w:cs="Times New Roman"/>
+                <w:sz w:val="28"/>
+                <w:szCs w:val="28"/>
+              </w:rPr>
+              <w:t>new</w:t>
+            </w:r>
+            <w:proofErr w:type="spellEnd"/>
+            <w:r>
+              <w:rPr>
+                <w:rFonts w:ascii="Times New Roman" w:hAnsi="Times New Roman" w:cs="Times New Roman"/>
+                <w:sz w:val="28"/>
+                <w:szCs w:val="28"/>
+              </w:rPr>
+              <w:t xml:space="preserve"> </w:t>
+            </w:r>
+            <w:proofErr w:type="spellStart"/>
+            <w:proofErr w:type="gramStart"/>
+            <w:r>
+              <w:rPr>
+                <w:rFonts w:ascii="Times New Roman" w:hAnsi="Times New Roman" w:cs="Times New Roman"/>
+                <w:sz w:val="28"/>
+                <w:szCs w:val="28"/>
+              </w:rPr>
+              <w:t>DateTime</w:t>
+            </w:r>
+            <w:proofErr w:type="spellEnd"/>
+            <w:r>
+              <w:rPr>
+                <w:rFonts w:ascii="Times New Roman" w:hAnsi="Times New Roman" w:cs="Times New Roman"/>
+                <w:sz w:val="28"/>
+                <w:szCs w:val="28"/>
+              </w:rPr>
+              <w:t>(</w:t>
+            </w:r>
+            <w:proofErr w:type="gramEnd"/>
+            <w:r>
+              <w:rPr>
+                <w:rFonts w:ascii="Times New Roman" w:hAnsi="Times New Roman" w:cs="Times New Roman"/>
+                <w:sz w:val="28"/>
+                <w:szCs w:val="28"/>
+              </w:rPr>
+              <w:t>2018, 3, 10)</w:t>
             </w:r>
           </w:p>
         </w:tc>
@@ -22615,6 +28248,7 @@
                 <w:szCs w:val="28"/>
               </w:rPr>
             </w:pPr>
+            <w:proofErr w:type="spellStart"/>
             <w:r>
               <w:rPr>
                 <w:rFonts w:ascii="Times New Roman" w:hAnsi="Times New Roman" w:cs="Times New Roman"/>
@@ -22623,6 +28257,7 @@
               </w:rPr>
               <w:t>DBNull.Value</w:t>
             </w:r>
+            <w:proofErr w:type="spellEnd"/>
           </w:p>
         </w:tc>
       </w:tr>
@@ -22639,6 +28274,7 @@
                 <w:szCs w:val="28"/>
               </w:rPr>
             </w:pPr>
+            <w:proofErr w:type="spellStart"/>
             <w:r>
               <w:rPr>
                 <w:rFonts w:ascii="Times New Roman" w:hAnsi="Times New Roman" w:cs="Times New Roman"/>
@@ -22647,6 +28283,7 @@
               </w:rPr>
               <w:t>Другая_дата</w:t>
             </w:r>
+            <w:proofErr w:type="spellEnd"/>
           </w:p>
         </w:tc>
         <w:tc>
@@ -22661,6 +28298,7 @@
                 <w:szCs w:val="28"/>
               </w:rPr>
             </w:pPr>
+            <w:proofErr w:type="spellStart"/>
             <w:r>
               <w:rPr>
                 <w:rFonts w:ascii="Times New Roman" w:hAnsi="Times New Roman" w:cs="Times New Roman"/>
@@ -22669,6 +28307,7 @@
               </w:rPr>
               <w:t>DateTime</w:t>
             </w:r>
+            <w:proofErr w:type="spellEnd"/>
           </w:p>
         </w:tc>
         <w:tc>
@@ -22683,13 +28322,51 @@
                 <w:szCs w:val="28"/>
               </w:rPr>
             </w:pPr>
-            <w:r>
-              <w:rPr>
-                <w:rFonts w:ascii="Times New Roman" w:hAnsi="Times New Roman" w:cs="Times New Roman"/>
-                <w:sz w:val="28"/>
-                <w:szCs w:val="28"/>
-              </w:rPr>
-              <w:t>new DateTime(2021, 6, 20)</w:t>
+            <w:proofErr w:type="spellStart"/>
+            <w:r>
+              <w:rPr>
+                <w:rFonts w:ascii="Times New Roman" w:hAnsi="Times New Roman" w:cs="Times New Roman"/>
+                <w:sz w:val="28"/>
+                <w:szCs w:val="28"/>
+              </w:rPr>
+              <w:t>new</w:t>
+            </w:r>
+            <w:proofErr w:type="spellEnd"/>
+            <w:r>
+              <w:rPr>
+                <w:rFonts w:ascii="Times New Roman" w:hAnsi="Times New Roman" w:cs="Times New Roman"/>
+                <w:sz w:val="28"/>
+                <w:szCs w:val="28"/>
+              </w:rPr>
+              <w:t xml:space="preserve"> </w:t>
+            </w:r>
+            <w:proofErr w:type="spellStart"/>
+            <w:proofErr w:type="gramStart"/>
+            <w:r>
+              <w:rPr>
+                <w:rFonts w:ascii="Times New Roman" w:hAnsi="Times New Roman" w:cs="Times New Roman"/>
+                <w:sz w:val="28"/>
+                <w:szCs w:val="28"/>
+              </w:rPr>
+              <w:t>DateTime</w:t>
+            </w:r>
+            <w:proofErr w:type="spellEnd"/>
+            <w:r>
+              <w:rPr>
+                <w:rFonts w:ascii="Times New Roman" w:hAnsi="Times New Roman" w:cs="Times New Roman"/>
+                <w:sz w:val="28"/>
+                <w:szCs w:val="28"/>
+              </w:rPr>
+              <w:t>(</w:t>
+            </w:r>
+            <w:proofErr w:type="gramEnd"/>
+            <w:r>
+              <w:rPr>
+                <w:rFonts w:ascii="Times New Roman" w:hAnsi="Times New Roman" w:cs="Times New Roman"/>
+                <w:sz w:val="28"/>
+                <w:szCs w:val="28"/>
+              </w:rPr>
+              <w:t>2021, 6, 20)</w:t>
             </w:r>
           </w:p>
         </w:tc>
@@ -22705,13 +28382,51 @@
                 <w:szCs w:val="28"/>
               </w:rPr>
             </w:pPr>
-            <w:r>
-              <w:rPr>
-                <w:rFonts w:ascii="Times New Roman" w:hAnsi="Times New Roman" w:cs="Times New Roman"/>
-                <w:sz w:val="28"/>
-                <w:szCs w:val="28"/>
-              </w:rPr>
-              <w:t>new DateTime(2019, 7, 25)</w:t>
+            <w:proofErr w:type="spellStart"/>
+            <w:r>
+              <w:rPr>
+                <w:rFonts w:ascii="Times New Roman" w:hAnsi="Times New Roman" w:cs="Times New Roman"/>
+                <w:sz w:val="28"/>
+                <w:szCs w:val="28"/>
+              </w:rPr>
+              <w:t>new</w:t>
+            </w:r>
+            <w:proofErr w:type="spellEnd"/>
+            <w:r>
+              <w:rPr>
+                <w:rFonts w:ascii="Times New Roman" w:hAnsi="Times New Roman" w:cs="Times New Roman"/>
+                <w:sz w:val="28"/>
+                <w:szCs w:val="28"/>
+              </w:rPr>
+              <w:t xml:space="preserve"> </w:t>
+            </w:r>
+            <w:proofErr w:type="spellStart"/>
+            <w:proofErr w:type="gramStart"/>
+            <w:r>
+              <w:rPr>
+                <w:rFonts w:ascii="Times New Roman" w:hAnsi="Times New Roman" w:cs="Times New Roman"/>
+                <w:sz w:val="28"/>
+                <w:szCs w:val="28"/>
+              </w:rPr>
+              <w:t>DateTime</w:t>
+            </w:r>
+            <w:proofErr w:type="spellEnd"/>
+            <w:r>
+              <w:rPr>
+                <w:rFonts w:ascii="Times New Roman" w:hAnsi="Times New Roman" w:cs="Times New Roman"/>
+                <w:sz w:val="28"/>
+                <w:szCs w:val="28"/>
+              </w:rPr>
+              <w:t>(</w:t>
+            </w:r>
+            <w:proofErr w:type="gramEnd"/>
+            <w:r>
+              <w:rPr>
+                <w:rFonts w:ascii="Times New Roman" w:hAnsi="Times New Roman" w:cs="Times New Roman"/>
+                <w:sz w:val="28"/>
+                <w:szCs w:val="28"/>
+              </w:rPr>
+              <w:t>2019, 7, 25)</w:t>
             </w:r>
           </w:p>
         </w:tc>
@@ -22727,13 +28442,51 @@
                 <w:szCs w:val="28"/>
               </w:rPr>
             </w:pPr>
-            <w:r>
-              <w:rPr>
-                <w:rFonts w:ascii="Times New Roman" w:hAnsi="Times New Roman" w:cs="Times New Roman"/>
-                <w:sz w:val="28"/>
-                <w:szCs w:val="28"/>
-              </w:rPr>
-              <w:t>new DateTime(2022, 8, 1)</w:t>
+            <w:proofErr w:type="spellStart"/>
+            <w:r>
+              <w:rPr>
+                <w:rFonts w:ascii="Times New Roman" w:hAnsi="Times New Roman" w:cs="Times New Roman"/>
+                <w:sz w:val="28"/>
+                <w:szCs w:val="28"/>
+              </w:rPr>
+              <w:t>new</w:t>
+            </w:r>
+            <w:proofErr w:type="spellEnd"/>
+            <w:r>
+              <w:rPr>
+                <w:rFonts w:ascii="Times New Roman" w:hAnsi="Times New Roman" w:cs="Times New Roman"/>
+                <w:sz w:val="28"/>
+                <w:szCs w:val="28"/>
+              </w:rPr>
+              <w:t xml:space="preserve"> </w:t>
+            </w:r>
+            <w:proofErr w:type="spellStart"/>
+            <w:proofErr w:type="gramStart"/>
+            <w:r>
+              <w:rPr>
+                <w:rFonts w:ascii="Times New Roman" w:hAnsi="Times New Roman" w:cs="Times New Roman"/>
+                <w:sz w:val="28"/>
+                <w:szCs w:val="28"/>
+              </w:rPr>
+              <w:t>DateTime</w:t>
+            </w:r>
+            <w:proofErr w:type="spellEnd"/>
+            <w:r>
+              <w:rPr>
+                <w:rFonts w:ascii="Times New Roman" w:hAnsi="Times New Roman" w:cs="Times New Roman"/>
+                <w:sz w:val="28"/>
+                <w:szCs w:val="28"/>
+              </w:rPr>
+              <w:t>(</w:t>
+            </w:r>
+            <w:proofErr w:type="gramEnd"/>
+            <w:r>
+              <w:rPr>
+                <w:rFonts w:ascii="Times New Roman" w:hAnsi="Times New Roman" w:cs="Times New Roman"/>
+                <w:sz w:val="28"/>
+                <w:szCs w:val="28"/>
+              </w:rPr>
+              <w:t>2022, 8, 1)</w:t>
             </w:r>
           </w:p>
         </w:tc>
@@ -23165,7 +28918,7 @@
     <w:p>
       <w:pPr>
         <w:sectPr>
-          <w:footerReference w:type="default" r:id="rId15"/>
+          <w:footerReference w:type="default" r:id="rId22"/>
           <w:pgSz w:w="11906" w:h="16838"/>
           <w:pgMar w:top="1134" w:right="567" w:bottom="1134" w:left="1701" w:header="709" w:footer="709" w:gutter="0"/>
           <w:cols w:space="708"/>
@@ -23281,7 +29034,7 @@
       <w:bookmarkEnd w:id="24"/>
     </w:p>
     <w:sectPr>
-      <w:footerReference w:type="default" r:id="rId16"/>
+      <w:footerReference w:type="default" r:id="rId23"/>
       <w:pgSz w:w="11906" w:h="16838"/>
       <w:pgMar w:top="1134" w:right="567" w:bottom="1134" w:left="1701" w:header="709" w:footer="709" w:gutter="0"/>
       <w:cols w:space="708"/>
@@ -24159,6 +29912,95 @@
     </w:lvl>
   </w:abstractNum>
   <w:abstractNum w:abstractNumId="7" w15:restartNumberingAfterBreak="0">
+    <w:nsid w:val="38DB5897"/>
+    <w:multiLevelType w:val="hybridMultilevel"/>
+    <w:tmpl w:val="09D48E60"/>
+    <w:lvl w:ilvl="0" w:tplc="34E0CA36">
+      <w:start w:val="1"/>
+      <w:numFmt w:val="decimal"/>
+      <w:lvlText w:val="%1."/>
+      <w:lvlJc w:val="left"/>
+      <w:pPr>
+        <w:ind w:left="1068" w:hanging="360"/>
+      </w:pPr>
+      <w:rPr>
+        <w:rFonts w:hint="default"/>
+      </w:rPr>
+    </w:lvl>
+    <w:lvl w:ilvl="1" w:tplc="04190019" w:tentative="1">
+      <w:start w:val="1"/>
+      <w:numFmt w:val="lowerLetter"/>
+      <w:lvlText w:val="%2."/>
+      <w:lvlJc w:val="left"/>
+      <w:pPr>
+        <w:ind w:left="1788" w:hanging="360"/>
+      </w:pPr>
+    </w:lvl>
+    <w:lvl w:ilvl="2" w:tplc="0419001B" w:tentative="1">
+      <w:start w:val="1"/>
+      <w:numFmt w:val="lowerRoman"/>
+      <w:lvlText w:val="%3."/>
+      <w:lvlJc w:val="right"/>
+      <w:pPr>
+        <w:ind w:left="2508" w:hanging="180"/>
+      </w:pPr>
+    </w:lvl>
+    <w:lvl w:ilvl="3" w:tplc="0419000F" w:tentative="1">
+      <w:start w:val="1"/>
+      <w:numFmt w:val="decimal"/>
+      <w:lvlText w:val="%4."/>
+      <w:lvlJc w:val="left"/>
+      <w:pPr>
+        <w:ind w:left="3228" w:hanging="360"/>
+      </w:pPr>
+    </w:lvl>
+    <w:lvl w:ilvl="4" w:tplc="04190019" w:tentative="1">
+      <w:start w:val="1"/>
+      <w:numFmt w:val="lowerLetter"/>
+      <w:lvlText w:val="%5."/>
+      <w:lvlJc w:val="left"/>
+      <w:pPr>
+        <w:ind w:left="3948" w:hanging="360"/>
+      </w:pPr>
+    </w:lvl>
+    <w:lvl w:ilvl="5" w:tplc="0419001B" w:tentative="1">
+      <w:start w:val="1"/>
+      <w:numFmt w:val="lowerRoman"/>
+      <w:lvlText w:val="%6."/>
+      <w:lvlJc w:val="right"/>
+      <w:pPr>
+        <w:ind w:left="4668" w:hanging="180"/>
+      </w:pPr>
+    </w:lvl>
+    <w:lvl w:ilvl="6" w:tplc="0419000F" w:tentative="1">
+      <w:start w:val="1"/>
+      <w:numFmt w:val="decimal"/>
+      <w:lvlText w:val="%7."/>
+      <w:lvlJc w:val="left"/>
+      <w:pPr>
+        <w:ind w:left="5388" w:hanging="360"/>
+      </w:pPr>
+    </w:lvl>
+    <w:lvl w:ilvl="7" w:tplc="04190019" w:tentative="1">
+      <w:start w:val="1"/>
+      <w:numFmt w:val="lowerLetter"/>
+      <w:lvlText w:val="%8."/>
+      <w:lvlJc w:val="left"/>
+      <w:pPr>
+        <w:ind w:left="6108" w:hanging="360"/>
+      </w:pPr>
+    </w:lvl>
+    <w:lvl w:ilvl="8" w:tplc="0419001B" w:tentative="1">
+      <w:start w:val="1"/>
+      <w:numFmt w:val="lowerRoman"/>
+      <w:lvlText w:val="%9."/>
+      <w:lvlJc w:val="right"/>
+      <w:pPr>
+        <w:ind w:left="6828" w:hanging="180"/>
+      </w:pPr>
+    </w:lvl>
+  </w:abstractNum>
+  <w:abstractNum w:abstractNumId="8" w15:restartNumberingAfterBreak="0">
     <w:nsid w:val="39AD70ED"/>
     <w:multiLevelType w:val="multilevel"/>
     <w:tmpl w:val="E5E067B0"/>
@@ -24305,7 +30147,7 @@
       </w:rPr>
     </w:lvl>
   </w:abstractNum>
-  <w:abstractNum w:abstractNumId="8" w15:restartNumberingAfterBreak="0">
+  <w:abstractNum w:abstractNumId="9" w15:restartNumberingAfterBreak="0">
     <w:nsid w:val="3A2D05F5"/>
     <w:multiLevelType w:val="hybridMultilevel"/>
     <w:tmpl w:val="E57C544A"/>
@@ -24395,7 +30237,7 @@
       </w:pPr>
     </w:lvl>
   </w:abstractNum>
-  <w:abstractNum w:abstractNumId="9" w15:restartNumberingAfterBreak="0">
+  <w:abstractNum w:abstractNumId="10" w15:restartNumberingAfterBreak="0">
     <w:nsid w:val="3AA21282"/>
     <w:multiLevelType w:val="hybridMultilevel"/>
     <w:tmpl w:val="E57C544A"/>
@@ -24485,7 +30327,7 @@
       </w:pPr>
     </w:lvl>
   </w:abstractNum>
-  <w:abstractNum w:abstractNumId="10" w15:restartNumberingAfterBreak="0">
+  <w:abstractNum w:abstractNumId="11" w15:restartNumberingAfterBreak="0">
     <w:nsid w:val="478333EC"/>
     <w:multiLevelType w:val="multilevel"/>
     <w:tmpl w:val="3F921FFA"/>
@@ -24632,7 +30474,7 @@
       </w:rPr>
     </w:lvl>
   </w:abstractNum>
-  <w:abstractNum w:abstractNumId="11" w15:restartNumberingAfterBreak="0">
+  <w:abstractNum w:abstractNumId="12" w15:restartNumberingAfterBreak="0">
     <w:nsid w:val="4D4A4812"/>
     <w:multiLevelType w:val="hybridMultilevel"/>
     <w:tmpl w:val="62EEB1CA"/>
@@ -24745,7 +30587,7 @@
       </w:rPr>
     </w:lvl>
   </w:abstractNum>
-  <w:abstractNum w:abstractNumId="12" w15:restartNumberingAfterBreak="0">
+  <w:abstractNum w:abstractNumId="13" w15:restartNumberingAfterBreak="0">
     <w:nsid w:val="55E57E99"/>
     <w:multiLevelType w:val="hybridMultilevel"/>
     <w:tmpl w:val="EA3EF9F0"/>
@@ -24858,7 +30700,7 @@
       </w:rPr>
     </w:lvl>
   </w:abstractNum>
-  <w:abstractNum w:abstractNumId="13" w15:restartNumberingAfterBreak="0">
+  <w:abstractNum w:abstractNumId="14" w15:restartNumberingAfterBreak="0">
     <w:nsid w:val="57841C84"/>
     <w:multiLevelType w:val="hybridMultilevel"/>
     <w:tmpl w:val="7CB47214"/>
@@ -24972,7 +30814,7 @@
       </w:rPr>
     </w:lvl>
   </w:abstractNum>
-  <w:abstractNum w:abstractNumId="14" w15:restartNumberingAfterBreak="0">
+  <w:abstractNum w:abstractNumId="15" w15:restartNumberingAfterBreak="0">
     <w:nsid w:val="5F2B38A9"/>
     <w:multiLevelType w:val="hybridMultilevel"/>
     <w:tmpl w:val="E57C544A"/>
@@ -25062,7 +30904,7 @@
       </w:pPr>
     </w:lvl>
   </w:abstractNum>
-  <w:abstractNum w:abstractNumId="15" w15:restartNumberingAfterBreak="0">
+  <w:abstractNum w:abstractNumId="16" w15:restartNumberingAfterBreak="0">
     <w:nsid w:val="753B18FE"/>
     <w:multiLevelType w:val="multilevel"/>
     <w:tmpl w:val="1602BFCC"/>
@@ -25176,10 +31018,10 @@
     </w:lvl>
   </w:abstractNum>
   <w:num w:numId="1" w16cid:durableId="932518544">
-    <w:abstractNumId w:val="9"/>
+    <w:abstractNumId w:val="10"/>
   </w:num>
   <w:num w:numId="2" w16cid:durableId="934897622">
-    <w:abstractNumId w:val="8"/>
+    <w:abstractNumId w:val="9"/>
   </w:num>
   <w:num w:numId="3" w16cid:durableId="1357807184">
     <w:abstractNumId w:val="5"/>
@@ -25188,10 +31030,10 @@
     <w:abstractNumId w:val="1"/>
   </w:num>
   <w:num w:numId="5" w16cid:durableId="1029070353">
-    <w:abstractNumId w:val="15"/>
+    <w:abstractNumId w:val="16"/>
   </w:num>
   <w:num w:numId="6" w16cid:durableId="1276522466">
-    <w:abstractNumId w:val="10"/>
+    <w:abstractNumId w:val="11"/>
   </w:num>
   <w:num w:numId="7" w16cid:durableId="1472746807">
     <w:abstractNumId w:val="6"/>
@@ -25203,7 +31045,7 @@
     <w:abstractNumId w:val="2"/>
   </w:num>
   <w:num w:numId="10" w16cid:durableId="6828756">
-    <w:abstractNumId w:val="7"/>
+    <w:abstractNumId w:val="8"/>
   </w:num>
   <w:num w:numId="11" w16cid:durableId="689071381">
     <w:abstractNumId w:val="4"/>
@@ -25212,16 +31054,19 @@
     <w:abstractNumId w:val="3"/>
   </w:num>
   <w:num w:numId="13" w16cid:durableId="1468008963">
+    <w:abstractNumId w:val="15"/>
+  </w:num>
+  <w:num w:numId="14" w16cid:durableId="51932726">
+    <w:abstractNumId w:val="12"/>
+  </w:num>
+  <w:num w:numId="15" w16cid:durableId="940719993">
     <w:abstractNumId w:val="14"/>
   </w:num>
-  <w:num w:numId="14" w16cid:durableId="51932726">
-    <w:abstractNumId w:val="11"/>
-  </w:num>
-  <w:num w:numId="15" w16cid:durableId="940719993">
+  <w:num w:numId="16" w16cid:durableId="2014723521">
     <w:abstractNumId w:val="13"/>
   </w:num>
-  <w:num w:numId="16" w16cid:durableId="2014723521">
-    <w:abstractNumId w:val="12"/>
+  <w:num w:numId="17" w16cid:durableId="1051728691">
+    <w:abstractNumId w:val="7"/>
   </w:num>
 </w:numbering>
 </file>
@@ -25626,7 +31471,7 @@
   <w:style w:type="paragraph" w:default="1" w:styleId="a">
     <w:name w:val="Normal"/>
     <w:qFormat/>
-    <w:rsid w:val="003D7DB0"/>
+    <w:rsid w:val="00EB4B67"/>
   </w:style>
   <w:style w:type="paragraph" w:styleId="1">
     <w:name w:val="heading 1"/>
@@ -25829,6 +31674,7 @@
   <w:style w:type="character" w:default="1" w:styleId="a0">
     <w:name w:val="Default Paragraph Font"/>
     <w:uiPriority w:val="1"/>
+    <w:semiHidden/>
     <w:unhideWhenUsed/>
   </w:style>
   <w:style w:type="table" w:default="1" w:styleId="a1">
